--- a/TS Jatai Ghanam Project/TS 1.5/TS 1.5 Ghanam Sanskrit Corrections.docx
+++ b/TS Jatai Ghanam Project/TS 1.5/TS 1.5 Ghanam Sanskrit Corrections.docx
@@ -1,7 +1,2781 @@
 
 <file path=word/document.xml><?xml version="1.0" encoding="utf-8"?>
-<w:document xmlns:wpc="http://schemas.microsoft.com/office/word/2010/wordprocessingCanvas" xmlns:cx="http://schemas.microsoft.com/office/drawing/2014/chartex" xmlns:cx1="http://schemas.microsoft.com/office/drawing/2015/9/8/chartex" xmlns:cx2="http://schemas.microsoft.com/office/drawing/2015/10/21/chartex" xmlns:cx3="http://schemas.microsoft.com/office/drawing/2016/5/9/chartex" xmlns:cx4="http://schemas.microsoft.com/office/drawing/2016/5/10/chartex" xmlns:cx5="http://schemas.microsoft.com/office/drawing/2016/5/11/chartex" xmlns:cx6="http://schemas.microsoft.com/office/drawing/2016/5/12/chartex" xmlns:cx7="http://schemas.microsoft.com/office/drawing/2016/5/13/chartex" xmlns:cx8="http://schemas.microsoft.com/office/drawing/2016/5/14/chartex" xmlns:mc="http://schemas.openxmlformats.org/markup-compatibility/2006" xmlns:aink="http://schemas.microsoft.com/office/drawing/2016/ink" xmlns:am3d="http://schemas.microsoft.com/office/drawing/2017/model3d" xmlns:o="urn:schemas-microsoft-com:office:office" xmlns:oel="http://schemas.microsoft.com/office/2019/extlst" xmlns:r="http://schemas.openxmlformats.org/officeDocument/2006/relationships" xmlns:m="http://schemas.openxmlformats.org/officeDocument/2006/math" xmlns:v="urn:schemas-microsoft-com:vml" xmlns:wp14="http://schemas.microsoft.com/office/word/2010/wordprocessingDrawing" xmlns:wp="http://schemas.openxmlformats.org/drawingml/2006/wordprocessingDrawing" xmlns:w10="urn:schemas-microsoft-com:office:word" xmlns:w="http://schemas.openxmlformats.org/wordprocessingml/2006/main" xmlns:w14="http://schemas.microsoft.com/office/word/2010/wordml" xmlns:w15="http://schemas.microsoft.com/office/word/2012/wordml" xmlns:w16cex="http://schemas.microsoft.com/office/word/2018/wordml/cex" xmlns:w16cid="http://schemas.microsoft.com/office/word/2016/wordml/cid" xmlns:w16="http://schemas.microsoft.com/office/word/2018/wordml" xmlns:w16sdtdh="http://schemas.microsoft.com/office/word/2020/wordml/sdtdatahash" xmlns:w16se="http://schemas.microsoft.com/office/word/2015/wordml/symex" xmlns:wpg="http://schemas.microsoft.com/office/word/2010/wordprocessingGroup" xmlns:wpi="http://schemas.microsoft.com/office/word/2010/wordprocessingInk" xmlns:wne="http://schemas.microsoft.com/office/word/2006/wordml" xmlns:wps="http://schemas.microsoft.com/office/word/2010/wordprocessingShape" mc:Ignorable="w14 w15 w16se w16cid w16 w16cex w16sdtdh wp14">
+<w:document xmlns:wpc="http://schemas.microsoft.com/office/word/2010/wordprocessingCanvas" xmlns:cx="http://schemas.microsoft.com/office/drawing/2014/chartex" xmlns:cx1="http://schemas.microsoft.com/office/drawing/2015/9/8/chartex" xmlns:cx2="http://schemas.microsoft.com/office/drawing/2015/10/21/chartex" xmlns:cx3="http://schemas.microsoft.com/office/drawing/2016/5/9/chartex" xmlns:cx4="http://schemas.microsoft.com/office/drawing/2016/5/10/chartex" xmlns:cx5="http://schemas.microsoft.com/office/drawing/2016/5/11/chartex" xmlns:cx6="http://schemas.microsoft.com/office/drawing/2016/5/12/chartex" xmlns:cx7="http://schemas.microsoft.com/office/drawing/2016/5/13/chartex" xmlns:cx8="http://schemas.microsoft.com/office/drawing/2016/5/14/chartex" xmlns:mc="http://schemas.openxmlformats.org/markup-compatibility/2006" xmlns:aink="http://schemas.microsoft.com/office/drawing/2016/ink" xmlns:am3d="http://schemas.microsoft.com/office/drawing/2017/model3d" xmlns:o="urn:schemas-microsoft-com:office:office" xmlns:oel="http://schemas.microsoft.com/office/2019/extlst" xmlns:r="http://schemas.openxmlformats.org/officeDocument/2006/relationships" xmlns:m="http://schemas.openxmlformats.org/officeDocument/2006/math" xmlns:v="urn:schemas-microsoft-com:vml" xmlns:wp14="http://schemas.microsoft.com/office/word/2010/wordprocessingDrawing" xmlns:wp="http://schemas.openxmlformats.org/drawingml/2006/wordprocessingDrawing" xmlns:w10="urn:schemas-microsoft-com:office:word" xmlns:w="http://schemas.openxmlformats.org/wordprocessingml/2006/main" xmlns:w14="http://schemas.microsoft.com/office/word/2010/wordml" xmlns:w15="http://schemas.microsoft.com/office/word/2012/wordml" xmlns:w16cex="http://schemas.microsoft.com/office/word/2018/wordml/cex" xmlns:w16cid="http://schemas.microsoft.com/office/word/2016/wordml/cid" xmlns:w16="http://schemas.microsoft.com/office/word/2018/wordml" xmlns:w16du="http://schemas.microsoft.com/office/word/2023/wordml/word16du" xmlns:w16sdtdh="http://schemas.microsoft.com/office/word/2020/wordml/sdtdatahash" xmlns:w16sdtfl="http://schemas.microsoft.com/office/word/2024/wordml/sdtformatlock" xmlns:w16se="http://schemas.microsoft.com/office/word/2015/wordml/symex" xmlns:wpg="http://schemas.microsoft.com/office/word/2010/wordprocessingGroup" xmlns:wpi="http://schemas.microsoft.com/office/word/2010/wordprocessingInk" xmlns:wne="http://schemas.microsoft.com/office/word/2006/wordml" xmlns:wps="http://schemas.microsoft.com/office/word/2010/wordprocessingShape" mc:Ignorable="w14 w15 w16se w16cid w16 w16cex w16sdtdh w16sdtfl w16du wp14">
   <w:body>
+    <w:p>
+      <w:pPr>
+        <w:spacing w:before="0" w:line="240" w:lineRule="auto"/>
+        <w:jc w:val="center"/>
+        <w:rPr>
+          <w:b/>
+          <w:bCs/>
+          <w:sz w:val="32"/>
+          <w:szCs w:val="32"/>
+          <w:u w:val="single"/>
+        </w:rPr>
+      </w:pPr>
+      <w:r>
+        <w:rPr>
+          <w:b/>
+          <w:bCs/>
+          <w:sz w:val="32"/>
+          <w:szCs w:val="32"/>
+          <w:u w:val="single"/>
+        </w:rPr>
+        <w:t xml:space="preserve">TS </w:t>
+      </w:r>
+      <w:r>
+        <w:rPr>
+          <w:b/>
+          <w:bCs/>
+          <w:sz w:val="32"/>
+          <w:szCs w:val="32"/>
+          <w:u w:val="single"/>
+        </w:rPr>
+        <w:t>Ghanam</w:t>
+      </w:r>
+      <w:r>
+        <w:rPr>
+          <w:b/>
+          <w:bCs/>
+          <w:sz w:val="32"/>
+          <w:szCs w:val="32"/>
+          <w:u w:val="single"/>
+        </w:rPr>
+        <w:t xml:space="preserve"> – TS 1.5 </w:t>
+      </w:r>
+      <w:r>
+        <w:rPr>
+          <w:b/>
+          <w:bCs/>
+          <w:sz w:val="32"/>
+          <w:szCs w:val="32"/>
+          <w:u w:val="single"/>
+        </w:rPr>
+        <w:t>Sanskrit</w:t>
+      </w:r>
+      <w:r>
+        <w:rPr>
+          <w:b/>
+          <w:bCs/>
+          <w:sz w:val="32"/>
+          <w:szCs w:val="32"/>
+          <w:u w:val="single"/>
+        </w:rPr>
+        <w:t xml:space="preserve"> Corrections – Observed </w:t>
+      </w:r>
+      <w:proofErr w:type="gramStart"/>
+      <w:r>
+        <w:rPr>
+          <w:b/>
+          <w:bCs/>
+          <w:sz w:val="32"/>
+          <w:szCs w:val="32"/>
+          <w:u w:val="single"/>
+        </w:rPr>
+        <w:t xml:space="preserve">till </w:t>
+      </w:r>
+      <w:r>
+        <w:rPr>
+          <w:b/>
+          <w:bCs/>
+          <w:sz w:val="32"/>
+          <w:szCs w:val="32"/>
+          <w:highlight w:val="red"/>
+          <w:u w:val="single"/>
+        </w:rPr>
+        <w:t>????</w:t>
+      </w:r>
+      <w:proofErr w:type="gramEnd"/>
+    </w:p>
+    <w:p>
+      <w:pPr>
+        <w:spacing w:before="0" w:line="240" w:lineRule="auto"/>
+        <w:jc w:val="center"/>
+        <w:rPr>
+          <w:b/>
+          <w:bCs/>
+          <w:sz w:val="28"/>
+          <w:szCs w:val="32"/>
+        </w:rPr>
+      </w:pPr>
+      <w:r>
+        <w:rPr>
+          <w:b/>
+          <w:bCs/>
+          <w:sz w:val="28"/>
+          <w:szCs w:val="32"/>
+        </w:rPr>
+        <w:t>(ignore those which are already incorporated in your book’s version and date)</w:t>
+      </w:r>
+    </w:p>
+    <w:tbl>
+      <w:tblPr>
+        <w:tblW w:w="14395" w:type="dxa"/>
+        <w:tblInd w:w="-792" w:type="dxa"/>
+        <w:tblBorders>
+          <w:top w:val="single" w:sz="4" w:space="0" w:color="000000"/>
+          <w:left w:val="single" w:sz="4" w:space="0" w:color="000000"/>
+          <w:bottom w:val="single" w:sz="4" w:space="0" w:color="000000"/>
+          <w:right w:val="single" w:sz="4" w:space="0" w:color="000000"/>
+          <w:insideH w:val="single" w:sz="4" w:space="0" w:color="000000"/>
+          <w:insideV w:val="single" w:sz="4" w:space="0" w:color="000000"/>
+        </w:tblBorders>
+        <w:tblLook w:val="04A0" w:firstRow="1" w:lastRow="0" w:firstColumn="1" w:lastColumn="0" w:noHBand="0" w:noVBand="1"/>
+      </w:tblPr>
+      <w:tblGrid>
+        <w:gridCol w:w="7166"/>
+        <w:gridCol w:w="7229"/>
+      </w:tblGrid>
+      <w:tr>
+        <w:tc>
+          <w:tcPr>
+            <w:tcW w:w="7166" w:type="dxa"/>
+          </w:tcPr>
+          <w:p>
+            <w:pPr>
+              <w:spacing w:before="0" w:line="240" w:lineRule="auto"/>
+              <w:jc w:val="center"/>
+              <w:rPr>
+                <w:b/>
+                <w:sz w:val="32"/>
+                <w:szCs w:val="32"/>
+              </w:rPr>
+            </w:pPr>
+            <w:r>
+              <w:rPr>
+                <w:b/>
+                <w:sz w:val="32"/>
+                <w:szCs w:val="32"/>
+              </w:rPr>
+              <w:t>As Printed</w:t>
+            </w:r>
+          </w:p>
+        </w:tc>
+        <w:tc>
+          <w:tcPr>
+            <w:tcW w:w="7229" w:type="dxa"/>
+          </w:tcPr>
+          <w:p>
+            <w:pPr>
+              <w:spacing w:before="0" w:line="240" w:lineRule="auto"/>
+              <w:ind w:right="-18"/>
+              <w:jc w:val="center"/>
+              <w:rPr>
+                <w:b/>
+                <w:sz w:val="32"/>
+                <w:szCs w:val="32"/>
+              </w:rPr>
+            </w:pPr>
+            <w:r>
+              <w:rPr>
+                <w:b/>
+                <w:sz w:val="32"/>
+                <w:szCs w:val="32"/>
+              </w:rPr>
+              <w:t xml:space="preserve">To be read as or corrected as </w:t>
+            </w:r>
+          </w:p>
+        </w:tc>
+      </w:tr>
+      <w:tr>
+        <w:trPr>
+          <w:trHeight w:val="2756"/>
+        </w:trPr>
+        <w:tc>
+          <w:tcPr>
+            <w:tcW w:w="7166" w:type="dxa"/>
+          </w:tcPr>
+          <w:p>
+            <w:pPr>
+              <w:widowControl w:val="0"/>
+              <w:autoSpaceDE w:val="0"/>
+              <w:autoSpaceDN w:val="0"/>
+              <w:adjustRightInd w:val="0"/>
+              <w:spacing w:before="0" w:line="240" w:lineRule="auto"/>
+              <w:rPr>
+                <w:rFonts w:ascii="BRH Devanagari Extra" w:hAnsi="BRH Devanagari Extra" w:cs="BRH Devanagari Extra"/>
+                <w:color w:val="000000"/>
+                <w:sz w:val="32"/>
+                <w:szCs w:val="40"/>
+              </w:rPr>
+            </w:pPr>
+            <w:r>
+              <w:rPr>
+                <w:rFonts w:cs="BRH Devanagari Extra"/>
+                <w:color w:val="000000"/>
+                <w:szCs w:val="40"/>
+              </w:rPr>
+              <w:t>56</w:t>
+            </w:r>
+            <w:r>
+              <w:rPr>
+                <w:rFonts w:ascii="BRH Devanagari Extra" w:hAnsi="BRH Devanagari Extra" w:cs="BRH Devanagari Extra"/>
+                <w:color w:val="000000"/>
+                <w:sz w:val="32"/>
+                <w:szCs w:val="40"/>
+              </w:rPr>
+              <w:t>)</w:t>
+            </w:r>
+            <w:r>
+              <w:rPr>
+                <w:rFonts w:cs="BRH Devanagari Extra"/>
+                <w:color w:val="000000"/>
+                <w:szCs w:val="40"/>
+              </w:rPr>
+              <w:t xml:space="preserve">  1</w:t>
+            </w:r>
+            <w:r>
+              <w:rPr>
+                <w:rFonts w:ascii="BRH Devanagari Extra" w:hAnsi="BRH Devanagari Extra" w:cs="BRH Devanagari Extra"/>
+                <w:color w:val="000000"/>
+                <w:sz w:val="32"/>
+                <w:szCs w:val="40"/>
+              </w:rPr>
+              <w:t>.</w:t>
+            </w:r>
+            <w:r>
+              <w:rPr>
+                <w:rFonts w:cs="BRH Devanagari Extra"/>
+                <w:color w:val="000000"/>
+                <w:szCs w:val="40"/>
+              </w:rPr>
+              <w:t>5</w:t>
+            </w:r>
+            <w:r>
+              <w:rPr>
+                <w:rFonts w:ascii="BRH Devanagari Extra" w:hAnsi="BRH Devanagari Extra" w:cs="BRH Devanagari Extra"/>
+                <w:color w:val="000000"/>
+                <w:sz w:val="32"/>
+                <w:szCs w:val="40"/>
+              </w:rPr>
+              <w:t>.</w:t>
+            </w:r>
+            <w:r>
+              <w:rPr>
+                <w:rFonts w:cs="BRH Devanagari Extra"/>
+                <w:color w:val="000000"/>
+                <w:szCs w:val="40"/>
+              </w:rPr>
+              <w:t>2</w:t>
+            </w:r>
+            <w:r>
+              <w:rPr>
+                <w:rFonts w:ascii="BRH Devanagari Extra" w:hAnsi="BRH Devanagari Extra" w:cs="BRH Devanagari Extra"/>
+                <w:color w:val="000000"/>
+                <w:sz w:val="32"/>
+                <w:szCs w:val="40"/>
+              </w:rPr>
+              <w:t>.</w:t>
+            </w:r>
+            <w:r>
+              <w:rPr>
+                <w:rFonts w:cs="BRH Devanagari Extra"/>
+                <w:color w:val="000000"/>
+                <w:szCs w:val="40"/>
+              </w:rPr>
+              <w:t>1</w:t>
+            </w:r>
+            <w:r>
+              <w:rPr>
+                <w:rFonts w:ascii="BRH Devanagari Extra" w:hAnsi="BRH Devanagari Extra" w:cs="BRH Devanagari Extra"/>
+                <w:color w:val="000000"/>
+                <w:sz w:val="32"/>
+                <w:szCs w:val="40"/>
+              </w:rPr>
+              <w:t>(</w:t>
+            </w:r>
+            <w:r>
+              <w:rPr>
+                <w:rFonts w:cs="BRH Devanagari Extra"/>
+                <w:color w:val="000000"/>
+                <w:szCs w:val="40"/>
+              </w:rPr>
+              <w:t>49</w:t>
+            </w:r>
+            <w:r>
+              <w:rPr>
+                <w:rFonts w:ascii="BRH Devanagari Extra" w:hAnsi="BRH Devanagari Extra" w:cs="BRH Devanagari Extra"/>
+                <w:color w:val="000000"/>
+                <w:sz w:val="32"/>
+                <w:szCs w:val="40"/>
+              </w:rPr>
+              <w:t>)</w:t>
+            </w:r>
+            <w:proofErr w:type="gramStart"/>
+            <w:r>
+              <w:rPr>
+                <w:rFonts w:ascii="BRH Devanagari Extra" w:hAnsi="BRH Devanagari Extra" w:cs="BRH Devanagari Extra"/>
+                <w:color w:val="000000"/>
+                <w:sz w:val="32"/>
+                <w:szCs w:val="40"/>
+              </w:rPr>
+              <w:t>-  mÉÑlÉþÈ</w:t>
+            </w:r>
+            <w:proofErr w:type="gramEnd"/>
+            <w:r>
+              <w:rPr>
+                <w:rFonts w:ascii="BRH Devanagari Extra" w:hAnsi="BRH Devanagari Extra" w:cs="BRH Devanagari Extra"/>
+                <w:color w:val="000000"/>
+                <w:sz w:val="32"/>
+                <w:szCs w:val="40"/>
+              </w:rPr>
+              <w:t xml:space="preserve"> | AÉ | kÉ</w:t>
+            </w:r>
+            <w:r>
+              <w:rPr>
+                <w:rFonts w:ascii="BRH Malayalam Extra" w:hAnsi="BRH Malayalam Extra" w:cs="BRH Devanagari Extra"/>
+                <w:color w:val="000000"/>
+                <w:szCs w:val="40"/>
+                <w:highlight w:val="yellow"/>
+              </w:rPr>
+              <w:t>–</w:t>
+            </w:r>
+            <w:r>
+              <w:rPr>
+                <w:rFonts w:ascii="BRH Devanagari Extra" w:hAnsi="BRH Devanagari Extra" w:cs="BRH Devanagari Extra"/>
+                <w:color w:val="000000"/>
+                <w:sz w:val="32"/>
+                <w:szCs w:val="40"/>
+                <w:highlight w:val="yellow"/>
+              </w:rPr>
+              <w:t>¨É</w:t>
+            </w:r>
+            <w:r>
+              <w:rPr>
+                <w:rFonts w:ascii="BRH Devanagari Extra" w:hAnsi="BRH Devanagari Extra" w:cs="BRH Devanagari Extra"/>
+                <w:color w:val="000000"/>
+                <w:sz w:val="32"/>
+                <w:szCs w:val="40"/>
+              </w:rPr>
+              <w:t>å</w:t>
+            </w:r>
+            <w:r>
+              <w:rPr>
+                <w:rFonts w:ascii="BRH Devanagari Extra" w:hAnsi="BRH Devanagari Extra" w:cs="BRH Devanagari Extra"/>
+                <w:color w:val="000000"/>
+                <w:sz w:val="32"/>
+                <w:szCs w:val="40"/>
+              </w:rPr>
+              <w:t xml:space="preserve"> |</w:t>
+            </w:r>
+          </w:p>
+          <w:p>
+            <w:pPr>
+              <w:widowControl w:val="0"/>
+              <w:autoSpaceDE w:val="0"/>
+              <w:autoSpaceDN w:val="0"/>
+              <w:adjustRightInd w:val="0"/>
+              <w:spacing w:before="0" w:line="240" w:lineRule="auto"/>
+              <w:rPr>
+                <w:rFonts w:ascii="BRH Devanagari Extra" w:hAnsi="BRH Devanagari Extra" w:cs="BRH Devanagari Extra"/>
+                <w:color w:val="000000"/>
+                <w:sz w:val="32"/>
+                <w:szCs w:val="40"/>
+              </w:rPr>
+            </w:pPr>
+            <w:r>
+              <w:rPr>
+                <w:rFonts w:ascii="BRH Devanagari Extra" w:hAnsi="BRH Devanagari Extra" w:cs="BRH Devanagari Extra"/>
+                <w:color w:val="000000"/>
+                <w:sz w:val="32"/>
+                <w:szCs w:val="40"/>
+              </w:rPr>
+              <w:t>mÉÑlÉ</w:t>
+            </w:r>
+            <w:r>
+              <w:rPr>
+                <w:rFonts w:ascii="BRH Malayalam Extra" w:hAnsi="BRH Malayalam Extra" w:cs="BRH Devanagari Extra"/>
+                <w:color w:val="000000"/>
+                <w:szCs w:val="40"/>
+              </w:rPr>
+              <w:t>–</w:t>
+            </w:r>
+            <w:r>
+              <w:rPr>
+                <w:rFonts w:ascii="BRH Devanagari Extra" w:hAnsi="BRH Devanagari Extra" w:cs="BRH Devanagari Extra"/>
+                <w:color w:val="000000"/>
+                <w:sz w:val="32"/>
+                <w:szCs w:val="40"/>
+              </w:rPr>
+              <w:t>UÉ mÉÑlÉ</w:t>
+            </w:r>
+            <w:r>
+              <w:rPr>
+                <w:rFonts w:ascii="BRH Malayalam Extra" w:hAnsi="BRH Malayalam Extra" w:cs="BRH Devanagari Extra"/>
+                <w:color w:val="000000"/>
+                <w:szCs w:val="40"/>
+              </w:rPr>
+              <w:t>–</w:t>
+            </w:r>
+            <w:r>
+              <w:rPr>
+                <w:rFonts w:ascii="BRH Devanagari Extra" w:hAnsi="BRH Devanagari Extra" w:cs="BRH Devanagari Extra"/>
+                <w:color w:val="000000"/>
+                <w:sz w:val="32"/>
+                <w:szCs w:val="40"/>
+              </w:rPr>
+              <w:t>È mÉÑlÉ</w:t>
+            </w:r>
+            <w:r>
+              <w:rPr>
+                <w:rFonts w:ascii="BRH Malayalam Extra" w:hAnsi="BRH Malayalam Extra" w:cs="BRH Devanagari Extra"/>
+                <w:color w:val="000000"/>
+                <w:szCs w:val="40"/>
+              </w:rPr>
+              <w:t>–</w:t>
+            </w:r>
+            <w:r>
+              <w:rPr>
+                <w:rFonts w:ascii="BRH Devanagari Extra" w:hAnsi="BRH Devanagari Extra" w:cs="BRH Devanagari Extra"/>
+                <w:color w:val="000000"/>
+                <w:sz w:val="32"/>
+                <w:szCs w:val="40"/>
+              </w:rPr>
+              <w:t xml:space="preserve">UÉ </w:t>
+            </w:r>
+            <w:r>
+              <w:rPr>
+                <w:rFonts w:ascii="BRH Devanagari Extra" w:hAnsi="BRH Devanagari Extra" w:cs="BRH Devanagari Extra"/>
+                <w:color w:val="000000"/>
+                <w:sz w:val="32"/>
+                <w:szCs w:val="40"/>
+                <w:highlight w:val="yellow"/>
+              </w:rPr>
+              <w:t>kÉ</w:t>
+            </w:r>
+            <w:r>
+              <w:rPr>
+                <w:rFonts w:ascii="BRH Malayalam Extra" w:hAnsi="BRH Malayalam Extra" w:cs="BRH Devanagari Extra"/>
+                <w:color w:val="000000"/>
+                <w:szCs w:val="40"/>
+              </w:rPr>
+              <w:t>–</w:t>
+            </w:r>
+            <w:r>
+              <w:rPr>
+                <w:rFonts w:ascii="BRH Devanagari Extra" w:hAnsi="BRH Devanagari Extra" w:cs="BRH Devanagari Extra"/>
+                <w:color w:val="000000"/>
+                <w:sz w:val="32"/>
+                <w:szCs w:val="40"/>
+              </w:rPr>
+              <w:t xml:space="preserve">¨Éå </w:t>
+            </w:r>
+            <w:r>
+              <w:rPr>
+                <w:rFonts w:ascii="BRH Devanagari Extra" w:hAnsi="BRH Devanagari Extra" w:cs="BRH Devanagari Extra"/>
+                <w:color w:val="000000"/>
+                <w:sz w:val="32"/>
+                <w:szCs w:val="40"/>
+                <w:highlight w:val="yellow"/>
+              </w:rPr>
+              <w:t>kÉ</w:t>
+            </w:r>
+            <w:r>
+              <w:rPr>
+                <w:rFonts w:ascii="BRH Malayalam Extra" w:hAnsi="BRH Malayalam Extra" w:cs="BRH Devanagari Extra"/>
+                <w:color w:val="000000"/>
+                <w:szCs w:val="40"/>
+                <w:highlight w:val="yellow"/>
+              </w:rPr>
+              <w:t>–</w:t>
+            </w:r>
+            <w:r>
+              <w:rPr>
+                <w:rFonts w:ascii="BRH Devanagari Extra" w:hAnsi="BRH Devanagari Extra" w:cs="BRH Devanagari Extra"/>
+                <w:color w:val="000000"/>
+                <w:sz w:val="32"/>
+                <w:szCs w:val="40"/>
+                <w:highlight w:val="yellow"/>
+              </w:rPr>
+              <w:t>¨</w:t>
+            </w:r>
+            <w:r>
+              <w:rPr>
+                <w:rFonts w:ascii="BRH Devanagari Extra" w:hAnsi="BRH Devanagari Extra" w:cs="BRH Devanagari Extra"/>
+                <w:color w:val="000000"/>
+                <w:sz w:val="32"/>
+                <w:szCs w:val="40"/>
+              </w:rPr>
+              <w:t>É AÉ mÉÑlÉ</w:t>
+            </w:r>
+            <w:r>
+              <w:rPr>
+                <w:rFonts w:ascii="BRH Malayalam Extra" w:hAnsi="BRH Malayalam Extra" w:cs="BRH Devanagari Extra"/>
+                <w:color w:val="000000"/>
+                <w:szCs w:val="40"/>
+              </w:rPr>
+              <w:t>–</w:t>
+            </w:r>
+            <w:r>
+              <w:rPr>
+                <w:rFonts w:ascii="BRH Devanagari Extra" w:hAnsi="BRH Devanagari Extra" w:cs="BRH Devanagari Extra"/>
+                <w:color w:val="000000"/>
+                <w:sz w:val="32"/>
+                <w:szCs w:val="40"/>
+              </w:rPr>
+              <w:t>È mÉÑlÉ</w:t>
+            </w:r>
+            <w:r>
+              <w:rPr>
+                <w:rFonts w:ascii="BRH Malayalam Extra" w:hAnsi="BRH Malayalam Extra" w:cs="BRH Devanagari Extra"/>
+                <w:color w:val="000000"/>
+                <w:szCs w:val="40"/>
+              </w:rPr>
+              <w:t>–</w:t>
+            </w:r>
+            <w:r>
+              <w:rPr>
+                <w:rFonts w:ascii="BRH Devanagari Extra" w:hAnsi="BRH Devanagari Extra" w:cs="BRH Devanagari Extra"/>
+                <w:color w:val="000000"/>
+                <w:sz w:val="32"/>
+                <w:szCs w:val="40"/>
+              </w:rPr>
+              <w:t xml:space="preserve">UÉ </w:t>
+            </w:r>
+            <w:r>
+              <w:rPr>
+                <w:rFonts w:ascii="BRH Devanagari Extra" w:hAnsi="BRH Devanagari Extra" w:cs="BRH Devanagari Extra"/>
+                <w:color w:val="000000"/>
+                <w:sz w:val="32"/>
+                <w:szCs w:val="40"/>
+                <w:highlight w:val="yellow"/>
+              </w:rPr>
+              <w:t>kÉ</w:t>
+            </w:r>
+            <w:r>
+              <w:rPr>
+                <w:rFonts w:ascii="BRH Malayalam Extra" w:hAnsi="BRH Malayalam Extra" w:cs="BRH Devanagari Extra"/>
+                <w:color w:val="000000"/>
+                <w:szCs w:val="40"/>
+              </w:rPr>
+              <w:t>–</w:t>
+            </w:r>
+            <w:r>
+              <w:rPr>
+                <w:rFonts w:ascii="BRH Devanagari Extra" w:hAnsi="BRH Devanagari Extra" w:cs="BRH Devanagari Extra"/>
+                <w:color w:val="000000"/>
+                <w:sz w:val="32"/>
+                <w:szCs w:val="40"/>
+              </w:rPr>
+              <w:t xml:space="preserve">¨Éå | </w:t>
+            </w:r>
+          </w:p>
+          <w:p>
+            <w:pPr>
+              <w:widowControl w:val="0"/>
+              <w:autoSpaceDE w:val="0"/>
+              <w:autoSpaceDN w:val="0"/>
+              <w:adjustRightInd w:val="0"/>
+              <w:spacing w:before="0" w:line="240" w:lineRule="auto"/>
+              <w:rPr>
+                <w:rFonts w:ascii="BRH Devanagari Extra" w:hAnsi="BRH Devanagari Extra" w:cs="BRH Devanagari Extra"/>
+                <w:color w:val="000000"/>
+                <w:sz w:val="32"/>
+                <w:szCs w:val="40"/>
+              </w:rPr>
+            </w:pPr>
+            <w:r>
+              <w:rPr>
+                <w:rFonts w:cs="BRH Devanagari Extra"/>
+                <w:color w:val="000000"/>
+                <w:szCs w:val="40"/>
+              </w:rPr>
+              <w:t>57</w:t>
+            </w:r>
+            <w:r>
+              <w:rPr>
+                <w:rFonts w:ascii="BRH Devanagari Extra" w:hAnsi="BRH Devanagari Extra" w:cs="BRH Devanagari Extra"/>
+                <w:color w:val="000000"/>
+                <w:sz w:val="32"/>
+                <w:szCs w:val="40"/>
+              </w:rPr>
+              <w:t>)</w:t>
+            </w:r>
+            <w:r>
+              <w:rPr>
+                <w:rFonts w:cs="BRH Devanagari Extra"/>
+                <w:color w:val="000000"/>
+                <w:szCs w:val="40"/>
+              </w:rPr>
+              <w:t xml:space="preserve">  1</w:t>
+            </w:r>
+            <w:r>
+              <w:rPr>
+                <w:rFonts w:ascii="BRH Devanagari Extra" w:hAnsi="BRH Devanagari Extra" w:cs="BRH Devanagari Extra"/>
+                <w:color w:val="000000"/>
+                <w:sz w:val="32"/>
+                <w:szCs w:val="40"/>
+              </w:rPr>
+              <w:t>.</w:t>
+            </w:r>
+            <w:r>
+              <w:rPr>
+                <w:rFonts w:cs="BRH Devanagari Extra"/>
+                <w:color w:val="000000"/>
+                <w:szCs w:val="40"/>
+              </w:rPr>
+              <w:t>5</w:t>
+            </w:r>
+            <w:r>
+              <w:rPr>
+                <w:rFonts w:ascii="BRH Devanagari Extra" w:hAnsi="BRH Devanagari Extra" w:cs="BRH Devanagari Extra"/>
+                <w:color w:val="000000"/>
+                <w:sz w:val="32"/>
+                <w:szCs w:val="40"/>
+              </w:rPr>
+              <w:t>.</w:t>
+            </w:r>
+            <w:r>
+              <w:rPr>
+                <w:rFonts w:cs="BRH Devanagari Extra"/>
+                <w:color w:val="000000"/>
+                <w:szCs w:val="40"/>
+              </w:rPr>
+              <w:t>2</w:t>
+            </w:r>
+            <w:r>
+              <w:rPr>
+                <w:rFonts w:ascii="BRH Devanagari Extra" w:hAnsi="BRH Devanagari Extra" w:cs="BRH Devanagari Extra"/>
+                <w:color w:val="000000"/>
+                <w:sz w:val="32"/>
+                <w:szCs w:val="40"/>
+              </w:rPr>
+              <w:t>.</w:t>
+            </w:r>
+            <w:r>
+              <w:rPr>
+                <w:rFonts w:cs="BRH Devanagari Extra"/>
+                <w:color w:val="000000"/>
+                <w:szCs w:val="40"/>
+              </w:rPr>
+              <w:t>1</w:t>
+            </w:r>
+            <w:r>
+              <w:rPr>
+                <w:rFonts w:ascii="BRH Devanagari Extra" w:hAnsi="BRH Devanagari Extra" w:cs="BRH Devanagari Extra"/>
+                <w:color w:val="000000"/>
+                <w:sz w:val="32"/>
+                <w:szCs w:val="40"/>
+              </w:rPr>
+              <w:t>(</w:t>
+            </w:r>
+            <w:r>
+              <w:rPr>
+                <w:rFonts w:cs="BRH Devanagari Extra"/>
+                <w:color w:val="000000"/>
+                <w:szCs w:val="40"/>
+              </w:rPr>
+              <w:t>50</w:t>
+            </w:r>
+            <w:r>
+              <w:rPr>
+                <w:rFonts w:ascii="BRH Devanagari Extra" w:hAnsi="BRH Devanagari Extra" w:cs="BRH Devanagari Extra"/>
+                <w:color w:val="000000"/>
+                <w:sz w:val="32"/>
+                <w:szCs w:val="40"/>
+              </w:rPr>
+              <w:t>)</w:t>
+            </w:r>
+            <w:proofErr w:type="gramStart"/>
+            <w:r>
+              <w:rPr>
+                <w:rFonts w:ascii="BRH Devanagari Extra" w:hAnsi="BRH Devanagari Extra" w:cs="BRH Devanagari Extra"/>
+                <w:color w:val="000000"/>
+                <w:sz w:val="32"/>
+                <w:szCs w:val="40"/>
+              </w:rPr>
+              <w:t>-  AÉ</w:t>
+            </w:r>
+            <w:proofErr w:type="gramEnd"/>
+            <w:r>
+              <w:rPr>
+                <w:rFonts w:ascii="BRH Devanagari Extra" w:hAnsi="BRH Devanagari Extra" w:cs="BRH Devanagari Extra"/>
+                <w:color w:val="000000"/>
+                <w:sz w:val="32"/>
+                <w:szCs w:val="40"/>
+              </w:rPr>
+              <w:t xml:space="preserve"> | kÉ</w:t>
+            </w:r>
+            <w:r>
+              <w:rPr>
+                <w:rFonts w:ascii="BRH Malayalam Extra" w:hAnsi="BRH Malayalam Extra" w:cs="BRH Devanagari Extra"/>
+                <w:color w:val="000000"/>
+                <w:szCs w:val="40"/>
+              </w:rPr>
+              <w:t>–</w:t>
+            </w:r>
+            <w:r>
+              <w:rPr>
+                <w:rFonts w:ascii="BRH Devanagari Extra" w:hAnsi="BRH Devanagari Extra" w:cs="BRH Devanagari Extra"/>
+                <w:color w:val="000000"/>
+                <w:sz w:val="32"/>
+                <w:szCs w:val="40"/>
+                <w:highlight w:val="yellow"/>
+              </w:rPr>
+              <w:t>¨É</w:t>
+            </w:r>
+            <w:r>
+              <w:rPr>
+                <w:rFonts w:ascii="BRH Devanagari Extra" w:hAnsi="BRH Devanagari Extra" w:cs="BRH Devanagari Extra"/>
+                <w:color w:val="000000"/>
+                <w:sz w:val="32"/>
+                <w:szCs w:val="40"/>
+              </w:rPr>
+              <w:t>å | zÉ</w:t>
+            </w:r>
+            <w:r>
+              <w:rPr>
+                <w:rFonts w:ascii="BRH Malayalam Extra" w:hAnsi="BRH Malayalam Extra" w:cs="BRH Devanagari Extra"/>
+                <w:color w:val="000000"/>
+                <w:szCs w:val="40"/>
+              </w:rPr>
+              <w:t>–</w:t>
+            </w:r>
+            <w:r>
+              <w:rPr>
+                <w:rFonts w:ascii="BRH Devanagari Extra" w:hAnsi="BRH Devanagari Extra" w:cs="BRH Devanagari Extra"/>
+                <w:color w:val="000000"/>
+                <w:sz w:val="32"/>
+                <w:szCs w:val="40"/>
+              </w:rPr>
+              <w:t>iÉÉ¤ÉþUÉÈ |</w:t>
+            </w:r>
+          </w:p>
+          <w:p>
+            <w:pPr>
+              <w:widowControl w:val="0"/>
+              <w:autoSpaceDE w:val="0"/>
+              <w:autoSpaceDN w:val="0"/>
+              <w:adjustRightInd w:val="0"/>
+              <w:spacing w:before="0" w:line="240" w:lineRule="auto"/>
+              <w:rPr>
+                <w:rFonts w:ascii="BRH Devanagari Extra" w:hAnsi="BRH Devanagari Extra" w:cs="BRH Devanagari Extra"/>
+                <w:color w:val="000000"/>
+                <w:sz w:val="32"/>
+                <w:szCs w:val="40"/>
+              </w:rPr>
+            </w:pPr>
+            <w:r>
+              <w:rPr>
+                <w:rFonts w:ascii="BRH Devanagari Extra" w:hAnsi="BRH Devanagari Extra" w:cs="BRH Devanagari Extra"/>
+                <w:color w:val="000000"/>
+                <w:sz w:val="32"/>
+                <w:szCs w:val="40"/>
+              </w:rPr>
+              <w:t xml:space="preserve">AÉ </w:t>
+            </w:r>
+            <w:r>
+              <w:rPr>
+                <w:rFonts w:ascii="BRH Devanagari Extra" w:hAnsi="BRH Devanagari Extra" w:cs="BRH Devanagari Extra"/>
+                <w:color w:val="000000"/>
+                <w:sz w:val="32"/>
+                <w:szCs w:val="40"/>
+                <w:highlight w:val="yellow"/>
+              </w:rPr>
+              <w:t>kÉ</w:t>
+            </w:r>
+            <w:r>
+              <w:rPr>
+                <w:rFonts w:ascii="BRH Malayalam Extra" w:hAnsi="BRH Malayalam Extra" w:cs="BRH Devanagari Extra"/>
+                <w:color w:val="000000"/>
+                <w:szCs w:val="40"/>
+              </w:rPr>
+              <w:t>–</w:t>
+            </w:r>
+            <w:r>
+              <w:rPr>
+                <w:rFonts w:ascii="BRH Devanagari Extra" w:hAnsi="BRH Devanagari Extra" w:cs="BRH Devanagari Extra"/>
+                <w:color w:val="000000"/>
+                <w:sz w:val="32"/>
+                <w:szCs w:val="40"/>
+              </w:rPr>
+              <w:t xml:space="preserve">¨Éå </w:t>
+            </w:r>
+            <w:r>
+              <w:rPr>
+                <w:rFonts w:ascii="BRH Devanagari Extra" w:hAnsi="BRH Devanagari Extra" w:cs="BRH Devanagari Extra"/>
+                <w:color w:val="000000"/>
+                <w:sz w:val="32"/>
+                <w:szCs w:val="40"/>
+                <w:highlight w:val="yellow"/>
+              </w:rPr>
+              <w:t>kÉ</w:t>
+            </w:r>
+            <w:r>
+              <w:rPr>
+                <w:rFonts w:ascii="BRH Malayalam Extra" w:hAnsi="BRH Malayalam Extra" w:cs="BRH Devanagari Extra"/>
+                <w:color w:val="000000"/>
+                <w:szCs w:val="40"/>
+                <w:highlight w:val="yellow"/>
+              </w:rPr>
+              <w:t>–</w:t>
+            </w:r>
+            <w:r>
+              <w:rPr>
+                <w:rFonts w:ascii="BRH Devanagari Extra" w:hAnsi="BRH Devanagari Extra" w:cs="BRH Devanagari Extra"/>
+                <w:color w:val="000000"/>
+                <w:sz w:val="32"/>
+                <w:szCs w:val="40"/>
+                <w:highlight w:val="yellow"/>
+              </w:rPr>
+              <w:t>¨</w:t>
+            </w:r>
+            <w:r>
+              <w:rPr>
+                <w:rFonts w:ascii="BRH Devanagari Extra" w:hAnsi="BRH Devanagari Extra" w:cs="BRH Devanagari Extra"/>
+                <w:color w:val="000000"/>
+                <w:sz w:val="32"/>
+                <w:szCs w:val="40"/>
+              </w:rPr>
+              <w:t xml:space="preserve">É AÉ </w:t>
+            </w:r>
+            <w:r>
+              <w:rPr>
+                <w:rFonts w:ascii="BRH Devanagari Extra" w:hAnsi="BRH Devanagari Extra" w:cs="BRH Devanagari Extra"/>
+                <w:color w:val="000000"/>
+                <w:sz w:val="32"/>
+                <w:szCs w:val="40"/>
+                <w:highlight w:val="yellow"/>
+              </w:rPr>
+              <w:t>kÉ</w:t>
+            </w:r>
+            <w:r>
+              <w:rPr>
+                <w:rFonts w:ascii="BRH Malayalam Extra" w:hAnsi="BRH Malayalam Extra" w:cs="BRH Devanagari Extra"/>
+                <w:color w:val="000000"/>
+                <w:szCs w:val="40"/>
+                <w:highlight w:val="yellow"/>
+              </w:rPr>
+              <w:t>–</w:t>
+            </w:r>
+            <w:r>
+              <w:rPr>
+                <w:rFonts w:ascii="BRH Devanagari Extra" w:hAnsi="BRH Devanagari Extra" w:cs="BRH Devanagari Extra"/>
+                <w:color w:val="000000"/>
+                <w:sz w:val="32"/>
+                <w:szCs w:val="40"/>
+              </w:rPr>
+              <w:t>¨Éå zÉ</w:t>
+            </w:r>
+            <w:r>
+              <w:rPr>
+                <w:rFonts w:ascii="BRH Malayalam Extra" w:hAnsi="BRH Malayalam Extra" w:cs="BRH Devanagari Extra"/>
+                <w:color w:val="000000"/>
+                <w:szCs w:val="40"/>
+              </w:rPr>
+              <w:t>–</w:t>
+            </w:r>
+            <w:r>
+              <w:rPr>
+                <w:rFonts w:ascii="BRH Devanagari Extra" w:hAnsi="BRH Devanagari Extra" w:cs="BRH Devanagari Extra"/>
+                <w:color w:val="000000"/>
+                <w:sz w:val="32"/>
+                <w:szCs w:val="40"/>
+              </w:rPr>
+              <w:t>iÉÉ¤ÉþUÉÈ zÉ</w:t>
+            </w:r>
+            <w:r>
+              <w:rPr>
+                <w:rFonts w:ascii="BRH Malayalam Extra" w:hAnsi="BRH Malayalam Extra" w:cs="BRH Devanagari Extra"/>
+                <w:color w:val="000000"/>
+                <w:szCs w:val="40"/>
+              </w:rPr>
+              <w:t>–</w:t>
+            </w:r>
+            <w:r>
+              <w:rPr>
+                <w:rFonts w:ascii="BRH Devanagari Extra" w:hAnsi="BRH Devanagari Extra" w:cs="BRH Devanagari Extra"/>
+                <w:color w:val="000000"/>
+                <w:sz w:val="32"/>
+                <w:szCs w:val="40"/>
+              </w:rPr>
+              <w:t xml:space="preserve">iÉÉ¤ÉþUÉ </w:t>
+            </w:r>
+            <w:r>
+              <w:rPr>
+                <w:rFonts w:ascii="BRH Devanagari Extra" w:hAnsi="BRH Devanagari Extra" w:cs="BRH Devanagari Extra"/>
+                <w:color w:val="000000"/>
+                <w:sz w:val="32"/>
+                <w:szCs w:val="40"/>
+                <w:highlight w:val="yellow"/>
+              </w:rPr>
+              <w:t>kÉ</w:t>
+            </w:r>
+            <w:r>
+              <w:rPr>
+                <w:rFonts w:ascii="BRH Malayalam Extra" w:hAnsi="BRH Malayalam Extra" w:cs="BRH Devanagari Extra"/>
+                <w:color w:val="000000"/>
+                <w:szCs w:val="40"/>
+                <w:highlight w:val="yellow"/>
+              </w:rPr>
+              <w:t>–</w:t>
+            </w:r>
+            <w:r>
+              <w:rPr>
+                <w:rFonts w:ascii="BRH Devanagari Extra" w:hAnsi="BRH Devanagari Extra" w:cs="BRH Devanagari Extra"/>
+                <w:color w:val="000000"/>
+                <w:sz w:val="32"/>
+                <w:szCs w:val="40"/>
+                <w:highlight w:val="yellow"/>
+              </w:rPr>
+              <w:t>¨É</w:t>
+            </w:r>
+            <w:r>
+              <w:rPr>
+                <w:rFonts w:ascii="BRH Devanagari Extra" w:hAnsi="BRH Devanagari Extra" w:cs="BRH Devanagari Extra"/>
+                <w:color w:val="000000"/>
+                <w:sz w:val="32"/>
+                <w:szCs w:val="40"/>
+              </w:rPr>
+              <w:t xml:space="preserve"> AÉ </w:t>
+            </w:r>
+            <w:r>
+              <w:rPr>
+                <w:rFonts w:ascii="BRH Devanagari Extra" w:hAnsi="BRH Devanagari Extra" w:cs="BRH Devanagari Extra"/>
+                <w:color w:val="000000"/>
+                <w:sz w:val="32"/>
+                <w:szCs w:val="40"/>
+                <w:highlight w:val="yellow"/>
+              </w:rPr>
+              <w:t>kÉ</w:t>
+            </w:r>
+            <w:r>
+              <w:rPr>
+                <w:rFonts w:ascii="BRH Malayalam Extra" w:hAnsi="BRH Malayalam Extra" w:cs="BRH Devanagari Extra"/>
+                <w:color w:val="000000"/>
+                <w:szCs w:val="40"/>
+              </w:rPr>
+              <w:t>–</w:t>
+            </w:r>
+            <w:r>
+              <w:rPr>
+                <w:rFonts w:ascii="BRH Devanagari Extra" w:hAnsi="BRH Devanagari Extra" w:cs="BRH Devanagari Extra"/>
+                <w:color w:val="000000"/>
+                <w:sz w:val="32"/>
+                <w:szCs w:val="40"/>
+              </w:rPr>
+              <w:t xml:space="preserve">¨Éå </w:t>
+            </w:r>
+          </w:p>
+          <w:p>
+            <w:pPr>
+              <w:widowControl w:val="0"/>
+              <w:autoSpaceDE w:val="0"/>
+              <w:autoSpaceDN w:val="0"/>
+              <w:adjustRightInd w:val="0"/>
+              <w:spacing w:before="0" w:line="240" w:lineRule="auto"/>
+              <w:rPr>
+                <w:rFonts w:ascii="BRH Devanagari Extra" w:hAnsi="BRH Devanagari Extra" w:cs="BRH Devanagari Extra"/>
+                <w:color w:val="000000"/>
+                <w:sz w:val="32"/>
+                <w:szCs w:val="40"/>
+              </w:rPr>
+            </w:pPr>
+            <w:r>
+              <w:rPr>
+                <w:rFonts w:ascii="BRH Devanagari Extra" w:hAnsi="BRH Devanagari Extra" w:cs="BRH Devanagari Extra"/>
+                <w:color w:val="000000"/>
+                <w:sz w:val="32"/>
+                <w:szCs w:val="40"/>
+              </w:rPr>
+              <w:t>zÉ</w:t>
+            </w:r>
+            <w:r>
+              <w:rPr>
+                <w:rFonts w:ascii="BRH Malayalam Extra" w:hAnsi="BRH Malayalam Extra" w:cs="BRH Devanagari Extra"/>
+                <w:color w:val="000000"/>
+                <w:szCs w:val="40"/>
+              </w:rPr>
+              <w:t>–</w:t>
+            </w:r>
+            <w:r>
+              <w:rPr>
+                <w:rFonts w:ascii="BRH Devanagari Extra" w:hAnsi="BRH Devanagari Extra" w:cs="BRH Devanagari Extra"/>
+                <w:color w:val="000000"/>
+                <w:sz w:val="32"/>
+                <w:szCs w:val="40"/>
+              </w:rPr>
+              <w:t xml:space="preserve">iÉÉ¤ÉþUÉÈ | </w:t>
+            </w:r>
+          </w:p>
+          <w:p>
+            <w:pPr>
+              <w:widowControl w:val="0"/>
+              <w:autoSpaceDE w:val="0"/>
+              <w:autoSpaceDN w:val="0"/>
+              <w:adjustRightInd w:val="0"/>
+              <w:spacing w:before="0" w:line="240" w:lineRule="auto"/>
+              <w:rPr>
+                <w:rFonts w:ascii="BRH Devanagari Extra" w:hAnsi="BRH Devanagari Extra" w:cs="BRH Devanagari Extra"/>
+                <w:color w:val="000000"/>
+                <w:sz w:val="32"/>
+                <w:szCs w:val="40"/>
+              </w:rPr>
+            </w:pPr>
+            <w:r>
+              <w:rPr>
+                <w:rFonts w:cs="BRH Devanagari Extra"/>
+                <w:color w:val="000000"/>
+                <w:szCs w:val="40"/>
+              </w:rPr>
+              <w:t>1</w:t>
+            </w:r>
+            <w:r>
+              <w:rPr>
+                <w:rFonts w:ascii="BRH Devanagari Extra" w:hAnsi="BRH Devanagari Extra" w:cs="BRH Devanagari Extra"/>
+                <w:color w:val="000000"/>
+                <w:sz w:val="32"/>
+                <w:szCs w:val="40"/>
+              </w:rPr>
+              <w:t>)</w:t>
+            </w:r>
+            <w:r>
+              <w:rPr>
+                <w:rFonts w:cs="BRH Devanagari Extra"/>
+                <w:color w:val="000000"/>
+                <w:szCs w:val="40"/>
+              </w:rPr>
+              <w:t xml:space="preserve">  1</w:t>
+            </w:r>
+            <w:r>
+              <w:rPr>
+                <w:rFonts w:ascii="BRH Devanagari Extra" w:hAnsi="BRH Devanagari Extra" w:cs="BRH Devanagari Extra"/>
+                <w:color w:val="000000"/>
+                <w:sz w:val="32"/>
+                <w:szCs w:val="40"/>
+              </w:rPr>
+              <w:t>.</w:t>
+            </w:r>
+            <w:r>
+              <w:rPr>
+                <w:rFonts w:cs="BRH Devanagari Extra"/>
+                <w:color w:val="000000"/>
+                <w:szCs w:val="40"/>
+              </w:rPr>
+              <w:t>5</w:t>
+            </w:r>
+            <w:r>
+              <w:rPr>
+                <w:rFonts w:ascii="BRH Devanagari Extra" w:hAnsi="BRH Devanagari Extra" w:cs="BRH Devanagari Extra"/>
+                <w:color w:val="000000"/>
+                <w:sz w:val="32"/>
+                <w:szCs w:val="40"/>
+              </w:rPr>
+              <w:t>.</w:t>
+            </w:r>
+            <w:r>
+              <w:rPr>
+                <w:rFonts w:cs="BRH Devanagari Extra"/>
+                <w:color w:val="000000"/>
+                <w:szCs w:val="40"/>
+              </w:rPr>
+              <w:t>2</w:t>
+            </w:r>
+            <w:r>
+              <w:rPr>
+                <w:rFonts w:ascii="BRH Devanagari Extra" w:hAnsi="BRH Devanagari Extra" w:cs="BRH Devanagari Extra"/>
+                <w:color w:val="000000"/>
+                <w:sz w:val="32"/>
+                <w:szCs w:val="40"/>
+              </w:rPr>
+              <w:t>.</w:t>
+            </w:r>
+            <w:r>
+              <w:rPr>
+                <w:rFonts w:cs="BRH Devanagari Extra"/>
+                <w:color w:val="000000"/>
+                <w:szCs w:val="40"/>
+              </w:rPr>
+              <w:t>2</w:t>
+            </w:r>
+            <w:r>
+              <w:rPr>
+                <w:rFonts w:ascii="BRH Devanagari Extra" w:hAnsi="BRH Devanagari Extra" w:cs="BRH Devanagari Extra"/>
+                <w:color w:val="000000"/>
+                <w:sz w:val="32"/>
+                <w:szCs w:val="40"/>
+              </w:rPr>
+              <w:t>(</w:t>
+            </w:r>
+            <w:r>
+              <w:rPr>
+                <w:rFonts w:cs="BRH Devanagari Extra"/>
+                <w:color w:val="000000"/>
+                <w:szCs w:val="40"/>
+              </w:rPr>
+              <w:t>1</w:t>
+            </w:r>
+            <w:r>
+              <w:rPr>
+                <w:rFonts w:ascii="BRH Devanagari Extra" w:hAnsi="BRH Devanagari Extra" w:cs="BRH Devanagari Extra"/>
+                <w:color w:val="000000"/>
+                <w:sz w:val="32"/>
+                <w:szCs w:val="40"/>
+              </w:rPr>
+              <w:t>)</w:t>
+            </w:r>
+            <w:proofErr w:type="gramStart"/>
+            <w:r>
+              <w:rPr>
+                <w:rFonts w:ascii="BRH Devanagari Extra" w:hAnsi="BRH Devanagari Extra" w:cs="BRH Devanagari Extra"/>
+                <w:color w:val="000000"/>
+                <w:sz w:val="32"/>
+                <w:szCs w:val="40"/>
+              </w:rPr>
+              <w:t>-  kÉ</w:t>
+            </w:r>
+            <w:proofErr w:type="gramEnd"/>
+            <w:r>
+              <w:rPr>
+                <w:rFonts w:ascii="BRH Malayalam Extra" w:hAnsi="BRH Malayalam Extra" w:cs="BRH Devanagari Extra"/>
+                <w:color w:val="000000"/>
+                <w:szCs w:val="40"/>
+                <w:highlight w:val="yellow"/>
+              </w:rPr>
+              <w:t>–</w:t>
+            </w:r>
+            <w:r>
+              <w:rPr>
+                <w:rFonts w:ascii="BRH Devanagari Extra" w:hAnsi="BRH Devanagari Extra" w:cs="BRH Devanagari Extra"/>
+                <w:color w:val="000000"/>
+                <w:sz w:val="32"/>
+                <w:szCs w:val="40"/>
+                <w:highlight w:val="yellow"/>
+              </w:rPr>
+              <w:t>¨É</w:t>
+            </w:r>
+            <w:r>
+              <w:rPr>
+                <w:rFonts w:ascii="BRH Devanagari Extra" w:hAnsi="BRH Devanagari Extra" w:cs="BRH Devanagari Extra"/>
+                <w:color w:val="000000"/>
+                <w:sz w:val="32"/>
+                <w:szCs w:val="40"/>
+              </w:rPr>
+              <w:t>å | zÉ</w:t>
+            </w:r>
+            <w:r>
+              <w:rPr>
+                <w:rFonts w:ascii="BRH Malayalam Extra" w:hAnsi="BRH Malayalam Extra" w:cs="BRH Devanagari Extra"/>
+                <w:color w:val="000000"/>
+                <w:szCs w:val="40"/>
+              </w:rPr>
+              <w:t>–</w:t>
+            </w:r>
+            <w:r>
+              <w:rPr>
+                <w:rFonts w:ascii="BRH Devanagari Extra" w:hAnsi="BRH Devanagari Extra" w:cs="BRH Devanagari Extra"/>
+                <w:color w:val="000000"/>
+                <w:sz w:val="32"/>
+                <w:szCs w:val="40"/>
+              </w:rPr>
+              <w:t>iÉÉ¤ÉþUÉÈ | pÉ</w:t>
+            </w:r>
+            <w:r>
+              <w:rPr>
+                <w:rFonts w:ascii="BRH Malayalam Extra" w:hAnsi="BRH Malayalam Extra" w:cs="BRH Devanagari Extra"/>
+                <w:color w:val="000000"/>
+                <w:szCs w:val="40"/>
+              </w:rPr>
+              <w:t>–</w:t>
+            </w:r>
+            <w:r>
+              <w:rPr>
+                <w:rFonts w:ascii="BRH Devanagari Extra" w:hAnsi="BRH Devanagari Extra" w:cs="BRH Devanagari Extra"/>
+                <w:color w:val="000000"/>
+                <w:sz w:val="32"/>
+                <w:szCs w:val="40"/>
+              </w:rPr>
+              <w:t>uÉ</w:t>
+            </w:r>
+            <w:r>
+              <w:rPr>
+                <w:rFonts w:ascii="BRH Malayalam Extra" w:hAnsi="BRH Malayalam Extra" w:cs="BRH Devanagari Extra"/>
+                <w:color w:val="000000"/>
+                <w:szCs w:val="40"/>
+              </w:rPr>
+              <w:t>–</w:t>
+            </w:r>
+            <w:r>
+              <w:rPr>
+                <w:rFonts w:ascii="BRH Devanagari Extra" w:hAnsi="BRH Devanagari Extra" w:cs="BRH Devanagari Extra"/>
+                <w:color w:val="000000"/>
+                <w:sz w:val="32"/>
+                <w:szCs w:val="40"/>
+              </w:rPr>
+              <w:t>ÎliÉ</w:t>
+            </w:r>
+            <w:r>
+              <w:rPr>
+                <w:rFonts w:ascii="BRH Malayalam Extra" w:hAnsi="BRH Malayalam Extra" w:cs="BRH Devanagari Extra"/>
+                <w:color w:val="000000"/>
+                <w:szCs w:val="40"/>
+              </w:rPr>
+              <w:t>–</w:t>
+            </w:r>
+            <w:r>
+              <w:rPr>
+                <w:rFonts w:ascii="BRH Devanagari Extra" w:hAnsi="BRH Devanagari Extra" w:cs="BRH Devanagari Extra"/>
+                <w:color w:val="000000"/>
+                <w:sz w:val="32"/>
+                <w:szCs w:val="40"/>
+              </w:rPr>
+              <w:t xml:space="preserve"> |</w:t>
+            </w:r>
+          </w:p>
+          <w:p>
+            <w:pPr>
+              <w:widowControl w:val="0"/>
+              <w:autoSpaceDE w:val="0"/>
+              <w:autoSpaceDN w:val="0"/>
+              <w:adjustRightInd w:val="0"/>
+              <w:spacing w:before="0" w:line="240" w:lineRule="auto"/>
+              <w:rPr>
+                <w:rFonts w:ascii="BRH Devanagari Extra" w:hAnsi="BRH Devanagari Extra" w:cs="BRH Devanagari Extra"/>
+                <w:color w:val="000000"/>
+                <w:sz w:val="32"/>
+                <w:szCs w:val="40"/>
+              </w:rPr>
+            </w:pPr>
+            <w:r>
+              <w:rPr>
+                <w:rFonts w:ascii="BRH Devanagari Extra" w:hAnsi="BRH Devanagari Extra" w:cs="BRH Devanagari Extra"/>
+                <w:color w:val="000000"/>
+                <w:sz w:val="32"/>
+                <w:szCs w:val="40"/>
+              </w:rPr>
+              <w:t>kÉ</w:t>
+            </w:r>
+            <w:r>
+              <w:rPr>
+                <w:rFonts w:ascii="BRH Malayalam Extra" w:hAnsi="BRH Malayalam Extra" w:cs="BRH Devanagari Extra"/>
+                <w:color w:val="000000"/>
+                <w:szCs w:val="40"/>
+                <w:highlight w:val="yellow"/>
+              </w:rPr>
+              <w:t>–</w:t>
+            </w:r>
+            <w:r>
+              <w:rPr>
+                <w:rFonts w:ascii="BRH Devanagari Extra" w:hAnsi="BRH Devanagari Extra" w:cs="BRH Devanagari Extra"/>
+                <w:color w:val="000000"/>
+                <w:sz w:val="32"/>
+                <w:szCs w:val="40"/>
+                <w:highlight w:val="yellow"/>
+              </w:rPr>
+              <w:t>¨Éå</w:t>
+            </w:r>
+            <w:r>
+              <w:rPr>
+                <w:rFonts w:ascii="BRH Devanagari Extra" w:hAnsi="BRH Devanagari Extra" w:cs="BRH Devanagari Extra"/>
+                <w:color w:val="000000"/>
+                <w:sz w:val="32"/>
+                <w:szCs w:val="40"/>
+              </w:rPr>
+              <w:t xml:space="preserve"> zÉ</w:t>
+            </w:r>
+            <w:r>
+              <w:rPr>
+                <w:rFonts w:ascii="BRH Malayalam Extra" w:hAnsi="BRH Malayalam Extra" w:cs="BRH Devanagari Extra"/>
+                <w:color w:val="000000"/>
+                <w:szCs w:val="40"/>
+              </w:rPr>
+              <w:t>–</w:t>
+            </w:r>
+            <w:r>
+              <w:rPr>
+                <w:rFonts w:ascii="BRH Devanagari Extra" w:hAnsi="BRH Devanagari Extra" w:cs="BRH Devanagari Extra"/>
+                <w:color w:val="000000"/>
+                <w:sz w:val="32"/>
+                <w:szCs w:val="40"/>
+              </w:rPr>
+              <w:t>iÉÉ¤ÉþUÉÈ zÉ</w:t>
+            </w:r>
+            <w:r>
+              <w:rPr>
+                <w:rFonts w:ascii="BRH Malayalam Extra" w:hAnsi="BRH Malayalam Extra" w:cs="BRH Devanagari Extra"/>
+                <w:color w:val="000000"/>
+                <w:szCs w:val="40"/>
+              </w:rPr>
+              <w:t>–</w:t>
+            </w:r>
+            <w:r>
+              <w:rPr>
+                <w:rFonts w:ascii="BRH Devanagari Extra" w:hAnsi="BRH Devanagari Extra" w:cs="BRH Devanagari Extra"/>
+                <w:color w:val="000000"/>
+                <w:sz w:val="32"/>
+                <w:szCs w:val="40"/>
+              </w:rPr>
+              <w:t xml:space="preserve">iÉÉ¤ÉþUÉ </w:t>
+            </w:r>
+            <w:r>
+              <w:rPr>
+                <w:rFonts w:ascii="BRH Devanagari Extra" w:hAnsi="BRH Devanagari Extra" w:cs="BRH Devanagari Extra"/>
+                <w:color w:val="000000"/>
+                <w:sz w:val="32"/>
+                <w:szCs w:val="40"/>
+                <w:highlight w:val="yellow"/>
+              </w:rPr>
+              <w:t>kÉ</w:t>
+            </w:r>
+            <w:r>
+              <w:rPr>
+                <w:rFonts w:ascii="BRH Malayalam Extra" w:hAnsi="BRH Malayalam Extra" w:cs="BRH Devanagari Extra"/>
+                <w:color w:val="000000"/>
+                <w:szCs w:val="40"/>
+              </w:rPr>
+              <w:t>–</w:t>
+            </w:r>
+            <w:r>
+              <w:rPr>
+                <w:rFonts w:ascii="BRH Devanagari Extra" w:hAnsi="BRH Devanagari Extra" w:cs="BRH Devanagari Extra"/>
+                <w:color w:val="000000"/>
+                <w:sz w:val="32"/>
+                <w:szCs w:val="40"/>
+              </w:rPr>
+              <w:t xml:space="preserve">¨Éå </w:t>
+            </w:r>
+            <w:r>
+              <w:rPr>
+                <w:rFonts w:ascii="BRH Devanagari Extra" w:hAnsi="BRH Devanagari Extra" w:cs="BRH Devanagari Extra"/>
+                <w:color w:val="000000"/>
+                <w:sz w:val="32"/>
+                <w:szCs w:val="40"/>
+                <w:highlight w:val="yellow"/>
+              </w:rPr>
+              <w:t>kÉ</w:t>
+            </w:r>
+            <w:r>
+              <w:rPr>
+                <w:rFonts w:ascii="BRH Malayalam Extra" w:hAnsi="BRH Malayalam Extra" w:cs="BRH Devanagari Extra"/>
+                <w:color w:val="000000"/>
+                <w:szCs w:val="40"/>
+                <w:highlight w:val="yellow"/>
+              </w:rPr>
+              <w:t>–</w:t>
+            </w:r>
+            <w:r>
+              <w:rPr>
+                <w:rFonts w:ascii="BRH Devanagari Extra" w:hAnsi="BRH Devanagari Extra" w:cs="BRH Devanagari Extra"/>
+                <w:color w:val="000000"/>
+                <w:sz w:val="32"/>
+                <w:szCs w:val="40"/>
+              </w:rPr>
+              <w:t>¨Éå zÉ</w:t>
+            </w:r>
+            <w:r>
+              <w:rPr>
+                <w:rFonts w:ascii="BRH Malayalam Extra" w:hAnsi="BRH Malayalam Extra" w:cs="BRH Devanagari Extra"/>
+                <w:color w:val="000000"/>
+                <w:szCs w:val="40"/>
+              </w:rPr>
+              <w:t>–</w:t>
+            </w:r>
+            <w:r>
+              <w:rPr>
+                <w:rFonts w:ascii="BRH Devanagari Extra" w:hAnsi="BRH Devanagari Extra" w:cs="BRH Devanagari Extra"/>
+                <w:color w:val="000000"/>
+                <w:sz w:val="32"/>
+                <w:szCs w:val="40"/>
+              </w:rPr>
+              <w:t>iÉÉ¤ÉþUÉ pÉuÉÎliÉ pÉuÉÎliÉ</w:t>
+            </w:r>
+          </w:p>
+          <w:p>
+            <w:pPr>
+              <w:widowControl w:val="0"/>
+              <w:autoSpaceDE w:val="0"/>
+              <w:autoSpaceDN w:val="0"/>
+              <w:adjustRightInd w:val="0"/>
+              <w:spacing w:before="0" w:line="240" w:lineRule="auto"/>
+              <w:rPr>
+                <w:rFonts w:ascii="BRH Devanagari Extra" w:hAnsi="BRH Devanagari Extra" w:cs="BRH Devanagari Extra"/>
+                <w:color w:val="000000"/>
+                <w:sz w:val="32"/>
+                <w:szCs w:val="40"/>
+              </w:rPr>
+            </w:pPr>
+            <w:r>
+              <w:rPr>
+                <w:rFonts w:ascii="BRH Devanagari Extra" w:hAnsi="BRH Devanagari Extra" w:cs="BRH Devanagari Extra"/>
+                <w:color w:val="000000"/>
+                <w:sz w:val="32"/>
+                <w:szCs w:val="40"/>
+              </w:rPr>
+              <w:t xml:space="preserve"> zÉ</w:t>
+            </w:r>
+            <w:r>
+              <w:rPr>
+                <w:rFonts w:ascii="BRH Malayalam Extra" w:hAnsi="BRH Malayalam Extra" w:cs="BRH Devanagari Extra"/>
+                <w:color w:val="000000"/>
+                <w:szCs w:val="40"/>
+              </w:rPr>
+              <w:t>–</w:t>
+            </w:r>
+            <w:r>
+              <w:rPr>
+                <w:rFonts w:ascii="BRH Devanagari Extra" w:hAnsi="BRH Devanagari Extra" w:cs="BRH Devanagari Extra"/>
+                <w:color w:val="000000"/>
+                <w:sz w:val="32"/>
+                <w:szCs w:val="40"/>
+              </w:rPr>
+              <w:t xml:space="preserve">iÉÉ¤ÉþUÉ </w:t>
+            </w:r>
+            <w:r>
+              <w:rPr>
+                <w:rFonts w:ascii="BRH Devanagari Extra" w:hAnsi="BRH Devanagari Extra" w:cs="BRH Devanagari Extra"/>
+                <w:color w:val="000000"/>
+                <w:sz w:val="32"/>
+                <w:szCs w:val="40"/>
+                <w:highlight w:val="yellow"/>
+              </w:rPr>
+              <w:t>kÉ</w:t>
+            </w:r>
+            <w:r>
+              <w:rPr>
+                <w:rFonts w:ascii="BRH Malayalam Extra" w:hAnsi="BRH Malayalam Extra" w:cs="BRH Devanagari Extra"/>
+                <w:color w:val="000000"/>
+                <w:szCs w:val="40"/>
+              </w:rPr>
+              <w:t>–</w:t>
+            </w:r>
+            <w:r>
+              <w:rPr>
+                <w:rFonts w:ascii="BRH Devanagari Extra" w:hAnsi="BRH Devanagari Extra" w:cs="BRH Devanagari Extra"/>
+                <w:color w:val="000000"/>
+                <w:sz w:val="32"/>
+                <w:szCs w:val="40"/>
+              </w:rPr>
+              <w:t xml:space="preserve">¨Éå </w:t>
+            </w:r>
+            <w:r>
+              <w:rPr>
+                <w:rFonts w:ascii="BRH Devanagari Extra" w:hAnsi="BRH Devanagari Extra" w:cs="BRH Devanagari Extra"/>
+                <w:color w:val="000000"/>
+                <w:sz w:val="32"/>
+                <w:szCs w:val="40"/>
+                <w:highlight w:val="yellow"/>
+              </w:rPr>
+              <w:t>kÉ</w:t>
+            </w:r>
+            <w:r>
+              <w:rPr>
+                <w:rFonts w:ascii="BRH Malayalam Extra" w:hAnsi="BRH Malayalam Extra" w:cs="BRH Devanagari Extra"/>
+                <w:color w:val="000000"/>
+                <w:szCs w:val="40"/>
+                <w:highlight w:val="yellow"/>
+              </w:rPr>
+              <w:t>–</w:t>
+            </w:r>
+            <w:r>
+              <w:rPr>
+                <w:rFonts w:ascii="BRH Devanagari Extra" w:hAnsi="BRH Devanagari Extra" w:cs="BRH Devanagari Extra"/>
+                <w:color w:val="000000"/>
+                <w:sz w:val="32"/>
+                <w:szCs w:val="40"/>
+              </w:rPr>
+              <w:t>¨Éå zÉ</w:t>
+            </w:r>
+            <w:r>
+              <w:rPr>
+                <w:rFonts w:ascii="BRH Malayalam Extra" w:hAnsi="BRH Malayalam Extra" w:cs="BRH Devanagari Extra"/>
+                <w:color w:val="000000"/>
+                <w:szCs w:val="40"/>
+              </w:rPr>
+              <w:t>–</w:t>
+            </w:r>
+            <w:r>
+              <w:rPr>
+                <w:rFonts w:ascii="BRH Devanagari Extra" w:hAnsi="BRH Devanagari Extra" w:cs="BRH Devanagari Extra"/>
+                <w:color w:val="000000"/>
+                <w:sz w:val="32"/>
+                <w:szCs w:val="40"/>
+              </w:rPr>
+              <w:t xml:space="preserve">iÉÉ¤ÉþUÉ pÉuÉÎliÉ | </w:t>
+            </w:r>
+          </w:p>
+          <w:p>
+            <w:pPr>
+              <w:widowControl w:val="0"/>
+              <w:autoSpaceDE w:val="0"/>
+              <w:autoSpaceDN w:val="0"/>
+              <w:adjustRightInd w:val="0"/>
+              <w:spacing w:before="0" w:line="240" w:lineRule="auto"/>
+              <w:rPr>
+                <w:rFonts w:cs="BRH Malayalam Extra"/>
+                <w:szCs w:val="40"/>
+              </w:rPr>
+            </w:pPr>
+          </w:p>
+        </w:tc>
+        <w:tc>
+          <w:tcPr>
+            <w:tcW w:w="7229" w:type="dxa"/>
+          </w:tcPr>
+          <w:p>
+            <w:pPr>
+              <w:widowControl w:val="0"/>
+              <w:autoSpaceDE w:val="0"/>
+              <w:autoSpaceDN w:val="0"/>
+              <w:adjustRightInd w:val="0"/>
+              <w:spacing w:before="0" w:line="240" w:lineRule="auto"/>
+              <w:rPr>
+                <w:rFonts w:ascii="BRH Devanagari Extra" w:hAnsi="BRH Devanagari Extra" w:cs="BRH Devanagari Extra"/>
+                <w:color w:val="000000"/>
+                <w:sz w:val="32"/>
+                <w:szCs w:val="40"/>
+              </w:rPr>
+            </w:pPr>
+            <w:r>
+              <w:rPr>
+                <w:rFonts w:cs="BRH Devanagari Extra"/>
+                <w:color w:val="000000"/>
+                <w:szCs w:val="40"/>
+              </w:rPr>
+              <w:t>56</w:t>
+            </w:r>
+            <w:r>
+              <w:rPr>
+                <w:rFonts w:ascii="BRH Devanagari Extra" w:hAnsi="BRH Devanagari Extra" w:cs="BRH Devanagari Extra"/>
+                <w:color w:val="000000"/>
+                <w:sz w:val="32"/>
+                <w:szCs w:val="40"/>
+              </w:rPr>
+              <w:t>)</w:t>
+            </w:r>
+            <w:r>
+              <w:rPr>
+                <w:rFonts w:cs="BRH Devanagari Extra"/>
+                <w:color w:val="000000"/>
+                <w:szCs w:val="40"/>
+              </w:rPr>
+              <w:t xml:space="preserve">  1</w:t>
+            </w:r>
+            <w:r>
+              <w:rPr>
+                <w:rFonts w:ascii="BRH Devanagari Extra" w:hAnsi="BRH Devanagari Extra" w:cs="BRH Devanagari Extra"/>
+                <w:color w:val="000000"/>
+                <w:sz w:val="32"/>
+                <w:szCs w:val="40"/>
+              </w:rPr>
+              <w:t>.</w:t>
+            </w:r>
+            <w:r>
+              <w:rPr>
+                <w:rFonts w:cs="BRH Devanagari Extra"/>
+                <w:color w:val="000000"/>
+                <w:szCs w:val="40"/>
+              </w:rPr>
+              <w:t>5</w:t>
+            </w:r>
+            <w:r>
+              <w:rPr>
+                <w:rFonts w:ascii="BRH Devanagari Extra" w:hAnsi="BRH Devanagari Extra" w:cs="BRH Devanagari Extra"/>
+                <w:color w:val="000000"/>
+                <w:sz w:val="32"/>
+                <w:szCs w:val="40"/>
+              </w:rPr>
+              <w:t>.</w:t>
+            </w:r>
+            <w:r>
+              <w:rPr>
+                <w:rFonts w:cs="BRH Devanagari Extra"/>
+                <w:color w:val="000000"/>
+                <w:szCs w:val="40"/>
+              </w:rPr>
+              <w:t>2</w:t>
+            </w:r>
+            <w:r>
+              <w:rPr>
+                <w:rFonts w:ascii="BRH Devanagari Extra" w:hAnsi="BRH Devanagari Extra" w:cs="BRH Devanagari Extra"/>
+                <w:color w:val="000000"/>
+                <w:sz w:val="32"/>
+                <w:szCs w:val="40"/>
+              </w:rPr>
+              <w:t>.</w:t>
+            </w:r>
+            <w:r>
+              <w:rPr>
+                <w:rFonts w:cs="BRH Devanagari Extra"/>
+                <w:color w:val="000000"/>
+                <w:szCs w:val="40"/>
+              </w:rPr>
+              <w:t>1</w:t>
+            </w:r>
+            <w:r>
+              <w:rPr>
+                <w:rFonts w:ascii="BRH Devanagari Extra" w:hAnsi="BRH Devanagari Extra" w:cs="BRH Devanagari Extra"/>
+                <w:color w:val="000000"/>
+                <w:sz w:val="32"/>
+                <w:szCs w:val="40"/>
+              </w:rPr>
+              <w:t>(</w:t>
+            </w:r>
+            <w:r>
+              <w:rPr>
+                <w:rFonts w:cs="BRH Devanagari Extra"/>
+                <w:color w:val="000000"/>
+                <w:szCs w:val="40"/>
+              </w:rPr>
+              <w:t>49</w:t>
+            </w:r>
+            <w:r>
+              <w:rPr>
+                <w:rFonts w:ascii="BRH Devanagari Extra" w:hAnsi="BRH Devanagari Extra" w:cs="BRH Devanagari Extra"/>
+                <w:color w:val="000000"/>
+                <w:sz w:val="32"/>
+                <w:szCs w:val="40"/>
+              </w:rPr>
+              <w:t>)</w:t>
+            </w:r>
+            <w:proofErr w:type="gramStart"/>
+            <w:r>
+              <w:rPr>
+                <w:rFonts w:ascii="BRH Devanagari Extra" w:hAnsi="BRH Devanagari Extra" w:cs="BRH Devanagari Extra"/>
+                <w:color w:val="000000"/>
+                <w:sz w:val="32"/>
+                <w:szCs w:val="40"/>
+              </w:rPr>
+              <w:t>-  mÉÑlÉþÈ</w:t>
+            </w:r>
+            <w:proofErr w:type="gramEnd"/>
+            <w:r>
+              <w:rPr>
+                <w:rFonts w:ascii="BRH Devanagari Extra" w:hAnsi="BRH Devanagari Extra" w:cs="BRH Devanagari Extra"/>
+                <w:color w:val="000000"/>
+                <w:sz w:val="32"/>
+                <w:szCs w:val="40"/>
+              </w:rPr>
+              <w:t xml:space="preserve"> | AÉ | kÉ</w:t>
+            </w:r>
+            <w:r>
+              <w:rPr>
+                <w:rFonts w:ascii="BRH Malayalam Extra" w:hAnsi="BRH Malayalam Extra" w:cs="BRH Devanagari Extra"/>
+                <w:color w:val="000000"/>
+                <w:szCs w:val="40"/>
+                <w:highlight w:val="yellow"/>
+              </w:rPr>
+              <w:t>–</w:t>
+            </w:r>
+            <w:r>
+              <w:rPr>
+                <w:rFonts w:ascii="BRH Devanagari Extra" w:hAnsi="BRH Devanagari Extra" w:cs="BRH Devanagari Extra"/>
+                <w:color w:val="000000"/>
+                <w:sz w:val="32"/>
+                <w:szCs w:val="40"/>
+                <w:highlight w:val="green"/>
+              </w:rPr>
+              <w:t>¨Éå</w:t>
+            </w:r>
+            <w:r>
+              <w:rPr>
+                <w:rFonts w:ascii="BRH Malayalam Extra" w:hAnsi="BRH Malayalam Extra" w:cs="BRH Devanagari Extra"/>
+                <w:color w:val="000000"/>
+                <w:szCs w:val="40"/>
+                <w:highlight w:val="green"/>
+              </w:rPr>
+              <w:t>–</w:t>
+            </w:r>
+            <w:r>
+              <w:rPr>
+                <w:rFonts w:ascii="BRH Devanagari Extra" w:hAnsi="BRH Devanagari Extra" w:cs="BRH Devanagari Extra"/>
+                <w:color w:val="000000"/>
+                <w:sz w:val="32"/>
+                <w:szCs w:val="40"/>
+              </w:rPr>
+              <w:t xml:space="preserve"> |</w:t>
+            </w:r>
+          </w:p>
+          <w:p>
+            <w:pPr>
+              <w:widowControl w:val="0"/>
+              <w:autoSpaceDE w:val="0"/>
+              <w:autoSpaceDN w:val="0"/>
+              <w:adjustRightInd w:val="0"/>
+              <w:spacing w:before="0" w:line="240" w:lineRule="auto"/>
+              <w:rPr>
+                <w:rFonts w:ascii="BRH Devanagari Extra" w:hAnsi="BRH Devanagari Extra" w:cs="BRH Devanagari Extra"/>
+                <w:color w:val="000000"/>
+                <w:sz w:val="32"/>
+                <w:szCs w:val="40"/>
+              </w:rPr>
+            </w:pPr>
+            <w:r>
+              <w:rPr>
+                <w:rFonts w:ascii="BRH Devanagari Extra" w:hAnsi="BRH Devanagari Extra" w:cs="BRH Devanagari Extra"/>
+                <w:color w:val="000000"/>
+                <w:sz w:val="32"/>
+                <w:szCs w:val="40"/>
+              </w:rPr>
+              <w:t>mÉÑlÉ</w:t>
+            </w:r>
+            <w:r>
+              <w:rPr>
+                <w:rFonts w:ascii="BRH Malayalam Extra" w:hAnsi="BRH Malayalam Extra" w:cs="BRH Devanagari Extra"/>
+                <w:color w:val="000000"/>
+                <w:szCs w:val="40"/>
+              </w:rPr>
+              <w:t>–</w:t>
+            </w:r>
+            <w:r>
+              <w:rPr>
+                <w:rFonts w:ascii="BRH Devanagari Extra" w:hAnsi="BRH Devanagari Extra" w:cs="BRH Devanagari Extra"/>
+                <w:color w:val="000000"/>
+                <w:sz w:val="32"/>
+                <w:szCs w:val="40"/>
+              </w:rPr>
+              <w:t>UÉ mÉÑlÉ</w:t>
+            </w:r>
+            <w:r>
+              <w:rPr>
+                <w:rFonts w:ascii="BRH Malayalam Extra" w:hAnsi="BRH Malayalam Extra" w:cs="BRH Devanagari Extra"/>
+                <w:color w:val="000000"/>
+                <w:szCs w:val="40"/>
+              </w:rPr>
+              <w:t>–</w:t>
+            </w:r>
+            <w:r>
+              <w:rPr>
+                <w:rFonts w:ascii="BRH Devanagari Extra" w:hAnsi="BRH Devanagari Extra" w:cs="BRH Devanagari Extra"/>
+                <w:color w:val="000000"/>
+                <w:sz w:val="32"/>
+                <w:szCs w:val="40"/>
+              </w:rPr>
+              <w:t>È mÉÑlÉ</w:t>
+            </w:r>
+            <w:r>
+              <w:rPr>
+                <w:rFonts w:ascii="BRH Malayalam Extra" w:hAnsi="BRH Malayalam Extra" w:cs="BRH Devanagari Extra"/>
+                <w:color w:val="000000"/>
+                <w:szCs w:val="40"/>
+              </w:rPr>
+              <w:t>–</w:t>
+            </w:r>
+            <w:r>
+              <w:rPr>
+                <w:rFonts w:ascii="BRH Devanagari Extra" w:hAnsi="BRH Devanagari Extra" w:cs="BRH Devanagari Extra"/>
+                <w:color w:val="000000"/>
+                <w:sz w:val="32"/>
+                <w:szCs w:val="40"/>
+              </w:rPr>
+              <w:t xml:space="preserve">UÉ </w:t>
+            </w:r>
+            <w:r>
+              <w:rPr>
+                <w:rFonts w:ascii="BRH Devanagari Extra" w:hAnsi="BRH Devanagari Extra" w:cs="BRH Devanagari Extra"/>
+                <w:color w:val="000000"/>
+                <w:sz w:val="32"/>
+                <w:szCs w:val="40"/>
+                <w:highlight w:val="green"/>
+              </w:rPr>
+              <w:t>kÉþ</w:t>
+            </w:r>
+            <w:r>
+              <w:rPr>
+                <w:rFonts w:ascii="BRH Devanagari Extra" w:hAnsi="BRH Devanagari Extra" w:cs="BRH Devanagari Extra"/>
+                <w:color w:val="000000"/>
+                <w:sz w:val="32"/>
+                <w:szCs w:val="40"/>
+              </w:rPr>
+              <w:t xml:space="preserve">¨Éå </w:t>
+            </w:r>
+            <w:r>
+              <w:rPr>
+                <w:rFonts w:ascii="BRH Devanagari Extra" w:hAnsi="BRH Devanagari Extra" w:cs="BRH Devanagari Extra"/>
+                <w:color w:val="000000"/>
+                <w:sz w:val="32"/>
+                <w:szCs w:val="40"/>
+                <w:highlight w:val="green"/>
+              </w:rPr>
+              <w:t>kÉ¨É</w:t>
+            </w:r>
+            <w:r>
+              <w:rPr>
+                <w:rFonts w:ascii="BRH Malayalam Extra" w:hAnsi="BRH Malayalam Extra" w:cs="BRH Devanagari Extra"/>
+                <w:color w:val="000000"/>
+                <w:szCs w:val="40"/>
+                <w:highlight w:val="green"/>
+              </w:rPr>
+              <w:t>–</w:t>
+            </w:r>
+            <w:r>
+              <w:rPr>
+                <w:rFonts w:ascii="BRH Devanagari Extra" w:hAnsi="BRH Devanagari Extra" w:cs="BRH Devanagari Extra"/>
+                <w:color w:val="000000"/>
+                <w:sz w:val="32"/>
+                <w:szCs w:val="40"/>
+              </w:rPr>
+              <w:t xml:space="preserve"> AÉ mÉÑlÉ</w:t>
+            </w:r>
+            <w:r>
+              <w:rPr>
+                <w:rFonts w:ascii="BRH Malayalam Extra" w:hAnsi="BRH Malayalam Extra" w:cs="BRH Devanagari Extra"/>
+                <w:color w:val="000000"/>
+                <w:szCs w:val="40"/>
+              </w:rPr>
+              <w:t>–</w:t>
+            </w:r>
+            <w:r>
+              <w:rPr>
+                <w:rFonts w:ascii="BRH Devanagari Extra" w:hAnsi="BRH Devanagari Extra" w:cs="BRH Devanagari Extra"/>
+                <w:color w:val="000000"/>
+                <w:sz w:val="32"/>
+                <w:szCs w:val="40"/>
+              </w:rPr>
+              <w:t>È mÉÑlÉ</w:t>
+            </w:r>
+            <w:r>
+              <w:rPr>
+                <w:rFonts w:ascii="BRH Malayalam Extra" w:hAnsi="BRH Malayalam Extra" w:cs="BRH Devanagari Extra"/>
+                <w:color w:val="000000"/>
+                <w:szCs w:val="40"/>
+              </w:rPr>
+              <w:t>–</w:t>
+            </w:r>
+            <w:r>
+              <w:rPr>
+                <w:rFonts w:ascii="BRH Devanagari Extra" w:hAnsi="BRH Devanagari Extra" w:cs="BRH Devanagari Extra"/>
+                <w:color w:val="000000"/>
+                <w:sz w:val="32"/>
+                <w:szCs w:val="40"/>
+              </w:rPr>
+              <w:t xml:space="preserve">UÉ </w:t>
+            </w:r>
+            <w:r>
+              <w:rPr>
+                <w:rFonts w:ascii="BRH Devanagari Extra" w:hAnsi="BRH Devanagari Extra" w:cs="BRH Devanagari Extra"/>
+                <w:color w:val="000000"/>
+                <w:sz w:val="32"/>
+                <w:szCs w:val="40"/>
+                <w:highlight w:val="green"/>
+              </w:rPr>
+              <w:t>kÉþ</w:t>
+            </w:r>
+            <w:r>
+              <w:rPr>
+                <w:rFonts w:ascii="BRH Devanagari Extra" w:hAnsi="BRH Devanagari Extra" w:cs="BRH Devanagari Extra"/>
+                <w:color w:val="000000"/>
+                <w:sz w:val="32"/>
+                <w:szCs w:val="40"/>
+              </w:rPr>
+              <w:t xml:space="preserve">¨Éå | </w:t>
+            </w:r>
+          </w:p>
+          <w:p>
+            <w:pPr>
+              <w:widowControl w:val="0"/>
+              <w:autoSpaceDE w:val="0"/>
+              <w:autoSpaceDN w:val="0"/>
+              <w:adjustRightInd w:val="0"/>
+              <w:spacing w:before="0" w:line="240" w:lineRule="auto"/>
+              <w:rPr>
+                <w:rFonts w:ascii="BRH Devanagari Extra" w:hAnsi="BRH Devanagari Extra" w:cs="BRH Devanagari Extra"/>
+                <w:color w:val="000000"/>
+                <w:sz w:val="32"/>
+                <w:szCs w:val="40"/>
+              </w:rPr>
+            </w:pPr>
+            <w:r>
+              <w:rPr>
+                <w:rFonts w:cs="BRH Devanagari Extra"/>
+                <w:color w:val="000000"/>
+                <w:szCs w:val="40"/>
+              </w:rPr>
+              <w:t>57</w:t>
+            </w:r>
+            <w:r>
+              <w:rPr>
+                <w:rFonts w:ascii="BRH Devanagari Extra" w:hAnsi="BRH Devanagari Extra" w:cs="BRH Devanagari Extra"/>
+                <w:color w:val="000000"/>
+                <w:sz w:val="32"/>
+                <w:szCs w:val="40"/>
+              </w:rPr>
+              <w:t>)</w:t>
+            </w:r>
+            <w:r>
+              <w:rPr>
+                <w:rFonts w:cs="BRH Devanagari Extra"/>
+                <w:color w:val="000000"/>
+                <w:szCs w:val="40"/>
+              </w:rPr>
+              <w:t xml:space="preserve">  1</w:t>
+            </w:r>
+            <w:r>
+              <w:rPr>
+                <w:rFonts w:ascii="BRH Devanagari Extra" w:hAnsi="BRH Devanagari Extra" w:cs="BRH Devanagari Extra"/>
+                <w:color w:val="000000"/>
+                <w:sz w:val="32"/>
+                <w:szCs w:val="40"/>
+              </w:rPr>
+              <w:t>.</w:t>
+            </w:r>
+            <w:r>
+              <w:rPr>
+                <w:rFonts w:cs="BRH Devanagari Extra"/>
+                <w:color w:val="000000"/>
+                <w:szCs w:val="40"/>
+              </w:rPr>
+              <w:t>5</w:t>
+            </w:r>
+            <w:r>
+              <w:rPr>
+                <w:rFonts w:ascii="BRH Devanagari Extra" w:hAnsi="BRH Devanagari Extra" w:cs="BRH Devanagari Extra"/>
+                <w:color w:val="000000"/>
+                <w:sz w:val="32"/>
+                <w:szCs w:val="40"/>
+              </w:rPr>
+              <w:t>.</w:t>
+            </w:r>
+            <w:r>
+              <w:rPr>
+                <w:rFonts w:cs="BRH Devanagari Extra"/>
+                <w:color w:val="000000"/>
+                <w:szCs w:val="40"/>
+              </w:rPr>
+              <w:t>2</w:t>
+            </w:r>
+            <w:r>
+              <w:rPr>
+                <w:rFonts w:ascii="BRH Devanagari Extra" w:hAnsi="BRH Devanagari Extra" w:cs="BRH Devanagari Extra"/>
+                <w:color w:val="000000"/>
+                <w:sz w:val="32"/>
+                <w:szCs w:val="40"/>
+              </w:rPr>
+              <w:t>.</w:t>
+            </w:r>
+            <w:r>
+              <w:rPr>
+                <w:rFonts w:cs="BRH Devanagari Extra"/>
+                <w:color w:val="000000"/>
+                <w:szCs w:val="40"/>
+              </w:rPr>
+              <w:t>1</w:t>
+            </w:r>
+            <w:r>
+              <w:rPr>
+                <w:rFonts w:ascii="BRH Devanagari Extra" w:hAnsi="BRH Devanagari Extra" w:cs="BRH Devanagari Extra"/>
+                <w:color w:val="000000"/>
+                <w:sz w:val="32"/>
+                <w:szCs w:val="40"/>
+              </w:rPr>
+              <w:t>(</w:t>
+            </w:r>
+            <w:r>
+              <w:rPr>
+                <w:rFonts w:cs="BRH Devanagari Extra"/>
+                <w:color w:val="000000"/>
+                <w:szCs w:val="40"/>
+              </w:rPr>
+              <w:t>50</w:t>
+            </w:r>
+            <w:r>
+              <w:rPr>
+                <w:rFonts w:ascii="BRH Devanagari Extra" w:hAnsi="BRH Devanagari Extra" w:cs="BRH Devanagari Extra"/>
+                <w:color w:val="000000"/>
+                <w:sz w:val="32"/>
+                <w:szCs w:val="40"/>
+              </w:rPr>
+              <w:t>)</w:t>
+            </w:r>
+            <w:proofErr w:type="gramStart"/>
+            <w:r>
+              <w:rPr>
+                <w:rFonts w:ascii="BRH Devanagari Extra" w:hAnsi="BRH Devanagari Extra" w:cs="BRH Devanagari Extra"/>
+                <w:color w:val="000000"/>
+                <w:sz w:val="32"/>
+                <w:szCs w:val="40"/>
+              </w:rPr>
+              <w:t>-  AÉ</w:t>
+            </w:r>
+            <w:proofErr w:type="gramEnd"/>
+            <w:r>
+              <w:rPr>
+                <w:rFonts w:ascii="BRH Devanagari Extra" w:hAnsi="BRH Devanagari Extra" w:cs="BRH Devanagari Extra"/>
+                <w:color w:val="000000"/>
+                <w:sz w:val="32"/>
+                <w:szCs w:val="40"/>
+              </w:rPr>
+              <w:t xml:space="preserve"> | kÉ</w:t>
+            </w:r>
+            <w:r>
+              <w:rPr>
+                <w:rFonts w:ascii="BRH Malayalam Extra" w:hAnsi="BRH Malayalam Extra" w:cs="BRH Devanagari Extra"/>
+                <w:color w:val="000000"/>
+                <w:szCs w:val="40"/>
+                <w:highlight w:val="yellow"/>
+              </w:rPr>
+              <w:t>–</w:t>
+            </w:r>
+            <w:r>
+              <w:rPr>
+                <w:rFonts w:ascii="BRH Devanagari Extra" w:hAnsi="BRH Devanagari Extra" w:cs="BRH Devanagari Extra"/>
+                <w:color w:val="000000"/>
+                <w:sz w:val="32"/>
+                <w:szCs w:val="40"/>
+                <w:highlight w:val="green"/>
+              </w:rPr>
+              <w:t>¨Éå</w:t>
+            </w:r>
+            <w:r>
+              <w:rPr>
+                <w:rFonts w:ascii="BRH Malayalam Extra" w:hAnsi="BRH Malayalam Extra" w:cs="BRH Devanagari Extra"/>
+                <w:color w:val="000000"/>
+                <w:szCs w:val="40"/>
+                <w:highlight w:val="green"/>
+              </w:rPr>
+              <w:t>–</w:t>
+            </w:r>
+            <w:r>
+              <w:rPr>
+                <w:rFonts w:ascii="BRH Devanagari Extra" w:hAnsi="BRH Devanagari Extra" w:cs="BRH Devanagari Extra"/>
+                <w:color w:val="000000"/>
+                <w:sz w:val="32"/>
+                <w:szCs w:val="40"/>
+              </w:rPr>
+              <w:t xml:space="preserve"> | zÉ</w:t>
+            </w:r>
+            <w:r>
+              <w:rPr>
+                <w:rFonts w:ascii="BRH Malayalam Extra" w:hAnsi="BRH Malayalam Extra" w:cs="BRH Devanagari Extra"/>
+                <w:color w:val="000000"/>
+                <w:szCs w:val="40"/>
+              </w:rPr>
+              <w:t>–</w:t>
+            </w:r>
+            <w:r>
+              <w:rPr>
+                <w:rFonts w:ascii="BRH Devanagari Extra" w:hAnsi="BRH Devanagari Extra" w:cs="BRH Devanagari Extra"/>
+                <w:color w:val="000000"/>
+                <w:sz w:val="32"/>
+                <w:szCs w:val="40"/>
+              </w:rPr>
+              <w:t>iÉÉ¤ÉþUÉÈ |</w:t>
+            </w:r>
+          </w:p>
+          <w:p>
+            <w:pPr>
+              <w:widowControl w:val="0"/>
+              <w:autoSpaceDE w:val="0"/>
+              <w:autoSpaceDN w:val="0"/>
+              <w:adjustRightInd w:val="0"/>
+              <w:spacing w:before="0" w:line="240" w:lineRule="auto"/>
+              <w:rPr>
+                <w:rFonts w:ascii="BRH Devanagari Extra" w:hAnsi="BRH Devanagari Extra" w:cs="BRH Devanagari Extra"/>
+                <w:color w:val="000000"/>
+                <w:sz w:val="32"/>
+                <w:szCs w:val="40"/>
+              </w:rPr>
+            </w:pPr>
+            <w:r>
+              <w:rPr>
+                <w:rFonts w:ascii="BRH Devanagari Extra" w:hAnsi="BRH Devanagari Extra" w:cs="BRH Devanagari Extra"/>
+                <w:color w:val="000000"/>
+                <w:sz w:val="32"/>
+                <w:szCs w:val="40"/>
+              </w:rPr>
+              <w:t xml:space="preserve">AÉ </w:t>
+            </w:r>
+            <w:r>
+              <w:rPr>
+                <w:rFonts w:ascii="BRH Devanagari Extra" w:hAnsi="BRH Devanagari Extra" w:cs="BRH Devanagari Extra"/>
+                <w:color w:val="000000"/>
+                <w:sz w:val="32"/>
+                <w:szCs w:val="40"/>
+                <w:highlight w:val="green"/>
+              </w:rPr>
+              <w:t>kÉþ</w:t>
+            </w:r>
+            <w:r>
+              <w:rPr>
+                <w:rFonts w:ascii="BRH Devanagari Extra" w:hAnsi="BRH Devanagari Extra" w:cs="BRH Devanagari Extra"/>
+                <w:color w:val="000000"/>
+                <w:sz w:val="32"/>
+                <w:szCs w:val="40"/>
+              </w:rPr>
+              <w:t xml:space="preserve">¨Éå </w:t>
+            </w:r>
+            <w:r>
+              <w:rPr>
+                <w:rFonts w:ascii="BRH Devanagari Extra" w:hAnsi="BRH Devanagari Extra" w:cs="BRH Devanagari Extra"/>
+                <w:color w:val="000000"/>
+                <w:sz w:val="32"/>
+                <w:szCs w:val="40"/>
+                <w:highlight w:val="green"/>
+              </w:rPr>
+              <w:t>kÉ¨É</w:t>
+            </w:r>
+            <w:r>
+              <w:rPr>
+                <w:rFonts w:ascii="BRH Malayalam Extra" w:hAnsi="BRH Malayalam Extra" w:cs="BRH Devanagari Extra"/>
+                <w:color w:val="000000"/>
+                <w:szCs w:val="40"/>
+                <w:highlight w:val="green"/>
+              </w:rPr>
+              <w:t>–</w:t>
+            </w:r>
+            <w:r>
+              <w:rPr>
+                <w:rFonts w:ascii="BRH Devanagari Extra" w:hAnsi="BRH Devanagari Extra" w:cs="BRH Devanagari Extra"/>
+                <w:color w:val="000000"/>
+                <w:sz w:val="32"/>
+                <w:szCs w:val="40"/>
+              </w:rPr>
+              <w:t xml:space="preserve"> AÉ </w:t>
+            </w:r>
+            <w:r>
+              <w:rPr>
+                <w:rFonts w:ascii="BRH Devanagari Extra" w:hAnsi="BRH Devanagari Extra" w:cs="BRH Devanagari Extra"/>
+                <w:color w:val="000000"/>
+                <w:sz w:val="32"/>
+                <w:szCs w:val="40"/>
+                <w:highlight w:val="green"/>
+              </w:rPr>
+              <w:t>kÉ</w:t>
+            </w:r>
+            <w:r>
+              <w:rPr>
+                <w:rFonts w:ascii="BRH Devanagari Extra" w:hAnsi="BRH Devanagari Extra" w:cs="BRH Devanagari Extra"/>
+                <w:color w:val="000000"/>
+                <w:sz w:val="32"/>
+                <w:szCs w:val="40"/>
+              </w:rPr>
+              <w:t>þ¨Éå zÉ</w:t>
+            </w:r>
+            <w:r>
+              <w:rPr>
+                <w:rFonts w:ascii="BRH Malayalam Extra" w:hAnsi="BRH Malayalam Extra" w:cs="BRH Devanagari Extra"/>
+                <w:color w:val="000000"/>
+                <w:szCs w:val="40"/>
+              </w:rPr>
+              <w:t>–</w:t>
+            </w:r>
+            <w:r>
+              <w:rPr>
+                <w:rFonts w:ascii="BRH Devanagari Extra" w:hAnsi="BRH Devanagari Extra" w:cs="BRH Devanagari Extra"/>
+                <w:color w:val="000000"/>
+                <w:sz w:val="32"/>
+                <w:szCs w:val="40"/>
+              </w:rPr>
+              <w:t>iÉÉ¤ÉþUÉÈ zÉ</w:t>
+            </w:r>
+            <w:r>
+              <w:rPr>
+                <w:rFonts w:ascii="BRH Malayalam Extra" w:hAnsi="BRH Malayalam Extra" w:cs="BRH Devanagari Extra"/>
+                <w:color w:val="000000"/>
+                <w:szCs w:val="40"/>
+              </w:rPr>
+              <w:t>–</w:t>
+            </w:r>
+            <w:r>
+              <w:rPr>
+                <w:rFonts w:ascii="BRH Devanagari Extra" w:hAnsi="BRH Devanagari Extra" w:cs="BRH Devanagari Extra"/>
+                <w:color w:val="000000"/>
+                <w:sz w:val="32"/>
+                <w:szCs w:val="40"/>
+              </w:rPr>
+              <w:t xml:space="preserve">iÉÉ¤ÉþUÉ </w:t>
+            </w:r>
+            <w:r>
+              <w:rPr>
+                <w:rFonts w:ascii="BRH Devanagari Extra" w:hAnsi="BRH Devanagari Extra" w:cs="BRH Devanagari Extra"/>
+                <w:color w:val="000000"/>
+                <w:sz w:val="32"/>
+                <w:szCs w:val="40"/>
+                <w:highlight w:val="green"/>
+              </w:rPr>
+              <w:t>kÉ¨É</w:t>
+            </w:r>
+            <w:r>
+              <w:rPr>
+                <w:rFonts w:ascii="BRH Devanagari Extra" w:hAnsi="BRH Devanagari Extra" w:cs="BRH Devanagari Extra"/>
+                <w:color w:val="000000"/>
+                <w:sz w:val="32"/>
+                <w:szCs w:val="40"/>
+              </w:rPr>
+              <w:t xml:space="preserve"> AÉ </w:t>
+            </w:r>
+            <w:r>
+              <w:rPr>
+                <w:rFonts w:ascii="BRH Devanagari Extra" w:hAnsi="BRH Devanagari Extra" w:cs="BRH Devanagari Extra"/>
+                <w:color w:val="000000"/>
+                <w:sz w:val="32"/>
+                <w:szCs w:val="40"/>
+                <w:highlight w:val="green"/>
+              </w:rPr>
+              <w:t>kÉ¨</w:t>
+            </w:r>
+            <w:r>
+              <w:rPr>
+                <w:rFonts w:ascii="BRH Devanagari Extra" w:hAnsi="BRH Devanagari Extra" w:cs="BRH Devanagari Extra"/>
+                <w:color w:val="000000"/>
+                <w:sz w:val="32"/>
+                <w:szCs w:val="40"/>
+              </w:rPr>
+              <w:t xml:space="preserve">Éå </w:t>
+            </w:r>
+          </w:p>
+          <w:p>
+            <w:pPr>
+              <w:widowControl w:val="0"/>
+              <w:autoSpaceDE w:val="0"/>
+              <w:autoSpaceDN w:val="0"/>
+              <w:adjustRightInd w:val="0"/>
+              <w:spacing w:before="0" w:line="240" w:lineRule="auto"/>
+              <w:rPr>
+                <w:rFonts w:ascii="BRH Devanagari Extra" w:hAnsi="BRH Devanagari Extra" w:cs="BRH Devanagari Extra"/>
+                <w:color w:val="000000"/>
+                <w:sz w:val="32"/>
+                <w:szCs w:val="40"/>
+              </w:rPr>
+            </w:pPr>
+            <w:r>
+              <w:rPr>
+                <w:rFonts w:ascii="BRH Devanagari Extra" w:hAnsi="BRH Devanagari Extra" w:cs="BRH Devanagari Extra"/>
+                <w:color w:val="000000"/>
+                <w:sz w:val="32"/>
+                <w:szCs w:val="40"/>
+              </w:rPr>
+              <w:t>zÉ</w:t>
+            </w:r>
+            <w:r>
+              <w:rPr>
+                <w:rFonts w:ascii="BRH Malayalam Extra" w:hAnsi="BRH Malayalam Extra" w:cs="BRH Devanagari Extra"/>
+                <w:color w:val="000000"/>
+                <w:szCs w:val="40"/>
+              </w:rPr>
+              <w:t>–</w:t>
+            </w:r>
+            <w:r>
+              <w:rPr>
+                <w:rFonts w:ascii="BRH Devanagari Extra" w:hAnsi="BRH Devanagari Extra" w:cs="BRH Devanagari Extra"/>
+                <w:color w:val="000000"/>
+                <w:sz w:val="32"/>
+                <w:szCs w:val="40"/>
+              </w:rPr>
+              <w:t xml:space="preserve">iÉÉ¤ÉþUÉÈ | </w:t>
+            </w:r>
+          </w:p>
+          <w:p>
+            <w:pPr>
+              <w:widowControl w:val="0"/>
+              <w:autoSpaceDE w:val="0"/>
+              <w:autoSpaceDN w:val="0"/>
+              <w:adjustRightInd w:val="0"/>
+              <w:spacing w:before="0" w:line="240" w:lineRule="auto"/>
+              <w:rPr>
+                <w:rFonts w:ascii="BRH Devanagari Extra" w:hAnsi="BRH Devanagari Extra" w:cs="BRH Devanagari Extra"/>
+                <w:color w:val="000000"/>
+                <w:sz w:val="32"/>
+                <w:szCs w:val="40"/>
+              </w:rPr>
+            </w:pPr>
+            <w:r>
+              <w:rPr>
+                <w:rFonts w:cs="BRH Devanagari Extra"/>
+                <w:color w:val="000000"/>
+                <w:szCs w:val="40"/>
+              </w:rPr>
+              <w:t>1</w:t>
+            </w:r>
+            <w:r>
+              <w:rPr>
+                <w:rFonts w:ascii="BRH Devanagari Extra" w:hAnsi="BRH Devanagari Extra" w:cs="BRH Devanagari Extra"/>
+                <w:color w:val="000000"/>
+                <w:sz w:val="32"/>
+                <w:szCs w:val="40"/>
+              </w:rPr>
+              <w:t>)</w:t>
+            </w:r>
+            <w:r>
+              <w:rPr>
+                <w:rFonts w:cs="BRH Devanagari Extra"/>
+                <w:color w:val="000000"/>
+                <w:szCs w:val="40"/>
+              </w:rPr>
+              <w:t xml:space="preserve">  1</w:t>
+            </w:r>
+            <w:r>
+              <w:rPr>
+                <w:rFonts w:ascii="BRH Devanagari Extra" w:hAnsi="BRH Devanagari Extra" w:cs="BRH Devanagari Extra"/>
+                <w:color w:val="000000"/>
+                <w:sz w:val="32"/>
+                <w:szCs w:val="40"/>
+              </w:rPr>
+              <w:t>.</w:t>
+            </w:r>
+            <w:r>
+              <w:rPr>
+                <w:rFonts w:cs="BRH Devanagari Extra"/>
+                <w:color w:val="000000"/>
+                <w:szCs w:val="40"/>
+              </w:rPr>
+              <w:t>5</w:t>
+            </w:r>
+            <w:r>
+              <w:rPr>
+                <w:rFonts w:ascii="BRH Devanagari Extra" w:hAnsi="BRH Devanagari Extra" w:cs="BRH Devanagari Extra"/>
+                <w:color w:val="000000"/>
+                <w:sz w:val="32"/>
+                <w:szCs w:val="40"/>
+              </w:rPr>
+              <w:t>.</w:t>
+            </w:r>
+            <w:r>
+              <w:rPr>
+                <w:rFonts w:cs="BRH Devanagari Extra"/>
+                <w:color w:val="000000"/>
+                <w:szCs w:val="40"/>
+              </w:rPr>
+              <w:t>2</w:t>
+            </w:r>
+            <w:r>
+              <w:rPr>
+                <w:rFonts w:ascii="BRH Devanagari Extra" w:hAnsi="BRH Devanagari Extra" w:cs="BRH Devanagari Extra"/>
+                <w:color w:val="000000"/>
+                <w:sz w:val="32"/>
+                <w:szCs w:val="40"/>
+              </w:rPr>
+              <w:t>.</w:t>
+            </w:r>
+            <w:r>
+              <w:rPr>
+                <w:rFonts w:cs="BRH Devanagari Extra"/>
+                <w:color w:val="000000"/>
+                <w:szCs w:val="40"/>
+              </w:rPr>
+              <w:t>2</w:t>
+            </w:r>
+            <w:r>
+              <w:rPr>
+                <w:rFonts w:ascii="BRH Devanagari Extra" w:hAnsi="BRH Devanagari Extra" w:cs="BRH Devanagari Extra"/>
+                <w:color w:val="000000"/>
+                <w:sz w:val="32"/>
+                <w:szCs w:val="40"/>
+              </w:rPr>
+              <w:t>(</w:t>
+            </w:r>
+            <w:r>
+              <w:rPr>
+                <w:rFonts w:cs="BRH Devanagari Extra"/>
+                <w:color w:val="000000"/>
+                <w:szCs w:val="40"/>
+              </w:rPr>
+              <w:t>1</w:t>
+            </w:r>
+            <w:r>
+              <w:rPr>
+                <w:rFonts w:ascii="BRH Devanagari Extra" w:hAnsi="BRH Devanagari Extra" w:cs="BRH Devanagari Extra"/>
+                <w:color w:val="000000"/>
+                <w:sz w:val="32"/>
+                <w:szCs w:val="40"/>
+              </w:rPr>
+              <w:t>)</w:t>
+            </w:r>
+            <w:proofErr w:type="gramStart"/>
+            <w:r>
+              <w:rPr>
+                <w:rFonts w:ascii="BRH Devanagari Extra" w:hAnsi="BRH Devanagari Extra" w:cs="BRH Devanagari Extra"/>
+                <w:color w:val="000000"/>
+                <w:sz w:val="32"/>
+                <w:szCs w:val="40"/>
+              </w:rPr>
+              <w:t>-  kÉ</w:t>
+            </w:r>
+            <w:proofErr w:type="gramEnd"/>
+            <w:r>
+              <w:rPr>
+                <w:rFonts w:ascii="BRH Malayalam Extra" w:hAnsi="BRH Malayalam Extra" w:cs="BRH Devanagari Extra"/>
+                <w:color w:val="000000"/>
+                <w:szCs w:val="40"/>
+                <w:highlight w:val="yellow"/>
+              </w:rPr>
+              <w:t>–</w:t>
+            </w:r>
+            <w:r>
+              <w:rPr>
+                <w:rFonts w:ascii="BRH Devanagari Extra" w:hAnsi="BRH Devanagari Extra" w:cs="BRH Devanagari Extra"/>
+                <w:color w:val="000000"/>
+                <w:sz w:val="32"/>
+                <w:szCs w:val="40"/>
+                <w:highlight w:val="green"/>
+              </w:rPr>
+              <w:t>¨Éå</w:t>
+            </w:r>
+            <w:r>
+              <w:rPr>
+                <w:rFonts w:ascii="BRH Malayalam Extra" w:hAnsi="BRH Malayalam Extra" w:cs="BRH Devanagari Extra"/>
+                <w:color w:val="000000"/>
+                <w:szCs w:val="40"/>
+                <w:highlight w:val="green"/>
+              </w:rPr>
+              <w:t>–</w:t>
+            </w:r>
+            <w:r>
+              <w:rPr>
+                <w:rFonts w:ascii="BRH Devanagari Extra" w:hAnsi="BRH Devanagari Extra" w:cs="BRH Devanagari Extra"/>
+                <w:color w:val="000000"/>
+                <w:sz w:val="32"/>
+                <w:szCs w:val="40"/>
+              </w:rPr>
+              <w:t xml:space="preserve"> | zÉ</w:t>
+            </w:r>
+            <w:r>
+              <w:rPr>
+                <w:rFonts w:ascii="BRH Malayalam Extra" w:hAnsi="BRH Malayalam Extra" w:cs="BRH Devanagari Extra"/>
+                <w:color w:val="000000"/>
+                <w:szCs w:val="40"/>
+              </w:rPr>
+              <w:t>–</w:t>
+            </w:r>
+            <w:r>
+              <w:rPr>
+                <w:rFonts w:ascii="BRH Devanagari Extra" w:hAnsi="BRH Devanagari Extra" w:cs="BRH Devanagari Extra"/>
+                <w:color w:val="000000"/>
+                <w:sz w:val="32"/>
+                <w:szCs w:val="40"/>
+              </w:rPr>
+              <w:t>iÉÉ¤ÉþUÉÈ | pÉ</w:t>
+            </w:r>
+            <w:r>
+              <w:rPr>
+                <w:rFonts w:ascii="BRH Malayalam Extra" w:hAnsi="BRH Malayalam Extra" w:cs="BRH Devanagari Extra"/>
+                <w:color w:val="000000"/>
+                <w:szCs w:val="40"/>
+              </w:rPr>
+              <w:t>–</w:t>
+            </w:r>
+            <w:r>
+              <w:rPr>
+                <w:rFonts w:ascii="BRH Devanagari Extra" w:hAnsi="BRH Devanagari Extra" w:cs="BRH Devanagari Extra"/>
+                <w:color w:val="000000"/>
+                <w:sz w:val="32"/>
+                <w:szCs w:val="40"/>
+              </w:rPr>
+              <w:t>uÉ</w:t>
+            </w:r>
+            <w:r>
+              <w:rPr>
+                <w:rFonts w:ascii="BRH Malayalam Extra" w:hAnsi="BRH Malayalam Extra" w:cs="BRH Devanagari Extra"/>
+                <w:color w:val="000000"/>
+                <w:szCs w:val="40"/>
+              </w:rPr>
+              <w:t>–</w:t>
+            </w:r>
+            <w:r>
+              <w:rPr>
+                <w:rFonts w:ascii="BRH Devanagari Extra" w:hAnsi="BRH Devanagari Extra" w:cs="BRH Devanagari Extra"/>
+                <w:color w:val="000000"/>
+                <w:sz w:val="32"/>
+                <w:szCs w:val="40"/>
+              </w:rPr>
+              <w:t>ÎliÉ</w:t>
+            </w:r>
+            <w:r>
+              <w:rPr>
+                <w:rFonts w:ascii="BRH Malayalam Extra" w:hAnsi="BRH Malayalam Extra" w:cs="BRH Devanagari Extra"/>
+                <w:color w:val="000000"/>
+                <w:szCs w:val="40"/>
+              </w:rPr>
+              <w:t>–</w:t>
+            </w:r>
+            <w:r>
+              <w:rPr>
+                <w:rFonts w:ascii="BRH Devanagari Extra" w:hAnsi="BRH Devanagari Extra" w:cs="BRH Devanagari Extra"/>
+                <w:color w:val="000000"/>
+                <w:sz w:val="32"/>
+                <w:szCs w:val="40"/>
+              </w:rPr>
+              <w:t xml:space="preserve"> |</w:t>
+            </w:r>
+          </w:p>
+          <w:p>
+            <w:pPr>
+              <w:widowControl w:val="0"/>
+              <w:autoSpaceDE w:val="0"/>
+              <w:autoSpaceDN w:val="0"/>
+              <w:adjustRightInd w:val="0"/>
+              <w:spacing w:before="0" w:line="240" w:lineRule="auto"/>
+              <w:rPr>
+                <w:rFonts w:ascii="BRH Devanagari Extra" w:hAnsi="BRH Devanagari Extra" w:cs="BRH Devanagari Extra"/>
+                <w:color w:val="000000"/>
+                <w:sz w:val="32"/>
+                <w:szCs w:val="40"/>
+              </w:rPr>
+            </w:pPr>
+            <w:r>
+              <w:rPr>
+                <w:rFonts w:ascii="BRH Devanagari Extra" w:hAnsi="BRH Devanagari Extra" w:cs="BRH Devanagari Extra"/>
+                <w:color w:val="000000"/>
+                <w:sz w:val="32"/>
+                <w:szCs w:val="40"/>
+              </w:rPr>
+              <w:t>kÉ</w:t>
+            </w:r>
+            <w:r>
+              <w:rPr>
+                <w:rFonts w:ascii="BRH Malayalam Extra" w:hAnsi="BRH Malayalam Extra" w:cs="BRH Devanagari Extra"/>
+                <w:color w:val="000000"/>
+                <w:szCs w:val="40"/>
+                <w:highlight w:val="green"/>
+              </w:rPr>
+              <w:t>–</w:t>
+            </w:r>
+            <w:r>
+              <w:rPr>
+                <w:rFonts w:ascii="BRH Devanagari Extra" w:hAnsi="BRH Devanagari Extra" w:cs="BRH Devanagari Extra"/>
+                <w:color w:val="000000"/>
+                <w:sz w:val="32"/>
+                <w:szCs w:val="40"/>
+                <w:highlight w:val="green"/>
+              </w:rPr>
+              <w:t>¨Éå</w:t>
+            </w:r>
+            <w:r>
+              <w:rPr>
+                <w:rFonts w:ascii="BRH Malayalam Extra" w:hAnsi="BRH Malayalam Extra" w:cs="BRH Devanagari Extra"/>
+                <w:color w:val="000000"/>
+                <w:szCs w:val="40"/>
+                <w:highlight w:val="green"/>
+              </w:rPr>
+              <w:t>–</w:t>
+            </w:r>
+            <w:r>
+              <w:rPr>
+                <w:rFonts w:ascii="BRH Devanagari Extra" w:hAnsi="BRH Devanagari Extra" w:cs="BRH Devanagari Extra"/>
+                <w:color w:val="000000"/>
+                <w:sz w:val="32"/>
+                <w:szCs w:val="40"/>
+              </w:rPr>
+              <w:t xml:space="preserve"> zÉ</w:t>
+            </w:r>
+            <w:r>
+              <w:rPr>
+                <w:rFonts w:ascii="BRH Malayalam Extra" w:hAnsi="BRH Malayalam Extra" w:cs="BRH Devanagari Extra"/>
+                <w:color w:val="000000"/>
+                <w:szCs w:val="40"/>
+              </w:rPr>
+              <w:t>–</w:t>
+            </w:r>
+            <w:r>
+              <w:rPr>
+                <w:rFonts w:ascii="BRH Devanagari Extra" w:hAnsi="BRH Devanagari Extra" w:cs="BRH Devanagari Extra"/>
+                <w:color w:val="000000"/>
+                <w:sz w:val="32"/>
+                <w:szCs w:val="40"/>
+              </w:rPr>
+              <w:t>iÉÉ¤ÉþUÉÈ zÉ</w:t>
+            </w:r>
+            <w:r>
+              <w:rPr>
+                <w:rFonts w:ascii="BRH Malayalam Extra" w:hAnsi="BRH Malayalam Extra" w:cs="BRH Devanagari Extra"/>
+                <w:color w:val="000000"/>
+                <w:szCs w:val="40"/>
+              </w:rPr>
+              <w:t>–</w:t>
+            </w:r>
+            <w:r>
+              <w:rPr>
+                <w:rFonts w:ascii="BRH Devanagari Extra" w:hAnsi="BRH Devanagari Extra" w:cs="BRH Devanagari Extra"/>
+                <w:color w:val="000000"/>
+                <w:sz w:val="32"/>
+                <w:szCs w:val="40"/>
+              </w:rPr>
+              <w:t xml:space="preserve">iÉÉ¤ÉþUÉ </w:t>
+            </w:r>
+            <w:r>
+              <w:rPr>
+                <w:rFonts w:ascii="BRH Devanagari Extra" w:hAnsi="BRH Devanagari Extra" w:cs="BRH Devanagari Extra"/>
+                <w:color w:val="000000"/>
+                <w:sz w:val="32"/>
+                <w:szCs w:val="40"/>
+                <w:highlight w:val="green"/>
+              </w:rPr>
+              <w:t>kÉ</w:t>
+            </w:r>
+            <w:r>
+              <w:rPr>
+                <w:rFonts w:ascii="BRH Devanagari Extra" w:hAnsi="BRH Devanagari Extra" w:cs="BRH Devanagari Extra"/>
+                <w:color w:val="000000"/>
+                <w:sz w:val="32"/>
+                <w:szCs w:val="40"/>
+              </w:rPr>
+              <w:t xml:space="preserve">¨Éå </w:t>
+            </w:r>
+            <w:r>
+              <w:rPr>
+                <w:rFonts w:ascii="BRH Devanagari Extra" w:hAnsi="BRH Devanagari Extra" w:cs="BRH Devanagari Extra"/>
+                <w:color w:val="000000"/>
+                <w:sz w:val="32"/>
+                <w:szCs w:val="40"/>
+                <w:highlight w:val="green"/>
+              </w:rPr>
+              <w:t>kÉ</w:t>
+            </w:r>
+            <w:r>
+              <w:rPr>
+                <w:rFonts w:ascii="BRH Devanagari Extra" w:hAnsi="BRH Devanagari Extra" w:cs="BRH Devanagari Extra"/>
+                <w:color w:val="000000"/>
+                <w:sz w:val="32"/>
+                <w:szCs w:val="40"/>
+              </w:rPr>
+              <w:t>¨Éå zÉ</w:t>
+            </w:r>
+            <w:r>
+              <w:rPr>
+                <w:rFonts w:ascii="BRH Malayalam Extra" w:hAnsi="BRH Malayalam Extra" w:cs="BRH Devanagari Extra"/>
+                <w:color w:val="000000"/>
+                <w:szCs w:val="40"/>
+              </w:rPr>
+              <w:t>–</w:t>
+            </w:r>
+            <w:r>
+              <w:rPr>
+                <w:rFonts w:ascii="BRH Devanagari Extra" w:hAnsi="BRH Devanagari Extra" w:cs="BRH Devanagari Extra"/>
+                <w:color w:val="000000"/>
+                <w:sz w:val="32"/>
+                <w:szCs w:val="40"/>
+              </w:rPr>
+              <w:t xml:space="preserve">iÉÉ¤ÉþUÉ pÉuÉÎliÉ pÉuÉÎliÉ </w:t>
+            </w:r>
+          </w:p>
+          <w:p>
+            <w:pPr>
+              <w:widowControl w:val="0"/>
+              <w:autoSpaceDE w:val="0"/>
+              <w:autoSpaceDN w:val="0"/>
+              <w:adjustRightInd w:val="0"/>
+              <w:spacing w:before="0" w:line="240" w:lineRule="auto"/>
+              <w:rPr>
+                <w:rFonts w:ascii="BRH Devanagari Extra" w:hAnsi="BRH Devanagari Extra" w:cs="BRH Devanagari Extra"/>
+                <w:color w:val="000000"/>
+                <w:sz w:val="32"/>
+                <w:szCs w:val="40"/>
+              </w:rPr>
+            </w:pPr>
+            <w:r>
+              <w:rPr>
+                <w:rFonts w:ascii="BRH Devanagari Extra" w:hAnsi="BRH Devanagari Extra" w:cs="BRH Devanagari Extra"/>
+                <w:color w:val="000000"/>
+                <w:sz w:val="32"/>
+                <w:szCs w:val="40"/>
+              </w:rPr>
+              <w:t>zÉ</w:t>
+            </w:r>
+            <w:r>
+              <w:rPr>
+                <w:rFonts w:ascii="BRH Malayalam Extra" w:hAnsi="BRH Malayalam Extra" w:cs="BRH Devanagari Extra"/>
+                <w:color w:val="000000"/>
+                <w:szCs w:val="40"/>
+              </w:rPr>
+              <w:t>–</w:t>
+            </w:r>
+            <w:r>
+              <w:rPr>
+                <w:rFonts w:ascii="BRH Devanagari Extra" w:hAnsi="BRH Devanagari Extra" w:cs="BRH Devanagari Extra"/>
+                <w:color w:val="000000"/>
+                <w:sz w:val="32"/>
+                <w:szCs w:val="40"/>
+              </w:rPr>
+              <w:t xml:space="preserve">iÉÉ¤ÉþUÉ </w:t>
+            </w:r>
+            <w:r>
+              <w:rPr>
+                <w:rFonts w:ascii="BRH Devanagari Extra" w:hAnsi="BRH Devanagari Extra" w:cs="BRH Devanagari Extra"/>
+                <w:color w:val="000000"/>
+                <w:sz w:val="32"/>
+                <w:szCs w:val="40"/>
+                <w:highlight w:val="green"/>
+              </w:rPr>
+              <w:t>kÉ</w:t>
+            </w:r>
+            <w:r>
+              <w:rPr>
+                <w:rFonts w:ascii="BRH Devanagari Extra" w:hAnsi="BRH Devanagari Extra" w:cs="BRH Devanagari Extra"/>
+                <w:color w:val="000000"/>
+                <w:sz w:val="32"/>
+                <w:szCs w:val="40"/>
+              </w:rPr>
+              <w:t xml:space="preserve">¨Éå </w:t>
+            </w:r>
+            <w:r>
+              <w:rPr>
+                <w:rFonts w:ascii="BRH Devanagari Extra" w:hAnsi="BRH Devanagari Extra" w:cs="BRH Devanagari Extra"/>
+                <w:color w:val="000000"/>
+                <w:sz w:val="32"/>
+                <w:szCs w:val="40"/>
+                <w:highlight w:val="green"/>
+              </w:rPr>
+              <w:t>kÉ</w:t>
+            </w:r>
+            <w:r>
+              <w:rPr>
+                <w:rFonts w:ascii="BRH Devanagari Extra" w:hAnsi="BRH Devanagari Extra" w:cs="BRH Devanagari Extra"/>
+                <w:color w:val="000000"/>
+                <w:sz w:val="32"/>
+                <w:szCs w:val="40"/>
+              </w:rPr>
+              <w:t>¨Éå zÉ</w:t>
+            </w:r>
+            <w:r>
+              <w:rPr>
+                <w:rFonts w:ascii="BRH Malayalam Extra" w:hAnsi="BRH Malayalam Extra" w:cs="BRH Devanagari Extra"/>
+                <w:color w:val="000000"/>
+                <w:szCs w:val="40"/>
+              </w:rPr>
+              <w:t>–</w:t>
+            </w:r>
+            <w:r>
+              <w:rPr>
+                <w:rFonts w:ascii="BRH Devanagari Extra" w:hAnsi="BRH Devanagari Extra" w:cs="BRH Devanagari Extra"/>
+                <w:color w:val="000000"/>
+                <w:sz w:val="32"/>
+                <w:szCs w:val="40"/>
+              </w:rPr>
+              <w:t xml:space="preserve">iÉÉ¤ÉþUÉ pÉuÉÎliÉ | </w:t>
+            </w:r>
+          </w:p>
+          <w:p>
+            <w:pPr>
+              <w:widowControl w:val="0"/>
+              <w:autoSpaceDE w:val="0"/>
+              <w:autoSpaceDN w:val="0"/>
+              <w:adjustRightInd w:val="0"/>
+              <w:spacing w:before="0" w:line="240" w:lineRule="auto"/>
+              <w:rPr>
+                <w:rFonts w:cs="BRH Malayalam Extra"/>
+                <w:szCs w:val="40"/>
+              </w:rPr>
+            </w:pPr>
+          </w:p>
+        </w:tc>
+      </w:tr>
+    </w:tbl>
+    <w:p>
+      <w:pPr>
+        <w:spacing w:before="0" w:line="240" w:lineRule="auto"/>
+        <w:jc w:val="center"/>
+        <w:rPr>
+          <w:b/>
+          <w:bCs/>
+          <w:sz w:val="32"/>
+          <w:szCs w:val="32"/>
+          <w:u w:val="single"/>
+        </w:rPr>
+      </w:pPr>
+    </w:p>
+    <w:p>
+      <w:pPr>
+        <w:spacing w:before="0" w:line="240" w:lineRule="auto"/>
+        <w:jc w:val="center"/>
+        <w:rPr>
+          <w:b/>
+          <w:bCs/>
+          <w:sz w:val="32"/>
+          <w:szCs w:val="32"/>
+          <w:u w:val="single"/>
+        </w:rPr>
+      </w:pPr>
+    </w:p>
     <w:p>
       <w:pPr>
         <w:spacing w:before="0" w:line="240" w:lineRule="auto"/>
@@ -115,27 +2889,7 @@
           <w:sz w:val="28"/>
           <w:szCs w:val="32"/>
         </w:rPr>
-        <w:t>(</w:t>
-      </w:r>
-      <w:proofErr w:type="gramStart"/>
-      <w:r>
-        <w:rPr>
-          <w:b/>
-          <w:bCs/>
-          <w:sz w:val="28"/>
-          <w:szCs w:val="32"/>
-        </w:rPr>
-        <w:t>ignore</w:t>
-      </w:r>
-      <w:proofErr w:type="gramEnd"/>
-      <w:r>
-        <w:rPr>
-          <w:b/>
-          <w:bCs/>
-          <w:sz w:val="28"/>
-          <w:szCs w:val="32"/>
-        </w:rPr>
-        <w:t xml:space="preserve"> those which are already incorporated in your book’s version and date)</w:t>
+        <w:t>(ignore those which are already incorporated in your book’s version and date)</w:t>
       </w:r>
     </w:p>
     <w:tbl>
@@ -233,6 +2987,7 @@
                 <w:rFonts w:cs="BRH Devanagari Extra"/>
                 <w:szCs w:val="40"/>
               </w:rPr>
+              <w:lastRenderedPageBreak/>
               <w:t>42</w:t>
             </w:r>
             <w:r>
@@ -2537,16 +5292,7 @@
                 <w:sz w:val="32"/>
                 <w:szCs w:val="40"/>
               </w:rPr>
-              <w:t xml:space="preserve"> </w:t>
-            </w:r>
-            <w:r>
-              <w:rPr>
-                <w:rFonts w:ascii="BRH Devanagari Extra" w:hAnsi="BRH Devanagari Extra" w:cs="BRH Devanagari Extra"/>
-                <w:sz w:val="32"/>
-                <w:szCs w:val="40"/>
-              </w:rPr>
-              <w:lastRenderedPageBreak/>
-              <w:t>rÉeÉþqÉÉlÉxrÉ</w:t>
+              <w:t xml:space="preserve"> rÉeÉþqÉÉlÉxrÉ</w:t>
             </w:r>
             <w:r>
               <w:rPr>
@@ -2793,6 +5539,7 @@
                 <w:sz w:val="32"/>
                 <w:szCs w:val="40"/>
               </w:rPr>
+              <w:lastRenderedPageBreak/>
               <w:t>ÌuÉ</w:t>
             </w:r>
             <w:r>
@@ -4010,7 +6757,6 @@
                 <w:sz w:val="32"/>
                 <w:szCs w:val="40"/>
               </w:rPr>
-              <w:lastRenderedPageBreak/>
               <w:t>rÉeÉþqÉÉlÉxrÉ</w:t>
             </w:r>
             <w:r>
@@ -4258,6 +7004,7 @@
                 <w:sz w:val="32"/>
                 <w:szCs w:val="40"/>
               </w:rPr>
+              <w:lastRenderedPageBreak/>
               <w:t>ÌuÉ</w:t>
             </w:r>
             <w:r>
@@ -6323,7 +9070,6 @@
                 <w:sz w:val="32"/>
                 <w:szCs w:val="40"/>
               </w:rPr>
-              <w:lastRenderedPageBreak/>
               <w:t>Å³ÉÉ</w:t>
             </w:r>
             <w:r>
@@ -6652,6 +9398,7 @@
                 <w:sz w:val="32"/>
                 <w:szCs w:val="40"/>
               </w:rPr>
+              <w:lastRenderedPageBreak/>
               <w:t>A</w:t>
             </w:r>
             <w:r>
@@ -7941,7 +10688,6 @@
                 <w:sz w:val="32"/>
                 <w:szCs w:val="40"/>
               </w:rPr>
-              <w:lastRenderedPageBreak/>
               <w:t>Å³ÉÉ±ÉþrÉÉ ³ÉÉ</w:t>
             </w:r>
             <w:r>
@@ -8219,6 +10965,7 @@
                 <w:sz w:val="32"/>
                 <w:szCs w:val="40"/>
               </w:rPr>
+              <w:lastRenderedPageBreak/>
               <w:t>A</w:t>
             </w:r>
             <w:r>
@@ -8597,7 +11344,6 @@
                 <w:rFonts w:ascii="BRH Devanagari Extra" w:hAnsi="BRH Devanagari Extra" w:cs="BRH Devanagari Extra"/>
                 <w:sz w:val="32"/>
                 <w:szCs w:val="40"/>
-                <w:lang w:val="it-IT"/>
               </w:rPr>
               <w:t>A</w:t>
             </w:r>
@@ -8605,16 +11351,14 @@
               <w:rPr>
                 <w:rFonts w:ascii="BRH Malayalam Extra" w:hAnsi="BRH Malayalam Extra" w:cs="BRH Devanagari Extra"/>
                 <w:szCs w:val="40"/>
-                <w:lang w:val="it-IT"/>
-              </w:rPr>
-              <w:t>–</w:t>
-            </w:r>
-            <w:r>
-              <w:rPr>
-                <w:rFonts w:ascii="BRH Devanagari Extra" w:hAnsi="BRH Devanagari Extra" w:cs="BRH Devanagari Extra"/>
-                <w:sz w:val="32"/>
-                <w:szCs w:val="40"/>
-                <w:lang w:val="it-IT"/>
+              </w:rPr>
+              <w:t>–</w:t>
+            </w:r>
+            <w:r>
+              <w:rPr>
+                <w:rFonts w:ascii="BRH Devanagari Extra" w:hAnsi="BRH Devanagari Extra" w:cs="BRH Devanagari Extra"/>
+                <w:sz w:val="32"/>
+                <w:szCs w:val="40"/>
               </w:rPr>
               <w:t>³ÉÉ±É</w:t>
             </w:r>
@@ -8622,16 +11366,14 @@
               <w:rPr>
                 <w:rFonts w:ascii="BRH Malayalam Extra" w:hAnsi="BRH Malayalam Extra" w:cs="BRH Devanagari Extra"/>
                 <w:szCs w:val="40"/>
-                <w:lang w:val="it-IT"/>
-              </w:rPr>
-              <w:t>–</w:t>
-            </w:r>
-            <w:r>
-              <w:rPr>
-                <w:rFonts w:ascii="BRH Devanagari Extra" w:hAnsi="BRH Devanagari Extra" w:cs="BRH Devanagari Extra"/>
-                <w:sz w:val="32"/>
-                <w:szCs w:val="40"/>
-                <w:lang w:val="it-IT"/>
+              </w:rPr>
+              <w:t>–</w:t>
+            </w:r>
+            <w:r>
+              <w:rPr>
+                <w:rFonts w:ascii="BRH Devanagari Extra" w:hAnsi="BRH Devanagari Extra" w:cs="BRH Devanagari Extra"/>
+                <w:sz w:val="32"/>
+                <w:szCs w:val="40"/>
               </w:rPr>
               <w:t xml:space="preserve">rÉåirÉþ³É - A±ÉþrÉ | </w:t>
             </w:r>
@@ -8654,14 +11396,12 @@
                 <w:rFonts w:ascii="BRH Devanagari Extra" w:hAnsi="BRH Devanagari Extra" w:cs="BRH Devanagari Extra"/>
                 <w:sz w:val="32"/>
                 <w:szCs w:val="40"/>
-                <w:lang w:val="it-IT"/>
               </w:rPr>
             </w:pPr>
             <w:r>
               <w:rPr>
                 <w:rFonts w:cs="BRH Devanagari Extra"/>
                 <w:szCs w:val="40"/>
-                <w:lang w:val="it-IT"/>
               </w:rPr>
               <w:lastRenderedPageBreak/>
               <w:t>56</w:t>
@@ -8671,7 +11411,6 @@
                 <w:rFonts w:ascii="BRH Devanagari Extra" w:hAnsi="BRH Devanagari Extra" w:cs="BRH Devanagari Extra"/>
                 <w:sz w:val="32"/>
                 <w:szCs w:val="40"/>
-                <w:lang w:val="it-IT"/>
               </w:rPr>
               <w:t>)</w:t>
             </w:r>
@@ -8679,7 +11418,6 @@
               <w:rPr>
                 <w:rFonts w:cs="BRH Devanagari Extra"/>
                 <w:szCs w:val="40"/>
-                <w:lang w:val="it-IT"/>
               </w:rPr>
               <w:t xml:space="preserve">  1</w:t>
             </w:r>
@@ -8688,7 +11426,6 @@
                 <w:rFonts w:ascii="BRH Devanagari Extra" w:hAnsi="BRH Devanagari Extra" w:cs="BRH Devanagari Extra"/>
                 <w:sz w:val="32"/>
                 <w:szCs w:val="40"/>
-                <w:lang w:val="it-IT"/>
               </w:rPr>
               <w:t>.</w:t>
             </w:r>
@@ -8696,7 +11433,6 @@
               <w:rPr>
                 <w:rFonts w:cs="BRH Devanagari Extra"/>
                 <w:szCs w:val="40"/>
-                <w:lang w:val="it-IT"/>
               </w:rPr>
               <w:t>5</w:t>
             </w:r>
@@ -8705,7 +11441,6 @@
                 <w:rFonts w:ascii="BRH Devanagari Extra" w:hAnsi="BRH Devanagari Extra" w:cs="BRH Devanagari Extra"/>
                 <w:sz w:val="32"/>
                 <w:szCs w:val="40"/>
-                <w:lang w:val="it-IT"/>
               </w:rPr>
               <w:t>.</w:t>
             </w:r>
@@ -8713,7 +11448,6 @@
               <w:rPr>
                 <w:rFonts w:cs="BRH Devanagari Extra"/>
                 <w:szCs w:val="40"/>
-                <w:lang w:val="it-IT"/>
               </w:rPr>
               <w:t>3</w:t>
             </w:r>
@@ -8722,7 +11456,6 @@
                 <w:rFonts w:ascii="BRH Devanagari Extra" w:hAnsi="BRH Devanagari Extra" w:cs="BRH Devanagari Extra"/>
                 <w:sz w:val="32"/>
                 <w:szCs w:val="40"/>
-                <w:lang w:val="it-IT"/>
               </w:rPr>
               <w:t>.</w:t>
             </w:r>
@@ -8730,7 +11463,6 @@
               <w:rPr>
                 <w:rFonts w:cs="BRH Devanagari Extra"/>
                 <w:szCs w:val="40"/>
-                <w:lang w:val="it-IT"/>
               </w:rPr>
               <w:t>1</w:t>
             </w:r>
@@ -8739,7 +11471,6 @@
                 <w:rFonts w:ascii="BRH Devanagari Extra" w:hAnsi="BRH Devanagari Extra" w:cs="BRH Devanagari Extra"/>
                 <w:sz w:val="32"/>
                 <w:szCs w:val="40"/>
-                <w:lang w:val="it-IT"/>
               </w:rPr>
               <w:t>(</w:t>
             </w:r>
@@ -8747,7 +11478,6 @@
               <w:rPr>
                 <w:rFonts w:cs="BRH Devanagari Extra"/>
                 <w:szCs w:val="40"/>
-                <w:lang w:val="it-IT"/>
               </w:rPr>
               <w:t>50</w:t>
             </w:r>
@@ -8756,24 +11486,31 @@
                 <w:rFonts w:ascii="BRH Devanagari Extra" w:hAnsi="BRH Devanagari Extra" w:cs="BRH Devanagari Extra"/>
                 <w:sz w:val="32"/>
                 <w:szCs w:val="40"/>
-                <w:lang w:val="it-IT"/>
-              </w:rPr>
-              <w:t>)-  iuÉÉ</w:t>
-            </w:r>
-            <w:r>
-              <w:rPr>
-                <w:rFonts w:ascii="BRH Malayalam Extra" w:hAnsi="BRH Malayalam Extra" w:cs="BRH Devanagari Extra"/>
-                <w:szCs w:val="40"/>
-                <w:lang w:val="it-IT"/>
-              </w:rPr>
-              <w:t>–</w:t>
-            </w:r>
-            <w:r>
-              <w:rPr>
-                <w:rFonts w:ascii="BRH Devanagari Extra" w:hAnsi="BRH Devanagari Extra" w:cs="BRH Devanagari Extra"/>
-                <w:sz w:val="32"/>
-                <w:szCs w:val="40"/>
-                <w:lang w:val="it-IT"/>
+              </w:rPr>
+              <w:t>)</w:t>
+            </w:r>
+            <w:proofErr w:type="gramStart"/>
+            <w:r>
+              <w:rPr>
+                <w:rFonts w:ascii="BRH Devanagari Extra" w:hAnsi="BRH Devanagari Extra" w:cs="BRH Devanagari Extra"/>
+                <w:sz w:val="32"/>
+                <w:szCs w:val="40"/>
+              </w:rPr>
+              <w:t>-  iuÉÉ</w:t>
+            </w:r>
+            <w:proofErr w:type="gramEnd"/>
+            <w:r>
+              <w:rPr>
+                <w:rFonts w:ascii="BRH Malayalam Extra" w:hAnsi="BRH Malayalam Extra" w:cs="BRH Devanagari Extra"/>
+                <w:szCs w:val="40"/>
+              </w:rPr>
+              <w:t>–</w:t>
+            </w:r>
+            <w:r>
+              <w:rPr>
+                <w:rFonts w:ascii="BRH Devanagari Extra" w:hAnsi="BRH Devanagari Extra" w:cs="BRH Devanagari Extra"/>
+                <w:sz w:val="32"/>
+                <w:szCs w:val="40"/>
               </w:rPr>
               <w:t xml:space="preserve"> | ¢Ñü</w:t>
             </w:r>
@@ -8781,16 +11518,14 @@
               <w:rPr>
                 <w:rFonts w:ascii="BRH Malayalam Extra" w:hAnsi="BRH Malayalam Extra" w:cs="BRH Devanagari Extra"/>
                 <w:szCs w:val="40"/>
-                <w:lang w:val="it-IT"/>
-              </w:rPr>
-              <w:t>–</w:t>
-            </w:r>
-            <w:r>
-              <w:rPr>
-                <w:rFonts w:ascii="BRH Devanagari Extra" w:hAnsi="BRH Devanagari Extra" w:cs="BRH Devanagari Extra"/>
-                <w:sz w:val="32"/>
-                <w:szCs w:val="40"/>
-                <w:lang w:val="it-IT"/>
+              </w:rPr>
+              <w:t>–</w:t>
+            </w:r>
+            <w:r>
+              <w:rPr>
+                <w:rFonts w:ascii="BRH Devanagari Extra" w:hAnsi="BRH Devanagari Extra" w:cs="BRH Devanagari Extra"/>
+                <w:sz w:val="32"/>
+                <w:szCs w:val="40"/>
               </w:rPr>
               <w:t>®È | mÉ</w:t>
             </w:r>
@@ -8798,16 +11533,14 @@
               <w:rPr>
                 <w:rFonts w:ascii="BRH Malayalam Extra" w:hAnsi="BRH Malayalam Extra" w:cs="BRH Devanagari Extra"/>
                 <w:szCs w:val="40"/>
-                <w:lang w:val="it-IT"/>
-              </w:rPr>
-              <w:t>–</w:t>
-            </w:r>
-            <w:r>
-              <w:rPr>
-                <w:rFonts w:ascii="BRH Devanagari Extra" w:hAnsi="BRH Devanagari Extra" w:cs="BRH Devanagari Extra"/>
-                <w:sz w:val="32"/>
-                <w:szCs w:val="40"/>
-                <w:lang w:val="it-IT"/>
+              </w:rPr>
+              <w:t>–</w:t>
+            </w:r>
+            <w:r>
+              <w:rPr>
+                <w:rFonts w:ascii="BRH Devanagari Extra" w:hAnsi="BRH Devanagari Extra" w:cs="BRH Devanagari Extra"/>
+                <w:sz w:val="32"/>
+                <w:szCs w:val="40"/>
               </w:rPr>
               <w:t>UÉå</w:t>
             </w:r>
@@ -8815,7 +11548,6 @@
               <w:rPr>
                 <w:rFonts w:ascii="BRH Malayalam Extra" w:hAnsi="BRH Malayalam Extra" w:cs="BRH Devanagari Extra"/>
                 <w:szCs w:val="40"/>
-                <w:lang w:val="it-IT"/>
               </w:rPr>
               <w:t>–</w:t>
             </w:r>
@@ -8825,7 +11557,6 @@
                 <w:sz w:val="32"/>
                 <w:szCs w:val="40"/>
                 <w:highlight w:val="yellow"/>
-                <w:lang w:val="it-IT"/>
               </w:rPr>
               <w:t>uÉmÉuÉ</w:t>
             </w:r>
@@ -8834,7 +11565,6 @@
                 <w:rFonts w:ascii="BRH Devanagari Extra" w:hAnsi="BRH Devanagari Extra" w:cs="BRH Devanagari Extra"/>
                 <w:sz w:val="32"/>
                 <w:szCs w:val="40"/>
-                <w:lang w:val="it-IT"/>
               </w:rPr>
               <w:t>þ |</w:t>
             </w:r>
@@ -8850,7 +11580,6 @@
                 <w:rFonts w:ascii="BRH Devanagari Extra" w:hAnsi="BRH Devanagari Extra" w:cs="BRH Devanagari Extra"/>
                 <w:sz w:val="32"/>
                 <w:szCs w:val="40"/>
-                <w:lang w:val="it-IT"/>
               </w:rPr>
             </w:pPr>
             <w:r>
@@ -8858,7 +11587,6 @@
                 <w:rFonts w:ascii="BRH Devanagari Extra" w:hAnsi="BRH Devanagari Extra" w:cs="BRH Devanagari Extra"/>
                 <w:sz w:val="32"/>
                 <w:szCs w:val="40"/>
-                <w:lang w:val="it-IT"/>
               </w:rPr>
               <w:t>iuÉÉ</w:t>
             </w:r>
@@ -8866,16 +11594,14 @@
               <w:rPr>
                 <w:rFonts w:ascii="BRH Malayalam Extra" w:hAnsi="BRH Malayalam Extra" w:cs="BRH Devanagari Extra"/>
                 <w:szCs w:val="40"/>
-                <w:lang w:val="it-IT"/>
-              </w:rPr>
-              <w:t>–</w:t>
-            </w:r>
-            <w:r>
-              <w:rPr>
-                <w:rFonts w:ascii="BRH Devanagari Extra" w:hAnsi="BRH Devanagari Extra" w:cs="BRH Devanagari Extra"/>
-                <w:sz w:val="32"/>
-                <w:szCs w:val="40"/>
-                <w:lang w:val="it-IT"/>
+              </w:rPr>
+              <w:t>–</w:t>
+            </w:r>
+            <w:r>
+              <w:rPr>
+                <w:rFonts w:ascii="BRH Devanagari Extra" w:hAnsi="BRH Devanagari Extra" w:cs="BRH Devanagari Extra"/>
+                <w:sz w:val="32"/>
+                <w:szCs w:val="40"/>
               </w:rPr>
               <w:t xml:space="preserve"> ¢Ñü</w:t>
             </w:r>
@@ -8883,16 +11609,14 @@
               <w:rPr>
                 <w:rFonts w:ascii="BRH Malayalam Extra" w:hAnsi="BRH Malayalam Extra" w:cs="BRH Devanagari Extra"/>
                 <w:szCs w:val="40"/>
-                <w:lang w:val="it-IT"/>
-              </w:rPr>
-              <w:t>–</w:t>
-            </w:r>
-            <w:r>
-              <w:rPr>
-                <w:rFonts w:ascii="BRH Devanagari Extra" w:hAnsi="BRH Devanagari Extra" w:cs="BRH Devanagari Extra"/>
-                <w:sz w:val="32"/>
-                <w:szCs w:val="40"/>
-                <w:lang w:val="it-IT"/>
+              </w:rPr>
+              <w:t>–</w:t>
+            </w:r>
+            <w:r>
+              <w:rPr>
+                <w:rFonts w:ascii="BRH Devanagari Extra" w:hAnsi="BRH Devanagari Extra" w:cs="BRH Devanagari Extra"/>
+                <w:sz w:val="32"/>
+                <w:szCs w:val="40"/>
               </w:rPr>
               <w:t>®È ¢Ñü</w:t>
             </w:r>
@@ -8900,16 +11624,14 @@
               <w:rPr>
                 <w:rFonts w:ascii="BRH Malayalam Extra" w:hAnsi="BRH Malayalam Extra" w:cs="BRH Devanagari Extra"/>
                 <w:szCs w:val="40"/>
-                <w:lang w:val="it-IT"/>
-              </w:rPr>
-              <w:t>–</w:t>
-            </w:r>
-            <w:r>
-              <w:rPr>
-                <w:rFonts w:ascii="BRH Devanagari Extra" w:hAnsi="BRH Devanagari Extra" w:cs="BRH Devanagari Extra"/>
-                <w:sz w:val="32"/>
-                <w:szCs w:val="40"/>
-                <w:lang w:val="it-IT"/>
+              </w:rPr>
+              <w:t>–</w:t>
+            </w:r>
+            <w:r>
+              <w:rPr>
+                <w:rFonts w:ascii="BRH Devanagari Extra" w:hAnsi="BRH Devanagari Extra" w:cs="BRH Devanagari Extra"/>
+                <w:sz w:val="32"/>
+                <w:szCs w:val="40"/>
               </w:rPr>
               <w:t>®xiuÉÉÿ iuÉÉ ¢Ñü</w:t>
             </w:r>
@@ -8917,16 +11639,14 @@
               <w:rPr>
                 <w:rFonts w:ascii="BRH Malayalam Extra" w:hAnsi="BRH Malayalam Extra" w:cs="BRH Devanagari Extra"/>
                 <w:szCs w:val="40"/>
-                <w:lang w:val="it-IT"/>
-              </w:rPr>
-              <w:t>–</w:t>
-            </w:r>
-            <w:r>
-              <w:rPr>
-                <w:rFonts w:ascii="BRH Devanagari Extra" w:hAnsi="BRH Devanagari Extra" w:cs="BRH Devanagari Extra"/>
-                <w:sz w:val="32"/>
-                <w:szCs w:val="40"/>
-                <w:lang w:val="it-IT"/>
+              </w:rPr>
+              <w:t>–</w:t>
+            </w:r>
+            <w:r>
+              <w:rPr>
+                <w:rFonts w:ascii="BRH Devanagari Extra" w:hAnsi="BRH Devanagari Extra" w:cs="BRH Devanagari Extra"/>
+                <w:sz w:val="32"/>
+                <w:szCs w:val="40"/>
               </w:rPr>
               <w:t>®È mÉþUÉå</w:t>
             </w:r>
@@ -8934,7 +11654,6 @@
               <w:rPr>
                 <w:rFonts w:ascii="BRH Malayalam Extra" w:hAnsi="BRH Malayalam Extra" w:cs="BRH Devanagari Extra"/>
                 <w:szCs w:val="40"/>
-                <w:lang w:val="it-IT"/>
               </w:rPr>
               <w:t>–</w:t>
             </w:r>
@@ -8944,7 +11663,6 @@
                 <w:sz w:val="32"/>
                 <w:szCs w:val="40"/>
                 <w:highlight w:val="yellow"/>
-                <w:lang w:val="it-IT"/>
               </w:rPr>
               <w:t>uÉmÉu</w:t>
             </w:r>
@@ -8953,7 +11671,6 @@
                 <w:rFonts w:ascii="BRH Devanagari Extra" w:hAnsi="BRH Devanagari Extra" w:cs="BRH Devanagari Extra"/>
                 <w:sz w:val="32"/>
                 <w:szCs w:val="40"/>
-                <w:lang w:val="it-IT"/>
               </w:rPr>
               <w:t>Éþ mÉUÉå</w:t>
             </w:r>
@@ -8961,7 +11678,6 @@
               <w:rPr>
                 <w:rFonts w:ascii="BRH Malayalam Extra" w:hAnsi="BRH Malayalam Extra" w:cs="BRH Devanagari Extra"/>
                 <w:szCs w:val="40"/>
-                <w:lang w:val="it-IT"/>
               </w:rPr>
               <w:t>–</w:t>
             </w:r>
@@ -8971,7 +11687,6 @@
                 <w:sz w:val="32"/>
                 <w:szCs w:val="40"/>
                 <w:highlight w:val="yellow"/>
-                <w:lang w:val="it-IT"/>
               </w:rPr>
               <w:t>uÉmÉuÉ</w:t>
             </w:r>
@@ -8980,7 +11695,6 @@
                 <w:rFonts w:ascii="BRH Devanagari Extra" w:hAnsi="BRH Devanagari Extra" w:cs="BRH Devanagari Extra"/>
                 <w:sz w:val="32"/>
                 <w:szCs w:val="40"/>
-                <w:lang w:val="it-IT"/>
               </w:rPr>
               <w:t>þ ¢Ñü</w:t>
             </w:r>
@@ -8988,16 +11702,14 @@
               <w:rPr>
                 <w:rFonts w:ascii="BRH Malayalam Extra" w:hAnsi="BRH Malayalam Extra" w:cs="BRH Devanagari Extra"/>
                 <w:szCs w:val="40"/>
-                <w:lang w:val="it-IT"/>
-              </w:rPr>
-              <w:t>–</w:t>
-            </w:r>
-            <w:r>
-              <w:rPr>
-                <w:rFonts w:ascii="BRH Devanagari Extra" w:hAnsi="BRH Devanagari Extra" w:cs="BRH Devanagari Extra"/>
-                <w:sz w:val="32"/>
-                <w:szCs w:val="40"/>
-                <w:lang w:val="it-IT"/>
+              </w:rPr>
+              <w:t>–</w:t>
+            </w:r>
+            <w:r>
+              <w:rPr>
+                <w:rFonts w:ascii="BRH Devanagari Extra" w:hAnsi="BRH Devanagari Extra" w:cs="BRH Devanagari Extra"/>
+                <w:sz w:val="32"/>
+                <w:szCs w:val="40"/>
               </w:rPr>
               <w:t>®xiuÉÉÿ iuÉÉ ¢Ñü</w:t>
             </w:r>
@@ -9005,16 +11717,14 @@
               <w:rPr>
                 <w:rFonts w:ascii="BRH Malayalam Extra" w:hAnsi="BRH Malayalam Extra" w:cs="BRH Devanagari Extra"/>
                 <w:szCs w:val="40"/>
-                <w:lang w:val="it-IT"/>
-              </w:rPr>
-              <w:t>–</w:t>
-            </w:r>
-            <w:r>
-              <w:rPr>
-                <w:rFonts w:ascii="BRH Devanagari Extra" w:hAnsi="BRH Devanagari Extra" w:cs="BRH Devanagari Extra"/>
-                <w:sz w:val="32"/>
-                <w:szCs w:val="40"/>
-                <w:lang w:val="it-IT"/>
+              </w:rPr>
+              <w:t>–</w:t>
+            </w:r>
+            <w:r>
+              <w:rPr>
+                <w:rFonts w:ascii="BRH Devanagari Extra" w:hAnsi="BRH Devanagari Extra" w:cs="BRH Devanagari Extra"/>
+                <w:sz w:val="32"/>
+                <w:szCs w:val="40"/>
               </w:rPr>
               <w:t>®È mÉþUÉå</w:t>
             </w:r>
@@ -9022,7 +11732,6 @@
               <w:rPr>
                 <w:rFonts w:ascii="BRH Malayalam Extra" w:hAnsi="BRH Malayalam Extra" w:cs="BRH Devanagari Extra"/>
                 <w:szCs w:val="40"/>
-                <w:lang w:val="it-IT"/>
               </w:rPr>
               <w:t>–</w:t>
             </w:r>
@@ -9032,7 +11741,6 @@
                 <w:sz w:val="32"/>
                 <w:szCs w:val="40"/>
                 <w:highlight w:val="yellow"/>
-                <w:lang w:val="it-IT"/>
               </w:rPr>
               <w:t>uÉmÉuÉþ</w:t>
             </w:r>
@@ -9041,7 +11749,6 @@
                 <w:rFonts w:ascii="BRH Devanagari Extra" w:hAnsi="BRH Devanagari Extra" w:cs="BRH Devanagari Extra"/>
                 <w:sz w:val="32"/>
                 <w:szCs w:val="40"/>
-                <w:lang w:val="it-IT"/>
               </w:rPr>
               <w:t xml:space="preserve"> | </w:t>
             </w:r>
@@ -9057,14 +11764,12 @@
                 <w:rFonts w:ascii="BRH Devanagari Extra" w:hAnsi="BRH Devanagari Extra" w:cs="BRH Devanagari Extra"/>
                 <w:sz w:val="32"/>
                 <w:szCs w:val="40"/>
-                <w:lang w:val="it-IT"/>
               </w:rPr>
             </w:pPr>
             <w:r>
               <w:rPr>
                 <w:rFonts w:cs="BRH Devanagari Extra"/>
                 <w:szCs w:val="40"/>
-                <w:lang w:val="it-IT"/>
               </w:rPr>
               <w:t>1</w:t>
             </w:r>
@@ -9073,7 +11778,6 @@
                 <w:rFonts w:ascii="BRH Devanagari Extra" w:hAnsi="BRH Devanagari Extra" w:cs="BRH Devanagari Extra"/>
                 <w:sz w:val="32"/>
                 <w:szCs w:val="40"/>
-                <w:lang w:val="it-IT"/>
               </w:rPr>
               <w:t>)</w:t>
             </w:r>
@@ -9081,7 +11785,6 @@
               <w:rPr>
                 <w:rFonts w:cs="BRH Devanagari Extra"/>
                 <w:szCs w:val="40"/>
-                <w:lang w:val="it-IT"/>
               </w:rPr>
               <w:t xml:space="preserve">  1</w:t>
             </w:r>
@@ -9090,7 +11793,6 @@
                 <w:rFonts w:ascii="BRH Devanagari Extra" w:hAnsi="BRH Devanagari Extra" w:cs="BRH Devanagari Extra"/>
                 <w:sz w:val="32"/>
                 <w:szCs w:val="40"/>
-                <w:lang w:val="it-IT"/>
               </w:rPr>
               <w:t>.</w:t>
             </w:r>
@@ -9098,7 +11800,6 @@
               <w:rPr>
                 <w:rFonts w:cs="BRH Devanagari Extra"/>
                 <w:szCs w:val="40"/>
-                <w:lang w:val="it-IT"/>
               </w:rPr>
               <w:t>5</w:t>
             </w:r>
@@ -9107,7 +11808,6 @@
                 <w:rFonts w:ascii="BRH Devanagari Extra" w:hAnsi="BRH Devanagari Extra" w:cs="BRH Devanagari Extra"/>
                 <w:sz w:val="32"/>
                 <w:szCs w:val="40"/>
-                <w:lang w:val="it-IT"/>
               </w:rPr>
               <w:t>.</w:t>
             </w:r>
@@ -9115,7 +11815,6 @@
               <w:rPr>
                 <w:rFonts w:cs="BRH Devanagari Extra"/>
                 <w:szCs w:val="40"/>
-                <w:lang w:val="it-IT"/>
               </w:rPr>
               <w:t>3</w:t>
             </w:r>
@@ -9124,7 +11823,6 @@
                 <w:rFonts w:ascii="BRH Devanagari Extra" w:hAnsi="BRH Devanagari Extra" w:cs="BRH Devanagari Extra"/>
                 <w:sz w:val="32"/>
                 <w:szCs w:val="40"/>
-                <w:lang w:val="it-IT"/>
               </w:rPr>
               <w:t>.</w:t>
             </w:r>
@@ -9132,7 +11830,6 @@
               <w:rPr>
                 <w:rFonts w:cs="BRH Devanagari Extra"/>
                 <w:szCs w:val="40"/>
-                <w:lang w:val="it-IT"/>
               </w:rPr>
               <w:t>2</w:t>
             </w:r>
@@ -9141,7 +11838,6 @@
                 <w:rFonts w:ascii="BRH Devanagari Extra" w:hAnsi="BRH Devanagari Extra" w:cs="BRH Devanagari Extra"/>
                 <w:sz w:val="32"/>
                 <w:szCs w:val="40"/>
-                <w:lang w:val="it-IT"/>
               </w:rPr>
               <w:t>(</w:t>
             </w:r>
@@ -9149,7 +11845,6 @@
               <w:rPr>
                 <w:rFonts w:cs="BRH Devanagari Extra"/>
                 <w:szCs w:val="40"/>
-                <w:lang w:val="it-IT"/>
               </w:rPr>
               <w:t>1</w:t>
             </w:r>
@@ -9158,24 +11853,39 @@
                 <w:rFonts w:ascii="BRH Devanagari Extra" w:hAnsi="BRH Devanagari Extra" w:cs="BRH Devanagari Extra"/>
                 <w:sz w:val="32"/>
                 <w:szCs w:val="40"/>
-                <w:lang w:val="it-IT"/>
-              </w:rPr>
-              <w:t>)-  ¢Ñü</w:t>
-            </w:r>
-            <w:r>
-              <w:rPr>
-                <w:rFonts w:ascii="BRH Malayalam Extra" w:hAnsi="BRH Malayalam Extra" w:cs="BRH Devanagari Extra"/>
-                <w:szCs w:val="40"/>
-                <w:lang w:val="it-IT"/>
-              </w:rPr>
-              <w:t>–</w:t>
-            </w:r>
-            <w:r>
-              <w:rPr>
-                <w:rFonts w:ascii="BRH Devanagari Extra" w:hAnsi="BRH Devanagari Extra" w:cs="BRH Devanagari Extra"/>
-                <w:sz w:val="32"/>
-                <w:szCs w:val="40"/>
-                <w:lang w:val="it-IT"/>
+              </w:rPr>
+              <w:t>)</w:t>
+            </w:r>
+            <w:proofErr w:type="gramStart"/>
+            <w:r>
+              <w:rPr>
+                <w:rFonts w:ascii="BRH Devanagari Extra" w:hAnsi="BRH Devanagari Extra" w:cs="BRH Devanagari Extra"/>
+                <w:sz w:val="32"/>
+                <w:szCs w:val="40"/>
+              </w:rPr>
+              <w:t>-  ¢</w:t>
+            </w:r>
+            <w:proofErr w:type="gramEnd"/>
+            <w:r>
+              <w:rPr>
+                <w:rFonts w:ascii="BRH Devanagari Extra" w:hAnsi="BRH Devanagari Extra" w:cs="BRH Devanagari Extra"/>
+                <w:sz w:val="32"/>
+                <w:szCs w:val="40"/>
+              </w:rPr>
+              <w:t>Ñü</w:t>
+            </w:r>
+            <w:r>
+              <w:rPr>
+                <w:rFonts w:ascii="BRH Malayalam Extra" w:hAnsi="BRH Malayalam Extra" w:cs="BRH Devanagari Extra"/>
+                <w:szCs w:val="40"/>
+              </w:rPr>
+              <w:t>–</w:t>
+            </w:r>
+            <w:r>
+              <w:rPr>
+                <w:rFonts w:ascii="BRH Devanagari Extra" w:hAnsi="BRH Devanagari Extra" w:cs="BRH Devanagari Extra"/>
+                <w:sz w:val="32"/>
+                <w:szCs w:val="40"/>
               </w:rPr>
               <w:t>®È | mÉ</w:t>
             </w:r>
@@ -9183,16 +11893,14 @@
               <w:rPr>
                 <w:rFonts w:ascii="BRH Malayalam Extra" w:hAnsi="BRH Malayalam Extra" w:cs="BRH Devanagari Extra"/>
                 <w:szCs w:val="40"/>
-                <w:lang w:val="it-IT"/>
-              </w:rPr>
-              <w:t>–</w:t>
-            </w:r>
-            <w:r>
-              <w:rPr>
-                <w:rFonts w:ascii="BRH Devanagari Extra" w:hAnsi="BRH Devanagari Extra" w:cs="BRH Devanagari Extra"/>
-                <w:sz w:val="32"/>
-                <w:szCs w:val="40"/>
-                <w:lang w:val="it-IT"/>
+              </w:rPr>
+              <w:t>–</w:t>
+            </w:r>
+            <w:r>
+              <w:rPr>
+                <w:rFonts w:ascii="BRH Devanagari Extra" w:hAnsi="BRH Devanagari Extra" w:cs="BRH Devanagari Extra"/>
+                <w:sz w:val="32"/>
+                <w:szCs w:val="40"/>
               </w:rPr>
               <w:t>UÉå</w:t>
             </w:r>
@@ -9200,7 +11908,6 @@
               <w:rPr>
                 <w:rFonts w:ascii="BRH Malayalam Extra" w:hAnsi="BRH Malayalam Extra" w:cs="BRH Devanagari Extra"/>
                 <w:szCs w:val="40"/>
-                <w:lang w:val="it-IT"/>
               </w:rPr>
               <w:t>–</w:t>
             </w:r>
@@ -9210,7 +11917,6 @@
                 <w:sz w:val="32"/>
                 <w:szCs w:val="40"/>
                 <w:highlight w:val="yellow"/>
-                <w:lang w:val="it-IT"/>
               </w:rPr>
               <w:t>uÉmÉuÉþ</w:t>
             </w:r>
@@ -9219,7 +11925,6 @@
                 <w:rFonts w:ascii="BRH Devanagari Extra" w:hAnsi="BRH Devanagari Extra" w:cs="BRH Devanagari Extra"/>
                 <w:sz w:val="32"/>
                 <w:szCs w:val="40"/>
-                <w:lang w:val="it-IT"/>
               </w:rPr>
               <w:t xml:space="preserve"> | qÉ</w:t>
             </w:r>
@@ -9227,16 +11932,14 @@
               <w:rPr>
                 <w:rFonts w:ascii="BRH Malayalam Extra" w:hAnsi="BRH Malayalam Extra" w:cs="BRH Devanagari Extra"/>
                 <w:szCs w:val="40"/>
-                <w:lang w:val="it-IT"/>
-              </w:rPr>
-              <w:t>–</w:t>
-            </w:r>
-            <w:r>
-              <w:rPr>
-                <w:rFonts w:ascii="BRH Devanagari Extra" w:hAnsi="BRH Devanagari Extra" w:cs="BRH Devanagari Extra"/>
-                <w:sz w:val="32"/>
-                <w:szCs w:val="40"/>
-                <w:lang w:val="it-IT"/>
+              </w:rPr>
+              <w:t>–</w:t>
+            </w:r>
+            <w:r>
+              <w:rPr>
+                <w:rFonts w:ascii="BRH Devanagari Extra" w:hAnsi="BRH Devanagari Extra" w:cs="BRH Devanagari Extra"/>
+                <w:sz w:val="32"/>
+                <w:szCs w:val="40"/>
               </w:rPr>
               <w:t>lrÉÑlÉÉÿ |</w:t>
             </w:r>
@@ -9252,7 +11955,6 @@
                 <w:rFonts w:ascii="BRH Devanagari Extra" w:hAnsi="BRH Devanagari Extra" w:cs="BRH Devanagari Extra"/>
                 <w:sz w:val="32"/>
                 <w:szCs w:val="40"/>
-                <w:lang w:val="it-IT"/>
               </w:rPr>
             </w:pPr>
             <w:r>
@@ -9260,7 +11962,6 @@
                 <w:rFonts w:ascii="BRH Devanagari Extra" w:hAnsi="BRH Devanagari Extra" w:cs="BRH Devanagari Extra"/>
                 <w:sz w:val="32"/>
                 <w:szCs w:val="40"/>
-                <w:lang w:val="it-IT"/>
               </w:rPr>
               <w:t>¢Ñü</w:t>
             </w:r>
@@ -9268,16 +11969,14 @@
               <w:rPr>
                 <w:rFonts w:ascii="BRH Malayalam Extra" w:hAnsi="BRH Malayalam Extra" w:cs="BRH Devanagari Extra"/>
                 <w:szCs w:val="40"/>
-                <w:lang w:val="it-IT"/>
-              </w:rPr>
-              <w:t>–</w:t>
-            </w:r>
-            <w:r>
-              <w:rPr>
-                <w:rFonts w:ascii="BRH Devanagari Extra" w:hAnsi="BRH Devanagari Extra" w:cs="BRH Devanagari Extra"/>
-                <w:sz w:val="32"/>
-                <w:szCs w:val="40"/>
-                <w:lang w:val="it-IT"/>
+              </w:rPr>
+              <w:t>–</w:t>
+            </w:r>
+            <w:r>
+              <w:rPr>
+                <w:rFonts w:ascii="BRH Devanagari Extra" w:hAnsi="BRH Devanagari Extra" w:cs="BRH Devanagari Extra"/>
+                <w:sz w:val="32"/>
+                <w:szCs w:val="40"/>
               </w:rPr>
               <w:t>®È mÉþUÉå</w:t>
             </w:r>
@@ -9285,7 +11984,6 @@
               <w:rPr>
                 <w:rFonts w:ascii="BRH Malayalam Extra" w:hAnsi="BRH Malayalam Extra" w:cs="BRH Devanagari Extra"/>
                 <w:szCs w:val="40"/>
-                <w:lang w:val="it-IT"/>
               </w:rPr>
               <w:t>–</w:t>
             </w:r>
@@ -9295,7 +11993,6 @@
                 <w:sz w:val="32"/>
                 <w:szCs w:val="40"/>
                 <w:highlight w:val="yellow"/>
-                <w:lang w:val="it-IT"/>
               </w:rPr>
               <w:t>uÉmÉuÉþ</w:t>
             </w:r>
@@ -9304,7 +12001,6 @@
                 <w:rFonts w:ascii="BRH Devanagari Extra" w:hAnsi="BRH Devanagari Extra" w:cs="BRH Devanagari Extra"/>
                 <w:sz w:val="32"/>
                 <w:szCs w:val="40"/>
-                <w:lang w:val="it-IT"/>
               </w:rPr>
               <w:t xml:space="preserve"> mÉUÉå</w:t>
             </w:r>
@@ -9312,7 +12008,6 @@
               <w:rPr>
                 <w:rFonts w:ascii="BRH Malayalam Extra" w:hAnsi="BRH Malayalam Extra" w:cs="BRH Devanagari Extra"/>
                 <w:szCs w:val="40"/>
-                <w:lang w:val="it-IT"/>
               </w:rPr>
               <w:t>–</w:t>
             </w:r>
@@ -9322,7 +12017,6 @@
                 <w:sz w:val="32"/>
                 <w:szCs w:val="40"/>
                 <w:highlight w:val="yellow"/>
-                <w:lang w:val="it-IT"/>
               </w:rPr>
               <w:t>uÉmÉu</w:t>
             </w:r>
@@ -9331,7 +12025,6 @@
                 <w:rFonts w:ascii="BRH Devanagari Extra" w:hAnsi="BRH Devanagari Extra" w:cs="BRH Devanagari Extra"/>
                 <w:sz w:val="32"/>
                 <w:szCs w:val="40"/>
-                <w:lang w:val="it-IT"/>
               </w:rPr>
               <w:t>Éþ ¢Ñü</w:t>
             </w:r>
@@ -9339,16 +12032,14 @@
               <w:rPr>
                 <w:rFonts w:ascii="BRH Malayalam Extra" w:hAnsi="BRH Malayalam Extra" w:cs="BRH Devanagari Extra"/>
                 <w:szCs w:val="40"/>
-                <w:lang w:val="it-IT"/>
-              </w:rPr>
-              <w:t>–</w:t>
-            </w:r>
-            <w:r>
-              <w:rPr>
-                <w:rFonts w:ascii="BRH Devanagari Extra" w:hAnsi="BRH Devanagari Extra" w:cs="BRH Devanagari Extra"/>
-                <w:sz w:val="32"/>
-                <w:szCs w:val="40"/>
-                <w:lang w:val="it-IT"/>
+              </w:rPr>
+              <w:t>–</w:t>
+            </w:r>
+            <w:r>
+              <w:rPr>
+                <w:rFonts w:ascii="BRH Devanagari Extra" w:hAnsi="BRH Devanagari Extra" w:cs="BRH Devanagari Extra"/>
+                <w:sz w:val="32"/>
+                <w:szCs w:val="40"/>
               </w:rPr>
               <w:t>®È ¢Ñü</w:t>
             </w:r>
@@ -9356,16 +12047,14 @@
               <w:rPr>
                 <w:rFonts w:ascii="BRH Malayalam Extra" w:hAnsi="BRH Malayalam Extra" w:cs="BRH Devanagari Extra"/>
                 <w:szCs w:val="40"/>
-                <w:lang w:val="it-IT"/>
-              </w:rPr>
-              <w:t>–</w:t>
-            </w:r>
-            <w:r>
-              <w:rPr>
-                <w:rFonts w:ascii="BRH Devanagari Extra" w:hAnsi="BRH Devanagari Extra" w:cs="BRH Devanagari Extra"/>
-                <w:sz w:val="32"/>
-                <w:szCs w:val="40"/>
-                <w:lang w:val="it-IT"/>
+              </w:rPr>
+              <w:t>–</w:t>
+            </w:r>
+            <w:r>
+              <w:rPr>
+                <w:rFonts w:ascii="BRH Devanagari Extra" w:hAnsi="BRH Devanagari Extra" w:cs="BRH Devanagari Extra"/>
+                <w:sz w:val="32"/>
+                <w:szCs w:val="40"/>
               </w:rPr>
               <w:t>®È mÉþUÉå</w:t>
             </w:r>
@@ -9373,7 +12062,6 @@
               <w:rPr>
                 <w:rFonts w:ascii="BRH Malayalam Extra" w:hAnsi="BRH Malayalam Extra" w:cs="BRH Devanagari Extra"/>
                 <w:szCs w:val="40"/>
-                <w:lang w:val="it-IT"/>
               </w:rPr>
               <w:t>–</w:t>
             </w:r>
@@ -9383,7 +12071,6 @@
                 <w:sz w:val="32"/>
                 <w:szCs w:val="40"/>
                 <w:highlight w:val="yellow"/>
-                <w:lang w:val="it-IT"/>
               </w:rPr>
               <w:t>uÉmÉuÉ</w:t>
             </w:r>
@@ -9392,7 +12079,6 @@
                 <w:rFonts w:ascii="BRH Devanagari Extra" w:hAnsi="BRH Devanagari Extra" w:cs="BRH Devanagari Extra"/>
                 <w:sz w:val="32"/>
                 <w:szCs w:val="40"/>
-                <w:lang w:val="it-IT"/>
               </w:rPr>
               <w:t>þ qÉ</w:t>
             </w:r>
@@ -9400,16 +12086,14 @@
               <w:rPr>
                 <w:rFonts w:ascii="BRH Malayalam Extra" w:hAnsi="BRH Malayalam Extra" w:cs="BRH Devanagari Extra"/>
                 <w:szCs w:val="40"/>
-                <w:lang w:val="it-IT"/>
-              </w:rPr>
-              <w:t>–</w:t>
-            </w:r>
-            <w:r>
-              <w:rPr>
-                <w:rFonts w:ascii="BRH Devanagari Extra" w:hAnsi="BRH Devanagari Extra" w:cs="BRH Devanagari Extra"/>
-                <w:sz w:val="32"/>
-                <w:szCs w:val="40"/>
-                <w:lang w:val="it-IT"/>
+              </w:rPr>
+              <w:t>–</w:t>
+            </w:r>
+            <w:r>
+              <w:rPr>
+                <w:rFonts w:ascii="BRH Devanagari Extra" w:hAnsi="BRH Devanagari Extra" w:cs="BRH Devanagari Extra"/>
+                <w:sz w:val="32"/>
+                <w:szCs w:val="40"/>
               </w:rPr>
               <w:t>lrÉÑlÉÉþ qÉ</w:t>
             </w:r>
@@ -9417,16 +12101,14 @@
               <w:rPr>
                 <w:rFonts w:ascii="BRH Malayalam Extra" w:hAnsi="BRH Malayalam Extra" w:cs="BRH Devanagari Extra"/>
                 <w:szCs w:val="40"/>
-                <w:lang w:val="it-IT"/>
-              </w:rPr>
-              <w:t>–</w:t>
-            </w:r>
-            <w:r>
-              <w:rPr>
-                <w:rFonts w:ascii="BRH Devanagari Extra" w:hAnsi="BRH Devanagari Extra" w:cs="BRH Devanagari Extra"/>
-                <w:sz w:val="32"/>
-                <w:szCs w:val="40"/>
-                <w:lang w:val="it-IT"/>
+              </w:rPr>
+              <w:t>–</w:t>
+            </w:r>
+            <w:r>
+              <w:rPr>
+                <w:rFonts w:ascii="BRH Devanagari Extra" w:hAnsi="BRH Devanagari Extra" w:cs="BRH Devanagari Extra"/>
+                <w:sz w:val="32"/>
+                <w:szCs w:val="40"/>
               </w:rPr>
               <w:t>lrÉÑlÉÉþ mÉUÉå</w:t>
             </w:r>
@@ -9434,16 +12116,14 @@
               <w:rPr>
                 <w:rFonts w:ascii="BRH Malayalam Extra" w:hAnsi="BRH Malayalam Extra" w:cs="BRH Devanagari Extra"/>
                 <w:szCs w:val="40"/>
-                <w:lang w:val="it-IT"/>
-              </w:rPr>
-              <w:t>–</w:t>
-            </w:r>
-            <w:r>
-              <w:rPr>
-                <w:rFonts w:ascii="BRH Devanagari Extra" w:hAnsi="BRH Devanagari Extra" w:cs="BRH Devanagari Extra"/>
-                <w:sz w:val="32"/>
-                <w:szCs w:val="40"/>
-                <w:lang w:val="it-IT"/>
+              </w:rPr>
+              <w:t>–</w:t>
+            </w:r>
+            <w:r>
+              <w:rPr>
+                <w:rFonts w:ascii="BRH Devanagari Extra" w:hAnsi="BRH Devanagari Extra" w:cs="BRH Devanagari Extra"/>
+                <w:sz w:val="32"/>
+                <w:szCs w:val="40"/>
               </w:rPr>
               <w:t>u</w:t>
             </w:r>
@@ -9453,7 +12133,6 @@
                 <w:sz w:val="32"/>
                 <w:szCs w:val="40"/>
                 <w:highlight w:val="yellow"/>
-                <w:lang w:val="it-IT"/>
               </w:rPr>
               <w:t>ÉmÉuÉ</w:t>
             </w:r>
@@ -9462,7 +12141,6 @@
                 <w:rFonts w:ascii="BRH Devanagari Extra" w:hAnsi="BRH Devanagari Extra" w:cs="BRH Devanagari Extra"/>
                 <w:sz w:val="32"/>
                 <w:szCs w:val="40"/>
-                <w:lang w:val="it-IT"/>
               </w:rPr>
               <w:t>þ ¢Ñü</w:t>
             </w:r>
@@ -9470,16 +12148,14 @@
               <w:rPr>
                 <w:rFonts w:ascii="BRH Malayalam Extra" w:hAnsi="BRH Malayalam Extra" w:cs="BRH Devanagari Extra"/>
                 <w:szCs w:val="40"/>
-                <w:lang w:val="it-IT"/>
-              </w:rPr>
-              <w:t>–</w:t>
-            </w:r>
-            <w:r>
-              <w:rPr>
-                <w:rFonts w:ascii="BRH Devanagari Extra" w:hAnsi="BRH Devanagari Extra" w:cs="BRH Devanagari Extra"/>
-                <w:sz w:val="32"/>
-                <w:szCs w:val="40"/>
-                <w:lang w:val="it-IT"/>
+              </w:rPr>
+              <w:t>–</w:t>
+            </w:r>
+            <w:r>
+              <w:rPr>
+                <w:rFonts w:ascii="BRH Devanagari Extra" w:hAnsi="BRH Devanagari Extra" w:cs="BRH Devanagari Extra"/>
+                <w:sz w:val="32"/>
+                <w:szCs w:val="40"/>
               </w:rPr>
               <w:t>®È ¢Ñü</w:t>
             </w:r>
@@ -9487,16 +12163,14 @@
               <w:rPr>
                 <w:rFonts w:ascii="BRH Malayalam Extra" w:hAnsi="BRH Malayalam Extra" w:cs="BRH Devanagari Extra"/>
                 <w:szCs w:val="40"/>
-                <w:lang w:val="it-IT"/>
-              </w:rPr>
-              <w:t>–</w:t>
-            </w:r>
-            <w:r>
-              <w:rPr>
-                <w:rFonts w:ascii="BRH Devanagari Extra" w:hAnsi="BRH Devanagari Extra" w:cs="BRH Devanagari Extra"/>
-                <w:sz w:val="32"/>
-                <w:szCs w:val="40"/>
-                <w:lang w:val="it-IT"/>
+              </w:rPr>
+              <w:t>–</w:t>
+            </w:r>
+            <w:r>
+              <w:rPr>
+                <w:rFonts w:ascii="BRH Devanagari Extra" w:hAnsi="BRH Devanagari Extra" w:cs="BRH Devanagari Extra"/>
+                <w:sz w:val="32"/>
+                <w:szCs w:val="40"/>
               </w:rPr>
               <w:t>®È mÉþUÉå</w:t>
             </w:r>
@@ -9505,7 +12179,6 @@
                 <w:rFonts w:ascii="BRH Malayalam Extra" w:hAnsi="BRH Malayalam Extra" w:cs="BRH Devanagari Extra"/>
                 <w:szCs w:val="40"/>
                 <w:highlight w:val="yellow"/>
-                <w:lang w:val="it-IT"/>
               </w:rPr>
               <w:t>–</w:t>
             </w:r>
@@ -9515,7 +12188,6 @@
                 <w:sz w:val="32"/>
                 <w:szCs w:val="40"/>
                 <w:highlight w:val="yellow"/>
-                <w:lang w:val="it-IT"/>
               </w:rPr>
               <w:t>uÉmÉuÉþ</w:t>
             </w:r>
@@ -9524,7 +12196,6 @@
                 <w:rFonts w:ascii="BRH Devanagari Extra" w:hAnsi="BRH Devanagari Extra" w:cs="BRH Devanagari Extra"/>
                 <w:sz w:val="32"/>
                 <w:szCs w:val="40"/>
-                <w:lang w:val="it-IT"/>
               </w:rPr>
               <w:t xml:space="preserve"> qÉ</w:t>
             </w:r>
@@ -9532,16 +12203,14 @@
               <w:rPr>
                 <w:rFonts w:ascii="BRH Malayalam Extra" w:hAnsi="BRH Malayalam Extra" w:cs="BRH Devanagari Extra"/>
                 <w:szCs w:val="40"/>
-                <w:lang w:val="it-IT"/>
-              </w:rPr>
-              <w:t>–</w:t>
-            </w:r>
-            <w:r>
-              <w:rPr>
-                <w:rFonts w:ascii="BRH Devanagari Extra" w:hAnsi="BRH Devanagari Extra" w:cs="BRH Devanagari Extra"/>
-                <w:sz w:val="32"/>
-                <w:szCs w:val="40"/>
-                <w:lang w:val="it-IT"/>
+              </w:rPr>
+              <w:t>–</w:t>
+            </w:r>
+            <w:r>
+              <w:rPr>
+                <w:rFonts w:ascii="BRH Devanagari Extra" w:hAnsi="BRH Devanagari Extra" w:cs="BRH Devanagari Extra"/>
+                <w:sz w:val="32"/>
+                <w:szCs w:val="40"/>
               </w:rPr>
               <w:t xml:space="preserve">lrÉÑlÉÉÿ | </w:t>
             </w:r>
@@ -9557,14 +12226,12 @@
                 <w:rFonts w:ascii="BRH Devanagari Extra" w:hAnsi="BRH Devanagari Extra" w:cs="BRH Devanagari Extra"/>
                 <w:sz w:val="32"/>
                 <w:szCs w:val="40"/>
-                <w:lang w:val="it-IT"/>
               </w:rPr>
             </w:pPr>
             <w:r>
               <w:rPr>
                 <w:rFonts w:cs="BRH Devanagari Extra"/>
                 <w:szCs w:val="40"/>
-                <w:lang w:val="it-IT"/>
               </w:rPr>
               <w:t>2</w:t>
             </w:r>
@@ -9573,7 +12240,6 @@
                 <w:rFonts w:ascii="BRH Devanagari Extra" w:hAnsi="BRH Devanagari Extra" w:cs="BRH Devanagari Extra"/>
                 <w:sz w:val="32"/>
                 <w:szCs w:val="40"/>
-                <w:lang w:val="it-IT"/>
               </w:rPr>
               <w:t>)</w:t>
             </w:r>
@@ -9581,7 +12247,6 @@
               <w:rPr>
                 <w:rFonts w:cs="BRH Devanagari Extra"/>
                 <w:szCs w:val="40"/>
-                <w:lang w:val="it-IT"/>
               </w:rPr>
               <w:t xml:space="preserve">  1</w:t>
             </w:r>
@@ -9590,7 +12255,6 @@
                 <w:rFonts w:ascii="BRH Devanagari Extra" w:hAnsi="BRH Devanagari Extra" w:cs="BRH Devanagari Extra"/>
                 <w:sz w:val="32"/>
                 <w:szCs w:val="40"/>
-                <w:lang w:val="it-IT"/>
               </w:rPr>
               <w:t>.</w:t>
             </w:r>
@@ -9598,7 +12262,6 @@
               <w:rPr>
                 <w:rFonts w:cs="BRH Devanagari Extra"/>
                 <w:szCs w:val="40"/>
-                <w:lang w:val="it-IT"/>
               </w:rPr>
               <w:t>5</w:t>
             </w:r>
@@ -9607,7 +12270,6 @@
                 <w:rFonts w:ascii="BRH Devanagari Extra" w:hAnsi="BRH Devanagari Extra" w:cs="BRH Devanagari Extra"/>
                 <w:sz w:val="32"/>
                 <w:szCs w:val="40"/>
-                <w:lang w:val="it-IT"/>
               </w:rPr>
               <w:t>.</w:t>
             </w:r>
@@ -9615,7 +12277,6 @@
               <w:rPr>
                 <w:rFonts w:cs="BRH Devanagari Extra"/>
                 <w:szCs w:val="40"/>
-                <w:lang w:val="it-IT"/>
               </w:rPr>
               <w:t>3</w:t>
             </w:r>
@@ -9624,7 +12285,6 @@
                 <w:rFonts w:ascii="BRH Devanagari Extra" w:hAnsi="BRH Devanagari Extra" w:cs="BRH Devanagari Extra"/>
                 <w:sz w:val="32"/>
                 <w:szCs w:val="40"/>
-                <w:lang w:val="it-IT"/>
               </w:rPr>
               <w:t>.</w:t>
             </w:r>
@@ -9632,7 +12292,6 @@
               <w:rPr>
                 <w:rFonts w:cs="BRH Devanagari Extra"/>
                 <w:szCs w:val="40"/>
-                <w:lang w:val="it-IT"/>
               </w:rPr>
               <w:t>2</w:t>
             </w:r>
@@ -9641,7 +12300,6 @@
                 <w:rFonts w:ascii="BRH Devanagari Extra" w:hAnsi="BRH Devanagari Extra" w:cs="BRH Devanagari Extra"/>
                 <w:sz w:val="32"/>
                 <w:szCs w:val="40"/>
-                <w:lang w:val="it-IT"/>
               </w:rPr>
               <w:t>(</w:t>
             </w:r>
@@ -9649,7 +12307,6 @@
               <w:rPr>
                 <w:rFonts w:cs="BRH Devanagari Extra"/>
                 <w:szCs w:val="40"/>
-                <w:lang w:val="it-IT"/>
               </w:rPr>
               <w:t>2</w:t>
             </w:r>
@@ -9658,24 +12315,31 @@
                 <w:rFonts w:ascii="BRH Devanagari Extra" w:hAnsi="BRH Devanagari Extra" w:cs="BRH Devanagari Extra"/>
                 <w:sz w:val="32"/>
                 <w:szCs w:val="40"/>
-                <w:lang w:val="it-IT"/>
-              </w:rPr>
-              <w:t>)-  mÉ</w:t>
-            </w:r>
-            <w:r>
-              <w:rPr>
-                <w:rFonts w:ascii="BRH Malayalam Extra" w:hAnsi="BRH Malayalam Extra" w:cs="BRH Devanagari Extra"/>
-                <w:szCs w:val="40"/>
-                <w:lang w:val="it-IT"/>
-              </w:rPr>
-              <w:t>–</w:t>
-            </w:r>
-            <w:r>
-              <w:rPr>
-                <w:rFonts w:ascii="BRH Devanagari Extra" w:hAnsi="BRH Devanagari Extra" w:cs="BRH Devanagari Extra"/>
-                <w:sz w:val="32"/>
-                <w:szCs w:val="40"/>
-                <w:lang w:val="it-IT"/>
+              </w:rPr>
+              <w:t>)</w:t>
+            </w:r>
+            <w:proofErr w:type="gramStart"/>
+            <w:r>
+              <w:rPr>
+                <w:rFonts w:ascii="BRH Devanagari Extra" w:hAnsi="BRH Devanagari Extra" w:cs="BRH Devanagari Extra"/>
+                <w:sz w:val="32"/>
+                <w:szCs w:val="40"/>
+              </w:rPr>
+              <w:t>-  mÉ</w:t>
+            </w:r>
+            <w:proofErr w:type="gramEnd"/>
+            <w:r>
+              <w:rPr>
+                <w:rFonts w:ascii="BRH Malayalam Extra" w:hAnsi="BRH Malayalam Extra" w:cs="BRH Devanagari Extra"/>
+                <w:szCs w:val="40"/>
+              </w:rPr>
+              <w:t>–</w:t>
+            </w:r>
+            <w:r>
+              <w:rPr>
+                <w:rFonts w:ascii="BRH Devanagari Extra" w:hAnsi="BRH Devanagari Extra" w:cs="BRH Devanagari Extra"/>
+                <w:sz w:val="32"/>
+                <w:szCs w:val="40"/>
               </w:rPr>
               <w:t>UÉå</w:t>
             </w:r>
@@ -9684,7 +12348,6 @@
                 <w:rFonts w:ascii="BRH Malayalam Extra" w:hAnsi="BRH Malayalam Extra" w:cs="BRH Devanagari Extra"/>
                 <w:szCs w:val="40"/>
                 <w:highlight w:val="yellow"/>
-                <w:lang w:val="it-IT"/>
               </w:rPr>
               <w:t>–</w:t>
             </w:r>
@@ -9694,7 +12357,6 @@
                 <w:sz w:val="32"/>
                 <w:szCs w:val="40"/>
                 <w:highlight w:val="yellow"/>
-                <w:lang w:val="it-IT"/>
               </w:rPr>
               <w:t>uÉmÉuÉþ</w:t>
             </w:r>
@@ -9703,7 +12365,6 @@
                 <w:rFonts w:ascii="BRH Devanagari Extra" w:hAnsi="BRH Devanagari Extra" w:cs="BRH Devanagari Extra"/>
                 <w:sz w:val="32"/>
                 <w:szCs w:val="40"/>
-                <w:lang w:val="it-IT"/>
               </w:rPr>
               <w:t xml:space="preserve"> | qÉ</w:t>
             </w:r>
@@ -9711,16 +12372,14 @@
               <w:rPr>
                 <w:rFonts w:ascii="BRH Malayalam Extra" w:hAnsi="BRH Malayalam Extra" w:cs="BRH Devanagari Extra"/>
                 <w:szCs w:val="40"/>
-                <w:lang w:val="it-IT"/>
-              </w:rPr>
-              <w:t>–</w:t>
-            </w:r>
-            <w:r>
-              <w:rPr>
-                <w:rFonts w:ascii="BRH Devanagari Extra" w:hAnsi="BRH Devanagari Extra" w:cs="BRH Devanagari Extra"/>
-                <w:sz w:val="32"/>
-                <w:szCs w:val="40"/>
-                <w:lang w:val="it-IT"/>
+              </w:rPr>
+              <w:t>–</w:t>
+            </w:r>
+            <w:r>
+              <w:rPr>
+                <w:rFonts w:ascii="BRH Devanagari Extra" w:hAnsi="BRH Devanagari Extra" w:cs="BRH Devanagari Extra"/>
+                <w:sz w:val="32"/>
+                <w:szCs w:val="40"/>
               </w:rPr>
               <w:t>lrÉÑlÉÉÿ | rÉiÉç |</w:t>
             </w:r>
@@ -9736,7 +12395,6 @@
                 <w:rFonts w:ascii="BRH Devanagari Extra" w:hAnsi="BRH Devanagari Extra" w:cs="BRH Devanagari Extra"/>
                 <w:sz w:val="32"/>
                 <w:szCs w:val="40"/>
-                <w:lang w:val="it-IT"/>
               </w:rPr>
             </w:pPr>
             <w:r>
@@ -9744,7 +12402,6 @@
                 <w:rFonts w:ascii="BRH Devanagari Extra" w:hAnsi="BRH Devanagari Extra" w:cs="BRH Devanagari Extra"/>
                 <w:sz w:val="32"/>
                 <w:szCs w:val="40"/>
-                <w:lang w:val="it-IT"/>
               </w:rPr>
               <w:t>mÉ</w:t>
             </w:r>
@@ -9752,16 +12409,14 @@
               <w:rPr>
                 <w:rFonts w:ascii="BRH Malayalam Extra" w:hAnsi="BRH Malayalam Extra" w:cs="BRH Devanagari Extra"/>
                 <w:szCs w:val="40"/>
-                <w:lang w:val="it-IT"/>
-              </w:rPr>
-              <w:t>–</w:t>
-            </w:r>
-            <w:r>
-              <w:rPr>
-                <w:rFonts w:ascii="BRH Devanagari Extra" w:hAnsi="BRH Devanagari Extra" w:cs="BRH Devanagari Extra"/>
-                <w:sz w:val="32"/>
-                <w:szCs w:val="40"/>
-                <w:lang w:val="it-IT"/>
+              </w:rPr>
+              <w:t>–</w:t>
+            </w:r>
+            <w:r>
+              <w:rPr>
+                <w:rFonts w:ascii="BRH Devanagari Extra" w:hAnsi="BRH Devanagari Extra" w:cs="BRH Devanagari Extra"/>
+                <w:sz w:val="32"/>
+                <w:szCs w:val="40"/>
               </w:rPr>
               <w:t>UÉå</w:t>
             </w:r>
@@ -9769,7 +12424,6 @@
               <w:rPr>
                 <w:rFonts w:ascii="BRH Malayalam Extra" w:hAnsi="BRH Malayalam Extra" w:cs="BRH Devanagari Extra"/>
                 <w:szCs w:val="40"/>
-                <w:lang w:val="it-IT"/>
               </w:rPr>
               <w:t>–</w:t>
             </w:r>
@@ -9779,7 +12433,6 @@
                 <w:sz w:val="32"/>
                 <w:szCs w:val="40"/>
                 <w:highlight w:val="yellow"/>
-                <w:lang w:val="it-IT"/>
               </w:rPr>
               <w:t>uÉmÉuÉ</w:t>
             </w:r>
@@ -9788,7 +12441,6 @@
                 <w:rFonts w:ascii="BRH Devanagari Extra" w:hAnsi="BRH Devanagari Extra" w:cs="BRH Devanagari Extra"/>
                 <w:sz w:val="32"/>
                 <w:szCs w:val="40"/>
-                <w:lang w:val="it-IT"/>
               </w:rPr>
               <w:t>þ qÉ</w:t>
             </w:r>
@@ -9796,16 +12448,14 @@
               <w:rPr>
                 <w:rFonts w:ascii="BRH Malayalam Extra" w:hAnsi="BRH Malayalam Extra" w:cs="BRH Devanagari Extra"/>
                 <w:szCs w:val="40"/>
-                <w:lang w:val="it-IT"/>
-              </w:rPr>
-              <w:t>–</w:t>
-            </w:r>
-            <w:r>
-              <w:rPr>
-                <w:rFonts w:ascii="BRH Devanagari Extra" w:hAnsi="BRH Devanagari Extra" w:cs="BRH Devanagari Extra"/>
-                <w:sz w:val="32"/>
-                <w:szCs w:val="40"/>
-                <w:lang w:val="it-IT"/>
+              </w:rPr>
+              <w:t>–</w:t>
+            </w:r>
+            <w:r>
+              <w:rPr>
+                <w:rFonts w:ascii="BRH Devanagari Extra" w:hAnsi="BRH Devanagari Extra" w:cs="BRH Devanagari Extra"/>
+                <w:sz w:val="32"/>
+                <w:szCs w:val="40"/>
               </w:rPr>
               <w:t>lrÉÑlÉÉþ qÉ</w:t>
             </w:r>
@@ -9813,16 +12463,14 @@
               <w:rPr>
                 <w:rFonts w:ascii="BRH Malayalam Extra" w:hAnsi="BRH Malayalam Extra" w:cs="BRH Devanagari Extra"/>
                 <w:szCs w:val="40"/>
-                <w:lang w:val="it-IT"/>
-              </w:rPr>
-              <w:t>–</w:t>
-            </w:r>
-            <w:r>
-              <w:rPr>
-                <w:rFonts w:ascii="BRH Devanagari Extra" w:hAnsi="BRH Devanagari Extra" w:cs="BRH Devanagari Extra"/>
-                <w:sz w:val="32"/>
-                <w:szCs w:val="40"/>
-                <w:lang w:val="it-IT"/>
+              </w:rPr>
+              <w:t>–</w:t>
+            </w:r>
+            <w:r>
+              <w:rPr>
+                <w:rFonts w:ascii="BRH Devanagari Extra" w:hAnsi="BRH Devanagari Extra" w:cs="BRH Devanagari Extra"/>
+                <w:sz w:val="32"/>
+                <w:szCs w:val="40"/>
               </w:rPr>
               <w:t>lrÉÑlÉÉþ mÉUÉå</w:t>
             </w:r>
@@ -9830,7 +12478,6 @@
               <w:rPr>
                 <w:rFonts w:ascii="BRH Malayalam Extra" w:hAnsi="BRH Malayalam Extra" w:cs="BRH Devanagari Extra"/>
                 <w:szCs w:val="40"/>
-                <w:lang w:val="it-IT"/>
               </w:rPr>
               <w:t>–</w:t>
             </w:r>
@@ -9840,7 +12487,6 @@
                 <w:sz w:val="32"/>
                 <w:szCs w:val="40"/>
                 <w:highlight w:val="yellow"/>
-                <w:lang w:val="it-IT"/>
               </w:rPr>
               <w:t>uÉmÉuÉþ</w:t>
             </w:r>
@@ -9849,7 +12495,6 @@
                 <w:rFonts w:ascii="BRH Devanagari Extra" w:hAnsi="BRH Devanagari Extra" w:cs="BRH Devanagari Extra"/>
                 <w:sz w:val="32"/>
                 <w:szCs w:val="40"/>
-                <w:lang w:val="it-IT"/>
               </w:rPr>
               <w:t xml:space="preserve"> mÉUÉå</w:t>
             </w:r>
@@ -9857,7 +12502,6 @@
               <w:rPr>
                 <w:rFonts w:ascii="BRH Malayalam Extra" w:hAnsi="BRH Malayalam Extra" w:cs="BRH Devanagari Extra"/>
                 <w:szCs w:val="40"/>
-                <w:lang w:val="it-IT"/>
               </w:rPr>
               <w:t>–</w:t>
             </w:r>
@@ -9867,7 +12511,6 @@
                 <w:sz w:val="32"/>
                 <w:szCs w:val="40"/>
                 <w:highlight w:val="yellow"/>
-                <w:lang w:val="it-IT"/>
               </w:rPr>
               <w:t>uÉmÉuÉ</w:t>
             </w:r>
@@ -9876,7 +12519,6 @@
                 <w:rFonts w:ascii="BRH Devanagari Extra" w:hAnsi="BRH Devanagari Extra" w:cs="BRH Devanagari Extra"/>
                 <w:sz w:val="32"/>
                 <w:szCs w:val="40"/>
-                <w:lang w:val="it-IT"/>
               </w:rPr>
               <w:t>þ qÉ</w:t>
             </w:r>
@@ -9884,16 +12526,14 @@
               <w:rPr>
                 <w:rFonts w:ascii="BRH Malayalam Extra" w:hAnsi="BRH Malayalam Extra" w:cs="BRH Devanagari Extra"/>
                 <w:szCs w:val="40"/>
-                <w:lang w:val="it-IT"/>
-              </w:rPr>
-              <w:t>–</w:t>
-            </w:r>
-            <w:r>
-              <w:rPr>
-                <w:rFonts w:ascii="BRH Devanagari Extra" w:hAnsi="BRH Devanagari Extra" w:cs="BRH Devanagari Extra"/>
-                <w:sz w:val="32"/>
-                <w:szCs w:val="40"/>
-                <w:lang w:val="it-IT"/>
+              </w:rPr>
+              <w:t>–</w:t>
+            </w:r>
+            <w:r>
+              <w:rPr>
+                <w:rFonts w:ascii="BRH Devanagari Extra" w:hAnsi="BRH Devanagari Extra" w:cs="BRH Devanagari Extra"/>
+                <w:sz w:val="32"/>
+                <w:szCs w:val="40"/>
               </w:rPr>
               <w:t>lrÉÑlÉÉ</w:t>
             </w:r>
@@ -9901,16 +12541,14 @@
               <w:rPr>
                 <w:rFonts w:ascii="BRH Malayalam Extra" w:hAnsi="BRH Malayalam Extra" w:cs="BRH Devanagari Extra"/>
                 <w:szCs w:val="40"/>
-                <w:lang w:val="it-IT"/>
-              </w:rPr>
-              <w:t>–</w:t>
-            </w:r>
-            <w:r>
-              <w:rPr>
-                <w:rFonts w:ascii="BRH Devanagari Extra" w:hAnsi="BRH Devanagari Extra" w:cs="BRH Devanagari Extra"/>
-                <w:sz w:val="32"/>
-                <w:szCs w:val="40"/>
-                <w:lang w:val="it-IT"/>
+              </w:rPr>
+              <w:t>–</w:t>
+            </w:r>
+            <w:r>
+              <w:rPr>
+                <w:rFonts w:ascii="BRH Devanagari Extra" w:hAnsi="BRH Devanagari Extra" w:cs="BRH Devanagari Extra"/>
+                <w:sz w:val="32"/>
+                <w:szCs w:val="40"/>
               </w:rPr>
               <w:t xml:space="preserve"> rÉSè rÉlÉç </w:t>
             </w:r>
@@ -9926,7 +12564,6 @@
                 <w:rFonts w:ascii="BRH Devanagari Extra" w:hAnsi="BRH Devanagari Extra" w:cs="BRH Devanagari Extra"/>
                 <w:sz w:val="32"/>
                 <w:szCs w:val="40"/>
-                <w:lang w:val="it-IT"/>
               </w:rPr>
             </w:pPr>
             <w:r>
@@ -9934,25 +12571,21 @@
                 <w:rFonts w:ascii="BRH Devanagari Extra" w:hAnsi="BRH Devanagari Extra" w:cs="BRH Devanagari Extra"/>
                 <w:sz w:val="32"/>
                 <w:szCs w:val="40"/>
-                <w:lang w:val="it-IT"/>
-              </w:rPr>
-              <w:lastRenderedPageBreak/>
+              </w:rPr>
               <w:t>qÉ</w:t>
             </w:r>
             <w:r>
               <w:rPr>
                 <w:rFonts w:ascii="BRH Malayalam Extra" w:hAnsi="BRH Malayalam Extra" w:cs="BRH Devanagari Extra"/>
                 <w:szCs w:val="40"/>
-                <w:lang w:val="it-IT"/>
-              </w:rPr>
-              <w:t>–</w:t>
-            </w:r>
-            <w:r>
-              <w:rPr>
-                <w:rFonts w:ascii="BRH Devanagari Extra" w:hAnsi="BRH Devanagari Extra" w:cs="BRH Devanagari Extra"/>
-                <w:sz w:val="32"/>
-                <w:szCs w:val="40"/>
-                <w:lang w:val="it-IT"/>
+              </w:rPr>
+              <w:t>–</w:t>
+            </w:r>
+            <w:r>
+              <w:rPr>
+                <w:rFonts w:ascii="BRH Devanagari Extra" w:hAnsi="BRH Devanagari Extra" w:cs="BRH Devanagari Extra"/>
+                <w:sz w:val="32"/>
+                <w:szCs w:val="40"/>
               </w:rPr>
               <w:t>lrÉÑlÉÉþ mÉUÉå</w:t>
             </w:r>
@@ -9961,7 +12594,6 @@
                 <w:rFonts w:ascii="BRH Malayalam Extra" w:hAnsi="BRH Malayalam Extra" w:cs="BRH Devanagari Extra"/>
                 <w:szCs w:val="40"/>
                 <w:highlight w:val="yellow"/>
-                <w:lang w:val="it-IT"/>
               </w:rPr>
               <w:t>–</w:t>
             </w:r>
@@ -9971,7 +12603,6 @@
                 <w:sz w:val="32"/>
                 <w:szCs w:val="40"/>
                 <w:highlight w:val="yellow"/>
-                <w:lang w:val="it-IT"/>
               </w:rPr>
               <w:t>uÉmÉuÉþ</w:t>
             </w:r>
@@ -9980,7 +12611,6 @@
                 <w:rFonts w:ascii="BRH Devanagari Extra" w:hAnsi="BRH Devanagari Extra" w:cs="BRH Devanagari Extra"/>
                 <w:sz w:val="32"/>
                 <w:szCs w:val="40"/>
-                <w:lang w:val="it-IT"/>
               </w:rPr>
               <w:t xml:space="preserve"> mÉUÉå</w:t>
             </w:r>
@@ -9988,7 +12618,6 @@
               <w:rPr>
                 <w:rFonts w:ascii="BRH Malayalam Extra" w:hAnsi="BRH Malayalam Extra" w:cs="BRH Devanagari Extra"/>
                 <w:szCs w:val="40"/>
-                <w:lang w:val="it-IT"/>
               </w:rPr>
               <w:t>–</w:t>
             </w:r>
@@ -9998,7 +12627,6 @@
                 <w:sz w:val="32"/>
                 <w:szCs w:val="40"/>
                 <w:highlight w:val="yellow"/>
-                <w:lang w:val="it-IT"/>
               </w:rPr>
               <w:t>uÉmÉuÉþ</w:t>
             </w:r>
@@ -10007,7 +12635,6 @@
                 <w:rFonts w:ascii="BRH Devanagari Extra" w:hAnsi="BRH Devanagari Extra" w:cs="BRH Devanagari Extra"/>
                 <w:sz w:val="32"/>
                 <w:szCs w:val="40"/>
-                <w:lang w:val="it-IT"/>
               </w:rPr>
               <w:t xml:space="preserve"> qÉ</w:t>
             </w:r>
@@ -10015,16 +12642,14 @@
               <w:rPr>
                 <w:rFonts w:ascii="BRH Malayalam Extra" w:hAnsi="BRH Malayalam Extra" w:cs="BRH Devanagari Extra"/>
                 <w:szCs w:val="40"/>
-                <w:lang w:val="it-IT"/>
-              </w:rPr>
-              <w:t>–</w:t>
-            </w:r>
-            <w:r>
-              <w:rPr>
-                <w:rFonts w:ascii="BRH Devanagari Extra" w:hAnsi="BRH Devanagari Extra" w:cs="BRH Devanagari Extra"/>
-                <w:sz w:val="32"/>
-                <w:szCs w:val="40"/>
-                <w:lang w:val="it-IT"/>
+              </w:rPr>
+              <w:t>–</w:t>
+            </w:r>
+            <w:r>
+              <w:rPr>
+                <w:rFonts w:ascii="BRH Devanagari Extra" w:hAnsi="BRH Devanagari Extra" w:cs="BRH Devanagari Extra"/>
+                <w:sz w:val="32"/>
+                <w:szCs w:val="40"/>
               </w:rPr>
               <w:t>lrÉÑlÉÉ</w:t>
             </w:r>
@@ -10032,16 +12657,14 @@
               <w:rPr>
                 <w:rFonts w:ascii="BRH Malayalam Extra" w:hAnsi="BRH Malayalam Extra" w:cs="BRH Devanagari Extra"/>
                 <w:szCs w:val="40"/>
-                <w:lang w:val="it-IT"/>
-              </w:rPr>
-              <w:t>–</w:t>
-            </w:r>
-            <w:r>
-              <w:rPr>
-                <w:rFonts w:ascii="BRH Devanagari Extra" w:hAnsi="BRH Devanagari Extra" w:cs="BRH Devanagari Extra"/>
-                <w:sz w:val="32"/>
-                <w:szCs w:val="40"/>
-                <w:lang w:val="it-IT"/>
+              </w:rPr>
+              <w:t>–</w:t>
+            </w:r>
+            <w:r>
+              <w:rPr>
+                <w:rFonts w:ascii="BRH Devanagari Extra" w:hAnsi="BRH Devanagari Extra" w:cs="BRH Devanagari Extra"/>
+                <w:sz w:val="32"/>
+                <w:szCs w:val="40"/>
               </w:rPr>
               <w:t xml:space="preserve"> rÉiÉç | </w:t>
             </w:r>
@@ -10057,14 +12680,12 @@
                 <w:rFonts w:ascii="BRH Devanagari Extra" w:hAnsi="BRH Devanagari Extra" w:cs="BRH Devanagari Extra"/>
                 <w:sz w:val="32"/>
                 <w:szCs w:val="40"/>
-                <w:lang w:val="it-IT"/>
               </w:rPr>
             </w:pPr>
             <w:r>
               <w:rPr>
                 <w:rFonts w:cs="BRH Devanagari Extra"/>
                 <w:szCs w:val="40"/>
-                <w:lang w:val="it-IT"/>
               </w:rPr>
               <w:t>3</w:t>
             </w:r>
@@ -10073,7 +12694,6 @@
                 <w:rFonts w:ascii="BRH Devanagari Extra" w:hAnsi="BRH Devanagari Extra" w:cs="BRH Devanagari Extra"/>
                 <w:sz w:val="32"/>
                 <w:szCs w:val="40"/>
-                <w:lang w:val="it-IT"/>
               </w:rPr>
               <w:t>)</w:t>
             </w:r>
@@ -10081,7 +12701,6 @@
               <w:rPr>
                 <w:rFonts w:cs="BRH Devanagari Extra"/>
                 <w:szCs w:val="40"/>
-                <w:lang w:val="it-IT"/>
               </w:rPr>
               <w:t xml:space="preserve">  1</w:t>
             </w:r>
@@ -10090,7 +12709,6 @@
                 <w:rFonts w:ascii="BRH Devanagari Extra" w:hAnsi="BRH Devanagari Extra" w:cs="BRH Devanagari Extra"/>
                 <w:sz w:val="32"/>
                 <w:szCs w:val="40"/>
-                <w:lang w:val="it-IT"/>
               </w:rPr>
               <w:t>.</w:t>
             </w:r>
@@ -10098,7 +12716,6 @@
               <w:rPr>
                 <w:rFonts w:cs="BRH Devanagari Extra"/>
                 <w:szCs w:val="40"/>
-                <w:lang w:val="it-IT"/>
               </w:rPr>
               <w:t>5</w:t>
             </w:r>
@@ -10107,7 +12724,6 @@
                 <w:rFonts w:ascii="BRH Devanagari Extra" w:hAnsi="BRH Devanagari Extra" w:cs="BRH Devanagari Extra"/>
                 <w:sz w:val="32"/>
                 <w:szCs w:val="40"/>
-                <w:lang w:val="it-IT"/>
               </w:rPr>
               <w:t>.</w:t>
             </w:r>
@@ -10115,7 +12731,6 @@
               <w:rPr>
                 <w:rFonts w:cs="BRH Devanagari Extra"/>
                 <w:szCs w:val="40"/>
-                <w:lang w:val="it-IT"/>
               </w:rPr>
               <w:t>3</w:t>
             </w:r>
@@ -10124,7 +12739,6 @@
                 <w:rFonts w:ascii="BRH Devanagari Extra" w:hAnsi="BRH Devanagari Extra" w:cs="BRH Devanagari Extra"/>
                 <w:sz w:val="32"/>
                 <w:szCs w:val="40"/>
-                <w:lang w:val="it-IT"/>
               </w:rPr>
               <w:t>.</w:t>
             </w:r>
@@ -10132,7 +12746,6 @@
               <w:rPr>
                 <w:rFonts w:cs="BRH Devanagari Extra"/>
                 <w:szCs w:val="40"/>
-                <w:lang w:val="it-IT"/>
               </w:rPr>
               <w:t>2</w:t>
             </w:r>
@@ -10141,7 +12754,6 @@
                 <w:rFonts w:ascii="BRH Devanagari Extra" w:hAnsi="BRH Devanagari Extra" w:cs="BRH Devanagari Extra"/>
                 <w:sz w:val="32"/>
                 <w:szCs w:val="40"/>
-                <w:lang w:val="it-IT"/>
               </w:rPr>
               <w:t>(</w:t>
             </w:r>
@@ -10149,7 +12761,6 @@
               <w:rPr>
                 <w:rFonts w:cs="BRH Devanagari Extra"/>
                 <w:szCs w:val="40"/>
-                <w:lang w:val="it-IT"/>
               </w:rPr>
               <w:t>2</w:t>
             </w:r>
@@ -10158,24 +12769,31 @@
                 <w:rFonts w:ascii="BRH Devanagari Extra" w:hAnsi="BRH Devanagari Extra" w:cs="BRH Devanagari Extra"/>
                 <w:sz w:val="32"/>
                 <w:szCs w:val="40"/>
-                <w:lang w:val="it-IT"/>
-              </w:rPr>
-              <w:t>)-  mÉ</w:t>
-            </w:r>
-            <w:r>
-              <w:rPr>
-                <w:rFonts w:ascii="BRH Malayalam Extra" w:hAnsi="BRH Malayalam Extra" w:cs="BRH Devanagari Extra"/>
-                <w:szCs w:val="40"/>
-                <w:lang w:val="it-IT"/>
-              </w:rPr>
-              <w:t>–</w:t>
-            </w:r>
-            <w:r>
-              <w:rPr>
-                <w:rFonts w:ascii="BRH Devanagari Extra" w:hAnsi="BRH Devanagari Extra" w:cs="BRH Devanagari Extra"/>
-                <w:sz w:val="32"/>
-                <w:szCs w:val="40"/>
-                <w:lang w:val="it-IT"/>
+              </w:rPr>
+              <w:t>)</w:t>
+            </w:r>
+            <w:proofErr w:type="gramStart"/>
+            <w:r>
+              <w:rPr>
+                <w:rFonts w:ascii="BRH Devanagari Extra" w:hAnsi="BRH Devanagari Extra" w:cs="BRH Devanagari Extra"/>
+                <w:sz w:val="32"/>
+                <w:szCs w:val="40"/>
+              </w:rPr>
+              <w:t>-  mÉ</w:t>
+            </w:r>
+            <w:proofErr w:type="gramEnd"/>
+            <w:r>
+              <w:rPr>
+                <w:rFonts w:ascii="BRH Malayalam Extra" w:hAnsi="BRH Malayalam Extra" w:cs="BRH Devanagari Extra"/>
+                <w:szCs w:val="40"/>
+              </w:rPr>
+              <w:t>–</w:t>
+            </w:r>
+            <w:r>
+              <w:rPr>
+                <w:rFonts w:ascii="BRH Devanagari Extra" w:hAnsi="BRH Devanagari Extra" w:cs="BRH Devanagari Extra"/>
+                <w:sz w:val="32"/>
+                <w:szCs w:val="40"/>
               </w:rPr>
               <w:t>UÉå</w:t>
             </w:r>
@@ -10183,7 +12801,6 @@
               <w:rPr>
                 <w:rFonts w:ascii="BRH Malayalam Extra" w:hAnsi="BRH Malayalam Extra" w:cs="BRH Devanagari Extra"/>
                 <w:szCs w:val="40"/>
-                <w:lang w:val="it-IT"/>
               </w:rPr>
               <w:t>–</w:t>
             </w:r>
@@ -10193,7 +12810,6 @@
                 <w:sz w:val="32"/>
                 <w:szCs w:val="40"/>
                 <w:highlight w:val="yellow"/>
-                <w:lang w:val="it-IT"/>
               </w:rPr>
               <w:t>uÉmÉuÉþ</w:t>
             </w:r>
@@ -10202,7 +12818,6 @@
                 <w:rFonts w:ascii="BRH Devanagari Extra" w:hAnsi="BRH Devanagari Extra" w:cs="BRH Devanagari Extra"/>
                 <w:sz w:val="32"/>
                 <w:szCs w:val="40"/>
-                <w:lang w:val="it-IT"/>
               </w:rPr>
               <w:t xml:space="preserve"> |</w:t>
             </w:r>
@@ -10228,24 +12843,22 @@
                 <w:rFonts w:ascii="BRH Devanagari Extra" w:hAnsi="BRH Devanagari Extra" w:cs="BRH Devanagari Extra"/>
                 <w:sz w:val="32"/>
                 <w:szCs w:val="40"/>
-                <w:lang w:val="it-IT"/>
-              </w:rPr>
+              </w:rPr>
+              <w:lastRenderedPageBreak/>
               <w:t>mÉ</w:t>
             </w:r>
             <w:r>
               <w:rPr>
                 <w:rFonts w:ascii="BRH Malayalam Extra" w:hAnsi="BRH Malayalam Extra" w:cs="BRH Devanagari Extra"/>
                 <w:szCs w:val="40"/>
-                <w:lang w:val="it-IT"/>
-              </w:rPr>
-              <w:t>–</w:t>
-            </w:r>
-            <w:r>
-              <w:rPr>
-                <w:rFonts w:ascii="BRH Devanagari Extra" w:hAnsi="BRH Devanagari Extra" w:cs="BRH Devanagari Extra"/>
-                <w:sz w:val="32"/>
-                <w:szCs w:val="40"/>
-                <w:lang w:val="it-IT"/>
+              </w:rPr>
+              <w:t>–</w:t>
+            </w:r>
+            <w:r>
+              <w:rPr>
+                <w:rFonts w:ascii="BRH Devanagari Extra" w:hAnsi="BRH Devanagari Extra" w:cs="BRH Devanagari Extra"/>
+                <w:sz w:val="32"/>
+                <w:szCs w:val="40"/>
               </w:rPr>
               <w:t>UÉå</w:t>
             </w:r>
@@ -10253,16 +12866,14 @@
               <w:rPr>
                 <w:rFonts w:ascii="BRH Malayalam Extra" w:hAnsi="BRH Malayalam Extra" w:cs="BRH Devanagari Extra"/>
                 <w:szCs w:val="40"/>
-                <w:lang w:val="it-IT"/>
-              </w:rPr>
-              <w:t>–</w:t>
-            </w:r>
-            <w:r>
-              <w:rPr>
-                <w:rFonts w:ascii="BRH Devanagari Extra" w:hAnsi="BRH Devanagari Extra" w:cs="BRH Devanagari Extra"/>
-                <w:sz w:val="32"/>
-                <w:szCs w:val="40"/>
-                <w:lang w:val="it-IT"/>
+              </w:rPr>
+              <w:t>–</w:t>
+            </w:r>
+            <w:r>
+              <w:rPr>
+                <w:rFonts w:ascii="BRH Devanagari Extra" w:hAnsi="BRH Devanagari Extra" w:cs="BRH Devanagari Extra"/>
+                <w:sz w:val="32"/>
+                <w:szCs w:val="40"/>
               </w:rPr>
               <w:t>uÉmÉåÌiÉþ mÉUÉ - E</w:t>
             </w:r>
@@ -10270,16 +12881,14 @@
               <w:rPr>
                 <w:rFonts w:ascii="BRH Malayalam Extra" w:hAnsi="BRH Malayalam Extra" w:cs="BRH Devanagari Extra"/>
                 <w:szCs w:val="40"/>
-                <w:lang w:val="it-IT"/>
-              </w:rPr>
-              <w:t>–</w:t>
-            </w:r>
-            <w:r>
-              <w:rPr>
-                <w:rFonts w:ascii="BRH Devanagari Extra" w:hAnsi="BRH Devanagari Extra" w:cs="BRH Devanagari Extra"/>
-                <w:sz w:val="32"/>
-                <w:szCs w:val="40"/>
-                <w:lang w:val="it-IT"/>
+              </w:rPr>
+              <w:t>–</w:t>
+            </w:r>
+            <w:r>
+              <w:rPr>
+                <w:rFonts w:ascii="BRH Devanagari Extra" w:hAnsi="BRH Devanagari Extra" w:cs="BRH Devanagari Extra"/>
+                <w:sz w:val="32"/>
+                <w:szCs w:val="40"/>
               </w:rPr>
               <w:t xml:space="preserve">mÉuÉþ | </w:t>
             </w:r>
@@ -11510,7 +14119,6 @@
                 <w:sz w:val="32"/>
                 <w:szCs w:val="40"/>
               </w:rPr>
-              <w:lastRenderedPageBreak/>
               <w:t>qÉ</w:t>
             </w:r>
             <w:r>
@@ -11782,6 +14390,7 @@
                 <w:sz w:val="32"/>
                 <w:szCs w:val="40"/>
               </w:rPr>
+              <w:lastRenderedPageBreak/>
               <w:t>mÉ</w:t>
             </w:r>
             <w:r>
@@ -13680,7 +16289,6 @@
                 <w:szCs w:val="40"/>
                 <w:highlight w:val="yellow"/>
               </w:rPr>
-              <w:lastRenderedPageBreak/>
               <w:t>mÉ</w:t>
             </w:r>
             <w:r>
@@ -13879,6 +16487,7 @@
                 <w:sz w:val="32"/>
                 <w:szCs w:val="40"/>
               </w:rPr>
+              <w:lastRenderedPageBreak/>
               <w:t>qÉ</w:t>
             </w:r>
             <w:r>
@@ -15381,7 +17990,6 @@
                 <w:szCs w:val="40"/>
                 <w:highlight w:val="green"/>
               </w:rPr>
-              <w:lastRenderedPageBreak/>
               <w:t>mÉ×</w:t>
             </w:r>
             <w:r>
@@ -15582,6 +18190,7 @@
                 <w:sz w:val="32"/>
                 <w:szCs w:val="40"/>
               </w:rPr>
+              <w:lastRenderedPageBreak/>
               <w:t>qÉ</w:t>
             </w:r>
             <w:r>
@@ -22398,7 +25007,6 @@
                 <w:rFonts w:cs="BRH Devanagari Extra"/>
                 <w:szCs w:val="40"/>
               </w:rPr>
-              <w:lastRenderedPageBreak/>
               <w:t>44</w:t>
             </w:r>
             <w:r>
@@ -22543,6 +25151,7 @@
                 <w:sz w:val="32"/>
                 <w:szCs w:val="40"/>
               </w:rPr>
+              <w:lastRenderedPageBreak/>
               <w:t>xrÉÉå</w:t>
             </w:r>
             <w:r>
@@ -22661,6 +25270,7 @@
                 <w:rFonts w:cs="BRH Devanagari Extra"/>
                 <w:szCs w:val="40"/>
               </w:rPr>
+              <w:lastRenderedPageBreak/>
               <w:t>44</w:t>
             </w:r>
             <w:r>
@@ -22805,6 +25415,7 @@
                 <w:sz w:val="32"/>
                 <w:szCs w:val="40"/>
               </w:rPr>
+              <w:lastRenderedPageBreak/>
               <w:t>xrÉÉå</w:t>
             </w:r>
             <w:r>
@@ -22925,6 +25536,7 @@
                 <w:rFonts w:cs="BRH Devanagari Extra"/>
                 <w:szCs w:val="40"/>
               </w:rPr>
+              <w:lastRenderedPageBreak/>
               <w:t>56</w:t>
             </w:r>
             <w:r>
@@ -25514,7 +28126,6 @@
                 <w:rFonts w:cs="BRH Devanagari Extra"/>
                 <w:szCs w:val="40"/>
               </w:rPr>
-              <w:lastRenderedPageBreak/>
               <w:t>6</w:t>
             </w:r>
             <w:r>
@@ -25707,6 +28318,7 @@
                 <w:sz w:val="32"/>
                 <w:szCs w:val="40"/>
               </w:rPr>
+              <w:lastRenderedPageBreak/>
               <w:t>ÌiÉ</w:t>
             </w:r>
             <w:r>
@@ -26608,7 +29220,6 @@
                 <w:rFonts w:cs="BRH Devanagari Extra"/>
                 <w:szCs w:val="40"/>
               </w:rPr>
-              <w:lastRenderedPageBreak/>
               <w:t>6</w:t>
             </w:r>
             <w:r>
@@ -26809,6 +29420,7 @@
                 <w:sz w:val="32"/>
                 <w:szCs w:val="40"/>
               </w:rPr>
+              <w:lastRenderedPageBreak/>
               <w:t>ÌiÉ</w:t>
             </w:r>
             <w:r>
@@ -29049,7 +31661,6 @@
                 <w:cs/>
                 <w:lang w:bidi="ta-IN"/>
               </w:rPr>
-              <w:lastRenderedPageBreak/>
               <w:t>7</w:t>
             </w:r>
             <w:r>
@@ -29504,6 +32115,7 @@
                 <w:rFonts w:cs="BRH Devanagari Extra"/>
                 <w:szCs w:val="40"/>
               </w:rPr>
+              <w:lastRenderedPageBreak/>
               <w:t>40</w:t>
             </w:r>
             <w:r>
@@ -41754,7 +44366,6 @@
                 <w:sz w:val="32"/>
                 <w:szCs w:val="40"/>
               </w:rPr>
-              <w:lastRenderedPageBreak/>
               <w:t>lÉ</w:t>
             </w:r>
             <w:r>
@@ -41927,6 +44538,7 @@
                 <w:sz w:val="32"/>
                 <w:szCs w:val="40"/>
               </w:rPr>
+              <w:lastRenderedPageBreak/>
               <w:t>EÂwrÉ</w:t>
             </w:r>
             <w:r>
@@ -42845,7 +45457,6 @@
                 <w:sz w:val="32"/>
                 <w:szCs w:val="40"/>
               </w:rPr>
-              <w:lastRenderedPageBreak/>
               <w:t>lÉ</w:t>
             </w:r>
             <w:r>
@@ -43115,6 +45726,7 @@
                 <w:sz w:val="32"/>
                 <w:szCs w:val="40"/>
               </w:rPr>
+              <w:lastRenderedPageBreak/>
               <w:t>EÂwrÉ</w:t>
             </w:r>
             <w:r>
@@ -43644,27 +46256,7 @@
           <w:sz w:val="28"/>
           <w:szCs w:val="32"/>
         </w:rPr>
-        <w:t>(</w:t>
-      </w:r>
-      <w:proofErr w:type="gramStart"/>
-      <w:r>
-        <w:rPr>
-          <w:b/>
-          <w:bCs/>
-          <w:sz w:val="28"/>
-          <w:szCs w:val="32"/>
-        </w:rPr>
-        <w:t>ignore</w:t>
-      </w:r>
-      <w:proofErr w:type="gramEnd"/>
-      <w:r>
-        <w:rPr>
-          <w:b/>
-          <w:bCs/>
-          <w:sz w:val="28"/>
-          <w:szCs w:val="32"/>
-        </w:rPr>
-        <w:t xml:space="preserve"> those which are already incorporated in your book’s version and date)</w:t>
+        <w:t>(ignore those which are already incorporated in your book’s version and date)</w:t>
       </w:r>
     </w:p>
     <w:tbl>
@@ -43954,7 +46546,7 @@
 </file>
 
 <file path=word/endnotes.xml><?xml version="1.0" encoding="utf-8"?>
-<w:endnotes xmlns:wpc="http://schemas.microsoft.com/office/word/2010/wordprocessingCanvas" xmlns:cx="http://schemas.microsoft.com/office/drawing/2014/chartex" xmlns:cx1="http://schemas.microsoft.com/office/drawing/2015/9/8/chartex" xmlns:cx2="http://schemas.microsoft.com/office/drawing/2015/10/21/chartex" xmlns:cx3="http://schemas.microsoft.com/office/drawing/2016/5/9/chartex" xmlns:cx4="http://schemas.microsoft.com/office/drawing/2016/5/10/chartex" xmlns:cx5="http://schemas.microsoft.com/office/drawing/2016/5/11/chartex" xmlns:cx6="http://schemas.microsoft.com/office/drawing/2016/5/12/chartex" xmlns:cx7="http://schemas.microsoft.com/office/drawing/2016/5/13/chartex" xmlns:cx8="http://schemas.microsoft.com/office/drawing/2016/5/14/chartex" xmlns:mc="http://schemas.openxmlformats.org/markup-compatibility/2006" xmlns:aink="http://schemas.microsoft.com/office/drawing/2016/ink" xmlns:am3d="http://schemas.microsoft.com/office/drawing/2017/model3d" xmlns:o="urn:schemas-microsoft-com:office:office" xmlns:oel="http://schemas.microsoft.com/office/2019/extlst" xmlns:r="http://schemas.openxmlformats.org/officeDocument/2006/relationships" xmlns:m="http://schemas.openxmlformats.org/officeDocument/2006/math" xmlns:v="urn:schemas-microsoft-com:vml" xmlns:wp14="http://schemas.microsoft.com/office/word/2010/wordprocessingDrawing" xmlns:wp="http://schemas.openxmlformats.org/drawingml/2006/wordprocessingDrawing" xmlns:w10="urn:schemas-microsoft-com:office:word" xmlns:w="http://schemas.openxmlformats.org/wordprocessingml/2006/main" xmlns:w14="http://schemas.microsoft.com/office/word/2010/wordml" xmlns:w15="http://schemas.microsoft.com/office/word/2012/wordml" xmlns:w16cex="http://schemas.microsoft.com/office/word/2018/wordml/cex" xmlns:w16cid="http://schemas.microsoft.com/office/word/2016/wordml/cid" xmlns:w16="http://schemas.microsoft.com/office/word/2018/wordml" xmlns:w16sdtdh="http://schemas.microsoft.com/office/word/2020/wordml/sdtdatahash" xmlns:w16se="http://schemas.microsoft.com/office/word/2015/wordml/symex" xmlns:wpg="http://schemas.microsoft.com/office/word/2010/wordprocessingGroup" xmlns:wpi="http://schemas.microsoft.com/office/word/2010/wordprocessingInk" xmlns:wne="http://schemas.microsoft.com/office/word/2006/wordml" xmlns:wps="http://schemas.microsoft.com/office/word/2010/wordprocessingShape" mc:Ignorable="w14 w15 w16se w16cid w16 w16cex w16sdtdh wp14">
+<w:endnotes xmlns:wpc="http://schemas.microsoft.com/office/word/2010/wordprocessingCanvas" xmlns:cx="http://schemas.microsoft.com/office/drawing/2014/chartex" xmlns:cx1="http://schemas.microsoft.com/office/drawing/2015/9/8/chartex" xmlns:cx2="http://schemas.microsoft.com/office/drawing/2015/10/21/chartex" xmlns:cx3="http://schemas.microsoft.com/office/drawing/2016/5/9/chartex" xmlns:cx4="http://schemas.microsoft.com/office/drawing/2016/5/10/chartex" xmlns:cx5="http://schemas.microsoft.com/office/drawing/2016/5/11/chartex" xmlns:cx6="http://schemas.microsoft.com/office/drawing/2016/5/12/chartex" xmlns:cx7="http://schemas.microsoft.com/office/drawing/2016/5/13/chartex" xmlns:cx8="http://schemas.microsoft.com/office/drawing/2016/5/14/chartex" xmlns:mc="http://schemas.openxmlformats.org/markup-compatibility/2006" xmlns:aink="http://schemas.microsoft.com/office/drawing/2016/ink" xmlns:am3d="http://schemas.microsoft.com/office/drawing/2017/model3d" xmlns:o="urn:schemas-microsoft-com:office:office" xmlns:oel="http://schemas.microsoft.com/office/2019/extlst" xmlns:r="http://schemas.openxmlformats.org/officeDocument/2006/relationships" xmlns:m="http://schemas.openxmlformats.org/officeDocument/2006/math" xmlns:v="urn:schemas-microsoft-com:vml" xmlns:wp14="http://schemas.microsoft.com/office/word/2010/wordprocessingDrawing" xmlns:wp="http://schemas.openxmlformats.org/drawingml/2006/wordprocessingDrawing" xmlns:w10="urn:schemas-microsoft-com:office:word" xmlns:w="http://schemas.openxmlformats.org/wordprocessingml/2006/main" xmlns:w14="http://schemas.microsoft.com/office/word/2010/wordml" xmlns:w15="http://schemas.microsoft.com/office/word/2012/wordml" xmlns:w16cex="http://schemas.microsoft.com/office/word/2018/wordml/cex" xmlns:w16cid="http://schemas.microsoft.com/office/word/2016/wordml/cid" xmlns:w16="http://schemas.microsoft.com/office/word/2018/wordml" xmlns:w16du="http://schemas.microsoft.com/office/word/2023/wordml/word16du" xmlns:w16sdtdh="http://schemas.microsoft.com/office/word/2020/wordml/sdtdatahash" xmlns:w16sdtfl="http://schemas.microsoft.com/office/word/2024/wordml/sdtformatlock" xmlns:w16se="http://schemas.microsoft.com/office/word/2015/wordml/symex" xmlns:wpg="http://schemas.microsoft.com/office/word/2010/wordprocessingGroup" xmlns:wpi="http://schemas.microsoft.com/office/word/2010/wordprocessingInk" xmlns:wne="http://schemas.microsoft.com/office/word/2006/wordml" xmlns:wps="http://schemas.microsoft.com/office/word/2010/wordprocessingShape" mc:Ignorable="w14 w15 w16se w16cid w16 w16cex w16sdtdh w16sdtfl w16du wp14">
   <w:endnote w:type="separator" w:id="-1">
     <w:p>
       <w:pPr>
@@ -43979,7 +46571,7 @@
 </file>
 
 <file path=word/footer1.xml><?xml version="1.0" encoding="utf-8"?>
-<w:ftr xmlns:wpc="http://schemas.microsoft.com/office/word/2010/wordprocessingCanvas" xmlns:cx="http://schemas.microsoft.com/office/drawing/2014/chartex" xmlns:cx1="http://schemas.microsoft.com/office/drawing/2015/9/8/chartex" xmlns:cx2="http://schemas.microsoft.com/office/drawing/2015/10/21/chartex" xmlns:cx3="http://schemas.microsoft.com/office/drawing/2016/5/9/chartex" xmlns:cx4="http://schemas.microsoft.com/office/drawing/2016/5/10/chartex" xmlns:cx5="http://schemas.microsoft.com/office/drawing/2016/5/11/chartex" xmlns:cx6="http://schemas.microsoft.com/office/drawing/2016/5/12/chartex" xmlns:cx7="http://schemas.microsoft.com/office/drawing/2016/5/13/chartex" xmlns:cx8="http://schemas.microsoft.com/office/drawing/2016/5/14/chartex" xmlns:mc="http://schemas.openxmlformats.org/markup-compatibility/2006" xmlns:aink="http://schemas.microsoft.com/office/drawing/2016/ink" xmlns:am3d="http://schemas.microsoft.com/office/drawing/2017/model3d" xmlns:o="urn:schemas-microsoft-com:office:office" xmlns:oel="http://schemas.microsoft.com/office/2019/extlst" xmlns:r="http://schemas.openxmlformats.org/officeDocument/2006/relationships" xmlns:m="http://schemas.openxmlformats.org/officeDocument/2006/math" xmlns:v="urn:schemas-microsoft-com:vml" xmlns:wp14="http://schemas.microsoft.com/office/word/2010/wordprocessingDrawing" xmlns:wp="http://schemas.openxmlformats.org/drawingml/2006/wordprocessingDrawing" xmlns:w10="urn:schemas-microsoft-com:office:word" xmlns:w="http://schemas.openxmlformats.org/wordprocessingml/2006/main" xmlns:w14="http://schemas.microsoft.com/office/word/2010/wordml" xmlns:w15="http://schemas.microsoft.com/office/word/2012/wordml" xmlns:w16cex="http://schemas.microsoft.com/office/word/2018/wordml/cex" xmlns:w16cid="http://schemas.microsoft.com/office/word/2016/wordml/cid" xmlns:w16="http://schemas.microsoft.com/office/word/2018/wordml" xmlns:w16sdtdh="http://schemas.microsoft.com/office/word/2020/wordml/sdtdatahash" xmlns:w16se="http://schemas.microsoft.com/office/word/2015/wordml/symex" xmlns:wpg="http://schemas.microsoft.com/office/word/2010/wordprocessingGroup" xmlns:wpi="http://schemas.microsoft.com/office/word/2010/wordprocessingInk" xmlns:wne="http://schemas.microsoft.com/office/word/2006/wordml" xmlns:wps="http://schemas.microsoft.com/office/word/2010/wordprocessingShape" mc:Ignorable="w14 w15 w16se w16cid w16 w16cex w16sdtdh wp14">
+<w:ftr xmlns:wpc="http://schemas.microsoft.com/office/word/2010/wordprocessingCanvas" xmlns:cx="http://schemas.microsoft.com/office/drawing/2014/chartex" xmlns:cx1="http://schemas.microsoft.com/office/drawing/2015/9/8/chartex" xmlns:cx2="http://schemas.microsoft.com/office/drawing/2015/10/21/chartex" xmlns:cx3="http://schemas.microsoft.com/office/drawing/2016/5/9/chartex" xmlns:cx4="http://schemas.microsoft.com/office/drawing/2016/5/10/chartex" xmlns:cx5="http://schemas.microsoft.com/office/drawing/2016/5/11/chartex" xmlns:cx6="http://schemas.microsoft.com/office/drawing/2016/5/12/chartex" xmlns:cx7="http://schemas.microsoft.com/office/drawing/2016/5/13/chartex" xmlns:cx8="http://schemas.microsoft.com/office/drawing/2016/5/14/chartex" xmlns:mc="http://schemas.openxmlformats.org/markup-compatibility/2006" xmlns:aink="http://schemas.microsoft.com/office/drawing/2016/ink" xmlns:am3d="http://schemas.microsoft.com/office/drawing/2017/model3d" xmlns:o="urn:schemas-microsoft-com:office:office" xmlns:oel="http://schemas.microsoft.com/office/2019/extlst" xmlns:r="http://schemas.openxmlformats.org/officeDocument/2006/relationships" xmlns:m="http://schemas.openxmlformats.org/officeDocument/2006/math" xmlns:v="urn:schemas-microsoft-com:vml" xmlns:wp14="http://schemas.microsoft.com/office/word/2010/wordprocessingDrawing" xmlns:wp="http://schemas.openxmlformats.org/drawingml/2006/wordprocessingDrawing" xmlns:w10="urn:schemas-microsoft-com:office:word" xmlns:w="http://schemas.openxmlformats.org/wordprocessingml/2006/main" xmlns:w14="http://schemas.microsoft.com/office/word/2010/wordml" xmlns:w15="http://schemas.microsoft.com/office/word/2012/wordml" xmlns:w16cex="http://schemas.microsoft.com/office/word/2018/wordml/cex" xmlns:w16cid="http://schemas.microsoft.com/office/word/2016/wordml/cid" xmlns:w16="http://schemas.microsoft.com/office/word/2018/wordml" xmlns:w16du="http://schemas.microsoft.com/office/word/2023/wordml/word16du" xmlns:w16sdtdh="http://schemas.microsoft.com/office/word/2020/wordml/sdtdatahash" xmlns:w16sdtfl="http://schemas.microsoft.com/office/word/2024/wordml/sdtformatlock" xmlns:w16se="http://schemas.microsoft.com/office/word/2015/wordml/symex" xmlns:wpg="http://schemas.microsoft.com/office/word/2010/wordprocessingGroup" xmlns:wpi="http://schemas.microsoft.com/office/word/2010/wordprocessingInk" xmlns:wne="http://schemas.microsoft.com/office/word/2006/wordml" xmlns:wps="http://schemas.microsoft.com/office/word/2010/wordprocessingShape" mc:Ignorable="w14 w15 w16se w16cid w16 w16cex w16sdtdh w16sdtfl w16du wp14">
   <w:p>
     <w:pPr>
       <w:pBdr>
@@ -44162,7 +46754,7 @@
 </file>
 
 <file path=word/footer2.xml><?xml version="1.0" encoding="utf-8"?>
-<w:ftr xmlns:wpc="http://schemas.microsoft.com/office/word/2010/wordprocessingCanvas" xmlns:cx="http://schemas.microsoft.com/office/drawing/2014/chartex" xmlns:cx1="http://schemas.microsoft.com/office/drawing/2015/9/8/chartex" xmlns:cx2="http://schemas.microsoft.com/office/drawing/2015/10/21/chartex" xmlns:cx3="http://schemas.microsoft.com/office/drawing/2016/5/9/chartex" xmlns:cx4="http://schemas.microsoft.com/office/drawing/2016/5/10/chartex" xmlns:cx5="http://schemas.microsoft.com/office/drawing/2016/5/11/chartex" xmlns:cx6="http://schemas.microsoft.com/office/drawing/2016/5/12/chartex" xmlns:cx7="http://schemas.microsoft.com/office/drawing/2016/5/13/chartex" xmlns:cx8="http://schemas.microsoft.com/office/drawing/2016/5/14/chartex" xmlns:mc="http://schemas.openxmlformats.org/markup-compatibility/2006" xmlns:aink="http://schemas.microsoft.com/office/drawing/2016/ink" xmlns:am3d="http://schemas.microsoft.com/office/drawing/2017/model3d" xmlns:o="urn:schemas-microsoft-com:office:office" xmlns:oel="http://schemas.microsoft.com/office/2019/extlst" xmlns:r="http://schemas.openxmlformats.org/officeDocument/2006/relationships" xmlns:m="http://schemas.openxmlformats.org/officeDocument/2006/math" xmlns:v="urn:schemas-microsoft-com:vml" xmlns:wp14="http://schemas.microsoft.com/office/word/2010/wordprocessingDrawing" xmlns:wp="http://schemas.openxmlformats.org/drawingml/2006/wordprocessingDrawing" xmlns:w10="urn:schemas-microsoft-com:office:word" xmlns:w="http://schemas.openxmlformats.org/wordprocessingml/2006/main" xmlns:w14="http://schemas.microsoft.com/office/word/2010/wordml" xmlns:w15="http://schemas.microsoft.com/office/word/2012/wordml" xmlns:w16cex="http://schemas.microsoft.com/office/word/2018/wordml/cex" xmlns:w16cid="http://schemas.microsoft.com/office/word/2016/wordml/cid" xmlns:w16="http://schemas.microsoft.com/office/word/2018/wordml" xmlns:w16sdtdh="http://schemas.microsoft.com/office/word/2020/wordml/sdtdatahash" xmlns:w16se="http://schemas.microsoft.com/office/word/2015/wordml/symex" xmlns:wpg="http://schemas.microsoft.com/office/word/2010/wordprocessingGroup" xmlns:wpi="http://schemas.microsoft.com/office/word/2010/wordprocessingInk" xmlns:wne="http://schemas.microsoft.com/office/word/2006/wordml" xmlns:wps="http://schemas.microsoft.com/office/word/2010/wordprocessingShape" mc:Ignorable="w14 w15 w16se w16cid w16 w16cex w16sdtdh wp14">
+<w:ftr xmlns:wpc="http://schemas.microsoft.com/office/word/2010/wordprocessingCanvas" xmlns:cx="http://schemas.microsoft.com/office/drawing/2014/chartex" xmlns:cx1="http://schemas.microsoft.com/office/drawing/2015/9/8/chartex" xmlns:cx2="http://schemas.microsoft.com/office/drawing/2015/10/21/chartex" xmlns:cx3="http://schemas.microsoft.com/office/drawing/2016/5/9/chartex" xmlns:cx4="http://schemas.microsoft.com/office/drawing/2016/5/10/chartex" xmlns:cx5="http://schemas.microsoft.com/office/drawing/2016/5/11/chartex" xmlns:cx6="http://schemas.microsoft.com/office/drawing/2016/5/12/chartex" xmlns:cx7="http://schemas.microsoft.com/office/drawing/2016/5/13/chartex" xmlns:cx8="http://schemas.microsoft.com/office/drawing/2016/5/14/chartex" xmlns:mc="http://schemas.openxmlformats.org/markup-compatibility/2006" xmlns:aink="http://schemas.microsoft.com/office/drawing/2016/ink" xmlns:am3d="http://schemas.microsoft.com/office/drawing/2017/model3d" xmlns:o="urn:schemas-microsoft-com:office:office" xmlns:oel="http://schemas.microsoft.com/office/2019/extlst" xmlns:r="http://schemas.openxmlformats.org/officeDocument/2006/relationships" xmlns:m="http://schemas.openxmlformats.org/officeDocument/2006/math" xmlns:v="urn:schemas-microsoft-com:vml" xmlns:wp14="http://schemas.microsoft.com/office/word/2010/wordprocessingDrawing" xmlns:wp="http://schemas.openxmlformats.org/drawingml/2006/wordprocessingDrawing" xmlns:w10="urn:schemas-microsoft-com:office:word" xmlns:w="http://schemas.openxmlformats.org/wordprocessingml/2006/main" xmlns:w14="http://schemas.microsoft.com/office/word/2010/wordml" xmlns:w15="http://schemas.microsoft.com/office/word/2012/wordml" xmlns:w16cex="http://schemas.microsoft.com/office/word/2018/wordml/cex" xmlns:w16cid="http://schemas.microsoft.com/office/word/2016/wordml/cid" xmlns:w16="http://schemas.microsoft.com/office/word/2018/wordml" xmlns:w16du="http://schemas.microsoft.com/office/word/2023/wordml/word16du" xmlns:w16sdtdh="http://schemas.microsoft.com/office/word/2020/wordml/sdtdatahash" xmlns:w16sdtfl="http://schemas.microsoft.com/office/word/2024/wordml/sdtformatlock" xmlns:w16se="http://schemas.microsoft.com/office/word/2015/wordml/symex" xmlns:wpg="http://schemas.microsoft.com/office/word/2010/wordprocessingGroup" xmlns:wpi="http://schemas.microsoft.com/office/word/2010/wordprocessingInk" xmlns:wne="http://schemas.microsoft.com/office/word/2006/wordml" xmlns:wps="http://schemas.microsoft.com/office/word/2010/wordprocessingShape" mc:Ignorable="w14 w15 w16se w16cid w16 w16cex w16sdtdh w16sdtfl w16du wp14">
   <w:p>
     <w:pPr>
       <w:pBdr>
@@ -44368,7 +46960,7 @@
 </file>
 
 <file path=word/footnotes.xml><?xml version="1.0" encoding="utf-8"?>
-<w:footnotes xmlns:wpc="http://schemas.microsoft.com/office/word/2010/wordprocessingCanvas" xmlns:cx="http://schemas.microsoft.com/office/drawing/2014/chartex" xmlns:cx1="http://schemas.microsoft.com/office/drawing/2015/9/8/chartex" xmlns:cx2="http://schemas.microsoft.com/office/drawing/2015/10/21/chartex" xmlns:cx3="http://schemas.microsoft.com/office/drawing/2016/5/9/chartex" xmlns:cx4="http://schemas.microsoft.com/office/drawing/2016/5/10/chartex" xmlns:cx5="http://schemas.microsoft.com/office/drawing/2016/5/11/chartex" xmlns:cx6="http://schemas.microsoft.com/office/drawing/2016/5/12/chartex" xmlns:cx7="http://schemas.microsoft.com/office/drawing/2016/5/13/chartex" xmlns:cx8="http://schemas.microsoft.com/office/drawing/2016/5/14/chartex" xmlns:mc="http://schemas.openxmlformats.org/markup-compatibility/2006" xmlns:aink="http://schemas.microsoft.com/office/drawing/2016/ink" xmlns:am3d="http://schemas.microsoft.com/office/drawing/2017/model3d" xmlns:o="urn:schemas-microsoft-com:office:office" xmlns:oel="http://schemas.microsoft.com/office/2019/extlst" xmlns:r="http://schemas.openxmlformats.org/officeDocument/2006/relationships" xmlns:m="http://schemas.openxmlformats.org/officeDocument/2006/math" xmlns:v="urn:schemas-microsoft-com:vml" xmlns:wp14="http://schemas.microsoft.com/office/word/2010/wordprocessingDrawing" xmlns:wp="http://schemas.openxmlformats.org/drawingml/2006/wordprocessingDrawing" xmlns:w10="urn:schemas-microsoft-com:office:word" xmlns:w="http://schemas.openxmlformats.org/wordprocessingml/2006/main" xmlns:w14="http://schemas.microsoft.com/office/word/2010/wordml" xmlns:w15="http://schemas.microsoft.com/office/word/2012/wordml" xmlns:w16cex="http://schemas.microsoft.com/office/word/2018/wordml/cex" xmlns:w16cid="http://schemas.microsoft.com/office/word/2016/wordml/cid" xmlns:w16="http://schemas.microsoft.com/office/word/2018/wordml" xmlns:w16sdtdh="http://schemas.microsoft.com/office/word/2020/wordml/sdtdatahash" xmlns:w16se="http://schemas.microsoft.com/office/word/2015/wordml/symex" xmlns:wpg="http://schemas.microsoft.com/office/word/2010/wordprocessingGroup" xmlns:wpi="http://schemas.microsoft.com/office/word/2010/wordprocessingInk" xmlns:wne="http://schemas.microsoft.com/office/word/2006/wordml" xmlns:wps="http://schemas.microsoft.com/office/word/2010/wordprocessingShape" mc:Ignorable="w14 w15 w16se w16cid w16 w16cex w16sdtdh wp14">
+<w:footnotes xmlns:wpc="http://schemas.microsoft.com/office/word/2010/wordprocessingCanvas" xmlns:cx="http://schemas.microsoft.com/office/drawing/2014/chartex" xmlns:cx1="http://schemas.microsoft.com/office/drawing/2015/9/8/chartex" xmlns:cx2="http://schemas.microsoft.com/office/drawing/2015/10/21/chartex" xmlns:cx3="http://schemas.microsoft.com/office/drawing/2016/5/9/chartex" xmlns:cx4="http://schemas.microsoft.com/office/drawing/2016/5/10/chartex" xmlns:cx5="http://schemas.microsoft.com/office/drawing/2016/5/11/chartex" xmlns:cx6="http://schemas.microsoft.com/office/drawing/2016/5/12/chartex" xmlns:cx7="http://schemas.microsoft.com/office/drawing/2016/5/13/chartex" xmlns:cx8="http://schemas.microsoft.com/office/drawing/2016/5/14/chartex" xmlns:mc="http://schemas.openxmlformats.org/markup-compatibility/2006" xmlns:aink="http://schemas.microsoft.com/office/drawing/2016/ink" xmlns:am3d="http://schemas.microsoft.com/office/drawing/2017/model3d" xmlns:o="urn:schemas-microsoft-com:office:office" xmlns:oel="http://schemas.microsoft.com/office/2019/extlst" xmlns:r="http://schemas.openxmlformats.org/officeDocument/2006/relationships" xmlns:m="http://schemas.openxmlformats.org/officeDocument/2006/math" xmlns:v="urn:schemas-microsoft-com:vml" xmlns:wp14="http://schemas.microsoft.com/office/word/2010/wordprocessingDrawing" xmlns:wp="http://schemas.openxmlformats.org/drawingml/2006/wordprocessingDrawing" xmlns:w10="urn:schemas-microsoft-com:office:word" xmlns:w="http://schemas.openxmlformats.org/wordprocessingml/2006/main" xmlns:w14="http://schemas.microsoft.com/office/word/2010/wordml" xmlns:w15="http://schemas.microsoft.com/office/word/2012/wordml" xmlns:w16cex="http://schemas.microsoft.com/office/word/2018/wordml/cex" xmlns:w16cid="http://schemas.microsoft.com/office/word/2016/wordml/cid" xmlns:w16="http://schemas.microsoft.com/office/word/2018/wordml" xmlns:w16du="http://schemas.microsoft.com/office/word/2023/wordml/word16du" xmlns:w16sdtdh="http://schemas.microsoft.com/office/word/2020/wordml/sdtdatahash" xmlns:w16sdtfl="http://schemas.microsoft.com/office/word/2024/wordml/sdtformatlock" xmlns:w16se="http://schemas.microsoft.com/office/word/2015/wordml/symex" xmlns:wpg="http://schemas.microsoft.com/office/word/2010/wordprocessingGroup" xmlns:wpi="http://schemas.microsoft.com/office/word/2010/wordprocessingInk" xmlns:wne="http://schemas.microsoft.com/office/word/2006/wordml" xmlns:wps="http://schemas.microsoft.com/office/word/2010/wordprocessingShape" mc:Ignorable="w14 w15 w16se w16cid w16 w16cex w16sdtdh w16sdtfl w16du wp14">
   <w:footnote w:type="separator" w:id="-1">
     <w:p>
       <w:pPr>
@@ -44393,7 +46985,7 @@
 </file>
 
 <file path=word/header1.xml><?xml version="1.0" encoding="utf-8"?>
-<w:hdr xmlns:wpc="http://schemas.microsoft.com/office/word/2010/wordprocessingCanvas" xmlns:cx="http://schemas.microsoft.com/office/drawing/2014/chartex" xmlns:cx1="http://schemas.microsoft.com/office/drawing/2015/9/8/chartex" xmlns:cx2="http://schemas.microsoft.com/office/drawing/2015/10/21/chartex" xmlns:cx3="http://schemas.microsoft.com/office/drawing/2016/5/9/chartex" xmlns:cx4="http://schemas.microsoft.com/office/drawing/2016/5/10/chartex" xmlns:cx5="http://schemas.microsoft.com/office/drawing/2016/5/11/chartex" xmlns:cx6="http://schemas.microsoft.com/office/drawing/2016/5/12/chartex" xmlns:cx7="http://schemas.microsoft.com/office/drawing/2016/5/13/chartex" xmlns:cx8="http://schemas.microsoft.com/office/drawing/2016/5/14/chartex" xmlns:mc="http://schemas.openxmlformats.org/markup-compatibility/2006" xmlns:aink="http://schemas.microsoft.com/office/drawing/2016/ink" xmlns:am3d="http://schemas.microsoft.com/office/drawing/2017/model3d" xmlns:o="urn:schemas-microsoft-com:office:office" xmlns:oel="http://schemas.microsoft.com/office/2019/extlst" xmlns:r="http://schemas.openxmlformats.org/officeDocument/2006/relationships" xmlns:m="http://schemas.openxmlformats.org/officeDocument/2006/math" xmlns:v="urn:schemas-microsoft-com:vml" xmlns:wp14="http://schemas.microsoft.com/office/word/2010/wordprocessingDrawing" xmlns:wp="http://schemas.openxmlformats.org/drawingml/2006/wordprocessingDrawing" xmlns:w10="urn:schemas-microsoft-com:office:word" xmlns:w="http://schemas.openxmlformats.org/wordprocessingml/2006/main" xmlns:w14="http://schemas.microsoft.com/office/word/2010/wordml" xmlns:w15="http://schemas.microsoft.com/office/word/2012/wordml" xmlns:w16cex="http://schemas.microsoft.com/office/word/2018/wordml/cex" xmlns:w16cid="http://schemas.microsoft.com/office/word/2016/wordml/cid" xmlns:w16="http://schemas.microsoft.com/office/word/2018/wordml" xmlns:w16sdtdh="http://schemas.microsoft.com/office/word/2020/wordml/sdtdatahash" xmlns:w16se="http://schemas.microsoft.com/office/word/2015/wordml/symex" xmlns:wpg="http://schemas.microsoft.com/office/word/2010/wordprocessingGroup" xmlns:wpi="http://schemas.microsoft.com/office/word/2010/wordprocessingInk" xmlns:wne="http://schemas.microsoft.com/office/word/2006/wordml" xmlns:wps="http://schemas.microsoft.com/office/word/2010/wordprocessingShape" mc:Ignorable="w14 w15 w16se w16cid w16 w16cex w16sdtdh wp14">
+<w:hdr xmlns:wpc="http://schemas.microsoft.com/office/word/2010/wordprocessingCanvas" xmlns:cx="http://schemas.microsoft.com/office/drawing/2014/chartex" xmlns:cx1="http://schemas.microsoft.com/office/drawing/2015/9/8/chartex" xmlns:cx2="http://schemas.microsoft.com/office/drawing/2015/10/21/chartex" xmlns:cx3="http://schemas.microsoft.com/office/drawing/2016/5/9/chartex" xmlns:cx4="http://schemas.microsoft.com/office/drawing/2016/5/10/chartex" xmlns:cx5="http://schemas.microsoft.com/office/drawing/2016/5/11/chartex" xmlns:cx6="http://schemas.microsoft.com/office/drawing/2016/5/12/chartex" xmlns:cx7="http://schemas.microsoft.com/office/drawing/2016/5/13/chartex" xmlns:cx8="http://schemas.microsoft.com/office/drawing/2016/5/14/chartex" xmlns:mc="http://schemas.openxmlformats.org/markup-compatibility/2006" xmlns:aink="http://schemas.microsoft.com/office/drawing/2016/ink" xmlns:am3d="http://schemas.microsoft.com/office/drawing/2017/model3d" xmlns:o="urn:schemas-microsoft-com:office:office" xmlns:oel="http://schemas.microsoft.com/office/2019/extlst" xmlns:r="http://schemas.openxmlformats.org/officeDocument/2006/relationships" xmlns:m="http://schemas.openxmlformats.org/officeDocument/2006/math" xmlns:v="urn:schemas-microsoft-com:vml" xmlns:wp14="http://schemas.microsoft.com/office/word/2010/wordprocessingDrawing" xmlns:wp="http://schemas.openxmlformats.org/drawingml/2006/wordprocessingDrawing" xmlns:w10="urn:schemas-microsoft-com:office:word" xmlns:w="http://schemas.openxmlformats.org/wordprocessingml/2006/main" xmlns:w14="http://schemas.microsoft.com/office/word/2010/wordml" xmlns:w15="http://schemas.microsoft.com/office/word/2012/wordml" xmlns:w16cex="http://schemas.microsoft.com/office/word/2018/wordml/cex" xmlns:w16cid="http://schemas.microsoft.com/office/word/2016/wordml/cid" xmlns:w16="http://schemas.microsoft.com/office/word/2018/wordml" xmlns:w16du="http://schemas.microsoft.com/office/word/2023/wordml/word16du" xmlns:w16sdtdh="http://schemas.microsoft.com/office/word/2020/wordml/sdtdatahash" xmlns:w16sdtfl="http://schemas.microsoft.com/office/word/2024/wordml/sdtformatlock" xmlns:w16se="http://schemas.microsoft.com/office/word/2015/wordml/symex" xmlns:wpg="http://schemas.microsoft.com/office/word/2010/wordprocessingGroup" xmlns:wpi="http://schemas.microsoft.com/office/word/2010/wordprocessingInk" xmlns:wne="http://schemas.microsoft.com/office/word/2006/wordml" xmlns:wps="http://schemas.microsoft.com/office/word/2010/wordprocessingShape" mc:Ignorable="w14 w15 w16se w16cid w16 w16cex w16sdtdh w16sdtfl w16du wp14">
   <w:p>
     <w:pPr>
       <w:pStyle w:val="Header"/>
@@ -44414,7 +47006,7 @@
 </file>
 
 <file path=word/header2.xml><?xml version="1.0" encoding="utf-8"?>
-<w:hdr xmlns:wpc="http://schemas.microsoft.com/office/word/2010/wordprocessingCanvas" xmlns:cx="http://schemas.microsoft.com/office/drawing/2014/chartex" xmlns:cx1="http://schemas.microsoft.com/office/drawing/2015/9/8/chartex" xmlns:cx2="http://schemas.microsoft.com/office/drawing/2015/10/21/chartex" xmlns:cx3="http://schemas.microsoft.com/office/drawing/2016/5/9/chartex" xmlns:cx4="http://schemas.microsoft.com/office/drawing/2016/5/10/chartex" xmlns:cx5="http://schemas.microsoft.com/office/drawing/2016/5/11/chartex" xmlns:cx6="http://schemas.microsoft.com/office/drawing/2016/5/12/chartex" xmlns:cx7="http://schemas.microsoft.com/office/drawing/2016/5/13/chartex" xmlns:cx8="http://schemas.microsoft.com/office/drawing/2016/5/14/chartex" xmlns:mc="http://schemas.openxmlformats.org/markup-compatibility/2006" xmlns:aink="http://schemas.microsoft.com/office/drawing/2016/ink" xmlns:am3d="http://schemas.microsoft.com/office/drawing/2017/model3d" xmlns:o="urn:schemas-microsoft-com:office:office" xmlns:oel="http://schemas.microsoft.com/office/2019/extlst" xmlns:r="http://schemas.openxmlformats.org/officeDocument/2006/relationships" xmlns:m="http://schemas.openxmlformats.org/officeDocument/2006/math" xmlns:v="urn:schemas-microsoft-com:vml" xmlns:wp14="http://schemas.microsoft.com/office/word/2010/wordprocessingDrawing" xmlns:wp="http://schemas.openxmlformats.org/drawingml/2006/wordprocessingDrawing" xmlns:w10="urn:schemas-microsoft-com:office:word" xmlns:w="http://schemas.openxmlformats.org/wordprocessingml/2006/main" xmlns:w14="http://schemas.microsoft.com/office/word/2010/wordml" xmlns:w15="http://schemas.microsoft.com/office/word/2012/wordml" xmlns:w16cex="http://schemas.microsoft.com/office/word/2018/wordml/cex" xmlns:w16cid="http://schemas.microsoft.com/office/word/2016/wordml/cid" xmlns:w16="http://schemas.microsoft.com/office/word/2018/wordml" xmlns:w16sdtdh="http://schemas.microsoft.com/office/word/2020/wordml/sdtdatahash" xmlns:w16se="http://schemas.microsoft.com/office/word/2015/wordml/symex" xmlns:wpg="http://schemas.microsoft.com/office/word/2010/wordprocessingGroup" xmlns:wpi="http://schemas.microsoft.com/office/word/2010/wordprocessingInk" xmlns:wne="http://schemas.microsoft.com/office/word/2006/wordml" xmlns:wps="http://schemas.microsoft.com/office/word/2010/wordprocessingShape" mc:Ignorable="w14 w15 w16se w16cid w16 w16cex w16sdtdh wp14">
+<w:hdr xmlns:wpc="http://schemas.microsoft.com/office/word/2010/wordprocessingCanvas" xmlns:cx="http://schemas.microsoft.com/office/drawing/2014/chartex" xmlns:cx1="http://schemas.microsoft.com/office/drawing/2015/9/8/chartex" xmlns:cx2="http://schemas.microsoft.com/office/drawing/2015/10/21/chartex" xmlns:cx3="http://schemas.microsoft.com/office/drawing/2016/5/9/chartex" xmlns:cx4="http://schemas.microsoft.com/office/drawing/2016/5/10/chartex" xmlns:cx5="http://schemas.microsoft.com/office/drawing/2016/5/11/chartex" xmlns:cx6="http://schemas.microsoft.com/office/drawing/2016/5/12/chartex" xmlns:cx7="http://schemas.microsoft.com/office/drawing/2016/5/13/chartex" xmlns:cx8="http://schemas.microsoft.com/office/drawing/2016/5/14/chartex" xmlns:mc="http://schemas.openxmlformats.org/markup-compatibility/2006" xmlns:aink="http://schemas.microsoft.com/office/drawing/2016/ink" xmlns:am3d="http://schemas.microsoft.com/office/drawing/2017/model3d" xmlns:o="urn:schemas-microsoft-com:office:office" xmlns:oel="http://schemas.microsoft.com/office/2019/extlst" xmlns:r="http://schemas.openxmlformats.org/officeDocument/2006/relationships" xmlns:m="http://schemas.openxmlformats.org/officeDocument/2006/math" xmlns:v="urn:schemas-microsoft-com:vml" xmlns:wp14="http://schemas.microsoft.com/office/word/2010/wordprocessingDrawing" xmlns:wp="http://schemas.openxmlformats.org/drawingml/2006/wordprocessingDrawing" xmlns:w10="urn:schemas-microsoft-com:office:word" xmlns:w="http://schemas.openxmlformats.org/wordprocessingml/2006/main" xmlns:w14="http://schemas.microsoft.com/office/word/2010/wordml" xmlns:w15="http://schemas.microsoft.com/office/word/2012/wordml" xmlns:w16cex="http://schemas.microsoft.com/office/word/2018/wordml/cex" xmlns:w16cid="http://schemas.microsoft.com/office/word/2016/wordml/cid" xmlns:w16="http://schemas.microsoft.com/office/word/2018/wordml" xmlns:w16du="http://schemas.microsoft.com/office/word/2023/wordml/word16du" xmlns:w16sdtdh="http://schemas.microsoft.com/office/word/2020/wordml/sdtdatahash" xmlns:w16sdtfl="http://schemas.microsoft.com/office/word/2024/wordml/sdtformatlock" xmlns:w16se="http://schemas.microsoft.com/office/word/2015/wordml/symex" xmlns:wpg="http://schemas.microsoft.com/office/word/2010/wordprocessingGroup" xmlns:wpi="http://schemas.microsoft.com/office/word/2010/wordprocessingInk" xmlns:wne="http://schemas.microsoft.com/office/word/2006/wordml" xmlns:wps="http://schemas.microsoft.com/office/word/2010/wordprocessingShape" mc:Ignorable="w14 w15 w16se w16cid w16 w16cex w16sdtdh w16sdtfl w16du wp14">
   <w:p>
     <w:pPr>
       <w:pStyle w:val="Header"/>
@@ -44427,7 +47019,7 @@
 </file>
 
 <file path=word/styles.xml><?xml version="1.0" encoding="utf-8"?>
-<w:styles xmlns:mc="http://schemas.openxmlformats.org/markup-compatibility/2006" xmlns:r="http://schemas.openxmlformats.org/officeDocument/2006/relationships" xmlns:w="http://schemas.openxmlformats.org/wordprocessingml/2006/main" xmlns:w14="http://schemas.microsoft.com/office/word/2010/wordml" xmlns:w15="http://schemas.microsoft.com/office/word/2012/wordml" xmlns:w16cex="http://schemas.microsoft.com/office/word/2018/wordml/cex" xmlns:w16cid="http://schemas.microsoft.com/office/word/2016/wordml/cid" xmlns:w16="http://schemas.microsoft.com/office/word/2018/wordml" xmlns:w16sdtdh="http://schemas.microsoft.com/office/word/2020/wordml/sdtdatahash" xmlns:w16se="http://schemas.microsoft.com/office/word/2015/wordml/symex" mc:Ignorable="w14 w15 w16se w16cid w16 w16cex w16sdtdh">
+<w:styles xmlns:mc="http://schemas.openxmlformats.org/markup-compatibility/2006" xmlns:r="http://schemas.openxmlformats.org/officeDocument/2006/relationships" xmlns:w="http://schemas.openxmlformats.org/wordprocessingml/2006/main" xmlns:w14="http://schemas.microsoft.com/office/word/2010/wordml" xmlns:w15="http://schemas.microsoft.com/office/word/2012/wordml" xmlns:w16cex="http://schemas.microsoft.com/office/word/2018/wordml/cex" xmlns:w16cid="http://schemas.microsoft.com/office/word/2016/wordml/cid" xmlns:w16="http://schemas.microsoft.com/office/word/2018/wordml" xmlns:w16du="http://schemas.microsoft.com/office/word/2023/wordml/word16du" xmlns:w16sdtdh="http://schemas.microsoft.com/office/word/2020/wordml/sdtdatahash" xmlns:w16sdtfl="http://schemas.microsoft.com/office/word/2024/wordml/sdtformatlock" xmlns:w16se="http://schemas.microsoft.com/office/word/2015/wordml/symex" mc:Ignorable="w14 w15 w16se w16cid w16 w16cex w16sdtdh w16sdtfl w16du">
   <w:docDefaults>
     <w:rPrDefault>
       <w:rPr>

--- a/TS Jatai Ghanam Project/TS 1.5/TS 1.5 Ghanam Sanskrit Corrections.docx
+++ b/TS Jatai Ghanam Project/TS 1.5/TS 1.5 Ghanam Sanskrit Corrections.docx
@@ -62,9 +62,8 @@
           <w:szCs w:val="32"/>
           <w:u w:val="single"/>
         </w:rPr>
-        <w:t xml:space="preserve"> Corrections – Observed </w:t>
+        <w:t xml:space="preserve"> Corrections – Observed till </w:t>
       </w:r>
-      <w:proofErr w:type="gramStart"/>
       <w:r>
         <w:rPr>
           <w:b/>
@@ -73,20 +72,8 @@
           <w:szCs w:val="32"/>
           <w:u w:val="single"/>
         </w:rPr>
-        <w:t xml:space="preserve">till </w:t>
+        <w:t>30th June 2026</w:t>
       </w:r>
-      <w:r>
-        <w:rPr>
-          <w:b/>
-          <w:bCs/>
-          <w:sz w:val="32"/>
-          <w:szCs w:val="32"/>
-          <w:highlight w:val="red"/>
-          <w:u w:val="single"/>
-        </w:rPr>
-        <w:t>????</w:t>
-      </w:r>
-      <w:proofErr w:type="gramEnd"/>
     </w:p>
     <w:p>
       <w:pPr>
@@ -300,27 +287,7 @@
                 <w:sz w:val="32"/>
                 <w:szCs w:val="40"/>
               </w:rPr>
-              <w:t>)</w:t>
-            </w:r>
-            <w:proofErr w:type="gramStart"/>
-            <w:r>
-              <w:rPr>
-                <w:rFonts w:ascii="BRH Devanagari Extra" w:hAnsi="BRH Devanagari Extra" w:cs="BRH Devanagari Extra"/>
-                <w:color w:val="000000"/>
-                <w:sz w:val="32"/>
-                <w:szCs w:val="40"/>
-              </w:rPr>
-              <w:t>-  mÉÑlÉþÈ</w:t>
-            </w:r>
-            <w:proofErr w:type="gramEnd"/>
-            <w:r>
-              <w:rPr>
-                <w:rFonts w:ascii="BRH Devanagari Extra" w:hAnsi="BRH Devanagari Extra" w:cs="BRH Devanagari Extra"/>
-                <w:color w:val="000000"/>
-                <w:sz w:val="32"/>
-                <w:szCs w:val="40"/>
-              </w:rPr>
-              <w:t xml:space="preserve"> | AÉ | kÉ</w:t>
+              <w:t>)-  mÉÑlÉþÈ | AÉ | kÉ</w:t>
             </w:r>
             <w:r>
               <w:rPr>
@@ -675,27 +642,7 @@
                 <w:sz w:val="32"/>
                 <w:szCs w:val="40"/>
               </w:rPr>
-              <w:t>)</w:t>
-            </w:r>
-            <w:proofErr w:type="gramStart"/>
-            <w:r>
-              <w:rPr>
-                <w:rFonts w:ascii="BRH Devanagari Extra" w:hAnsi="BRH Devanagari Extra" w:cs="BRH Devanagari Extra"/>
-                <w:color w:val="000000"/>
-                <w:sz w:val="32"/>
-                <w:szCs w:val="40"/>
-              </w:rPr>
-              <w:t>-  AÉ</w:t>
-            </w:r>
-            <w:proofErr w:type="gramEnd"/>
-            <w:r>
-              <w:rPr>
-                <w:rFonts w:ascii="BRH Devanagari Extra" w:hAnsi="BRH Devanagari Extra" w:cs="BRH Devanagari Extra"/>
-                <w:color w:val="000000"/>
-                <w:sz w:val="32"/>
-                <w:szCs w:val="40"/>
-              </w:rPr>
-              <w:t xml:space="preserve"> | kÉ</w:t>
+              <w:t>)-  AÉ | kÉ</w:t>
             </w:r>
             <w:r>
               <w:rPr>
@@ -1113,19 +1060,8 @@
                 <w:sz w:val="32"/>
                 <w:szCs w:val="40"/>
               </w:rPr>
-              <w:t>)</w:t>
-            </w:r>
-            <w:proofErr w:type="gramStart"/>
-            <w:r>
-              <w:rPr>
-                <w:rFonts w:ascii="BRH Devanagari Extra" w:hAnsi="BRH Devanagari Extra" w:cs="BRH Devanagari Extra"/>
-                <w:color w:val="000000"/>
-                <w:sz w:val="32"/>
-                <w:szCs w:val="40"/>
-              </w:rPr>
-              <w:t>-  kÉ</w:t>
-            </w:r>
-            <w:proofErr w:type="gramEnd"/>
+              <w:t>)-  kÉ</w:t>
+            </w:r>
             <w:r>
               <w:rPr>
                 <w:rFonts w:ascii="BRH Malayalam Extra" w:hAnsi="BRH Malayalam Extra" w:cs="BRH Devanagari Extra"/>
@@ -1626,27 +1562,7 @@
                 <w:sz w:val="32"/>
                 <w:szCs w:val="40"/>
               </w:rPr>
-              <w:t>)</w:t>
-            </w:r>
-            <w:proofErr w:type="gramStart"/>
-            <w:r>
-              <w:rPr>
-                <w:rFonts w:ascii="BRH Devanagari Extra" w:hAnsi="BRH Devanagari Extra" w:cs="BRH Devanagari Extra"/>
-                <w:color w:val="000000"/>
-                <w:sz w:val="32"/>
-                <w:szCs w:val="40"/>
-              </w:rPr>
-              <w:t>-  mÉÑlÉþÈ</w:t>
-            </w:r>
-            <w:proofErr w:type="gramEnd"/>
-            <w:r>
-              <w:rPr>
-                <w:rFonts w:ascii="BRH Devanagari Extra" w:hAnsi="BRH Devanagari Extra" w:cs="BRH Devanagari Extra"/>
-                <w:color w:val="000000"/>
-                <w:sz w:val="32"/>
-                <w:szCs w:val="40"/>
-              </w:rPr>
-              <w:t xml:space="preserve"> | AÉ | kÉ</w:t>
+              <w:t>)-  mÉÑlÉþÈ | AÉ | kÉ</w:t>
             </w:r>
             <w:r>
               <w:rPr>
@@ -1975,27 +1891,7 @@
                 <w:sz w:val="32"/>
                 <w:szCs w:val="40"/>
               </w:rPr>
-              <w:t>)</w:t>
-            </w:r>
-            <w:proofErr w:type="gramStart"/>
-            <w:r>
-              <w:rPr>
-                <w:rFonts w:ascii="BRH Devanagari Extra" w:hAnsi="BRH Devanagari Extra" w:cs="BRH Devanagari Extra"/>
-                <w:color w:val="000000"/>
-                <w:sz w:val="32"/>
-                <w:szCs w:val="40"/>
-              </w:rPr>
-              <w:t>-  AÉ</w:t>
-            </w:r>
-            <w:proofErr w:type="gramEnd"/>
-            <w:r>
-              <w:rPr>
-                <w:rFonts w:ascii="BRH Devanagari Extra" w:hAnsi="BRH Devanagari Extra" w:cs="BRH Devanagari Extra"/>
-                <w:color w:val="000000"/>
-                <w:sz w:val="32"/>
-                <w:szCs w:val="40"/>
-              </w:rPr>
-              <w:t xml:space="preserve"> | kÉ</w:t>
+              <w:t>)-  AÉ | kÉ</w:t>
             </w:r>
             <w:r>
               <w:rPr>
@@ -2369,19 +2265,8 @@
                 <w:sz w:val="32"/>
                 <w:szCs w:val="40"/>
               </w:rPr>
-              <w:t>)</w:t>
-            </w:r>
-            <w:proofErr w:type="gramStart"/>
-            <w:r>
-              <w:rPr>
-                <w:rFonts w:ascii="BRH Devanagari Extra" w:hAnsi="BRH Devanagari Extra" w:cs="BRH Devanagari Extra"/>
-                <w:color w:val="000000"/>
-                <w:sz w:val="32"/>
-                <w:szCs w:val="40"/>
-              </w:rPr>
-              <w:t>-  kÉ</w:t>
-            </w:r>
-            <w:proofErr w:type="gramEnd"/>
+              <w:t>)-  kÉ</w:t>
+            </w:r>
             <w:r>
               <w:rPr>
                 <w:rFonts w:ascii="BRH Malayalam Extra" w:hAnsi="BRH Malayalam Extra" w:cs="BRH Devanagari Extra"/>
@@ -2750,6 +2635,81 @@
         </w:tc>
       </w:tr>
     </w:tbl>
+    <w:p>
+      <w:pPr>
+        <w:spacing w:before="0" w:line="240" w:lineRule="auto"/>
+        <w:jc w:val="center"/>
+        <w:rPr>
+          <w:b/>
+          <w:bCs/>
+          <w:sz w:val="32"/>
+          <w:szCs w:val="32"/>
+          <w:u w:val="single"/>
+        </w:rPr>
+      </w:pPr>
+      <w:r>
+        <w:rPr>
+          <w:b/>
+          <w:bCs/>
+          <w:sz w:val="32"/>
+          <w:szCs w:val="32"/>
+          <w:u w:val="single"/>
+        </w:rPr>
+        <w:t>=======</w:t>
+      </w:r>
+    </w:p>
+    <w:p>
+      <w:pPr>
+        <w:spacing w:before="0" w:line="240" w:lineRule="auto"/>
+        <w:jc w:val="center"/>
+        <w:rPr>
+          <w:b/>
+          <w:bCs/>
+          <w:sz w:val="32"/>
+          <w:szCs w:val="32"/>
+          <w:u w:val="single"/>
+        </w:rPr>
+      </w:pPr>
+    </w:p>
+    <w:p>
+      <w:pPr>
+        <w:spacing w:before="0" w:line="240" w:lineRule="auto"/>
+        <w:jc w:val="center"/>
+        <w:rPr>
+          <w:b/>
+          <w:bCs/>
+          <w:sz w:val="32"/>
+          <w:szCs w:val="32"/>
+          <w:u w:val="single"/>
+        </w:rPr>
+      </w:pPr>
+    </w:p>
+    <w:p>
+      <w:pPr>
+        <w:spacing w:before="0" w:line="240" w:lineRule="auto"/>
+        <w:jc w:val="center"/>
+        <w:rPr>
+          <w:b/>
+          <w:bCs/>
+          <w:sz w:val="32"/>
+          <w:szCs w:val="32"/>
+          <w:u w:val="single"/>
+        </w:rPr>
+      </w:pPr>
+    </w:p>
+    <w:p>
+      <w:pPr>
+        <w:spacing w:before="0" w:line="240" w:lineRule="auto"/>
+        <w:jc w:val="center"/>
+        <w:rPr>
+          <w:b/>
+          <w:bCs/>
+          <w:sz w:val="32"/>
+          <w:szCs w:val="32"/>
+          <w:u w:val="single"/>
+        </w:rPr>
+      </w:pPr>
+    </w:p>
     <w:p>
       <w:pPr>
         <w:spacing w:before="0" w:line="240" w:lineRule="auto"/>
@@ -2796,6 +2756,7 @@
           <w:szCs w:val="32"/>
           <w:u w:val="single"/>
         </w:rPr>
+        <w:lastRenderedPageBreak/>
         <w:t>TS Ghanam – TS 1.</w:t>
       </w:r>
       <w:r>
@@ -2846,29 +2807,7 @@
           <w:szCs w:val="32"/>
           <w:u w:val="single"/>
         </w:rPr>
-        <w:t>28</w:t>
-      </w:r>
-      <w:proofErr w:type="gramStart"/>
-      <w:r>
-        <w:rPr>
-          <w:b/>
-          <w:bCs/>
-          <w:sz w:val="32"/>
-          <w:szCs w:val="32"/>
-          <w:u w:val="single"/>
-        </w:rPr>
-        <w:t>th  Feb</w:t>
-      </w:r>
-      <w:proofErr w:type="gramEnd"/>
-      <w:r>
-        <w:rPr>
-          <w:b/>
-          <w:bCs/>
-          <w:sz w:val="32"/>
-          <w:szCs w:val="32"/>
-          <w:u w:val="single"/>
-        </w:rPr>
-        <w:t xml:space="preserve"> 2023</w:t>
+        <w:t>28th  Feb 2023</w:t>
       </w:r>
     </w:p>
     <w:p>
@@ -2987,7 +2926,6 @@
                 <w:rFonts w:cs="BRH Devanagari Extra"/>
                 <w:szCs w:val="40"/>
               </w:rPr>
-              <w:lastRenderedPageBreak/>
               <w:t>42</w:t>
             </w:r>
             <w:r>
@@ -3071,18 +3009,8 @@
                 <w:sz w:val="32"/>
                 <w:szCs w:val="40"/>
               </w:rPr>
-              <w:t>)</w:t>
-            </w:r>
-            <w:proofErr w:type="gramStart"/>
-            <w:r>
-              <w:rPr>
-                <w:rFonts w:ascii="BRH Devanagari Extra" w:hAnsi="BRH Devanagari Extra" w:cs="BRH Devanagari Extra"/>
-                <w:sz w:val="32"/>
-                <w:szCs w:val="40"/>
-              </w:rPr>
-              <w:t>-  A</w:t>
-            </w:r>
-            <w:proofErr w:type="gramEnd"/>
+              <w:t>)-  A</w:t>
+            </w:r>
             <w:r>
               <w:rPr>
                 <w:rFonts w:ascii="BRH Malayalam Extra" w:hAnsi="BRH Malayalam Extra" w:cs="BRH Devanagari Extra"/>
@@ -3415,18 +3343,8 @@
                 <w:sz w:val="32"/>
                 <w:szCs w:val="40"/>
               </w:rPr>
-              <w:t>)</w:t>
-            </w:r>
-            <w:proofErr w:type="gramStart"/>
-            <w:r>
-              <w:rPr>
-                <w:rFonts w:ascii="BRH Devanagari Extra" w:hAnsi="BRH Devanagari Extra" w:cs="BRH Devanagari Extra"/>
-                <w:sz w:val="32"/>
-                <w:szCs w:val="40"/>
-              </w:rPr>
-              <w:t>-  A</w:t>
-            </w:r>
-            <w:proofErr w:type="gramEnd"/>
+              <w:t>)-  A</w:t>
+            </w:r>
             <w:r>
               <w:rPr>
                 <w:rFonts w:ascii="BRH Malayalam Extra" w:hAnsi="BRH Malayalam Extra" w:cs="BRH Devanagari Extra"/>
@@ -4263,25 +4181,7 @@
                 <w:sz w:val="32"/>
                 <w:szCs w:val="40"/>
               </w:rPr>
-              <w:t>)</w:t>
-            </w:r>
-            <w:proofErr w:type="gramStart"/>
-            <w:r>
-              <w:rPr>
-                <w:rFonts w:ascii="BRH Devanagari Extra" w:hAnsi="BRH Devanagari Extra" w:cs="BRH Devanagari Extra"/>
-                <w:sz w:val="32"/>
-                <w:szCs w:val="40"/>
-              </w:rPr>
-              <w:t>-  iÉqÉç</w:t>
-            </w:r>
-            <w:proofErr w:type="gramEnd"/>
-            <w:r>
-              <w:rPr>
-                <w:rFonts w:ascii="BRH Devanagari Extra" w:hAnsi="BRH Devanagari Extra" w:cs="BRH Devanagari Extra"/>
-                <w:sz w:val="32"/>
-                <w:szCs w:val="40"/>
-              </w:rPr>
-              <w:t xml:space="preserve"> | iuÉ¹Éÿ | AÉ |</w:t>
+              <w:t>)-  iÉqÉç | iuÉ¹Éÿ | AÉ |</w:t>
             </w:r>
           </w:p>
           <w:p>
@@ -4473,25 +4373,7 @@
                 <w:sz w:val="32"/>
                 <w:szCs w:val="40"/>
               </w:rPr>
-              <w:t>)</w:t>
-            </w:r>
-            <w:proofErr w:type="gramStart"/>
-            <w:r>
-              <w:rPr>
-                <w:rFonts w:ascii="BRH Devanagari Extra" w:hAnsi="BRH Devanagari Extra" w:cs="BRH Devanagari Extra"/>
-                <w:sz w:val="32"/>
-                <w:szCs w:val="40"/>
-              </w:rPr>
-              <w:t>-  iÉqÉç</w:t>
-            </w:r>
-            <w:proofErr w:type="gramEnd"/>
-            <w:r>
-              <w:rPr>
-                <w:rFonts w:ascii="BRH Devanagari Extra" w:hAnsi="BRH Devanagari Extra" w:cs="BRH Devanagari Extra"/>
-                <w:sz w:val="32"/>
-                <w:szCs w:val="40"/>
-              </w:rPr>
-              <w:t xml:space="preserve"> | iuÉ¹Éÿ | AÉ |</w:t>
+              <w:t>)-  iÉqÉç | iuÉ¹Éÿ | AÉ |</w:t>
             </w:r>
           </w:p>
           <w:p>
@@ -4688,18 +4570,8 @@
                 <w:sz w:val="32"/>
                 <w:szCs w:val="40"/>
               </w:rPr>
-              <w:t>)</w:t>
-            </w:r>
-            <w:proofErr w:type="gramStart"/>
-            <w:r>
-              <w:rPr>
-                <w:rFonts w:ascii="BRH Devanagari Extra" w:hAnsi="BRH Devanagari Extra" w:cs="BRH Devanagari Extra"/>
-                <w:sz w:val="32"/>
-                <w:szCs w:val="40"/>
-              </w:rPr>
-              <w:t>-  pÉ</w:t>
-            </w:r>
-            <w:proofErr w:type="gramEnd"/>
+              <w:t>)-  pÉ</w:t>
+            </w:r>
             <w:r>
               <w:rPr>
                 <w:rFonts w:ascii="BRH Malayalam Extra" w:hAnsi="BRH Malayalam Extra" w:cs="BRH Devanagari Extra"/>
@@ -5087,18 +4959,8 @@
                 <w:sz w:val="32"/>
                 <w:szCs w:val="40"/>
               </w:rPr>
-              <w:t>)</w:t>
-            </w:r>
-            <w:proofErr w:type="gramStart"/>
-            <w:r>
-              <w:rPr>
-                <w:rFonts w:ascii="BRH Devanagari Extra" w:hAnsi="BRH Devanagari Extra" w:cs="BRH Devanagari Extra"/>
-                <w:sz w:val="32"/>
-                <w:szCs w:val="40"/>
-              </w:rPr>
-              <w:t>-  uÉÉ</w:t>
-            </w:r>
-            <w:proofErr w:type="gramEnd"/>
+              <w:t>)-  uÉÉ</w:t>
+            </w:r>
             <w:r>
               <w:rPr>
                 <w:rFonts w:ascii="BRH Malayalam Extra" w:hAnsi="BRH Malayalam Extra" w:cs="BRH Devanagari Extra"/>
@@ -5292,7 +5154,16 @@
                 <w:sz w:val="32"/>
                 <w:szCs w:val="40"/>
               </w:rPr>
-              <w:t xml:space="preserve"> rÉeÉþqÉÉlÉxrÉ</w:t>
+              <w:t xml:space="preserve"> </w:t>
+            </w:r>
+            <w:r>
+              <w:rPr>
+                <w:rFonts w:ascii="BRH Devanagari Extra" w:hAnsi="BRH Devanagari Extra" w:cs="BRH Devanagari Extra"/>
+                <w:sz w:val="32"/>
+                <w:szCs w:val="40"/>
+              </w:rPr>
+              <w:lastRenderedPageBreak/>
+              <w:t>rÉeÉþqÉÉlÉxrÉ</w:t>
             </w:r>
             <w:r>
               <w:rPr>
@@ -5490,18 +5361,8 @@
                 <w:sz w:val="32"/>
                 <w:szCs w:val="40"/>
               </w:rPr>
-              <w:t>)</w:t>
-            </w:r>
-            <w:proofErr w:type="gramStart"/>
-            <w:r>
-              <w:rPr>
-                <w:rFonts w:ascii="BRH Devanagari Extra" w:hAnsi="BRH Devanagari Extra" w:cs="BRH Devanagari Extra"/>
-                <w:sz w:val="32"/>
-                <w:szCs w:val="40"/>
-              </w:rPr>
-              <w:t>-  ÌuÉ</w:t>
-            </w:r>
-            <w:proofErr w:type="gramEnd"/>
+              <w:t>)-  ÌuÉ</w:t>
+            </w:r>
             <w:r>
               <w:rPr>
                 <w:rFonts w:ascii="BRH Devanagari Extra" w:hAnsi="BRH Devanagari Extra" w:cs="BRH Devanagari Extra"/>
@@ -5539,7 +5400,6 @@
                 <w:sz w:val="32"/>
                 <w:szCs w:val="40"/>
               </w:rPr>
-              <w:lastRenderedPageBreak/>
               <w:t>ÌuÉ</w:t>
             </w:r>
             <w:r>
@@ -5909,18 +5769,8 @@
                 <w:sz w:val="32"/>
                 <w:szCs w:val="40"/>
               </w:rPr>
-              <w:t>)</w:t>
-            </w:r>
-            <w:proofErr w:type="gramStart"/>
-            <w:r>
-              <w:rPr>
-                <w:rFonts w:ascii="BRH Devanagari Extra" w:hAnsi="BRH Devanagari Extra" w:cs="BRH Devanagari Extra"/>
-                <w:sz w:val="32"/>
-                <w:szCs w:val="40"/>
-              </w:rPr>
-              <w:t>-  ÌuÉ</w:t>
-            </w:r>
-            <w:proofErr w:type="gramEnd"/>
+              <w:t>)-  ÌuÉ</w:t>
+            </w:r>
             <w:r>
               <w:rPr>
                 <w:rFonts w:ascii="BRH Devanagari Extra" w:hAnsi="BRH Devanagari Extra" w:cs="BRH Devanagari Extra"/>
@@ -6131,18 +5981,8 @@
                 <w:sz w:val="32"/>
                 <w:szCs w:val="40"/>
               </w:rPr>
-              <w:t>)</w:t>
-            </w:r>
-            <w:proofErr w:type="gramStart"/>
-            <w:r>
-              <w:rPr>
-                <w:rFonts w:ascii="BRH Devanagari Extra" w:hAnsi="BRH Devanagari Extra" w:cs="BRH Devanagari Extra"/>
-                <w:sz w:val="32"/>
-                <w:szCs w:val="40"/>
-              </w:rPr>
-              <w:t>-  pÉ</w:t>
-            </w:r>
-            <w:proofErr w:type="gramEnd"/>
+              <w:t>)-  pÉ</w:t>
+            </w:r>
             <w:r>
               <w:rPr>
                 <w:rFonts w:ascii="BRH Malayalam Extra" w:hAnsi="BRH Malayalam Extra" w:cs="BRH Devanagari Extra"/>
@@ -6530,18 +6370,8 @@
                 <w:sz w:val="32"/>
                 <w:szCs w:val="40"/>
               </w:rPr>
-              <w:t>)</w:t>
-            </w:r>
-            <w:proofErr w:type="gramStart"/>
-            <w:r>
-              <w:rPr>
-                <w:rFonts w:ascii="BRH Devanagari Extra" w:hAnsi="BRH Devanagari Extra" w:cs="BRH Devanagari Extra"/>
-                <w:sz w:val="32"/>
-                <w:szCs w:val="40"/>
-              </w:rPr>
-              <w:t>-  uÉÉ</w:t>
-            </w:r>
-            <w:proofErr w:type="gramEnd"/>
+              <w:t>)-  uÉÉ</w:t>
+            </w:r>
             <w:r>
               <w:rPr>
                 <w:rFonts w:ascii="BRH Malayalam Extra" w:hAnsi="BRH Malayalam Extra" w:cs="BRH Devanagari Extra"/>
@@ -6757,6 +6587,7 @@
                 <w:sz w:val="32"/>
                 <w:szCs w:val="40"/>
               </w:rPr>
+              <w:lastRenderedPageBreak/>
               <w:t>rÉeÉþqÉÉlÉxrÉ</w:t>
             </w:r>
             <w:r>
@@ -6955,16 +6786,7 @@
                 <w:sz w:val="32"/>
                 <w:szCs w:val="40"/>
               </w:rPr>
-              <w:t>)</w:t>
-            </w:r>
-            <w:proofErr w:type="gramStart"/>
-            <w:r>
-              <w:rPr>
-                <w:rFonts w:ascii="BRH Devanagari Extra" w:hAnsi="BRH Devanagari Extra" w:cs="BRH Devanagari Extra"/>
-                <w:sz w:val="32"/>
-                <w:szCs w:val="40"/>
-              </w:rPr>
-              <w:t>-  ÌuÉ</w:t>
+              <w:t>)-  ÌuÉ</w:t>
             </w:r>
             <w:r>
               <w:rPr>
@@ -6975,7 +6797,6 @@
               </w:rPr>
               <w:t>kÉ</w:t>
             </w:r>
-            <w:proofErr w:type="gramEnd"/>
             <w:r>
               <w:rPr>
                 <w:rFonts w:ascii="BRH Devanagari Extra" w:hAnsi="BRH Devanagari Extra" w:cs="BRH Devanagari Extra"/>
@@ -7004,7 +6825,6 @@
                 <w:sz w:val="32"/>
                 <w:szCs w:val="40"/>
               </w:rPr>
-              <w:lastRenderedPageBreak/>
               <w:t>ÌuÉ</w:t>
             </w:r>
             <w:r>
@@ -7374,16 +7194,7 @@
                 <w:sz w:val="32"/>
                 <w:szCs w:val="40"/>
               </w:rPr>
-              <w:t>)</w:t>
-            </w:r>
-            <w:proofErr w:type="gramStart"/>
-            <w:r>
-              <w:rPr>
-                <w:rFonts w:ascii="BRH Devanagari Extra" w:hAnsi="BRH Devanagari Extra" w:cs="BRH Devanagari Extra"/>
-                <w:sz w:val="32"/>
-                <w:szCs w:val="40"/>
-              </w:rPr>
-              <w:t>-  ÌuÉ</w:t>
+              <w:t>)-  ÌuÉ</w:t>
             </w:r>
             <w:r>
               <w:rPr>
@@ -7394,7 +7205,6 @@
               </w:rPr>
               <w:t>kÉ</w:t>
             </w:r>
-            <w:proofErr w:type="gramEnd"/>
             <w:r>
               <w:rPr>
                 <w:rFonts w:ascii="BRH Devanagari Extra" w:hAnsi="BRH Devanagari Extra" w:cs="BRH Devanagari Extra"/>
@@ -7601,25 +7411,7 @@
                 <w:sz w:val="32"/>
                 <w:szCs w:val="40"/>
               </w:rPr>
-              <w:t>)</w:t>
-            </w:r>
-            <w:proofErr w:type="gramStart"/>
-            <w:r>
-              <w:rPr>
-                <w:rFonts w:ascii="BRH Devanagari Extra" w:hAnsi="BRH Devanagari Extra" w:cs="BRH Devanagari Extra"/>
-                <w:sz w:val="32"/>
-                <w:szCs w:val="40"/>
-              </w:rPr>
-              <w:t>-  AÉÌiÉïÿqÉç</w:t>
-            </w:r>
-            <w:proofErr w:type="gramEnd"/>
-            <w:r>
-              <w:rPr>
-                <w:rFonts w:ascii="BRH Devanagari Extra" w:hAnsi="BRH Devanagari Extra" w:cs="BRH Devanagari Extra"/>
-                <w:sz w:val="32"/>
-                <w:szCs w:val="40"/>
-              </w:rPr>
-              <w:t xml:space="preserve"> | AÉ | G</w:t>
+              <w:t>)-  AÉÌiÉïÿqÉç | AÉ | G</w:t>
             </w:r>
             <w:r>
               <w:rPr>
@@ -7905,25 +7697,7 @@
                 <w:sz w:val="32"/>
                 <w:szCs w:val="40"/>
               </w:rPr>
-              <w:t>)</w:t>
-            </w:r>
-            <w:proofErr w:type="gramStart"/>
-            <w:r>
-              <w:rPr>
-                <w:rFonts w:ascii="BRH Devanagari Extra" w:hAnsi="BRH Devanagari Extra" w:cs="BRH Devanagari Extra"/>
-                <w:sz w:val="32"/>
-                <w:szCs w:val="40"/>
-              </w:rPr>
-              <w:t>-  AÉÌiÉïÿqÉç</w:t>
-            </w:r>
-            <w:proofErr w:type="gramEnd"/>
-            <w:r>
-              <w:rPr>
-                <w:rFonts w:ascii="BRH Devanagari Extra" w:hAnsi="BRH Devanagari Extra" w:cs="BRH Devanagari Extra"/>
-                <w:sz w:val="32"/>
-                <w:szCs w:val="40"/>
-              </w:rPr>
-              <w:t xml:space="preserve"> | AÉ | G</w:t>
+              <w:t>)-  AÉÌiÉïÿqÉç | AÉ | G</w:t>
             </w:r>
             <w:r>
               <w:rPr>
@@ -8211,18 +7985,8 @@
                 <w:sz w:val="32"/>
                 <w:szCs w:val="40"/>
               </w:rPr>
-              <w:t>)</w:t>
-            </w:r>
-            <w:proofErr w:type="gramStart"/>
-            <w:r>
-              <w:rPr>
-                <w:rFonts w:ascii="BRH Devanagari Extra" w:hAnsi="BRH Devanagari Extra" w:cs="BRH Devanagari Extra"/>
-                <w:sz w:val="32"/>
-                <w:szCs w:val="40"/>
-              </w:rPr>
-              <w:t>-  A</w:t>
-            </w:r>
-            <w:proofErr w:type="gramEnd"/>
+              <w:t>)-  A</w:t>
+            </w:r>
             <w:r>
               <w:rPr>
                 <w:rFonts w:ascii="BRH Malayalam Extra" w:hAnsi="BRH Malayalam Extra" w:cs="BRH Devanagari Extra"/>
@@ -8730,18 +8494,8 @@
                 <w:sz w:val="32"/>
                 <w:szCs w:val="40"/>
               </w:rPr>
-              <w:t>)</w:t>
-            </w:r>
-            <w:proofErr w:type="gramStart"/>
-            <w:r>
-              <w:rPr>
-                <w:rFonts w:ascii="BRH Devanagari Extra" w:hAnsi="BRH Devanagari Extra" w:cs="BRH Devanagari Extra"/>
-                <w:sz w:val="32"/>
-                <w:szCs w:val="40"/>
-              </w:rPr>
-              <w:t>-  A</w:t>
-            </w:r>
-            <w:proofErr w:type="gramEnd"/>
+              <w:t>)-  A</w:t>
+            </w:r>
             <w:r>
               <w:rPr>
                 <w:rFonts w:ascii="BRH Malayalam Extra" w:hAnsi="BRH Malayalam Extra" w:cs="BRH Devanagari Extra"/>
@@ -9070,6 +8824,7 @@
                 <w:sz w:val="32"/>
                 <w:szCs w:val="40"/>
               </w:rPr>
+              <w:lastRenderedPageBreak/>
               <w:t>Å³ÉÉ</w:t>
             </w:r>
             <w:r>
@@ -9287,18 +9042,8 @@
                 <w:sz w:val="32"/>
                 <w:szCs w:val="40"/>
               </w:rPr>
-              <w:t>)</w:t>
-            </w:r>
-            <w:proofErr w:type="gramStart"/>
-            <w:r>
-              <w:rPr>
-                <w:rFonts w:ascii="BRH Devanagari Extra" w:hAnsi="BRH Devanagari Extra" w:cs="BRH Devanagari Extra"/>
-                <w:sz w:val="32"/>
-                <w:szCs w:val="40"/>
-              </w:rPr>
-              <w:t>-  A</w:t>
-            </w:r>
-            <w:proofErr w:type="gramEnd"/>
+              <w:t>)-  A</w:t>
+            </w:r>
             <w:r>
               <w:rPr>
                 <w:rFonts w:ascii="BRH Malayalam Extra" w:hAnsi="BRH Malayalam Extra" w:cs="BRH Devanagari Extra"/>
@@ -9398,7 +9143,6 @@
                 <w:sz w:val="32"/>
                 <w:szCs w:val="40"/>
               </w:rPr>
-              <w:lastRenderedPageBreak/>
               <w:t>A</w:t>
             </w:r>
             <w:r>
@@ -9717,18 +9461,8 @@
                 <w:sz w:val="32"/>
                 <w:szCs w:val="40"/>
               </w:rPr>
-              <w:t>)</w:t>
-            </w:r>
-            <w:proofErr w:type="gramStart"/>
-            <w:r>
-              <w:rPr>
-                <w:rFonts w:ascii="BRH Devanagari Extra" w:hAnsi="BRH Devanagari Extra" w:cs="BRH Devanagari Extra"/>
-                <w:sz w:val="32"/>
-                <w:szCs w:val="40"/>
-              </w:rPr>
-              <w:t>-  A</w:t>
-            </w:r>
-            <w:proofErr w:type="gramEnd"/>
+              <w:t>)-  A</w:t>
+            </w:r>
             <w:r>
               <w:rPr>
                 <w:rFonts w:ascii="BRH Malayalam Extra" w:hAnsi="BRH Malayalam Extra" w:cs="BRH Devanagari Extra"/>
@@ -9941,18 +9675,8 @@
                 <w:sz w:val="32"/>
                 <w:szCs w:val="40"/>
               </w:rPr>
-              <w:t>)</w:t>
-            </w:r>
-            <w:proofErr w:type="gramStart"/>
-            <w:r>
-              <w:rPr>
-                <w:rFonts w:ascii="BRH Devanagari Extra" w:hAnsi="BRH Devanagari Extra" w:cs="BRH Devanagari Extra"/>
-                <w:sz w:val="32"/>
-                <w:szCs w:val="40"/>
-              </w:rPr>
-              <w:t>-  A</w:t>
-            </w:r>
-            <w:proofErr w:type="gramEnd"/>
+              <w:t>)-  A</w:t>
+            </w:r>
             <w:r>
               <w:rPr>
                 <w:rFonts w:ascii="BRH Malayalam Extra" w:hAnsi="BRH Malayalam Extra" w:cs="BRH Devanagari Extra"/>
@@ -10407,18 +10131,8 @@
                 <w:sz w:val="32"/>
                 <w:szCs w:val="40"/>
               </w:rPr>
-              <w:t>)</w:t>
-            </w:r>
-            <w:proofErr w:type="gramStart"/>
-            <w:r>
-              <w:rPr>
-                <w:rFonts w:ascii="BRH Devanagari Extra" w:hAnsi="BRH Devanagari Extra" w:cs="BRH Devanagari Extra"/>
-                <w:sz w:val="32"/>
-                <w:szCs w:val="40"/>
-              </w:rPr>
-              <w:t>-  A</w:t>
-            </w:r>
-            <w:proofErr w:type="gramEnd"/>
+              <w:t>)-  A</w:t>
+            </w:r>
             <w:r>
               <w:rPr>
                 <w:rFonts w:ascii="BRH Malayalam Extra" w:hAnsi="BRH Malayalam Extra" w:cs="BRH Devanagari Extra"/>
@@ -10688,6 +10402,7 @@
                 <w:sz w:val="32"/>
                 <w:szCs w:val="40"/>
               </w:rPr>
+              <w:lastRenderedPageBreak/>
               <w:t>Å³ÉÉ±ÉþrÉÉ ³ÉÉ</w:t>
             </w:r>
             <w:r>
@@ -10871,18 +10586,8 @@
                 <w:sz w:val="32"/>
                 <w:szCs w:val="40"/>
               </w:rPr>
-              <w:t>)</w:t>
-            </w:r>
-            <w:proofErr w:type="gramStart"/>
-            <w:r>
-              <w:rPr>
-                <w:rFonts w:ascii="BRH Devanagari Extra" w:hAnsi="BRH Devanagari Extra" w:cs="BRH Devanagari Extra"/>
-                <w:sz w:val="32"/>
-                <w:szCs w:val="40"/>
-              </w:rPr>
-              <w:t>-  A</w:t>
-            </w:r>
-            <w:proofErr w:type="gramEnd"/>
+              <w:t>)-  A</w:t>
+            </w:r>
             <w:r>
               <w:rPr>
                 <w:rFonts w:ascii="BRH Malayalam Extra" w:hAnsi="BRH Malayalam Extra" w:cs="BRH Devanagari Extra"/>
@@ -10965,7 +10670,6 @@
                 <w:sz w:val="32"/>
                 <w:szCs w:val="40"/>
               </w:rPr>
-              <w:lastRenderedPageBreak/>
               <w:t>A</w:t>
             </w:r>
             <w:r>
@@ -11278,18 +10982,8 @@
                 <w:sz w:val="32"/>
                 <w:szCs w:val="40"/>
               </w:rPr>
-              <w:t>)</w:t>
-            </w:r>
-            <w:proofErr w:type="gramStart"/>
-            <w:r>
-              <w:rPr>
-                <w:rFonts w:ascii="BRH Devanagari Extra" w:hAnsi="BRH Devanagari Extra" w:cs="BRH Devanagari Extra"/>
-                <w:sz w:val="32"/>
-                <w:szCs w:val="40"/>
-              </w:rPr>
-              <w:t>-  A</w:t>
-            </w:r>
-            <w:proofErr w:type="gramEnd"/>
+              <w:t>)-  A</w:t>
+            </w:r>
             <w:r>
               <w:rPr>
                 <w:rFonts w:ascii="BRH Malayalam Extra" w:hAnsi="BRH Malayalam Extra" w:cs="BRH Devanagari Extra"/>
@@ -11487,18 +11181,8 @@
                 <w:sz w:val="32"/>
                 <w:szCs w:val="40"/>
               </w:rPr>
-              <w:t>)</w:t>
-            </w:r>
-            <w:proofErr w:type="gramStart"/>
-            <w:r>
-              <w:rPr>
-                <w:rFonts w:ascii="BRH Devanagari Extra" w:hAnsi="BRH Devanagari Extra" w:cs="BRH Devanagari Extra"/>
-                <w:sz w:val="32"/>
-                <w:szCs w:val="40"/>
-              </w:rPr>
-              <w:t>-  iuÉÉ</w:t>
-            </w:r>
-            <w:proofErr w:type="gramEnd"/>
+              <w:t>)-  iuÉÉ</w:t>
+            </w:r>
             <w:r>
               <w:rPr>
                 <w:rFonts w:ascii="BRH Malayalam Extra" w:hAnsi="BRH Malayalam Extra" w:cs="BRH Devanagari Extra"/>
@@ -11854,25 +11538,7 @@
                 <w:sz w:val="32"/>
                 <w:szCs w:val="40"/>
               </w:rPr>
-              <w:t>)</w:t>
-            </w:r>
-            <w:proofErr w:type="gramStart"/>
-            <w:r>
-              <w:rPr>
-                <w:rFonts w:ascii="BRH Devanagari Extra" w:hAnsi="BRH Devanagari Extra" w:cs="BRH Devanagari Extra"/>
-                <w:sz w:val="32"/>
-                <w:szCs w:val="40"/>
-              </w:rPr>
-              <w:t>-  ¢</w:t>
-            </w:r>
-            <w:proofErr w:type="gramEnd"/>
-            <w:r>
-              <w:rPr>
-                <w:rFonts w:ascii="BRH Devanagari Extra" w:hAnsi="BRH Devanagari Extra" w:cs="BRH Devanagari Extra"/>
-                <w:sz w:val="32"/>
-                <w:szCs w:val="40"/>
-              </w:rPr>
-              <w:t>Ñü</w:t>
+              <w:t>)-  ¢Ñü</w:t>
             </w:r>
             <w:r>
               <w:rPr>
@@ -12316,18 +11982,8 @@
                 <w:sz w:val="32"/>
                 <w:szCs w:val="40"/>
               </w:rPr>
-              <w:t>)</w:t>
-            </w:r>
-            <w:proofErr w:type="gramStart"/>
-            <w:r>
-              <w:rPr>
-                <w:rFonts w:ascii="BRH Devanagari Extra" w:hAnsi="BRH Devanagari Extra" w:cs="BRH Devanagari Extra"/>
-                <w:sz w:val="32"/>
-                <w:szCs w:val="40"/>
-              </w:rPr>
-              <w:t>-  mÉ</w:t>
-            </w:r>
-            <w:proofErr w:type="gramEnd"/>
+              <w:t>)-  mÉ</w:t>
+            </w:r>
             <w:r>
               <w:rPr>
                 <w:rFonts w:ascii="BRH Malayalam Extra" w:hAnsi="BRH Malayalam Extra" w:cs="BRH Devanagari Extra"/>
@@ -12572,6 +12228,7 @@
                 <w:sz w:val="32"/>
                 <w:szCs w:val="40"/>
               </w:rPr>
+              <w:lastRenderedPageBreak/>
               <w:t>qÉ</w:t>
             </w:r>
             <w:r>
@@ -12770,18 +12427,8 @@
                 <w:sz w:val="32"/>
                 <w:szCs w:val="40"/>
               </w:rPr>
-              <w:t>)</w:t>
-            </w:r>
-            <w:proofErr w:type="gramStart"/>
-            <w:r>
-              <w:rPr>
-                <w:rFonts w:ascii="BRH Devanagari Extra" w:hAnsi="BRH Devanagari Extra" w:cs="BRH Devanagari Extra"/>
-                <w:sz w:val="32"/>
-                <w:szCs w:val="40"/>
-              </w:rPr>
-              <w:t>-  mÉ</w:t>
-            </w:r>
-            <w:proofErr w:type="gramEnd"/>
+              <w:t>)-  mÉ</w:t>
+            </w:r>
             <w:r>
               <w:rPr>
                 <w:rFonts w:ascii="BRH Malayalam Extra" w:hAnsi="BRH Malayalam Extra" w:cs="BRH Devanagari Extra"/>
@@ -12844,7 +12491,6 @@
                 <w:sz w:val="32"/>
                 <w:szCs w:val="40"/>
               </w:rPr>
-              <w:lastRenderedPageBreak/>
               <w:t>mÉ</w:t>
             </w:r>
             <w:r>
@@ -13000,18 +12646,8 @@
                 <w:sz w:val="32"/>
                 <w:szCs w:val="40"/>
               </w:rPr>
-              <w:t>)</w:t>
-            </w:r>
-            <w:proofErr w:type="gramStart"/>
-            <w:r>
-              <w:rPr>
-                <w:rFonts w:ascii="BRH Devanagari Extra" w:hAnsi="BRH Devanagari Extra" w:cs="BRH Devanagari Extra"/>
-                <w:sz w:val="32"/>
-                <w:szCs w:val="40"/>
-              </w:rPr>
-              <w:t>-  iuÉÉ</w:t>
-            </w:r>
-            <w:proofErr w:type="gramEnd"/>
+              <w:t>)-  iuÉÉ</w:t>
+            </w:r>
             <w:r>
               <w:rPr>
                 <w:rFonts w:ascii="BRH Malayalam Extra" w:hAnsi="BRH Malayalam Extra" w:cs="BRH Devanagari Extra"/>
@@ -13389,25 +13025,7 @@
                 <w:sz w:val="32"/>
                 <w:szCs w:val="40"/>
               </w:rPr>
-              <w:t>)</w:t>
-            </w:r>
-            <w:proofErr w:type="gramStart"/>
-            <w:r>
-              <w:rPr>
-                <w:rFonts w:ascii="BRH Devanagari Extra" w:hAnsi="BRH Devanagari Extra" w:cs="BRH Devanagari Extra"/>
-                <w:sz w:val="32"/>
-                <w:szCs w:val="40"/>
-              </w:rPr>
-              <w:t>-  ¢</w:t>
-            </w:r>
-            <w:proofErr w:type="gramEnd"/>
-            <w:r>
-              <w:rPr>
-                <w:rFonts w:ascii="BRH Devanagari Extra" w:hAnsi="BRH Devanagari Extra" w:cs="BRH Devanagari Extra"/>
-                <w:sz w:val="32"/>
-                <w:szCs w:val="40"/>
-              </w:rPr>
-              <w:t>Ñü</w:t>
+              <w:t>)-  ¢Ñü</w:t>
             </w:r>
             <w:r>
               <w:rPr>
@@ -13864,18 +13482,8 @@
                 <w:sz w:val="32"/>
                 <w:szCs w:val="40"/>
               </w:rPr>
-              <w:t>)</w:t>
-            </w:r>
-            <w:proofErr w:type="gramStart"/>
-            <w:r>
-              <w:rPr>
-                <w:rFonts w:ascii="BRH Devanagari Extra" w:hAnsi="BRH Devanagari Extra" w:cs="BRH Devanagari Extra"/>
-                <w:sz w:val="32"/>
-                <w:szCs w:val="40"/>
-              </w:rPr>
-              <w:t>-  mÉ</w:t>
-            </w:r>
-            <w:proofErr w:type="gramEnd"/>
+              <w:t>)-  mÉ</w:t>
+            </w:r>
             <w:r>
               <w:rPr>
                 <w:rFonts w:ascii="BRH Malayalam Extra" w:hAnsi="BRH Malayalam Extra" w:cs="BRH Devanagari Extra"/>
@@ -14119,6 +13727,7 @@
                 <w:sz w:val="32"/>
                 <w:szCs w:val="40"/>
               </w:rPr>
+              <w:lastRenderedPageBreak/>
               <w:t>qÉ</w:t>
             </w:r>
             <w:r>
@@ -14316,18 +13925,8 @@
                 <w:sz w:val="32"/>
                 <w:szCs w:val="40"/>
               </w:rPr>
-              <w:t>)</w:t>
-            </w:r>
-            <w:proofErr w:type="gramStart"/>
-            <w:r>
-              <w:rPr>
-                <w:rFonts w:ascii="BRH Devanagari Extra" w:hAnsi="BRH Devanagari Extra" w:cs="BRH Devanagari Extra"/>
-                <w:sz w:val="32"/>
-                <w:szCs w:val="40"/>
-              </w:rPr>
-              <w:t>-  mÉ</w:t>
-            </w:r>
-            <w:proofErr w:type="gramEnd"/>
+              <w:t>)-  mÉ</w:t>
+            </w:r>
             <w:r>
               <w:rPr>
                 <w:rFonts w:ascii="BRH Malayalam Extra" w:hAnsi="BRH Malayalam Extra" w:cs="BRH Devanagari Extra"/>
@@ -14390,7 +13989,6 @@
                 <w:sz w:val="32"/>
                 <w:szCs w:val="40"/>
               </w:rPr>
-              <w:lastRenderedPageBreak/>
               <w:t>mÉ</w:t>
             </w:r>
             <w:r>
@@ -14551,25 +14149,7 @@
                 <w:sz w:val="32"/>
                 <w:szCs w:val="40"/>
               </w:rPr>
-              <w:t>)</w:t>
-            </w:r>
-            <w:proofErr w:type="gramStart"/>
-            <w:r>
-              <w:rPr>
-                <w:rFonts w:ascii="BRH Devanagari Extra" w:hAnsi="BRH Devanagari Extra" w:cs="BRH Devanagari Extra"/>
-                <w:sz w:val="32"/>
-                <w:szCs w:val="40"/>
-              </w:rPr>
-              <w:t>-  AuÉþirÉÉï</w:t>
-            </w:r>
-            <w:proofErr w:type="gramEnd"/>
-            <w:r>
-              <w:rPr>
-                <w:rFonts w:ascii="BRH Devanagari Extra" w:hAnsi="BRH Devanagari Extra" w:cs="BRH Devanagari Extra"/>
-                <w:sz w:val="32"/>
-                <w:szCs w:val="40"/>
-              </w:rPr>
-              <w:t xml:space="preserve"> ||</w:t>
+              <w:t>)-  AuÉþirÉÉï ||</w:t>
             </w:r>
           </w:p>
           <w:p>
@@ -14761,25 +14341,7 @@
                 <w:sz w:val="32"/>
                 <w:szCs w:val="40"/>
               </w:rPr>
-              <w:t>)</w:t>
-            </w:r>
-            <w:proofErr w:type="gramStart"/>
-            <w:r>
-              <w:rPr>
-                <w:rFonts w:ascii="BRH Devanagari Extra" w:hAnsi="BRH Devanagari Extra" w:cs="BRH Devanagari Extra"/>
-                <w:sz w:val="32"/>
-                <w:szCs w:val="40"/>
-              </w:rPr>
-              <w:t>-  AuÉþirÉÉï</w:t>
-            </w:r>
-            <w:proofErr w:type="gramEnd"/>
-            <w:r>
-              <w:rPr>
-                <w:rFonts w:ascii="BRH Devanagari Extra" w:hAnsi="BRH Devanagari Extra" w:cs="BRH Devanagari Extra"/>
-                <w:sz w:val="32"/>
-                <w:szCs w:val="40"/>
-              </w:rPr>
-              <w:t xml:space="preserve"> ||</w:t>
+              <w:t>)-  AuÉþirÉÉï ||</w:t>
             </w:r>
           </w:p>
           <w:p>
@@ -14967,25 +14529,7 @@
                 <w:sz w:val="32"/>
                 <w:szCs w:val="40"/>
               </w:rPr>
-              <w:t>)</w:t>
-            </w:r>
-            <w:proofErr w:type="gramStart"/>
-            <w:r>
-              <w:rPr>
-                <w:rFonts w:ascii="BRH Devanagari Extra" w:hAnsi="BRH Devanagari Extra" w:cs="BRH Devanagari Extra"/>
-                <w:sz w:val="32"/>
-                <w:szCs w:val="40"/>
-              </w:rPr>
-              <w:t>-  rÉiÉç</w:t>
-            </w:r>
-            <w:proofErr w:type="gramEnd"/>
-            <w:r>
-              <w:rPr>
-                <w:rFonts w:ascii="BRH Devanagari Extra" w:hAnsi="BRH Devanagari Extra" w:cs="BRH Devanagari Extra"/>
-                <w:sz w:val="32"/>
-                <w:szCs w:val="40"/>
-              </w:rPr>
-              <w:t xml:space="preserve"> | iÉå</w:t>
+              <w:t>)-  rÉiÉç | iÉå</w:t>
             </w:r>
             <w:r>
               <w:rPr>
@@ -15321,18 +14865,8 @@
                 <w:sz w:val="32"/>
                 <w:szCs w:val="40"/>
               </w:rPr>
-              <w:t>)</w:t>
-            </w:r>
-            <w:proofErr w:type="gramStart"/>
-            <w:r>
-              <w:rPr>
-                <w:rFonts w:ascii="BRH Devanagari Extra" w:hAnsi="BRH Devanagari Extra" w:cs="BRH Devanagari Extra"/>
-                <w:sz w:val="32"/>
-                <w:szCs w:val="40"/>
-              </w:rPr>
-              <w:t>-  iÉå</w:t>
-            </w:r>
-            <w:proofErr w:type="gramEnd"/>
+              <w:t>)-  iÉå</w:t>
+            </w:r>
             <w:r>
               <w:rPr>
                 <w:rFonts w:ascii="BRH Malayalam Extra" w:hAnsi="BRH Malayalam Extra" w:cs="BRH Devanagari Extra"/>
@@ -15873,18 +15407,8 @@
                 <w:sz w:val="32"/>
                 <w:szCs w:val="40"/>
               </w:rPr>
-              <w:t>)</w:t>
-            </w:r>
-            <w:proofErr w:type="gramStart"/>
-            <w:r>
-              <w:rPr>
-                <w:rFonts w:ascii="BRH Devanagari Extra" w:hAnsi="BRH Devanagari Extra" w:cs="BRH Devanagari Extra"/>
-                <w:sz w:val="32"/>
-                <w:szCs w:val="40"/>
-              </w:rPr>
-              <w:t>-  qÉ</w:t>
-            </w:r>
-            <w:proofErr w:type="gramEnd"/>
+              <w:t>)-  qÉ</w:t>
+            </w:r>
             <w:r>
               <w:rPr>
                 <w:rFonts w:ascii="BRH Malayalam Extra" w:hAnsi="BRH Malayalam Extra" w:cs="BRH Devanagari Extra"/>
@@ -16289,6 +15813,7 @@
                 <w:szCs w:val="40"/>
                 <w:highlight w:val="yellow"/>
               </w:rPr>
+              <w:lastRenderedPageBreak/>
               <w:t>mÉ</w:t>
             </w:r>
             <w:r>
@@ -16416,18 +15941,8 @@
                 <w:sz w:val="32"/>
                 <w:szCs w:val="40"/>
               </w:rPr>
-              <w:t>)</w:t>
-            </w:r>
-            <w:proofErr w:type="gramStart"/>
-            <w:r>
-              <w:rPr>
-                <w:rFonts w:ascii="BRH Devanagari Extra" w:hAnsi="BRH Devanagari Extra" w:cs="BRH Devanagari Extra"/>
-                <w:sz w:val="32"/>
-                <w:szCs w:val="40"/>
-              </w:rPr>
-              <w:t>-  qÉ</w:t>
-            </w:r>
-            <w:proofErr w:type="gramEnd"/>
+              <w:t>)-  qÉ</w:t>
+            </w:r>
             <w:r>
               <w:rPr>
                 <w:rFonts w:ascii="BRH Malayalam Extra" w:hAnsi="BRH Malayalam Extra" w:cs="BRH Devanagari Extra"/>
@@ -16487,7 +16002,6 @@
                 <w:sz w:val="32"/>
                 <w:szCs w:val="40"/>
               </w:rPr>
-              <w:lastRenderedPageBreak/>
               <w:t>qÉ</w:t>
             </w:r>
             <w:r>
@@ -16716,25 +16230,7 @@
                 <w:sz w:val="32"/>
                 <w:szCs w:val="40"/>
               </w:rPr>
-              <w:t>)</w:t>
-            </w:r>
-            <w:proofErr w:type="gramStart"/>
-            <w:r>
-              <w:rPr>
-                <w:rFonts w:ascii="BRH Devanagari Extra" w:hAnsi="BRH Devanagari Extra" w:cs="BRH Devanagari Extra"/>
-                <w:sz w:val="32"/>
-                <w:szCs w:val="40"/>
-              </w:rPr>
-              <w:t>-  rÉiÉç</w:t>
-            </w:r>
-            <w:proofErr w:type="gramEnd"/>
-            <w:r>
-              <w:rPr>
-                <w:rFonts w:ascii="BRH Devanagari Extra" w:hAnsi="BRH Devanagari Extra" w:cs="BRH Devanagari Extra"/>
-                <w:sz w:val="32"/>
-                <w:szCs w:val="40"/>
-              </w:rPr>
-              <w:t xml:space="preserve"> | iÉå</w:t>
+              <w:t>)-  rÉiÉç | iÉå</w:t>
             </w:r>
             <w:r>
               <w:rPr>
@@ -17064,18 +16560,8 @@
                 <w:sz w:val="32"/>
                 <w:szCs w:val="40"/>
               </w:rPr>
-              <w:t>)</w:t>
-            </w:r>
-            <w:proofErr w:type="gramStart"/>
-            <w:r>
-              <w:rPr>
-                <w:rFonts w:ascii="BRH Devanagari Extra" w:hAnsi="BRH Devanagari Extra" w:cs="BRH Devanagari Extra"/>
-                <w:sz w:val="32"/>
-                <w:szCs w:val="40"/>
-              </w:rPr>
-              <w:t>-  iÉå</w:t>
-            </w:r>
-            <w:proofErr w:type="gramEnd"/>
+              <w:t>)-  iÉå</w:t>
+            </w:r>
             <w:r>
               <w:rPr>
                 <w:rFonts w:ascii="BRH Malayalam Extra" w:hAnsi="BRH Malayalam Extra" w:cs="BRH Devanagari Extra"/>
@@ -17596,18 +17082,8 @@
                 <w:sz w:val="32"/>
                 <w:szCs w:val="40"/>
               </w:rPr>
-              <w:t>)</w:t>
-            </w:r>
-            <w:proofErr w:type="gramStart"/>
-            <w:r>
-              <w:rPr>
-                <w:rFonts w:ascii="BRH Devanagari Extra" w:hAnsi="BRH Devanagari Extra" w:cs="BRH Devanagari Extra"/>
-                <w:sz w:val="32"/>
-                <w:szCs w:val="40"/>
-              </w:rPr>
-              <w:t>-  qÉ</w:t>
-            </w:r>
-            <w:proofErr w:type="gramEnd"/>
+              <w:t>)-  qÉ</w:t>
+            </w:r>
             <w:r>
               <w:rPr>
                 <w:rFonts w:ascii="BRH Malayalam Extra" w:hAnsi="BRH Malayalam Extra" w:cs="BRH Devanagari Extra"/>
@@ -17990,6 +17466,7 @@
                 <w:szCs w:val="40"/>
                 <w:highlight w:val="green"/>
               </w:rPr>
+              <w:lastRenderedPageBreak/>
               <w:t>mÉ×</w:t>
             </w:r>
             <w:r>
@@ -18117,18 +17594,8 @@
                 <w:sz w:val="32"/>
                 <w:szCs w:val="40"/>
               </w:rPr>
-              <w:t>)</w:t>
-            </w:r>
-            <w:proofErr w:type="gramStart"/>
-            <w:r>
-              <w:rPr>
-                <w:rFonts w:ascii="BRH Devanagari Extra" w:hAnsi="BRH Devanagari Extra" w:cs="BRH Devanagari Extra"/>
-                <w:sz w:val="32"/>
-                <w:szCs w:val="40"/>
-              </w:rPr>
-              <w:t>-  qÉ</w:t>
-            </w:r>
-            <w:proofErr w:type="gramEnd"/>
+              <w:t>)-  qÉ</w:t>
+            </w:r>
             <w:r>
               <w:rPr>
                 <w:rFonts w:ascii="BRH Malayalam Extra" w:hAnsi="BRH Malayalam Extra" w:cs="BRH Devanagari Extra"/>
@@ -18190,7 +17657,6 @@
                 <w:sz w:val="32"/>
                 <w:szCs w:val="40"/>
               </w:rPr>
-              <w:lastRenderedPageBreak/>
               <w:t>qÉ</w:t>
             </w:r>
             <w:r>
@@ -18424,18 +17890,8 @@
                 <w:sz w:val="32"/>
                 <w:szCs w:val="40"/>
               </w:rPr>
-              <w:t>)</w:t>
-            </w:r>
-            <w:proofErr w:type="gramStart"/>
-            <w:r>
-              <w:rPr>
-                <w:rFonts w:ascii="BRH Devanagari Extra" w:hAnsi="BRH Devanagari Extra" w:cs="BRH Devanagari Extra"/>
-                <w:sz w:val="32"/>
-                <w:szCs w:val="40"/>
-              </w:rPr>
-              <w:t>-  A</w:t>
-            </w:r>
-            <w:proofErr w:type="gramEnd"/>
+              <w:t>)-  A</w:t>
+            </w:r>
             <w:r>
               <w:rPr>
                 <w:rFonts w:ascii="BRH Malayalam Extra" w:hAnsi="BRH Malayalam Extra" w:cs="BRH Devanagari Extra"/>
@@ -18809,18 +18265,8 @@
                 <w:sz w:val="32"/>
                 <w:szCs w:val="40"/>
               </w:rPr>
-              <w:t>)</w:t>
-            </w:r>
-            <w:proofErr w:type="gramStart"/>
-            <w:r>
-              <w:rPr>
-                <w:rFonts w:ascii="BRH Devanagari Extra" w:hAnsi="BRH Devanagari Extra" w:cs="BRH Devanagari Extra"/>
-                <w:sz w:val="32"/>
-                <w:szCs w:val="40"/>
-              </w:rPr>
-              <w:t>-  sÉÉå</w:t>
-            </w:r>
-            <w:proofErr w:type="gramEnd"/>
+              <w:t>)-  sÉÉå</w:t>
+            </w:r>
             <w:r>
               <w:rPr>
                 <w:rFonts w:ascii="BRH Malayalam Extra" w:hAnsi="BRH Malayalam Extra" w:cs="BRH Devanagari Extra"/>
@@ -19155,18 +18601,8 @@
                 <w:sz w:val="32"/>
                 <w:szCs w:val="40"/>
               </w:rPr>
-              <w:t>)</w:t>
-            </w:r>
-            <w:proofErr w:type="gramStart"/>
-            <w:r>
-              <w:rPr>
-                <w:rFonts w:ascii="BRH Devanagari Extra" w:hAnsi="BRH Devanagari Extra" w:cs="BRH Devanagari Extra"/>
-                <w:sz w:val="32"/>
-                <w:szCs w:val="40"/>
-              </w:rPr>
-              <w:t>-  A</w:t>
-            </w:r>
-            <w:proofErr w:type="gramEnd"/>
+              <w:t>)-  A</w:t>
+            </w:r>
             <w:r>
               <w:rPr>
                 <w:rFonts w:ascii="BRH Malayalam Extra" w:hAnsi="BRH Malayalam Extra" w:cs="BRH Devanagari Extra"/>
@@ -19540,18 +18976,8 @@
                 <w:sz w:val="32"/>
                 <w:szCs w:val="40"/>
               </w:rPr>
-              <w:t>)</w:t>
-            </w:r>
-            <w:proofErr w:type="gramStart"/>
-            <w:r>
-              <w:rPr>
-                <w:rFonts w:ascii="BRH Devanagari Extra" w:hAnsi="BRH Devanagari Extra" w:cs="BRH Devanagari Extra"/>
-                <w:sz w:val="32"/>
-                <w:szCs w:val="40"/>
-              </w:rPr>
-              <w:t>-  sÉÉå</w:t>
-            </w:r>
-            <w:proofErr w:type="gramEnd"/>
+              <w:t>)-  sÉÉå</w:t>
+            </w:r>
             <w:r>
               <w:rPr>
                 <w:rFonts w:ascii="BRH Malayalam Extra" w:hAnsi="BRH Malayalam Extra" w:cs="BRH Devanagari Extra"/>
@@ -20550,18 +19976,8 @@
                 <w:sz w:val="32"/>
                 <w:szCs w:val="40"/>
               </w:rPr>
-              <w:t>)</w:t>
-            </w:r>
-            <w:proofErr w:type="gramStart"/>
-            <w:r>
-              <w:rPr>
-                <w:rFonts w:ascii="BRH Devanagari Extra" w:hAnsi="BRH Devanagari Extra" w:cs="BRH Devanagari Extra"/>
-                <w:sz w:val="32"/>
-                <w:szCs w:val="40"/>
-              </w:rPr>
-              <w:t>-  G</w:t>
-            </w:r>
-            <w:proofErr w:type="gramEnd"/>
+              <w:t>)-  G</w:t>
+            </w:r>
             <w:r>
               <w:rPr>
                 <w:rFonts w:ascii="BRH Malayalam Extra" w:hAnsi="BRH Malayalam Extra" w:cs="BRH Devanagari Extra"/>
@@ -20790,18 +20206,8 @@
                 <w:sz w:val="32"/>
                 <w:szCs w:val="40"/>
               </w:rPr>
-              <w:t>)</w:t>
-            </w:r>
-            <w:proofErr w:type="gramStart"/>
-            <w:r>
-              <w:rPr>
-                <w:rFonts w:ascii="BRH Devanagari Extra" w:hAnsi="BRH Devanagari Extra" w:cs="BRH Devanagari Extra"/>
-                <w:sz w:val="32"/>
-                <w:szCs w:val="40"/>
-              </w:rPr>
-              <w:t>-  G</w:t>
-            </w:r>
-            <w:proofErr w:type="gramEnd"/>
+              <w:t>)-  G</w:t>
+            </w:r>
             <w:r>
               <w:rPr>
                 <w:rFonts w:ascii="BRH Malayalam Extra" w:hAnsi="BRH Malayalam Extra" w:cs="BRH Devanagari Extra"/>
@@ -21036,25 +20442,7 @@
                 <w:sz w:val="32"/>
                 <w:szCs w:val="40"/>
               </w:rPr>
-              <w:t>)</w:t>
-            </w:r>
-            <w:proofErr w:type="gramStart"/>
-            <w:r>
-              <w:rPr>
-                <w:rFonts w:ascii="BRH Devanagari Extra" w:hAnsi="BRH Devanagari Extra" w:cs="BRH Devanagari Extra"/>
-                <w:sz w:val="32"/>
-                <w:szCs w:val="40"/>
-              </w:rPr>
-              <w:t>-  zÉ</w:t>
-            </w:r>
-            <w:proofErr w:type="gramEnd"/>
-            <w:r>
-              <w:rPr>
-                <w:rFonts w:ascii="BRH Devanagari Extra" w:hAnsi="BRH Devanagari Extra" w:cs="BRH Devanagari Extra"/>
-                <w:sz w:val="32"/>
-                <w:szCs w:val="40"/>
-              </w:rPr>
-              <w:t>×</w:t>
+              <w:t>)-  zÉ×</w:t>
             </w:r>
             <w:r>
               <w:rPr>
@@ -21273,25 +20661,7 @@
                 <w:sz w:val="32"/>
                 <w:szCs w:val="40"/>
               </w:rPr>
-              <w:t>)</w:t>
-            </w:r>
-            <w:proofErr w:type="gramStart"/>
-            <w:r>
-              <w:rPr>
-                <w:rFonts w:ascii="BRH Devanagari Extra" w:hAnsi="BRH Devanagari Extra" w:cs="BRH Devanagari Extra"/>
-                <w:sz w:val="32"/>
-                <w:szCs w:val="40"/>
-              </w:rPr>
-              <w:t>-  zÉ</w:t>
-            </w:r>
-            <w:proofErr w:type="gramEnd"/>
-            <w:r>
-              <w:rPr>
-                <w:rFonts w:ascii="BRH Devanagari Extra" w:hAnsi="BRH Devanagari Extra" w:cs="BRH Devanagari Extra"/>
-                <w:sz w:val="32"/>
-                <w:szCs w:val="40"/>
-              </w:rPr>
-              <w:t>×</w:t>
+              <w:t>)-  zÉ×</w:t>
             </w:r>
             <w:r>
               <w:rPr>
@@ -21511,18 +20881,8 @@
                 <w:sz w:val="32"/>
                 <w:szCs w:val="40"/>
               </w:rPr>
-              <w:t>)</w:t>
-            </w:r>
-            <w:proofErr w:type="gramStart"/>
-            <w:r>
-              <w:rPr>
-                <w:rFonts w:ascii="BRH Devanagari Extra" w:hAnsi="BRH Devanagari Extra" w:cs="BRH Devanagari Extra"/>
-                <w:sz w:val="32"/>
-                <w:szCs w:val="40"/>
-              </w:rPr>
-              <w:t>-  lÉ</w:t>
-            </w:r>
-            <w:proofErr w:type="gramEnd"/>
+              <w:t>)-  lÉ</w:t>
+            </w:r>
             <w:r>
               <w:rPr>
                 <w:rFonts w:ascii="BRH Malayalam Extra" w:hAnsi="BRH Malayalam Extra" w:cs="BRH Devanagari Extra"/>
@@ -22106,18 +21466,8 @@
                 <w:sz w:val="32"/>
                 <w:szCs w:val="40"/>
               </w:rPr>
-              <w:t>)</w:t>
-            </w:r>
-            <w:proofErr w:type="gramStart"/>
-            <w:r>
-              <w:rPr>
-                <w:rFonts w:ascii="BRH Devanagari Extra" w:hAnsi="BRH Devanagari Extra" w:cs="BRH Devanagari Extra"/>
-                <w:sz w:val="32"/>
-                <w:szCs w:val="40"/>
-              </w:rPr>
-              <w:t>-  mÉÉ</w:t>
-            </w:r>
-            <w:proofErr w:type="gramEnd"/>
+              <w:t>)-  mÉÉ</w:t>
+            </w:r>
             <w:r>
               <w:rPr>
                 <w:rFonts w:ascii="BRH Malayalam Extra" w:hAnsi="BRH Malayalam Extra" w:cs="BRH Devanagari Extra"/>
@@ -22583,18 +21933,8 @@
                 <w:sz w:val="32"/>
                 <w:szCs w:val="40"/>
               </w:rPr>
-              <w:t>)</w:t>
-            </w:r>
-            <w:proofErr w:type="gramStart"/>
-            <w:r>
-              <w:rPr>
-                <w:rFonts w:ascii="BRH Devanagari Extra" w:hAnsi="BRH Devanagari Extra" w:cs="BRH Devanagari Extra"/>
-                <w:sz w:val="32"/>
-                <w:szCs w:val="40"/>
-              </w:rPr>
-              <w:t>-  SÏ</w:t>
-            </w:r>
-            <w:proofErr w:type="gramEnd"/>
+              <w:t>)-  SÏ</w:t>
+            </w:r>
             <w:r>
               <w:rPr>
                 <w:rFonts w:ascii="BRH Malayalam Extra" w:hAnsi="BRH Malayalam Extra" w:cs="BRH Devanagari Extra"/>
@@ -22964,18 +22304,8 @@
                 <w:sz w:val="32"/>
                 <w:szCs w:val="40"/>
               </w:rPr>
-              <w:t>)</w:t>
-            </w:r>
-            <w:proofErr w:type="gramStart"/>
-            <w:r>
-              <w:rPr>
-                <w:rFonts w:ascii="BRH Devanagari Extra" w:hAnsi="BRH Devanagari Extra" w:cs="BRH Devanagari Extra"/>
-                <w:sz w:val="32"/>
-                <w:szCs w:val="40"/>
-              </w:rPr>
-              <w:t>-  lÉ</w:t>
-            </w:r>
-            <w:proofErr w:type="gramEnd"/>
+              <w:t>)-  lÉ</w:t>
+            </w:r>
             <w:r>
               <w:rPr>
                 <w:rFonts w:ascii="BRH Malayalam Extra" w:hAnsi="BRH Malayalam Extra" w:cs="BRH Devanagari Extra"/>
@@ -23742,18 +23072,8 @@
                 <w:sz w:val="32"/>
                 <w:szCs w:val="40"/>
               </w:rPr>
-              <w:t>)</w:t>
-            </w:r>
-            <w:proofErr w:type="gramStart"/>
-            <w:r>
-              <w:rPr>
-                <w:rFonts w:ascii="BRH Devanagari Extra" w:hAnsi="BRH Devanagari Extra" w:cs="BRH Devanagari Extra"/>
-                <w:sz w:val="32"/>
-                <w:szCs w:val="40"/>
-              </w:rPr>
-              <w:t>-  mÉÉ</w:t>
-            </w:r>
-            <w:proofErr w:type="gramEnd"/>
+              <w:t>)-  mÉÉ</w:t>
+            </w:r>
             <w:r>
               <w:rPr>
                 <w:rFonts w:ascii="BRH Malayalam Extra" w:hAnsi="BRH Malayalam Extra" w:cs="BRH Devanagari Extra"/>
@@ -24344,18 +23664,8 @@
                 <w:sz w:val="32"/>
                 <w:szCs w:val="40"/>
               </w:rPr>
-              <w:t>)</w:t>
-            </w:r>
-            <w:proofErr w:type="gramStart"/>
-            <w:r>
-              <w:rPr>
-                <w:rFonts w:ascii="BRH Devanagari Extra" w:hAnsi="BRH Devanagari Extra" w:cs="BRH Devanagari Extra"/>
-                <w:sz w:val="32"/>
-                <w:szCs w:val="40"/>
-              </w:rPr>
-              <w:t>-  SÏ</w:t>
-            </w:r>
-            <w:proofErr w:type="gramEnd"/>
+              <w:t>)-  SÏ</w:t>
+            </w:r>
             <w:r>
               <w:rPr>
                 <w:rFonts w:ascii="BRH Malayalam Extra" w:hAnsi="BRH Malayalam Extra" w:cs="BRH Devanagari Extra"/>
@@ -24736,25 +24046,7 @@
                 <w:sz w:val="32"/>
                 <w:szCs w:val="40"/>
               </w:rPr>
-              <w:t>)</w:t>
-            </w:r>
-            <w:proofErr w:type="gramStart"/>
-            <w:r>
-              <w:rPr>
-                <w:rFonts w:ascii="BRH Devanagari Extra" w:hAnsi="BRH Devanagari Extra" w:cs="BRH Devanagari Extra"/>
-                <w:sz w:val="32"/>
-                <w:szCs w:val="40"/>
-              </w:rPr>
-              <w:t>-  ASÉÿprÉqÉç</w:t>
-            </w:r>
-            <w:proofErr w:type="gramEnd"/>
-            <w:r>
-              <w:rPr>
-                <w:rFonts w:ascii="BRH Devanagari Extra" w:hAnsi="BRH Devanagari Extra" w:cs="BRH Devanagari Extra"/>
-                <w:sz w:val="32"/>
-                <w:szCs w:val="40"/>
-              </w:rPr>
-              <w:t xml:space="preserve"> ||</w:t>
+              <w:t>)-  ASÉÿprÉqÉç ||</w:t>
             </w:r>
           </w:p>
           <w:p>
@@ -24916,25 +24208,7 @@
                 <w:sz w:val="32"/>
                 <w:szCs w:val="40"/>
               </w:rPr>
-              <w:t>)</w:t>
-            </w:r>
-            <w:proofErr w:type="gramStart"/>
-            <w:r>
-              <w:rPr>
-                <w:rFonts w:ascii="BRH Devanagari Extra" w:hAnsi="BRH Devanagari Extra" w:cs="BRH Devanagari Extra"/>
-                <w:sz w:val="32"/>
-                <w:szCs w:val="40"/>
-              </w:rPr>
-              <w:t>-  ASÉÿprÉqÉç</w:t>
-            </w:r>
-            <w:proofErr w:type="gramEnd"/>
-            <w:r>
-              <w:rPr>
-                <w:rFonts w:ascii="BRH Devanagari Extra" w:hAnsi="BRH Devanagari Extra" w:cs="BRH Devanagari Extra"/>
-                <w:sz w:val="32"/>
-                <w:szCs w:val="40"/>
-              </w:rPr>
-              <w:t xml:space="preserve"> ||</w:t>
+              <w:t>)-  ASÉÿprÉqÉç ||</w:t>
             </w:r>
           </w:p>
           <w:p>
@@ -25090,18 +24364,8 @@
                 <w:sz w:val="32"/>
                 <w:szCs w:val="40"/>
               </w:rPr>
-              <w:t>)</w:t>
-            </w:r>
-            <w:proofErr w:type="gramStart"/>
-            <w:r>
-              <w:rPr>
-                <w:rFonts w:ascii="BRH Devanagari Extra" w:hAnsi="BRH Devanagari Extra" w:cs="BRH Devanagari Extra"/>
-                <w:sz w:val="32"/>
-                <w:szCs w:val="40"/>
-              </w:rPr>
-              <w:t>-  xrÉÉå</w:t>
-            </w:r>
-            <w:proofErr w:type="gramEnd"/>
+              <w:t>)-  xrÉÉå</w:t>
+            </w:r>
             <w:r>
               <w:rPr>
                 <w:rFonts w:ascii="BRH Malayalam Extra" w:hAnsi="BRH Malayalam Extra" w:cs="BRH Devanagari Extra"/>
@@ -25354,18 +24618,8 @@
                 <w:sz w:val="32"/>
                 <w:szCs w:val="40"/>
               </w:rPr>
-              <w:t>)</w:t>
-            </w:r>
-            <w:proofErr w:type="gramStart"/>
-            <w:r>
-              <w:rPr>
-                <w:rFonts w:ascii="BRH Devanagari Extra" w:hAnsi="BRH Devanagari Extra" w:cs="BRH Devanagari Extra"/>
-                <w:sz w:val="32"/>
-                <w:szCs w:val="40"/>
-              </w:rPr>
-              <w:t>-  xrÉÉå</w:t>
-            </w:r>
-            <w:proofErr w:type="gramEnd"/>
+              <w:t>)-  xrÉÉå</w:t>
+            </w:r>
             <w:r>
               <w:rPr>
                 <w:rFonts w:ascii="BRH Malayalam Extra" w:hAnsi="BRH Malayalam Extra" w:cs="BRH Devanagari Extra"/>
@@ -25620,25 +24874,7 @@
                 <w:sz w:val="32"/>
                 <w:szCs w:val="40"/>
               </w:rPr>
-              <w:t>)</w:t>
-            </w:r>
-            <w:proofErr w:type="gramStart"/>
-            <w:r>
-              <w:rPr>
-                <w:rFonts w:ascii="BRH Devanagari Extra" w:hAnsi="BRH Devanagari Extra" w:cs="BRH Devanagari Extra"/>
-                <w:sz w:val="32"/>
-                <w:szCs w:val="40"/>
-              </w:rPr>
-              <w:t>-  uÉæ</w:t>
-            </w:r>
-            <w:proofErr w:type="gramEnd"/>
-            <w:r>
-              <w:rPr>
-                <w:rFonts w:ascii="BRH Devanagari Extra" w:hAnsi="BRH Devanagari Extra" w:cs="BRH Devanagari Extra"/>
-                <w:sz w:val="32"/>
-                <w:szCs w:val="40"/>
-              </w:rPr>
-              <w:t xml:space="preserve"> | G</w:t>
+              <w:t>)-  uÉæ | G</w:t>
             </w:r>
             <w:r>
               <w:rPr>
@@ -25985,18 +25221,8 @@
                 <w:sz w:val="32"/>
                 <w:szCs w:val="40"/>
               </w:rPr>
-              <w:t>)</w:t>
-            </w:r>
-            <w:proofErr w:type="gramStart"/>
-            <w:r>
-              <w:rPr>
-                <w:rFonts w:ascii="BRH Devanagari Extra" w:hAnsi="BRH Devanagari Extra" w:cs="BRH Devanagari Extra"/>
-                <w:sz w:val="32"/>
-                <w:szCs w:val="40"/>
-              </w:rPr>
-              <w:t>-  G</w:t>
-            </w:r>
-            <w:proofErr w:type="gramEnd"/>
+              <w:t>)-  G</w:t>
+            </w:r>
             <w:r>
               <w:rPr>
                 <w:rFonts w:ascii="BRH Malayalam Extra" w:hAnsi="BRH Malayalam Extra" w:cs="BRH Devanagari Extra"/>
@@ -26371,18 +25597,8 @@
                 <w:sz w:val="32"/>
                 <w:szCs w:val="40"/>
               </w:rPr>
-              <w:t>)</w:t>
-            </w:r>
-            <w:proofErr w:type="gramStart"/>
-            <w:r>
-              <w:rPr>
-                <w:rFonts w:ascii="BRH Devanagari Extra" w:hAnsi="BRH Devanagari Extra" w:cs="BRH Devanagari Extra"/>
-                <w:sz w:val="32"/>
-                <w:szCs w:val="40"/>
-              </w:rPr>
-              <w:t>-  G</w:t>
-            </w:r>
-            <w:proofErr w:type="gramEnd"/>
+              <w:t>)-  G</w:t>
+            </w:r>
             <w:r>
               <w:rPr>
                 <w:rFonts w:ascii="BRH Malayalam Extra" w:hAnsi="BRH Malayalam Extra" w:cs="BRH Devanagari Extra"/>
@@ -26679,25 +25895,7 @@
                 <w:sz w:val="32"/>
                 <w:szCs w:val="40"/>
               </w:rPr>
-              <w:t>)</w:t>
-            </w:r>
-            <w:proofErr w:type="gramStart"/>
-            <w:r>
-              <w:rPr>
-                <w:rFonts w:ascii="BRH Devanagari Extra" w:hAnsi="BRH Devanagari Extra" w:cs="BRH Devanagari Extra"/>
-                <w:sz w:val="32"/>
-                <w:szCs w:val="40"/>
-              </w:rPr>
-              <w:t>-  uÉæ</w:t>
-            </w:r>
-            <w:proofErr w:type="gramEnd"/>
-            <w:r>
-              <w:rPr>
-                <w:rFonts w:ascii="BRH Devanagari Extra" w:hAnsi="BRH Devanagari Extra" w:cs="BRH Devanagari Extra"/>
-                <w:sz w:val="32"/>
-                <w:szCs w:val="40"/>
-              </w:rPr>
-              <w:t xml:space="preserve"> | G</w:t>
+              <w:t>)-  uÉæ | G</w:t>
             </w:r>
             <w:r>
               <w:rPr>
@@ -27052,18 +26250,8 @@
                 <w:sz w:val="32"/>
                 <w:szCs w:val="40"/>
               </w:rPr>
-              <w:t>)</w:t>
-            </w:r>
-            <w:proofErr w:type="gramStart"/>
-            <w:r>
-              <w:rPr>
-                <w:rFonts w:ascii="BRH Devanagari Extra" w:hAnsi="BRH Devanagari Extra" w:cs="BRH Devanagari Extra"/>
-                <w:sz w:val="32"/>
-                <w:szCs w:val="40"/>
-              </w:rPr>
-              <w:t>-  G</w:t>
-            </w:r>
-            <w:proofErr w:type="gramEnd"/>
+              <w:t>)-  G</w:t>
+            </w:r>
             <w:r>
               <w:rPr>
                 <w:rFonts w:ascii="BRH Malayalam Extra" w:hAnsi="BRH Malayalam Extra" w:cs="BRH Devanagari Extra"/>
@@ -27495,18 +26683,8 @@
                 <w:sz w:val="32"/>
                 <w:szCs w:val="40"/>
               </w:rPr>
-              <w:t>)</w:t>
-            </w:r>
-            <w:proofErr w:type="gramStart"/>
-            <w:r>
-              <w:rPr>
-                <w:rFonts w:ascii="BRH Devanagari Extra" w:hAnsi="BRH Devanagari Extra" w:cs="BRH Devanagari Extra"/>
-                <w:sz w:val="32"/>
-                <w:szCs w:val="40"/>
-              </w:rPr>
-              <w:t>-  G</w:t>
-            </w:r>
-            <w:proofErr w:type="gramEnd"/>
+              <w:t>)-  G</w:t>
+            </w:r>
             <w:r>
               <w:rPr>
                 <w:rFonts w:ascii="BRH Malayalam Extra" w:hAnsi="BRH Malayalam Extra" w:cs="BRH Devanagari Extra"/>
@@ -27867,25 +27045,7 @@
                 <w:sz w:val="32"/>
                 <w:szCs w:val="40"/>
               </w:rPr>
-              <w:t>)</w:t>
-            </w:r>
-            <w:proofErr w:type="gramStart"/>
-            <w:r>
-              <w:rPr>
-                <w:rFonts w:ascii="BRH Devanagari Extra" w:hAnsi="BRH Devanagari Extra" w:cs="BRH Devanagari Extra"/>
-                <w:sz w:val="32"/>
-                <w:szCs w:val="40"/>
-              </w:rPr>
-              <w:t>-  EmÉþ</w:t>
-            </w:r>
-            <w:proofErr w:type="gramEnd"/>
-            <w:r>
-              <w:rPr>
-                <w:rFonts w:ascii="BRH Devanagari Extra" w:hAnsi="BRH Devanagari Extra" w:cs="BRH Devanagari Extra"/>
-                <w:sz w:val="32"/>
-                <w:szCs w:val="40"/>
-              </w:rPr>
-              <w:t xml:space="preserve"> | ÌiÉ</w:t>
+              <w:t>)-  EmÉþ | ÌiÉ</w:t>
             </w:r>
             <w:r>
               <w:rPr>
@@ -28107,6 +27267,173 @@
                 <w:szCs w:val="40"/>
               </w:rPr>
             </w:pPr>
+            <w:r>
+              <w:rPr>
+                <w:rFonts w:cs="BRH Devanagari Extra"/>
+                <w:szCs w:val="40"/>
+              </w:rPr>
+              <w:t>6</w:t>
+            </w:r>
+            <w:r>
+              <w:rPr>
+                <w:rFonts w:ascii="BRH Devanagari Extra" w:hAnsi="BRH Devanagari Extra" w:cs="BRH Devanagari Extra"/>
+                <w:sz w:val="32"/>
+                <w:szCs w:val="40"/>
+              </w:rPr>
+              <w:t>)</w:t>
+            </w:r>
+            <w:r>
+              <w:rPr>
+                <w:rFonts w:cs="BRH Devanagari Extra"/>
+                <w:szCs w:val="40"/>
+              </w:rPr>
+              <w:t xml:space="preserve">  1</w:t>
+            </w:r>
+            <w:r>
+              <w:rPr>
+                <w:rFonts w:ascii="BRH Devanagari Extra" w:hAnsi="BRH Devanagari Extra" w:cs="BRH Devanagari Extra"/>
+                <w:sz w:val="32"/>
+                <w:szCs w:val="40"/>
+              </w:rPr>
+              <w:t>.</w:t>
+            </w:r>
+            <w:r>
+              <w:rPr>
+                <w:rFonts w:cs="BRH Devanagari Extra"/>
+                <w:szCs w:val="40"/>
+              </w:rPr>
+              <w:t>5</w:t>
+            </w:r>
+            <w:r>
+              <w:rPr>
+                <w:rFonts w:ascii="BRH Devanagari Extra" w:hAnsi="BRH Devanagari Extra" w:cs="BRH Devanagari Extra"/>
+                <w:sz w:val="32"/>
+                <w:szCs w:val="40"/>
+              </w:rPr>
+              <w:t>.</w:t>
+            </w:r>
+            <w:r>
+              <w:rPr>
+                <w:rFonts w:cs="BRH Devanagari Extra"/>
+                <w:szCs w:val="40"/>
+              </w:rPr>
+              <w:t>7</w:t>
+            </w:r>
+            <w:r>
+              <w:rPr>
+                <w:rFonts w:ascii="BRH Devanagari Extra" w:hAnsi="BRH Devanagari Extra" w:cs="BRH Devanagari Extra"/>
+                <w:sz w:val="32"/>
+                <w:szCs w:val="40"/>
+              </w:rPr>
+              <w:t>.</w:t>
+            </w:r>
+            <w:r>
+              <w:rPr>
+                <w:rFonts w:cs="BRH Devanagari Extra"/>
+                <w:szCs w:val="40"/>
+              </w:rPr>
+              <w:t>4</w:t>
+            </w:r>
+            <w:r>
+              <w:rPr>
+                <w:rFonts w:ascii="BRH Devanagari Extra" w:hAnsi="BRH Devanagari Extra" w:cs="BRH Devanagari Extra"/>
+                <w:sz w:val="32"/>
+                <w:szCs w:val="40"/>
+              </w:rPr>
+              <w:t>(</w:t>
+            </w:r>
+            <w:r>
+              <w:rPr>
+                <w:rFonts w:cs="BRH Devanagari Extra"/>
+                <w:szCs w:val="40"/>
+              </w:rPr>
+              <w:t>6</w:t>
+            </w:r>
+            <w:r>
+              <w:rPr>
+                <w:rFonts w:ascii="BRH Devanagari Extra" w:hAnsi="BRH Devanagari Extra" w:cs="BRH Devanagari Extra"/>
+                <w:sz w:val="32"/>
+                <w:szCs w:val="40"/>
+              </w:rPr>
+              <w:t>)-  ÌiÉ</w:t>
+            </w:r>
+            <w:r>
+              <w:rPr>
+                <w:rFonts w:ascii="BRH Malayalam Extra" w:hAnsi="BRH Malayalam Extra" w:cs="BRH Devanagari Extra"/>
+                <w:szCs w:val="40"/>
+              </w:rPr>
+              <w:t>–</w:t>
+            </w:r>
+            <w:r>
+              <w:rPr>
+                <w:rFonts w:ascii="BRH Devanagari Extra" w:hAnsi="BRH Devanagari Extra" w:cs="BRH Devanagari Extra"/>
+                <w:sz w:val="32"/>
+                <w:szCs w:val="40"/>
+              </w:rPr>
+              <w:t>¸</w:t>
+            </w:r>
+            <w:r>
+              <w:rPr>
+                <w:rFonts w:ascii="BRH Malayalam Extra" w:hAnsi="BRH Malayalam Extra" w:cs="BRH Devanagari Extra"/>
+                <w:szCs w:val="40"/>
+              </w:rPr>
+              <w:t>–</w:t>
+            </w:r>
+            <w:r>
+              <w:rPr>
+                <w:rFonts w:ascii="BRH Devanagari Extra" w:hAnsi="BRH Devanagari Extra" w:cs="BRH Devanagari Extra"/>
+                <w:sz w:val="32"/>
+                <w:szCs w:val="40"/>
+              </w:rPr>
+              <w:t>iÉå</w:t>
+            </w:r>
+            <w:r>
+              <w:rPr>
+                <w:rFonts w:ascii="BRH Malayalam Extra" w:hAnsi="BRH Malayalam Extra" w:cs="BRH Devanagari Extra"/>
+                <w:szCs w:val="40"/>
+              </w:rPr>
+              <w:t>–</w:t>
+            </w:r>
+            <w:r>
+              <w:rPr>
+                <w:rFonts w:ascii="BRH Devanagari Extra" w:hAnsi="BRH Devanagari Extra" w:cs="BRH Devanagari Extra"/>
+                <w:sz w:val="32"/>
+                <w:szCs w:val="40"/>
+              </w:rPr>
+              <w:t xml:space="preserve"> | </w:t>
+            </w:r>
+            <w:r>
+              <w:rPr>
+                <w:rFonts w:ascii="BRH Devanagari Extra" w:hAnsi="BRH Devanagari Extra" w:cs="BRH Devanagari Extra"/>
+                <w:sz w:val="32"/>
+                <w:szCs w:val="40"/>
+                <w:highlight w:val="yellow"/>
+              </w:rPr>
+              <w:t>rÉ</w:t>
+            </w:r>
+            <w:r>
+              <w:rPr>
+                <w:rFonts w:ascii="BRH Devanagari Extra" w:hAnsi="BRH Devanagari Extra" w:cs="BRH Devanagari Extra"/>
+                <w:sz w:val="32"/>
+                <w:szCs w:val="40"/>
+              </w:rPr>
+              <w:t>ÉcgÉÉ | L</w:t>
+            </w:r>
+            <w:r>
+              <w:rPr>
+                <w:rFonts w:ascii="BRH Malayalam Extra" w:hAnsi="BRH Malayalam Extra" w:cs="BRH Devanagari Extra"/>
+                <w:szCs w:val="40"/>
+              </w:rPr>
+              <w:t>–</w:t>
+            </w:r>
+            <w:r>
+              <w:rPr>
+                <w:rFonts w:ascii="BRH Devanagari Extra" w:hAnsi="BRH Devanagari Extra" w:cs="BRH Devanagari Extra"/>
+                <w:sz w:val="32"/>
+                <w:szCs w:val="40"/>
+              </w:rPr>
+              <w:t xml:space="preserve">uÉ | </w:t>
+            </w:r>
           </w:p>
           <w:p>
             <w:pPr>
@@ -28123,104 +27450,12 @@
             </w:pPr>
             <w:r>
               <w:rPr>
-                <w:rFonts w:cs="BRH Devanagari Extra"/>
-                <w:szCs w:val="40"/>
-              </w:rPr>
-              <w:t>6</w:t>
-            </w:r>
-            <w:r>
-              <w:rPr>
-                <w:rFonts w:ascii="BRH Devanagari Extra" w:hAnsi="BRH Devanagari Extra" w:cs="BRH Devanagari Extra"/>
-                <w:sz w:val="32"/>
-                <w:szCs w:val="40"/>
-              </w:rPr>
-              <w:t>)</w:t>
-            </w:r>
-            <w:r>
-              <w:rPr>
-                <w:rFonts w:cs="BRH Devanagari Extra"/>
-                <w:szCs w:val="40"/>
-              </w:rPr>
-              <w:t xml:space="preserve">  1</w:t>
-            </w:r>
-            <w:r>
-              <w:rPr>
-                <w:rFonts w:ascii="BRH Devanagari Extra" w:hAnsi="BRH Devanagari Extra" w:cs="BRH Devanagari Extra"/>
-                <w:sz w:val="32"/>
-                <w:szCs w:val="40"/>
-              </w:rPr>
-              <w:t>.</w:t>
-            </w:r>
-            <w:r>
-              <w:rPr>
-                <w:rFonts w:cs="BRH Devanagari Extra"/>
-                <w:szCs w:val="40"/>
-              </w:rPr>
-              <w:t>5</w:t>
-            </w:r>
-            <w:r>
-              <w:rPr>
-                <w:rFonts w:ascii="BRH Devanagari Extra" w:hAnsi="BRH Devanagari Extra" w:cs="BRH Devanagari Extra"/>
-                <w:sz w:val="32"/>
-                <w:szCs w:val="40"/>
-              </w:rPr>
-              <w:t>.</w:t>
-            </w:r>
-            <w:r>
-              <w:rPr>
-                <w:rFonts w:cs="BRH Devanagari Extra"/>
-                <w:szCs w:val="40"/>
-              </w:rPr>
-              <w:t>7</w:t>
-            </w:r>
-            <w:r>
-              <w:rPr>
-                <w:rFonts w:ascii="BRH Devanagari Extra" w:hAnsi="BRH Devanagari Extra" w:cs="BRH Devanagari Extra"/>
-                <w:sz w:val="32"/>
-                <w:szCs w:val="40"/>
-              </w:rPr>
-              <w:t>.</w:t>
-            </w:r>
-            <w:r>
-              <w:rPr>
-                <w:rFonts w:cs="BRH Devanagari Extra"/>
-                <w:szCs w:val="40"/>
-              </w:rPr>
-              <w:t>4</w:t>
-            </w:r>
-            <w:r>
-              <w:rPr>
-                <w:rFonts w:ascii="BRH Devanagari Extra" w:hAnsi="BRH Devanagari Extra" w:cs="BRH Devanagari Extra"/>
-                <w:sz w:val="32"/>
-                <w:szCs w:val="40"/>
-              </w:rPr>
-              <w:t>(</w:t>
-            </w:r>
-            <w:r>
-              <w:rPr>
-                <w:rFonts w:cs="BRH Devanagari Extra"/>
-                <w:szCs w:val="40"/>
-              </w:rPr>
-              <w:t>6</w:t>
-            </w:r>
-            <w:r>
-              <w:rPr>
-                <w:rFonts w:ascii="BRH Devanagari Extra" w:hAnsi="BRH Devanagari Extra" w:cs="BRH Devanagari Extra"/>
-                <w:sz w:val="32"/>
-                <w:szCs w:val="40"/>
-              </w:rPr>
-              <w:t>)</w:t>
-            </w:r>
-            <w:proofErr w:type="gramStart"/>
-            <w:r>
-              <w:rPr>
-                <w:rFonts w:ascii="BRH Devanagari Extra" w:hAnsi="BRH Devanagari Extra" w:cs="BRH Devanagari Extra"/>
-                <w:sz w:val="32"/>
-                <w:szCs w:val="40"/>
-              </w:rPr>
-              <w:t>-  ÌiÉ</w:t>
-            </w:r>
-            <w:proofErr w:type="gramEnd"/>
+                <w:rFonts w:ascii="BRH Devanagari Extra" w:hAnsi="BRH Devanagari Extra" w:cs="BRH Devanagari Extra"/>
+                <w:sz w:val="32"/>
+                <w:szCs w:val="40"/>
+              </w:rPr>
+              <w:t>ÌiÉ</w:t>
+            </w:r>
             <w:r>
               <w:rPr>
                 <w:rFonts w:ascii="BRH Malayalam Extra" w:hAnsi="BRH Malayalam Extra" w:cs="BRH Devanagari Extra"/>
@@ -28264,7 +27499,7 @@
                 <w:sz w:val="32"/>
                 <w:szCs w:val="40"/>
               </w:rPr>
-              <w:t xml:space="preserve"> | </w:t>
+              <w:t xml:space="preserve"> </w:t>
             </w:r>
             <w:r>
               <w:rPr>
@@ -28273,6 +27508,89 @@
                 <w:szCs w:val="40"/>
                 <w:highlight w:val="yellow"/>
               </w:rPr>
+              <w:t>rÉÉ</w:t>
+            </w:r>
+            <w:r>
+              <w:rPr>
+                <w:rFonts w:ascii="BRH Devanagari Extra" w:hAnsi="BRH Devanagari Extra" w:cs="BRH Devanagari Extra"/>
+                <w:sz w:val="32"/>
+                <w:szCs w:val="40"/>
+              </w:rPr>
+              <w:t xml:space="preserve">cgÉÉ </w:t>
+            </w:r>
+            <w:r>
+              <w:rPr>
+                <w:rFonts w:ascii="BRH Devanagari Extra" w:hAnsi="BRH Devanagari Extra" w:cs="BRH Devanagari Extra"/>
+                <w:sz w:val="32"/>
+                <w:szCs w:val="40"/>
+                <w:highlight w:val="yellow"/>
+              </w:rPr>
+              <w:t>rÉÉ</w:t>
+            </w:r>
+            <w:r>
+              <w:rPr>
+                <w:rFonts w:ascii="BRH Devanagari Extra" w:hAnsi="BRH Devanagari Extra" w:cs="BRH Devanagari Extra"/>
+                <w:sz w:val="32"/>
+                <w:szCs w:val="40"/>
+              </w:rPr>
+              <w:t>cgÉÉ ÌiÉþ¸iÉå ÌiÉ¸</w:t>
+            </w:r>
+            <w:r>
+              <w:rPr>
+                <w:rFonts w:ascii="BRH Devanagari Extra" w:hAnsi="BRH Devanagari Extra" w:cs="BRH Devanagari Extra"/>
+                <w:sz w:val="32"/>
+                <w:szCs w:val="40"/>
+                <w:highlight w:val="yellow"/>
+              </w:rPr>
+              <w:t>iÉ</w:t>
+            </w:r>
+            <w:r>
+              <w:rPr>
+                <w:rFonts w:ascii="BRH Devanagari Extra" w:hAnsi="BRH Devanagari Extra" w:cs="BRH Devanagari Extra"/>
+                <w:sz w:val="32"/>
+                <w:szCs w:val="40"/>
+              </w:rPr>
+              <w:t>å</w:t>
+            </w:r>
+            <w:r>
+              <w:rPr>
+                <w:rFonts w:ascii="BRH Malayalam Extra" w:hAnsi="BRH Malayalam Extra" w:cs="BRH Devanagari Extra"/>
+                <w:szCs w:val="40"/>
+              </w:rPr>
+              <w:t>–</w:t>
+            </w:r>
+            <w:r>
+              <w:rPr>
+                <w:rFonts w:ascii="BRH Devanagari Extra" w:hAnsi="BRH Devanagari Extra" w:cs="BRH Devanagari Extra"/>
+                <w:sz w:val="32"/>
+                <w:szCs w:val="40"/>
+              </w:rPr>
+              <w:t xml:space="preserve"> </w:t>
+            </w:r>
+            <w:r>
+              <w:rPr>
+                <w:rFonts w:ascii="BRH Devanagari Extra" w:hAnsi="BRH Devanagari Extra" w:cs="BRH Devanagari Extra"/>
+                <w:sz w:val="32"/>
+                <w:szCs w:val="40"/>
+                <w:highlight w:val="yellow"/>
+              </w:rPr>
+              <w:t>rÉÉ</w:t>
+            </w:r>
+            <w:r>
+              <w:rPr>
+                <w:rFonts w:ascii="BRH Devanagari Extra" w:hAnsi="BRH Devanagari Extra" w:cs="BRH Devanagari Extra"/>
+                <w:sz w:val="32"/>
+                <w:szCs w:val="40"/>
+              </w:rPr>
+              <w:t xml:space="preserve">cgÉæuÉæuÉ </w:t>
+            </w:r>
+            <w:r>
+              <w:rPr>
+                <w:rFonts w:ascii="BRH Devanagari Extra" w:hAnsi="BRH Devanagari Extra" w:cs="BRH Devanagari Extra"/>
+                <w:sz w:val="32"/>
+                <w:szCs w:val="40"/>
+                <w:highlight w:val="yellow"/>
+              </w:rPr>
               <w:t>rÉ</w:t>
             </w:r>
             <w:r>
@@ -28281,22 +27599,57 @@
                 <w:sz w:val="32"/>
                 <w:szCs w:val="40"/>
               </w:rPr>
-              <w:t>ÉcgÉÉ | L</w:t>
-            </w:r>
-            <w:r>
-              <w:rPr>
-                <w:rFonts w:ascii="BRH Malayalam Extra" w:hAnsi="BRH Malayalam Extra" w:cs="BRH Devanagari Extra"/>
-                <w:szCs w:val="40"/>
-              </w:rPr>
-              <w:t>–</w:t>
-            </w:r>
-            <w:r>
-              <w:rPr>
-                <w:rFonts w:ascii="BRH Devanagari Extra" w:hAnsi="BRH Devanagari Extra" w:cs="BRH Devanagari Extra"/>
-                <w:sz w:val="32"/>
-                <w:szCs w:val="40"/>
-              </w:rPr>
-              <w:t xml:space="preserve">uÉ | </w:t>
+              <w:t>ÉcgÉÉ ÌiÉþ¸iÉå ÌiÉ¸</w:t>
+            </w:r>
+            <w:r>
+              <w:rPr>
+                <w:rFonts w:ascii="BRH Devanagari Extra" w:hAnsi="BRH Devanagari Extra" w:cs="BRH Devanagari Extra"/>
+                <w:sz w:val="32"/>
+                <w:szCs w:val="40"/>
+                <w:highlight w:val="yellow"/>
+              </w:rPr>
+              <w:t>iÉ</w:t>
+            </w:r>
+            <w:r>
+              <w:rPr>
+                <w:rFonts w:ascii="BRH Devanagari Extra" w:hAnsi="BRH Devanagari Extra" w:cs="BRH Devanagari Extra"/>
+                <w:sz w:val="32"/>
+                <w:szCs w:val="40"/>
+              </w:rPr>
+              <w:t>å</w:t>
+            </w:r>
+            <w:r>
+              <w:rPr>
+                <w:rFonts w:ascii="BRH Malayalam Extra" w:hAnsi="BRH Malayalam Extra" w:cs="BRH Devanagari Extra"/>
+                <w:szCs w:val="40"/>
+              </w:rPr>
+              <w:t>–</w:t>
+            </w:r>
+            <w:r>
+              <w:rPr>
+                <w:rFonts w:ascii="BRH Devanagari Extra" w:hAnsi="BRH Devanagari Extra" w:cs="BRH Devanagari Extra"/>
+                <w:sz w:val="32"/>
+                <w:szCs w:val="40"/>
+              </w:rPr>
+              <w:t xml:space="preserve"> </w:t>
+            </w:r>
+            <w:r>
+              <w:rPr>
+                <w:rFonts w:ascii="BRH Devanagari Extra" w:hAnsi="BRH Devanagari Extra" w:cs="BRH Devanagari Extra"/>
+                <w:sz w:val="32"/>
+                <w:szCs w:val="40"/>
+                <w:highlight w:val="yellow"/>
+              </w:rPr>
+              <w:lastRenderedPageBreak/>
+              <w:t>rÉÉ</w:t>
+            </w:r>
+            <w:r>
+              <w:rPr>
+                <w:rFonts w:ascii="BRH Devanagari Extra" w:hAnsi="BRH Devanagari Extra" w:cs="BRH Devanagari Extra"/>
+                <w:sz w:val="32"/>
+                <w:szCs w:val="40"/>
+              </w:rPr>
+              <w:t xml:space="preserve">cgÉæuÉ | </w:t>
             </w:r>
           </w:p>
           <w:p>
@@ -28314,57 +27667,93 @@
             </w:pPr>
             <w:r>
               <w:rPr>
-                <w:rFonts w:ascii="BRH Devanagari Extra" w:hAnsi="BRH Devanagari Extra" w:cs="BRH Devanagari Extra"/>
-                <w:sz w:val="32"/>
-                <w:szCs w:val="40"/>
-              </w:rPr>
-              <w:lastRenderedPageBreak/>
-              <w:t>ÌiÉ</w:t>
-            </w:r>
-            <w:r>
-              <w:rPr>
-                <w:rFonts w:ascii="BRH Malayalam Extra" w:hAnsi="BRH Malayalam Extra" w:cs="BRH Devanagari Extra"/>
-                <w:szCs w:val="40"/>
-              </w:rPr>
-              <w:t>–</w:t>
-            </w:r>
-            <w:r>
-              <w:rPr>
-                <w:rFonts w:ascii="BRH Devanagari Extra" w:hAnsi="BRH Devanagari Extra" w:cs="BRH Devanagari Extra"/>
-                <w:sz w:val="32"/>
-                <w:szCs w:val="40"/>
-              </w:rPr>
-              <w:t>¸</w:t>
-            </w:r>
-            <w:r>
-              <w:rPr>
-                <w:rFonts w:ascii="BRH Malayalam Extra" w:hAnsi="BRH Malayalam Extra" w:cs="BRH Devanagari Extra"/>
-                <w:szCs w:val="40"/>
-              </w:rPr>
-              <w:t>–</w:t>
-            </w:r>
-            <w:r>
-              <w:rPr>
-                <w:rFonts w:ascii="BRH Devanagari Extra" w:hAnsi="BRH Devanagari Extra" w:cs="BRH Devanagari Extra"/>
-                <w:sz w:val="32"/>
-                <w:szCs w:val="40"/>
-              </w:rPr>
-              <w:t>iÉå</w:t>
-            </w:r>
-            <w:r>
-              <w:rPr>
-                <w:rFonts w:ascii="BRH Malayalam Extra" w:hAnsi="BRH Malayalam Extra" w:cs="BRH Devanagari Extra"/>
-                <w:szCs w:val="40"/>
-              </w:rPr>
-              <w:t>–</w:t>
-            </w:r>
-            <w:r>
-              <w:rPr>
-                <w:rFonts w:ascii="BRH Devanagari Extra" w:hAnsi="BRH Devanagari Extra" w:cs="BRH Devanagari Extra"/>
-                <w:sz w:val="32"/>
-                <w:szCs w:val="40"/>
-              </w:rPr>
-              <w:t xml:space="preserve"> </w:t>
+                <w:rFonts w:cs="BRH Devanagari Extra"/>
+                <w:szCs w:val="40"/>
+              </w:rPr>
+              <w:t>7</w:t>
+            </w:r>
+            <w:r>
+              <w:rPr>
+                <w:rFonts w:ascii="BRH Devanagari Extra" w:hAnsi="BRH Devanagari Extra" w:cs="BRH Devanagari Extra"/>
+                <w:sz w:val="32"/>
+                <w:szCs w:val="40"/>
+              </w:rPr>
+              <w:t>)</w:t>
+            </w:r>
+            <w:r>
+              <w:rPr>
+                <w:rFonts w:cs="BRH Devanagari Extra"/>
+                <w:szCs w:val="40"/>
+              </w:rPr>
+              <w:t xml:space="preserve">  1</w:t>
+            </w:r>
+            <w:r>
+              <w:rPr>
+                <w:rFonts w:ascii="BRH Devanagari Extra" w:hAnsi="BRH Devanagari Extra" w:cs="BRH Devanagari Extra"/>
+                <w:sz w:val="32"/>
+                <w:szCs w:val="40"/>
+              </w:rPr>
+              <w:t>.</w:t>
+            </w:r>
+            <w:r>
+              <w:rPr>
+                <w:rFonts w:cs="BRH Devanagari Extra"/>
+                <w:szCs w:val="40"/>
+              </w:rPr>
+              <w:t>5</w:t>
+            </w:r>
+            <w:r>
+              <w:rPr>
+                <w:rFonts w:ascii="BRH Devanagari Extra" w:hAnsi="BRH Devanagari Extra" w:cs="BRH Devanagari Extra"/>
+                <w:sz w:val="32"/>
+                <w:szCs w:val="40"/>
+              </w:rPr>
+              <w:t>.</w:t>
+            </w:r>
+            <w:r>
+              <w:rPr>
+                <w:rFonts w:cs="BRH Devanagari Extra"/>
+                <w:szCs w:val="40"/>
+              </w:rPr>
+              <w:t>7</w:t>
+            </w:r>
+            <w:r>
+              <w:rPr>
+                <w:rFonts w:ascii="BRH Devanagari Extra" w:hAnsi="BRH Devanagari Extra" w:cs="BRH Devanagari Extra"/>
+                <w:sz w:val="32"/>
+                <w:szCs w:val="40"/>
+              </w:rPr>
+              <w:t>.</w:t>
+            </w:r>
+            <w:r>
+              <w:rPr>
+                <w:rFonts w:cs="BRH Devanagari Extra"/>
+                <w:szCs w:val="40"/>
+              </w:rPr>
+              <w:t>4</w:t>
+            </w:r>
+            <w:r>
+              <w:rPr>
+                <w:rFonts w:ascii="BRH Devanagari Extra" w:hAnsi="BRH Devanagari Extra" w:cs="BRH Devanagari Extra"/>
+                <w:sz w:val="32"/>
+                <w:szCs w:val="40"/>
+              </w:rPr>
+              <w:t>(</w:t>
+            </w:r>
+            <w:r>
+              <w:rPr>
+                <w:rFonts w:cs="BRH Devanagari Extra"/>
+                <w:szCs w:val="40"/>
+              </w:rPr>
+              <w:t>7</w:t>
+            </w:r>
+            <w:r>
+              <w:rPr>
+                <w:rFonts w:ascii="BRH Devanagari Extra" w:hAnsi="BRH Devanagari Extra" w:cs="BRH Devanagari Extra"/>
+                <w:sz w:val="32"/>
+                <w:szCs w:val="40"/>
+              </w:rPr>
+              <w:t xml:space="preserve">)-  </w:t>
             </w:r>
             <w:r>
               <w:rPr>
@@ -28381,278 +27770,7 @@
                 <w:sz w:val="32"/>
                 <w:szCs w:val="40"/>
               </w:rPr>
-              <w:t xml:space="preserve">cgÉÉ </w:t>
-            </w:r>
-            <w:r>
-              <w:rPr>
-                <w:rFonts w:ascii="BRH Devanagari Extra" w:hAnsi="BRH Devanagari Extra" w:cs="BRH Devanagari Extra"/>
-                <w:sz w:val="32"/>
-                <w:szCs w:val="40"/>
-                <w:highlight w:val="yellow"/>
-              </w:rPr>
-              <w:t>rÉÉ</w:t>
-            </w:r>
-            <w:r>
-              <w:rPr>
-                <w:rFonts w:ascii="BRH Devanagari Extra" w:hAnsi="BRH Devanagari Extra" w:cs="BRH Devanagari Extra"/>
-                <w:sz w:val="32"/>
-                <w:szCs w:val="40"/>
-              </w:rPr>
-              <w:t>cgÉÉ ÌiÉþ¸iÉå ÌiÉ¸</w:t>
-            </w:r>
-            <w:r>
-              <w:rPr>
-                <w:rFonts w:ascii="BRH Devanagari Extra" w:hAnsi="BRH Devanagari Extra" w:cs="BRH Devanagari Extra"/>
-                <w:sz w:val="32"/>
-                <w:szCs w:val="40"/>
-                <w:highlight w:val="yellow"/>
-              </w:rPr>
-              <w:t>iÉ</w:t>
-            </w:r>
-            <w:r>
-              <w:rPr>
-                <w:rFonts w:ascii="BRH Devanagari Extra" w:hAnsi="BRH Devanagari Extra" w:cs="BRH Devanagari Extra"/>
-                <w:sz w:val="32"/>
-                <w:szCs w:val="40"/>
-              </w:rPr>
-              <w:t>å</w:t>
-            </w:r>
-            <w:r>
-              <w:rPr>
-                <w:rFonts w:ascii="BRH Malayalam Extra" w:hAnsi="BRH Malayalam Extra" w:cs="BRH Devanagari Extra"/>
-                <w:szCs w:val="40"/>
-              </w:rPr>
-              <w:t>–</w:t>
-            </w:r>
-            <w:r>
-              <w:rPr>
-                <w:rFonts w:ascii="BRH Devanagari Extra" w:hAnsi="BRH Devanagari Extra" w:cs="BRH Devanagari Extra"/>
-                <w:sz w:val="32"/>
-                <w:szCs w:val="40"/>
-              </w:rPr>
-              <w:t xml:space="preserve"> </w:t>
-            </w:r>
-            <w:r>
-              <w:rPr>
-                <w:rFonts w:ascii="BRH Devanagari Extra" w:hAnsi="BRH Devanagari Extra" w:cs="BRH Devanagari Extra"/>
-                <w:sz w:val="32"/>
-                <w:szCs w:val="40"/>
-                <w:highlight w:val="yellow"/>
-              </w:rPr>
-              <w:t>rÉÉ</w:t>
-            </w:r>
-            <w:r>
-              <w:rPr>
-                <w:rFonts w:ascii="BRH Devanagari Extra" w:hAnsi="BRH Devanagari Extra" w:cs="BRH Devanagari Extra"/>
-                <w:sz w:val="32"/>
-                <w:szCs w:val="40"/>
-              </w:rPr>
-              <w:t xml:space="preserve">cgÉæuÉæuÉ </w:t>
-            </w:r>
-            <w:r>
-              <w:rPr>
-                <w:rFonts w:ascii="BRH Devanagari Extra" w:hAnsi="BRH Devanagari Extra" w:cs="BRH Devanagari Extra"/>
-                <w:sz w:val="32"/>
-                <w:szCs w:val="40"/>
-                <w:highlight w:val="yellow"/>
-              </w:rPr>
-              <w:t>rÉ</w:t>
-            </w:r>
-            <w:r>
-              <w:rPr>
-                <w:rFonts w:ascii="BRH Devanagari Extra" w:hAnsi="BRH Devanagari Extra" w:cs="BRH Devanagari Extra"/>
-                <w:sz w:val="32"/>
-                <w:szCs w:val="40"/>
-              </w:rPr>
-              <w:t>ÉcgÉÉ ÌiÉþ¸iÉå ÌiÉ¸</w:t>
-            </w:r>
-            <w:r>
-              <w:rPr>
-                <w:rFonts w:ascii="BRH Devanagari Extra" w:hAnsi="BRH Devanagari Extra" w:cs="BRH Devanagari Extra"/>
-                <w:sz w:val="32"/>
-                <w:szCs w:val="40"/>
-                <w:highlight w:val="yellow"/>
-              </w:rPr>
-              <w:t>iÉ</w:t>
-            </w:r>
-            <w:r>
-              <w:rPr>
-                <w:rFonts w:ascii="BRH Devanagari Extra" w:hAnsi="BRH Devanagari Extra" w:cs="BRH Devanagari Extra"/>
-                <w:sz w:val="32"/>
-                <w:szCs w:val="40"/>
-              </w:rPr>
-              <w:t>å</w:t>
-            </w:r>
-            <w:r>
-              <w:rPr>
-                <w:rFonts w:ascii="BRH Malayalam Extra" w:hAnsi="BRH Malayalam Extra" w:cs="BRH Devanagari Extra"/>
-                <w:szCs w:val="40"/>
-              </w:rPr>
-              <w:t>–</w:t>
-            </w:r>
-            <w:r>
-              <w:rPr>
-                <w:rFonts w:ascii="BRH Devanagari Extra" w:hAnsi="BRH Devanagari Extra" w:cs="BRH Devanagari Extra"/>
-                <w:sz w:val="32"/>
-                <w:szCs w:val="40"/>
-              </w:rPr>
-              <w:t xml:space="preserve"> </w:t>
-            </w:r>
-            <w:r>
-              <w:rPr>
-                <w:rFonts w:ascii="BRH Devanagari Extra" w:hAnsi="BRH Devanagari Extra" w:cs="BRH Devanagari Extra"/>
-                <w:sz w:val="32"/>
-                <w:szCs w:val="40"/>
-                <w:highlight w:val="yellow"/>
-              </w:rPr>
-              <w:t>rÉÉ</w:t>
-            </w:r>
-            <w:r>
-              <w:rPr>
-                <w:rFonts w:ascii="BRH Devanagari Extra" w:hAnsi="BRH Devanagari Extra" w:cs="BRH Devanagari Extra"/>
-                <w:sz w:val="32"/>
-                <w:szCs w:val="40"/>
-              </w:rPr>
-              <w:t xml:space="preserve">cgÉæuÉ | </w:t>
-            </w:r>
-          </w:p>
-          <w:p>
-            <w:pPr>
-              <w:widowControl w:val="0"/>
-              <w:autoSpaceDE w:val="0"/>
-              <w:autoSpaceDN w:val="0"/>
-              <w:adjustRightInd w:val="0"/>
-              <w:spacing w:before="0" w:line="240" w:lineRule="auto"/>
-              <w:rPr>
-                <w:rFonts w:ascii="BRH Devanagari Extra" w:hAnsi="BRH Devanagari Extra" w:cs="BRH Devanagari Extra"/>
-                <w:sz w:val="32"/>
-                <w:szCs w:val="40"/>
-              </w:rPr>
-            </w:pPr>
-            <w:r>
-              <w:rPr>
-                <w:rFonts w:cs="BRH Devanagari Extra"/>
-                <w:szCs w:val="40"/>
-              </w:rPr>
-              <w:t>7</w:t>
-            </w:r>
-            <w:r>
-              <w:rPr>
-                <w:rFonts w:ascii="BRH Devanagari Extra" w:hAnsi="BRH Devanagari Extra" w:cs="BRH Devanagari Extra"/>
-                <w:sz w:val="32"/>
-                <w:szCs w:val="40"/>
-              </w:rPr>
-              <w:t>)</w:t>
-            </w:r>
-            <w:r>
-              <w:rPr>
-                <w:rFonts w:cs="BRH Devanagari Extra"/>
-                <w:szCs w:val="40"/>
-              </w:rPr>
-              <w:t xml:space="preserve">  1</w:t>
-            </w:r>
-            <w:r>
-              <w:rPr>
-                <w:rFonts w:ascii="BRH Devanagari Extra" w:hAnsi="BRH Devanagari Extra" w:cs="BRH Devanagari Extra"/>
-                <w:sz w:val="32"/>
-                <w:szCs w:val="40"/>
-              </w:rPr>
-              <w:t>.</w:t>
-            </w:r>
-            <w:r>
-              <w:rPr>
-                <w:rFonts w:cs="BRH Devanagari Extra"/>
-                <w:szCs w:val="40"/>
-              </w:rPr>
-              <w:t>5</w:t>
-            </w:r>
-            <w:r>
-              <w:rPr>
-                <w:rFonts w:ascii="BRH Devanagari Extra" w:hAnsi="BRH Devanagari Extra" w:cs="BRH Devanagari Extra"/>
-                <w:sz w:val="32"/>
-                <w:szCs w:val="40"/>
-              </w:rPr>
-              <w:t>.</w:t>
-            </w:r>
-            <w:r>
-              <w:rPr>
-                <w:rFonts w:cs="BRH Devanagari Extra"/>
-                <w:szCs w:val="40"/>
-              </w:rPr>
-              <w:t>7</w:t>
-            </w:r>
-            <w:r>
-              <w:rPr>
-                <w:rFonts w:ascii="BRH Devanagari Extra" w:hAnsi="BRH Devanagari Extra" w:cs="BRH Devanagari Extra"/>
-                <w:sz w:val="32"/>
-                <w:szCs w:val="40"/>
-              </w:rPr>
-              <w:t>.</w:t>
-            </w:r>
-            <w:r>
-              <w:rPr>
-                <w:rFonts w:cs="BRH Devanagari Extra"/>
-                <w:szCs w:val="40"/>
-              </w:rPr>
-              <w:t>4</w:t>
-            </w:r>
-            <w:r>
-              <w:rPr>
-                <w:rFonts w:ascii="BRH Devanagari Extra" w:hAnsi="BRH Devanagari Extra" w:cs="BRH Devanagari Extra"/>
-                <w:sz w:val="32"/>
-                <w:szCs w:val="40"/>
-              </w:rPr>
-              <w:t>(</w:t>
-            </w:r>
-            <w:r>
-              <w:rPr>
-                <w:rFonts w:cs="BRH Devanagari Extra"/>
-                <w:szCs w:val="40"/>
-              </w:rPr>
-              <w:t>7</w:t>
-            </w:r>
-            <w:r>
-              <w:rPr>
-                <w:rFonts w:ascii="BRH Devanagari Extra" w:hAnsi="BRH Devanagari Extra" w:cs="BRH Devanagari Extra"/>
-                <w:sz w:val="32"/>
-                <w:szCs w:val="40"/>
-              </w:rPr>
-              <w:t>)</w:t>
-            </w:r>
-            <w:proofErr w:type="gramStart"/>
-            <w:r>
-              <w:rPr>
-                <w:rFonts w:ascii="BRH Devanagari Extra" w:hAnsi="BRH Devanagari Extra" w:cs="BRH Devanagari Extra"/>
-                <w:sz w:val="32"/>
-                <w:szCs w:val="40"/>
-              </w:rPr>
-              <w:t xml:space="preserve">-  </w:t>
-            </w:r>
-            <w:r>
-              <w:rPr>
-                <w:rFonts w:ascii="BRH Devanagari Extra" w:hAnsi="BRH Devanagari Extra" w:cs="BRH Devanagari Extra"/>
-                <w:sz w:val="32"/>
-                <w:szCs w:val="40"/>
-                <w:highlight w:val="yellow"/>
-              </w:rPr>
-              <w:t>rÉÉ</w:t>
-            </w:r>
-            <w:r>
-              <w:rPr>
-                <w:rFonts w:ascii="BRH Devanagari Extra" w:hAnsi="BRH Devanagari Extra" w:cs="BRH Devanagari Extra"/>
-                <w:sz w:val="32"/>
-                <w:szCs w:val="40"/>
-              </w:rPr>
-              <w:t>cgÉÉ</w:t>
-            </w:r>
-            <w:proofErr w:type="gramEnd"/>
-            <w:r>
-              <w:rPr>
-                <w:rFonts w:ascii="BRH Devanagari Extra" w:hAnsi="BRH Devanagari Extra" w:cs="BRH Devanagari Extra"/>
-                <w:sz w:val="32"/>
-                <w:szCs w:val="40"/>
-              </w:rPr>
-              <w:t xml:space="preserve"> | L</w:t>
+              <w:t>cgÉÉ | L</w:t>
             </w:r>
             <w:r>
               <w:rPr>
@@ -28924,25 +28042,7 @@
                 <w:sz w:val="32"/>
                 <w:szCs w:val="40"/>
               </w:rPr>
-              <w:t>)</w:t>
-            </w:r>
-            <w:proofErr w:type="gramStart"/>
-            <w:r>
-              <w:rPr>
-                <w:rFonts w:ascii="BRH Devanagari Extra" w:hAnsi="BRH Devanagari Extra" w:cs="BRH Devanagari Extra"/>
-                <w:sz w:val="32"/>
-                <w:szCs w:val="40"/>
-              </w:rPr>
-              <w:t>-  EmÉþ</w:t>
-            </w:r>
-            <w:proofErr w:type="gramEnd"/>
-            <w:r>
-              <w:rPr>
-                <w:rFonts w:ascii="BRH Devanagari Extra" w:hAnsi="BRH Devanagari Extra" w:cs="BRH Devanagari Extra"/>
-                <w:sz w:val="32"/>
-                <w:szCs w:val="40"/>
-              </w:rPr>
-              <w:t xml:space="preserve"> | ÌiÉ</w:t>
+              <w:t>)-  EmÉþ | ÌiÉ</w:t>
             </w:r>
             <w:r>
               <w:rPr>
@@ -29201,6 +28301,181 @@
                 <w:szCs w:val="40"/>
               </w:rPr>
             </w:pPr>
+            <w:r>
+              <w:rPr>
+                <w:rFonts w:cs="BRH Devanagari Extra"/>
+                <w:szCs w:val="40"/>
+              </w:rPr>
+              <w:t>6</w:t>
+            </w:r>
+            <w:r>
+              <w:rPr>
+                <w:rFonts w:ascii="BRH Devanagari Extra" w:hAnsi="BRH Devanagari Extra" w:cs="BRH Devanagari Extra"/>
+                <w:sz w:val="32"/>
+                <w:szCs w:val="40"/>
+              </w:rPr>
+              <w:t>)</w:t>
+            </w:r>
+            <w:r>
+              <w:rPr>
+                <w:rFonts w:cs="BRH Devanagari Extra"/>
+                <w:szCs w:val="40"/>
+              </w:rPr>
+              <w:t xml:space="preserve">  1</w:t>
+            </w:r>
+            <w:r>
+              <w:rPr>
+                <w:rFonts w:ascii="BRH Devanagari Extra" w:hAnsi="BRH Devanagari Extra" w:cs="BRH Devanagari Extra"/>
+                <w:sz w:val="32"/>
+                <w:szCs w:val="40"/>
+              </w:rPr>
+              <w:t>.</w:t>
+            </w:r>
+            <w:r>
+              <w:rPr>
+                <w:rFonts w:cs="BRH Devanagari Extra"/>
+                <w:szCs w:val="40"/>
+              </w:rPr>
+              <w:t>5</w:t>
+            </w:r>
+            <w:r>
+              <w:rPr>
+                <w:rFonts w:ascii="BRH Devanagari Extra" w:hAnsi="BRH Devanagari Extra" w:cs="BRH Devanagari Extra"/>
+                <w:sz w:val="32"/>
+                <w:szCs w:val="40"/>
+              </w:rPr>
+              <w:t>.</w:t>
+            </w:r>
+            <w:r>
+              <w:rPr>
+                <w:rFonts w:cs="BRH Devanagari Extra"/>
+                <w:szCs w:val="40"/>
+              </w:rPr>
+              <w:t>7</w:t>
+            </w:r>
+            <w:r>
+              <w:rPr>
+                <w:rFonts w:ascii="BRH Devanagari Extra" w:hAnsi="BRH Devanagari Extra" w:cs="BRH Devanagari Extra"/>
+                <w:sz w:val="32"/>
+                <w:szCs w:val="40"/>
+              </w:rPr>
+              <w:t>.</w:t>
+            </w:r>
+            <w:r>
+              <w:rPr>
+                <w:rFonts w:cs="BRH Devanagari Extra"/>
+                <w:szCs w:val="40"/>
+              </w:rPr>
+              <w:t>4</w:t>
+            </w:r>
+            <w:r>
+              <w:rPr>
+                <w:rFonts w:ascii="BRH Devanagari Extra" w:hAnsi="BRH Devanagari Extra" w:cs="BRH Devanagari Extra"/>
+                <w:sz w:val="32"/>
+                <w:szCs w:val="40"/>
+              </w:rPr>
+              <w:t>(</w:t>
+            </w:r>
+            <w:r>
+              <w:rPr>
+                <w:rFonts w:cs="BRH Devanagari Extra"/>
+                <w:szCs w:val="40"/>
+              </w:rPr>
+              <w:t>6</w:t>
+            </w:r>
+            <w:r>
+              <w:rPr>
+                <w:rFonts w:ascii="BRH Devanagari Extra" w:hAnsi="BRH Devanagari Extra" w:cs="BRH Devanagari Extra"/>
+                <w:sz w:val="32"/>
+                <w:szCs w:val="40"/>
+              </w:rPr>
+              <w:t>)-  ÌiÉ</w:t>
+            </w:r>
+            <w:r>
+              <w:rPr>
+                <w:rFonts w:ascii="BRH Malayalam Extra" w:hAnsi="BRH Malayalam Extra" w:cs="BRH Devanagari Extra"/>
+                <w:szCs w:val="40"/>
+              </w:rPr>
+              <w:t>–</w:t>
+            </w:r>
+            <w:r>
+              <w:rPr>
+                <w:rFonts w:ascii="BRH Devanagari Extra" w:hAnsi="BRH Devanagari Extra" w:cs="BRH Devanagari Extra"/>
+                <w:sz w:val="32"/>
+                <w:szCs w:val="40"/>
+              </w:rPr>
+              <w:t>¸</w:t>
+            </w:r>
+            <w:r>
+              <w:rPr>
+                <w:rFonts w:ascii="BRH Malayalam Extra" w:hAnsi="BRH Malayalam Extra" w:cs="BRH Devanagari Extra"/>
+                <w:szCs w:val="40"/>
+              </w:rPr>
+              <w:t>–</w:t>
+            </w:r>
+            <w:r>
+              <w:rPr>
+                <w:rFonts w:ascii="BRH Devanagari Extra" w:hAnsi="BRH Devanagari Extra" w:cs="BRH Devanagari Extra"/>
+                <w:sz w:val="32"/>
+                <w:szCs w:val="40"/>
+              </w:rPr>
+              <w:t>iÉå</w:t>
+            </w:r>
+            <w:r>
+              <w:rPr>
+                <w:rFonts w:ascii="BRH Malayalam Extra" w:hAnsi="BRH Malayalam Extra" w:cs="BRH Devanagari Extra"/>
+                <w:szCs w:val="40"/>
+              </w:rPr>
+              <w:t>–</w:t>
+            </w:r>
+            <w:r>
+              <w:rPr>
+                <w:rFonts w:ascii="BRH Devanagari Extra" w:hAnsi="BRH Devanagari Extra" w:cs="BRH Devanagari Extra"/>
+                <w:sz w:val="32"/>
+                <w:szCs w:val="40"/>
+              </w:rPr>
+              <w:t xml:space="preserve"> | </w:t>
+            </w:r>
+            <w:r>
+              <w:rPr>
+                <w:rFonts w:ascii="BRH Devanagari Extra" w:hAnsi="BRH Devanagari Extra" w:cs="BRH Devanagari Extra"/>
+                <w:sz w:val="32"/>
+                <w:szCs w:val="40"/>
+                <w:highlight w:val="green"/>
+              </w:rPr>
+              <w:t>rÉÉ</w:t>
+            </w:r>
+            <w:r>
+              <w:rPr>
+                <w:rFonts w:ascii="BRH Malayalam Extra" w:hAnsi="BRH Malayalam Extra" w:cs="BRH Devanagari Extra"/>
+                <w:szCs w:val="40"/>
+                <w:highlight w:val="green"/>
+              </w:rPr>
+              <w:t>–</w:t>
+            </w:r>
+            <w:r>
+              <w:rPr>
+                <w:rFonts w:ascii="BRH Devanagari Extra" w:hAnsi="BRH Devanagari Extra" w:cs="BRH Devanagari Extra"/>
+                <w:sz w:val="32"/>
+                <w:szCs w:val="40"/>
+              </w:rPr>
+              <w:t>cgÉÉ | L</w:t>
+            </w:r>
+            <w:r>
+              <w:rPr>
+                <w:rFonts w:ascii="BRH Malayalam Extra" w:hAnsi="BRH Malayalam Extra" w:cs="BRH Devanagari Extra"/>
+                <w:szCs w:val="40"/>
+              </w:rPr>
+              <w:t>–</w:t>
+            </w:r>
+            <w:r>
+              <w:rPr>
+                <w:rFonts w:ascii="BRH Devanagari Extra" w:hAnsi="BRH Devanagari Extra" w:cs="BRH Devanagari Extra"/>
+                <w:sz w:val="32"/>
+                <w:szCs w:val="40"/>
+              </w:rPr>
+              <w:t xml:space="preserve">uÉ | </w:t>
+            </w:r>
           </w:p>
           <w:p>
             <w:pPr>
@@ -29217,104 +28492,12 @@
             </w:pPr>
             <w:r>
               <w:rPr>
-                <w:rFonts w:cs="BRH Devanagari Extra"/>
-                <w:szCs w:val="40"/>
-              </w:rPr>
-              <w:t>6</w:t>
-            </w:r>
-            <w:r>
-              <w:rPr>
-                <w:rFonts w:ascii="BRH Devanagari Extra" w:hAnsi="BRH Devanagari Extra" w:cs="BRH Devanagari Extra"/>
-                <w:sz w:val="32"/>
-                <w:szCs w:val="40"/>
-              </w:rPr>
-              <w:t>)</w:t>
-            </w:r>
-            <w:r>
-              <w:rPr>
-                <w:rFonts w:cs="BRH Devanagari Extra"/>
-                <w:szCs w:val="40"/>
-              </w:rPr>
-              <w:t xml:space="preserve">  1</w:t>
-            </w:r>
-            <w:r>
-              <w:rPr>
-                <w:rFonts w:ascii="BRH Devanagari Extra" w:hAnsi="BRH Devanagari Extra" w:cs="BRH Devanagari Extra"/>
-                <w:sz w:val="32"/>
-                <w:szCs w:val="40"/>
-              </w:rPr>
-              <w:t>.</w:t>
-            </w:r>
-            <w:r>
-              <w:rPr>
-                <w:rFonts w:cs="BRH Devanagari Extra"/>
-                <w:szCs w:val="40"/>
-              </w:rPr>
-              <w:t>5</w:t>
-            </w:r>
-            <w:r>
-              <w:rPr>
-                <w:rFonts w:ascii="BRH Devanagari Extra" w:hAnsi="BRH Devanagari Extra" w:cs="BRH Devanagari Extra"/>
-                <w:sz w:val="32"/>
-                <w:szCs w:val="40"/>
-              </w:rPr>
-              <w:t>.</w:t>
-            </w:r>
-            <w:r>
-              <w:rPr>
-                <w:rFonts w:cs="BRH Devanagari Extra"/>
-                <w:szCs w:val="40"/>
-              </w:rPr>
-              <w:t>7</w:t>
-            </w:r>
-            <w:r>
-              <w:rPr>
-                <w:rFonts w:ascii="BRH Devanagari Extra" w:hAnsi="BRH Devanagari Extra" w:cs="BRH Devanagari Extra"/>
-                <w:sz w:val="32"/>
-                <w:szCs w:val="40"/>
-              </w:rPr>
-              <w:t>.</w:t>
-            </w:r>
-            <w:r>
-              <w:rPr>
-                <w:rFonts w:cs="BRH Devanagari Extra"/>
-                <w:szCs w:val="40"/>
-              </w:rPr>
-              <w:t>4</w:t>
-            </w:r>
-            <w:r>
-              <w:rPr>
-                <w:rFonts w:ascii="BRH Devanagari Extra" w:hAnsi="BRH Devanagari Extra" w:cs="BRH Devanagari Extra"/>
-                <w:sz w:val="32"/>
-                <w:szCs w:val="40"/>
-              </w:rPr>
-              <w:t>(</w:t>
-            </w:r>
-            <w:r>
-              <w:rPr>
-                <w:rFonts w:cs="BRH Devanagari Extra"/>
-                <w:szCs w:val="40"/>
-              </w:rPr>
-              <w:t>6</w:t>
-            </w:r>
-            <w:r>
-              <w:rPr>
-                <w:rFonts w:ascii="BRH Devanagari Extra" w:hAnsi="BRH Devanagari Extra" w:cs="BRH Devanagari Extra"/>
-                <w:sz w:val="32"/>
-                <w:szCs w:val="40"/>
-              </w:rPr>
-              <w:t>)</w:t>
-            </w:r>
-            <w:proofErr w:type="gramStart"/>
-            <w:r>
-              <w:rPr>
-                <w:rFonts w:ascii="BRH Devanagari Extra" w:hAnsi="BRH Devanagari Extra" w:cs="BRH Devanagari Extra"/>
-                <w:sz w:val="32"/>
-                <w:szCs w:val="40"/>
-              </w:rPr>
-              <w:t>-  ÌiÉ</w:t>
-            </w:r>
-            <w:proofErr w:type="gramEnd"/>
+                <w:rFonts w:ascii="BRH Devanagari Extra" w:hAnsi="BRH Devanagari Extra" w:cs="BRH Devanagari Extra"/>
+                <w:sz w:val="32"/>
+                <w:szCs w:val="40"/>
+              </w:rPr>
+              <w:t>ÌiÉ</w:t>
+            </w:r>
             <w:r>
               <w:rPr>
                 <w:rFonts w:ascii="BRH Malayalam Extra" w:hAnsi="BRH Malayalam Extra" w:cs="BRH Devanagari Extra"/>
@@ -29358,7 +28541,7 @@
                 <w:sz w:val="32"/>
                 <w:szCs w:val="40"/>
               </w:rPr>
-              <w:t xml:space="preserve"> | </w:t>
+              <w:t xml:space="preserve"> </w:t>
             </w:r>
             <w:r>
               <w:rPr>
@@ -29383,22 +28566,140 @@
                 <w:sz w:val="32"/>
                 <w:szCs w:val="40"/>
               </w:rPr>
-              <w:t>cgÉÉ | L</w:t>
-            </w:r>
-            <w:r>
-              <w:rPr>
-                <w:rFonts w:ascii="BRH Malayalam Extra" w:hAnsi="BRH Malayalam Extra" w:cs="BRH Devanagari Extra"/>
-                <w:szCs w:val="40"/>
-              </w:rPr>
-              <w:t>–</w:t>
-            </w:r>
-            <w:r>
-              <w:rPr>
-                <w:rFonts w:ascii="BRH Devanagari Extra" w:hAnsi="BRH Devanagari Extra" w:cs="BRH Devanagari Extra"/>
-                <w:sz w:val="32"/>
-                <w:szCs w:val="40"/>
-              </w:rPr>
-              <w:t xml:space="preserve">uÉ | </w:t>
+              <w:t xml:space="preserve">cgÉÉ </w:t>
+            </w:r>
+            <w:r>
+              <w:rPr>
+                <w:rFonts w:ascii="BRH Devanagari Extra" w:hAnsi="BRH Devanagari Extra" w:cs="BRH Devanagari Extra"/>
+                <w:sz w:val="32"/>
+                <w:szCs w:val="40"/>
+                <w:highlight w:val="green"/>
+              </w:rPr>
+              <w:t>rÉÉ</w:t>
+            </w:r>
+            <w:r>
+              <w:rPr>
+                <w:rFonts w:ascii="BRH Malayalam Extra" w:hAnsi="BRH Malayalam Extra" w:cs="BRH Devanagari Extra"/>
+                <w:szCs w:val="40"/>
+                <w:highlight w:val="green"/>
+              </w:rPr>
+              <w:t>–</w:t>
+            </w:r>
+            <w:r>
+              <w:rPr>
+                <w:rFonts w:ascii="BRH Devanagari Extra" w:hAnsi="BRH Devanagari Extra" w:cs="BRH Devanagari Extra"/>
+                <w:sz w:val="32"/>
+                <w:szCs w:val="40"/>
+              </w:rPr>
+              <w:t>cgÉÉ ÌiÉþ¸iÉå ÌiÉ¸</w:t>
+            </w:r>
+            <w:r>
+              <w:rPr>
+                <w:rFonts w:ascii="BRH Devanagari Extra" w:hAnsi="BRH Devanagari Extra" w:cs="BRH Devanagari Extra"/>
+                <w:sz w:val="32"/>
+                <w:szCs w:val="40"/>
+                <w:highlight w:val="green"/>
+              </w:rPr>
+              <w:t>iÉå</w:t>
+            </w:r>
+            <w:r>
+              <w:rPr>
+                <w:rFonts w:ascii="BRH Devanagari Extra" w:hAnsi="BRH Devanagari Extra" w:cs="BRH Devanagari Extra"/>
+                <w:sz w:val="32"/>
+                <w:szCs w:val="40"/>
+              </w:rPr>
+              <w:t xml:space="preserve"> </w:t>
+            </w:r>
+            <w:r>
+              <w:rPr>
+                <w:rFonts w:ascii="BRH Devanagari Extra" w:hAnsi="BRH Devanagari Extra" w:cs="BRH Devanagari Extra"/>
+                <w:sz w:val="32"/>
+                <w:szCs w:val="40"/>
+                <w:highlight w:val="green"/>
+              </w:rPr>
+              <w:t>rÉÉ</w:t>
+            </w:r>
+            <w:r>
+              <w:rPr>
+                <w:rFonts w:ascii="BRH Malayalam Extra" w:hAnsi="BRH Malayalam Extra" w:cs="BRH Devanagari Extra"/>
+                <w:szCs w:val="40"/>
+              </w:rPr>
+              <w:t>–</w:t>
+            </w:r>
+            <w:r>
+              <w:rPr>
+                <w:rFonts w:ascii="BRH Devanagari Extra" w:hAnsi="BRH Devanagari Extra" w:cs="BRH Devanagari Extra"/>
+                <w:sz w:val="32"/>
+                <w:szCs w:val="40"/>
+              </w:rPr>
+              <w:t xml:space="preserve">cgÉæuÉæuÉ </w:t>
+            </w:r>
+            <w:r>
+              <w:rPr>
+                <w:rFonts w:ascii="BRH Devanagari Extra" w:hAnsi="BRH Devanagari Extra" w:cs="BRH Devanagari Extra"/>
+                <w:sz w:val="32"/>
+                <w:szCs w:val="40"/>
+                <w:highlight w:val="green"/>
+              </w:rPr>
+              <w:t>rÉÉ</w:t>
+            </w:r>
+            <w:r>
+              <w:rPr>
+                <w:rFonts w:ascii="BRH Malayalam Extra" w:hAnsi="BRH Malayalam Extra" w:cs="BRH Devanagari Extra"/>
+                <w:szCs w:val="40"/>
+                <w:highlight w:val="green"/>
+              </w:rPr>
+              <w:t>–</w:t>
+            </w:r>
+            <w:r>
+              <w:rPr>
+                <w:rFonts w:ascii="BRH Devanagari Extra" w:hAnsi="BRH Devanagari Extra" w:cs="BRH Devanagari Extra"/>
+                <w:sz w:val="32"/>
+                <w:szCs w:val="40"/>
+              </w:rPr>
+              <w:t>cgÉÉ ÌiÉþ¸iÉå ÌiÉ¸</w:t>
+            </w:r>
+            <w:r>
+              <w:rPr>
+                <w:rFonts w:ascii="BRH Devanagari Extra" w:hAnsi="BRH Devanagari Extra" w:cs="BRH Devanagari Extra"/>
+                <w:sz w:val="32"/>
+                <w:szCs w:val="40"/>
+                <w:highlight w:val="green"/>
+              </w:rPr>
+              <w:t>iÉ</w:t>
+            </w:r>
+            <w:r>
+              <w:rPr>
+                <w:rFonts w:ascii="BRH Devanagari Extra" w:hAnsi="BRH Devanagari Extra" w:cs="BRH Devanagari Extra"/>
+                <w:sz w:val="32"/>
+                <w:szCs w:val="40"/>
+              </w:rPr>
+              <w:t xml:space="preserve">å </w:t>
+            </w:r>
+            <w:r>
+              <w:rPr>
+                <w:rFonts w:ascii="BRH Devanagari Extra" w:hAnsi="BRH Devanagari Extra" w:cs="BRH Devanagari Extra"/>
+                <w:sz w:val="32"/>
+                <w:szCs w:val="40"/>
+                <w:highlight w:val="green"/>
+              </w:rPr>
+              <w:lastRenderedPageBreak/>
+              <w:t>rÉÉ</w:t>
+            </w:r>
+            <w:r>
+              <w:rPr>
+                <w:rFonts w:ascii="BRH Malayalam Extra" w:hAnsi="BRH Malayalam Extra" w:cs="BRH Devanagari Extra"/>
+                <w:szCs w:val="40"/>
+              </w:rPr>
+              <w:t>–</w:t>
+            </w:r>
+            <w:r>
+              <w:rPr>
+                <w:rFonts w:ascii="BRH Devanagari Extra" w:hAnsi="BRH Devanagari Extra" w:cs="BRH Devanagari Extra"/>
+                <w:sz w:val="32"/>
+                <w:szCs w:val="40"/>
+              </w:rPr>
+              <w:t xml:space="preserve">cgÉæuÉ | </w:t>
             </w:r>
           </w:p>
           <w:p>
@@ -29416,57 +28717,93 @@
             </w:pPr>
             <w:r>
               <w:rPr>
-                <w:rFonts w:ascii="BRH Devanagari Extra" w:hAnsi="BRH Devanagari Extra" w:cs="BRH Devanagari Extra"/>
-                <w:sz w:val="32"/>
-                <w:szCs w:val="40"/>
-              </w:rPr>
-              <w:lastRenderedPageBreak/>
-              <w:t>ÌiÉ</w:t>
-            </w:r>
-            <w:r>
-              <w:rPr>
-                <w:rFonts w:ascii="BRH Malayalam Extra" w:hAnsi="BRH Malayalam Extra" w:cs="BRH Devanagari Extra"/>
-                <w:szCs w:val="40"/>
-              </w:rPr>
-              <w:t>–</w:t>
-            </w:r>
-            <w:r>
-              <w:rPr>
-                <w:rFonts w:ascii="BRH Devanagari Extra" w:hAnsi="BRH Devanagari Extra" w:cs="BRH Devanagari Extra"/>
-                <w:sz w:val="32"/>
-                <w:szCs w:val="40"/>
-              </w:rPr>
-              <w:t>¸</w:t>
-            </w:r>
-            <w:r>
-              <w:rPr>
-                <w:rFonts w:ascii="BRH Malayalam Extra" w:hAnsi="BRH Malayalam Extra" w:cs="BRH Devanagari Extra"/>
-                <w:szCs w:val="40"/>
-              </w:rPr>
-              <w:t>–</w:t>
-            </w:r>
-            <w:r>
-              <w:rPr>
-                <w:rFonts w:ascii="BRH Devanagari Extra" w:hAnsi="BRH Devanagari Extra" w:cs="BRH Devanagari Extra"/>
-                <w:sz w:val="32"/>
-                <w:szCs w:val="40"/>
-              </w:rPr>
-              <w:t>iÉå</w:t>
-            </w:r>
-            <w:r>
-              <w:rPr>
-                <w:rFonts w:ascii="BRH Malayalam Extra" w:hAnsi="BRH Malayalam Extra" w:cs="BRH Devanagari Extra"/>
-                <w:szCs w:val="40"/>
-              </w:rPr>
-              <w:t>–</w:t>
-            </w:r>
-            <w:r>
-              <w:rPr>
-                <w:rFonts w:ascii="BRH Devanagari Extra" w:hAnsi="BRH Devanagari Extra" w:cs="BRH Devanagari Extra"/>
-                <w:sz w:val="32"/>
-                <w:szCs w:val="40"/>
-              </w:rPr>
-              <w:t xml:space="preserve"> </w:t>
+                <w:rFonts w:cs="BRH Devanagari Extra"/>
+                <w:szCs w:val="40"/>
+              </w:rPr>
+              <w:t>7</w:t>
+            </w:r>
+            <w:r>
+              <w:rPr>
+                <w:rFonts w:ascii="BRH Devanagari Extra" w:hAnsi="BRH Devanagari Extra" w:cs="BRH Devanagari Extra"/>
+                <w:sz w:val="32"/>
+                <w:szCs w:val="40"/>
+              </w:rPr>
+              <w:t>)</w:t>
+            </w:r>
+            <w:r>
+              <w:rPr>
+                <w:rFonts w:cs="BRH Devanagari Extra"/>
+                <w:szCs w:val="40"/>
+              </w:rPr>
+              <w:t xml:space="preserve">  1</w:t>
+            </w:r>
+            <w:r>
+              <w:rPr>
+                <w:rFonts w:ascii="BRH Devanagari Extra" w:hAnsi="BRH Devanagari Extra" w:cs="BRH Devanagari Extra"/>
+                <w:sz w:val="32"/>
+                <w:szCs w:val="40"/>
+              </w:rPr>
+              <w:t>.</w:t>
+            </w:r>
+            <w:r>
+              <w:rPr>
+                <w:rFonts w:cs="BRH Devanagari Extra"/>
+                <w:szCs w:val="40"/>
+              </w:rPr>
+              <w:t>5</w:t>
+            </w:r>
+            <w:r>
+              <w:rPr>
+                <w:rFonts w:ascii="BRH Devanagari Extra" w:hAnsi="BRH Devanagari Extra" w:cs="BRH Devanagari Extra"/>
+                <w:sz w:val="32"/>
+                <w:szCs w:val="40"/>
+              </w:rPr>
+              <w:t>.</w:t>
+            </w:r>
+            <w:r>
+              <w:rPr>
+                <w:rFonts w:cs="BRH Devanagari Extra"/>
+                <w:szCs w:val="40"/>
+              </w:rPr>
+              <w:t>7</w:t>
+            </w:r>
+            <w:r>
+              <w:rPr>
+                <w:rFonts w:ascii="BRH Devanagari Extra" w:hAnsi="BRH Devanagari Extra" w:cs="BRH Devanagari Extra"/>
+                <w:sz w:val="32"/>
+                <w:szCs w:val="40"/>
+              </w:rPr>
+              <w:t>.</w:t>
+            </w:r>
+            <w:r>
+              <w:rPr>
+                <w:rFonts w:cs="BRH Devanagari Extra"/>
+                <w:szCs w:val="40"/>
+              </w:rPr>
+              <w:t>4</w:t>
+            </w:r>
+            <w:r>
+              <w:rPr>
+                <w:rFonts w:ascii="BRH Devanagari Extra" w:hAnsi="BRH Devanagari Extra" w:cs="BRH Devanagari Extra"/>
+                <w:sz w:val="32"/>
+                <w:szCs w:val="40"/>
+              </w:rPr>
+              <w:t>(</w:t>
+            </w:r>
+            <w:r>
+              <w:rPr>
+                <w:rFonts w:cs="BRH Devanagari Extra"/>
+                <w:szCs w:val="40"/>
+              </w:rPr>
+              <w:t>7</w:t>
+            </w:r>
+            <w:r>
+              <w:rPr>
+                <w:rFonts w:ascii="BRH Devanagari Extra" w:hAnsi="BRH Devanagari Extra" w:cs="BRH Devanagari Extra"/>
+                <w:sz w:val="32"/>
+                <w:szCs w:val="40"/>
+              </w:rPr>
+              <w:t xml:space="preserve">)-  </w:t>
             </w:r>
             <w:r>
               <w:rPr>
@@ -29477,277 +28814,6 @@
               </w:rPr>
               <w:t>rÉÉ</w:t>
             </w:r>
-            <w:r>
-              <w:rPr>
-                <w:rFonts w:ascii="BRH Malayalam Extra" w:hAnsi="BRH Malayalam Extra" w:cs="BRH Devanagari Extra"/>
-                <w:szCs w:val="40"/>
-                <w:highlight w:val="green"/>
-              </w:rPr>
-              <w:t>–</w:t>
-            </w:r>
-            <w:r>
-              <w:rPr>
-                <w:rFonts w:ascii="BRH Devanagari Extra" w:hAnsi="BRH Devanagari Extra" w:cs="BRH Devanagari Extra"/>
-                <w:sz w:val="32"/>
-                <w:szCs w:val="40"/>
-              </w:rPr>
-              <w:t xml:space="preserve">cgÉÉ </w:t>
-            </w:r>
-            <w:r>
-              <w:rPr>
-                <w:rFonts w:ascii="BRH Devanagari Extra" w:hAnsi="BRH Devanagari Extra" w:cs="BRH Devanagari Extra"/>
-                <w:sz w:val="32"/>
-                <w:szCs w:val="40"/>
-                <w:highlight w:val="green"/>
-              </w:rPr>
-              <w:t>rÉÉ</w:t>
-            </w:r>
-            <w:r>
-              <w:rPr>
-                <w:rFonts w:ascii="BRH Malayalam Extra" w:hAnsi="BRH Malayalam Extra" w:cs="BRH Devanagari Extra"/>
-                <w:szCs w:val="40"/>
-                <w:highlight w:val="green"/>
-              </w:rPr>
-              <w:t>–</w:t>
-            </w:r>
-            <w:r>
-              <w:rPr>
-                <w:rFonts w:ascii="BRH Devanagari Extra" w:hAnsi="BRH Devanagari Extra" w:cs="BRH Devanagari Extra"/>
-                <w:sz w:val="32"/>
-                <w:szCs w:val="40"/>
-              </w:rPr>
-              <w:t>cgÉÉ ÌiÉþ¸iÉå ÌiÉ¸</w:t>
-            </w:r>
-            <w:r>
-              <w:rPr>
-                <w:rFonts w:ascii="BRH Devanagari Extra" w:hAnsi="BRH Devanagari Extra" w:cs="BRH Devanagari Extra"/>
-                <w:sz w:val="32"/>
-                <w:szCs w:val="40"/>
-                <w:highlight w:val="green"/>
-              </w:rPr>
-              <w:t>iÉå</w:t>
-            </w:r>
-            <w:r>
-              <w:rPr>
-                <w:rFonts w:ascii="BRH Devanagari Extra" w:hAnsi="BRH Devanagari Extra" w:cs="BRH Devanagari Extra"/>
-                <w:sz w:val="32"/>
-                <w:szCs w:val="40"/>
-              </w:rPr>
-              <w:t xml:space="preserve"> </w:t>
-            </w:r>
-            <w:r>
-              <w:rPr>
-                <w:rFonts w:ascii="BRH Devanagari Extra" w:hAnsi="BRH Devanagari Extra" w:cs="BRH Devanagari Extra"/>
-                <w:sz w:val="32"/>
-                <w:szCs w:val="40"/>
-                <w:highlight w:val="green"/>
-              </w:rPr>
-              <w:t>rÉÉ</w:t>
-            </w:r>
-            <w:r>
-              <w:rPr>
-                <w:rFonts w:ascii="BRH Malayalam Extra" w:hAnsi="BRH Malayalam Extra" w:cs="BRH Devanagari Extra"/>
-                <w:szCs w:val="40"/>
-              </w:rPr>
-              <w:t>–</w:t>
-            </w:r>
-            <w:r>
-              <w:rPr>
-                <w:rFonts w:ascii="BRH Devanagari Extra" w:hAnsi="BRH Devanagari Extra" w:cs="BRH Devanagari Extra"/>
-                <w:sz w:val="32"/>
-                <w:szCs w:val="40"/>
-              </w:rPr>
-              <w:t xml:space="preserve">cgÉæuÉæuÉ </w:t>
-            </w:r>
-            <w:r>
-              <w:rPr>
-                <w:rFonts w:ascii="BRH Devanagari Extra" w:hAnsi="BRH Devanagari Extra" w:cs="BRH Devanagari Extra"/>
-                <w:sz w:val="32"/>
-                <w:szCs w:val="40"/>
-                <w:highlight w:val="green"/>
-              </w:rPr>
-              <w:t>rÉÉ</w:t>
-            </w:r>
-            <w:r>
-              <w:rPr>
-                <w:rFonts w:ascii="BRH Malayalam Extra" w:hAnsi="BRH Malayalam Extra" w:cs="BRH Devanagari Extra"/>
-                <w:szCs w:val="40"/>
-                <w:highlight w:val="green"/>
-              </w:rPr>
-              <w:t>–</w:t>
-            </w:r>
-            <w:r>
-              <w:rPr>
-                <w:rFonts w:ascii="BRH Devanagari Extra" w:hAnsi="BRH Devanagari Extra" w:cs="BRH Devanagari Extra"/>
-                <w:sz w:val="32"/>
-                <w:szCs w:val="40"/>
-              </w:rPr>
-              <w:t>cgÉÉ ÌiÉþ¸iÉå ÌiÉ¸</w:t>
-            </w:r>
-            <w:r>
-              <w:rPr>
-                <w:rFonts w:ascii="BRH Devanagari Extra" w:hAnsi="BRH Devanagari Extra" w:cs="BRH Devanagari Extra"/>
-                <w:sz w:val="32"/>
-                <w:szCs w:val="40"/>
-                <w:highlight w:val="green"/>
-              </w:rPr>
-              <w:t>iÉ</w:t>
-            </w:r>
-            <w:r>
-              <w:rPr>
-                <w:rFonts w:ascii="BRH Devanagari Extra" w:hAnsi="BRH Devanagari Extra" w:cs="BRH Devanagari Extra"/>
-                <w:sz w:val="32"/>
-                <w:szCs w:val="40"/>
-              </w:rPr>
-              <w:t xml:space="preserve">å </w:t>
-            </w:r>
-            <w:r>
-              <w:rPr>
-                <w:rFonts w:ascii="BRH Devanagari Extra" w:hAnsi="BRH Devanagari Extra" w:cs="BRH Devanagari Extra"/>
-                <w:sz w:val="32"/>
-                <w:szCs w:val="40"/>
-                <w:highlight w:val="green"/>
-              </w:rPr>
-              <w:t>rÉÉ</w:t>
-            </w:r>
-            <w:r>
-              <w:rPr>
-                <w:rFonts w:ascii="BRH Malayalam Extra" w:hAnsi="BRH Malayalam Extra" w:cs="BRH Devanagari Extra"/>
-                <w:szCs w:val="40"/>
-              </w:rPr>
-              <w:t>–</w:t>
-            </w:r>
-            <w:r>
-              <w:rPr>
-                <w:rFonts w:ascii="BRH Devanagari Extra" w:hAnsi="BRH Devanagari Extra" w:cs="BRH Devanagari Extra"/>
-                <w:sz w:val="32"/>
-                <w:szCs w:val="40"/>
-              </w:rPr>
-              <w:t xml:space="preserve">cgÉæuÉ | </w:t>
-            </w:r>
-          </w:p>
-          <w:p>
-            <w:pPr>
-              <w:widowControl w:val="0"/>
-              <w:autoSpaceDE w:val="0"/>
-              <w:autoSpaceDN w:val="0"/>
-              <w:adjustRightInd w:val="0"/>
-              <w:spacing w:before="0" w:line="240" w:lineRule="auto"/>
-              <w:rPr>
-                <w:rFonts w:ascii="BRH Devanagari Extra" w:hAnsi="BRH Devanagari Extra" w:cs="BRH Devanagari Extra"/>
-                <w:sz w:val="32"/>
-                <w:szCs w:val="40"/>
-              </w:rPr>
-            </w:pPr>
-            <w:r>
-              <w:rPr>
-                <w:rFonts w:cs="BRH Devanagari Extra"/>
-                <w:szCs w:val="40"/>
-              </w:rPr>
-              <w:t>7</w:t>
-            </w:r>
-            <w:r>
-              <w:rPr>
-                <w:rFonts w:ascii="BRH Devanagari Extra" w:hAnsi="BRH Devanagari Extra" w:cs="BRH Devanagari Extra"/>
-                <w:sz w:val="32"/>
-                <w:szCs w:val="40"/>
-              </w:rPr>
-              <w:t>)</w:t>
-            </w:r>
-            <w:r>
-              <w:rPr>
-                <w:rFonts w:cs="BRH Devanagari Extra"/>
-                <w:szCs w:val="40"/>
-              </w:rPr>
-              <w:t xml:space="preserve">  1</w:t>
-            </w:r>
-            <w:r>
-              <w:rPr>
-                <w:rFonts w:ascii="BRH Devanagari Extra" w:hAnsi="BRH Devanagari Extra" w:cs="BRH Devanagari Extra"/>
-                <w:sz w:val="32"/>
-                <w:szCs w:val="40"/>
-              </w:rPr>
-              <w:t>.</w:t>
-            </w:r>
-            <w:r>
-              <w:rPr>
-                <w:rFonts w:cs="BRH Devanagari Extra"/>
-                <w:szCs w:val="40"/>
-              </w:rPr>
-              <w:t>5</w:t>
-            </w:r>
-            <w:r>
-              <w:rPr>
-                <w:rFonts w:ascii="BRH Devanagari Extra" w:hAnsi="BRH Devanagari Extra" w:cs="BRH Devanagari Extra"/>
-                <w:sz w:val="32"/>
-                <w:szCs w:val="40"/>
-              </w:rPr>
-              <w:t>.</w:t>
-            </w:r>
-            <w:r>
-              <w:rPr>
-                <w:rFonts w:cs="BRH Devanagari Extra"/>
-                <w:szCs w:val="40"/>
-              </w:rPr>
-              <w:t>7</w:t>
-            </w:r>
-            <w:r>
-              <w:rPr>
-                <w:rFonts w:ascii="BRH Devanagari Extra" w:hAnsi="BRH Devanagari Extra" w:cs="BRH Devanagari Extra"/>
-                <w:sz w:val="32"/>
-                <w:szCs w:val="40"/>
-              </w:rPr>
-              <w:t>.</w:t>
-            </w:r>
-            <w:r>
-              <w:rPr>
-                <w:rFonts w:cs="BRH Devanagari Extra"/>
-                <w:szCs w:val="40"/>
-              </w:rPr>
-              <w:t>4</w:t>
-            </w:r>
-            <w:r>
-              <w:rPr>
-                <w:rFonts w:ascii="BRH Devanagari Extra" w:hAnsi="BRH Devanagari Extra" w:cs="BRH Devanagari Extra"/>
-                <w:sz w:val="32"/>
-                <w:szCs w:val="40"/>
-              </w:rPr>
-              <w:t>(</w:t>
-            </w:r>
-            <w:r>
-              <w:rPr>
-                <w:rFonts w:cs="BRH Devanagari Extra"/>
-                <w:szCs w:val="40"/>
-              </w:rPr>
-              <w:t>7</w:t>
-            </w:r>
-            <w:r>
-              <w:rPr>
-                <w:rFonts w:ascii="BRH Devanagari Extra" w:hAnsi="BRH Devanagari Extra" w:cs="BRH Devanagari Extra"/>
-                <w:sz w:val="32"/>
-                <w:szCs w:val="40"/>
-              </w:rPr>
-              <w:t>)</w:t>
-            </w:r>
-            <w:proofErr w:type="gramStart"/>
-            <w:r>
-              <w:rPr>
-                <w:rFonts w:ascii="BRH Devanagari Extra" w:hAnsi="BRH Devanagari Extra" w:cs="BRH Devanagari Extra"/>
-                <w:sz w:val="32"/>
-                <w:szCs w:val="40"/>
-              </w:rPr>
-              <w:t xml:space="preserve">-  </w:t>
-            </w:r>
-            <w:r>
-              <w:rPr>
-                <w:rFonts w:ascii="BRH Devanagari Extra" w:hAnsi="BRH Devanagari Extra" w:cs="BRH Devanagari Extra"/>
-                <w:sz w:val="32"/>
-                <w:szCs w:val="40"/>
-                <w:highlight w:val="green"/>
-              </w:rPr>
-              <w:t>rÉÉ</w:t>
-            </w:r>
-            <w:proofErr w:type="gramEnd"/>
             <w:r>
               <w:rPr>
                 <w:rFonts w:ascii="BRH Malayalam Extra" w:hAnsi="BRH Malayalam Extra" w:cs="BRH Devanagari Extra"/>
@@ -30076,18 +29142,8 @@
                 <w:sz w:val="32"/>
                 <w:szCs w:val="40"/>
               </w:rPr>
-              <w:t>)</w:t>
-            </w:r>
-            <w:proofErr w:type="gramStart"/>
-            <w:r>
-              <w:rPr>
-                <w:rFonts w:ascii="BRH Devanagari Extra" w:hAnsi="BRH Devanagari Extra" w:cs="BRH Devanagari Extra"/>
-                <w:sz w:val="32"/>
-                <w:szCs w:val="40"/>
-              </w:rPr>
-              <w:t>-  A</w:t>
-            </w:r>
-            <w:proofErr w:type="gramEnd"/>
+              <w:t>)-  A</w:t>
+            </w:r>
             <w:r>
               <w:rPr>
                 <w:rFonts w:ascii="BRH Malayalam Extra" w:hAnsi="BRH Malayalam Extra" w:cs="BRH Devanagari Extra"/>
@@ -30416,25 +29472,7 @@
                 <w:sz w:val="32"/>
                 <w:szCs w:val="40"/>
               </w:rPr>
-              <w:t>)</w:t>
-            </w:r>
-            <w:proofErr w:type="gramStart"/>
-            <w:r>
-              <w:rPr>
-                <w:rFonts w:ascii="BRH Devanagari Extra" w:hAnsi="BRH Devanagari Extra" w:cs="BRH Devanagari Extra"/>
-                <w:sz w:val="32"/>
-                <w:szCs w:val="40"/>
-              </w:rPr>
-              <w:t>-  urÉÑþÌ</w:t>
-            </w:r>
-            <w:proofErr w:type="gramEnd"/>
-            <w:r>
-              <w:rPr>
-                <w:rFonts w:ascii="BRH Devanagari Extra" w:hAnsi="BRH Devanagari Extra" w:cs="BRH Devanagari Extra"/>
-                <w:sz w:val="32"/>
-                <w:szCs w:val="40"/>
-              </w:rPr>
-              <w:t>¹qÉç | L</w:t>
+              <w:t>)-  urÉÑþÌ¹qÉç | L</w:t>
             </w:r>
             <w:r>
               <w:rPr>
@@ -30715,18 +29753,8 @@
                 <w:sz w:val="32"/>
                 <w:szCs w:val="40"/>
               </w:rPr>
-              <w:t>)</w:t>
-            </w:r>
-            <w:proofErr w:type="gramStart"/>
-            <w:r>
-              <w:rPr>
-                <w:rFonts w:ascii="BRH Devanagari Extra" w:hAnsi="BRH Devanagari Extra" w:cs="BRH Devanagari Extra"/>
-                <w:sz w:val="32"/>
-                <w:szCs w:val="40"/>
-              </w:rPr>
-              <w:t>-  A</w:t>
-            </w:r>
-            <w:proofErr w:type="gramEnd"/>
+              <w:t>)-  A</w:t>
+            </w:r>
             <w:r>
               <w:rPr>
                 <w:rFonts w:ascii="BRH Malayalam Extra" w:hAnsi="BRH Malayalam Extra" w:cs="BRH Devanagari Extra"/>
@@ -31048,25 +30076,7 @@
                 <w:sz w:val="32"/>
                 <w:szCs w:val="40"/>
               </w:rPr>
-              <w:t>)</w:t>
-            </w:r>
-            <w:proofErr w:type="gramStart"/>
-            <w:r>
-              <w:rPr>
-                <w:rFonts w:ascii="BRH Devanagari Extra" w:hAnsi="BRH Devanagari Extra" w:cs="BRH Devanagari Extra"/>
-                <w:sz w:val="32"/>
-                <w:szCs w:val="40"/>
-              </w:rPr>
-              <w:t>-  urÉÑþÌ</w:t>
-            </w:r>
-            <w:proofErr w:type="gramEnd"/>
-            <w:r>
-              <w:rPr>
-                <w:rFonts w:ascii="BRH Devanagari Extra" w:hAnsi="BRH Devanagari Extra" w:cs="BRH Devanagari Extra"/>
-                <w:sz w:val="32"/>
-                <w:szCs w:val="40"/>
-              </w:rPr>
-              <w:t>¹qÉç | L</w:t>
+              <w:t>)-  urÉÑþÌ¹qÉç | L</w:t>
             </w:r>
             <w:r>
               <w:rPr>
@@ -31336,18 +30346,8 @@
                 <w:sz w:val="32"/>
                 <w:szCs w:val="40"/>
               </w:rPr>
-              <w:t>)</w:t>
-            </w:r>
-            <w:proofErr w:type="gramStart"/>
-            <w:r>
-              <w:rPr>
-                <w:rFonts w:ascii="BRH Devanagari Extra" w:hAnsi="BRH Devanagari Extra" w:cs="BRH Devanagari Extra"/>
-                <w:sz w:val="32"/>
-                <w:szCs w:val="40"/>
-              </w:rPr>
-              <w:t>-  zÉÉ</w:t>
-            </w:r>
-            <w:proofErr w:type="gramEnd"/>
+              <w:t>)-  zÉÉ</w:t>
+            </w:r>
             <w:r>
               <w:rPr>
                 <w:rFonts w:ascii="BRH Malayalam Extra" w:hAnsi="BRH Malayalam Extra" w:cs="BRH Devanagari Extra"/>
@@ -31534,18 +30534,8 @@
                 <w:sz w:val="32"/>
                 <w:szCs w:val="40"/>
               </w:rPr>
-              <w:t>)</w:t>
-            </w:r>
-            <w:proofErr w:type="gramStart"/>
-            <w:r>
-              <w:rPr>
-                <w:rFonts w:ascii="BRH Devanagari Extra" w:hAnsi="BRH Devanagari Extra" w:cs="BRH Devanagari Extra"/>
-                <w:sz w:val="32"/>
-                <w:szCs w:val="40"/>
-              </w:rPr>
-              <w:t>-  zÉÉ</w:t>
-            </w:r>
-            <w:proofErr w:type="gramEnd"/>
+              <w:t>)-  zÉÉ</w:t>
+            </w:r>
             <w:r>
               <w:rPr>
                 <w:rFonts w:ascii="BRH Malayalam Extra" w:hAnsi="BRH Malayalam Extra" w:cs="BRH Devanagari Extra"/>
@@ -32199,18 +31189,8 @@
                 <w:sz w:val="32"/>
                 <w:szCs w:val="40"/>
               </w:rPr>
-              <w:t>)</w:t>
-            </w:r>
-            <w:proofErr w:type="gramStart"/>
-            <w:r>
-              <w:rPr>
-                <w:rFonts w:ascii="BRH Devanagari Extra" w:hAnsi="BRH Devanagari Extra" w:cs="BRH Devanagari Extra"/>
-                <w:sz w:val="32"/>
-                <w:szCs w:val="40"/>
-              </w:rPr>
-              <w:t>-  mÉ</w:t>
-            </w:r>
-            <w:proofErr w:type="gramEnd"/>
+              <w:t>)-  mÉ</w:t>
+            </w:r>
             <w:r>
               <w:rPr>
                 <w:rFonts w:ascii="BRH Malayalam Extra" w:hAnsi="BRH Malayalam Extra" w:cs="BRH Devanagari Extra"/>
@@ -32569,18 +31549,8 @@
                 <w:sz w:val="32"/>
                 <w:szCs w:val="40"/>
               </w:rPr>
-              <w:t>)</w:t>
-            </w:r>
-            <w:proofErr w:type="gramStart"/>
-            <w:r>
-              <w:rPr>
-                <w:rFonts w:ascii="BRH Devanagari Extra" w:hAnsi="BRH Devanagari Extra" w:cs="BRH Devanagari Extra"/>
-                <w:sz w:val="32"/>
-                <w:szCs w:val="40"/>
-              </w:rPr>
-              <w:t>-  ÌuÉ</w:t>
-            </w:r>
-            <w:proofErr w:type="gramEnd"/>
+              <w:t>)-  ÌuÉ</w:t>
+            </w:r>
             <w:r>
               <w:rPr>
                 <w:rFonts w:ascii="BRH Malayalam Extra" w:hAnsi="BRH Malayalam Extra" w:cs="BRH Devanagari Extra"/>
@@ -32937,18 +31907,8 @@
                 <w:sz w:val="32"/>
                 <w:szCs w:val="40"/>
               </w:rPr>
-              <w:t>)</w:t>
-            </w:r>
-            <w:proofErr w:type="gramStart"/>
-            <w:r>
-              <w:rPr>
-                <w:rFonts w:ascii="BRH Devanagari Extra" w:hAnsi="BRH Devanagari Extra" w:cs="BRH Devanagari Extra"/>
-                <w:sz w:val="32"/>
-                <w:szCs w:val="40"/>
-              </w:rPr>
-              <w:t>-  mÉ</w:t>
-            </w:r>
-            <w:proofErr w:type="gramEnd"/>
+              <w:t>)-  mÉ</w:t>
+            </w:r>
             <w:r>
               <w:rPr>
                 <w:rFonts w:ascii="BRH Malayalam Extra" w:hAnsi="BRH Malayalam Extra" w:cs="BRH Devanagari Extra"/>
@@ -33307,18 +32267,8 @@
                 <w:sz w:val="32"/>
                 <w:szCs w:val="40"/>
               </w:rPr>
-              <w:t>)</w:t>
-            </w:r>
-            <w:proofErr w:type="gramStart"/>
-            <w:r>
-              <w:rPr>
-                <w:rFonts w:ascii="BRH Devanagari Extra" w:hAnsi="BRH Devanagari Extra" w:cs="BRH Devanagari Extra"/>
-                <w:sz w:val="32"/>
-                <w:szCs w:val="40"/>
-              </w:rPr>
-              <w:t>-  ÌuÉ</w:t>
-            </w:r>
-            <w:proofErr w:type="gramEnd"/>
+              <w:t>)-  ÌuÉ</w:t>
+            </w:r>
             <w:r>
               <w:rPr>
                 <w:rFonts w:ascii="BRH Malayalam Extra" w:hAnsi="BRH Malayalam Extra" w:cs="BRH Devanagari Extra"/>
@@ -34084,25 +33034,7 @@
                 <w:sz w:val="32"/>
                 <w:szCs w:val="40"/>
               </w:rPr>
-              <w:t>)</w:t>
-            </w:r>
-            <w:proofErr w:type="gramStart"/>
-            <w:r>
-              <w:rPr>
-                <w:rFonts w:ascii="BRH Devanagari Extra" w:hAnsi="BRH Devanagari Extra" w:cs="BRH Devanagari Extra"/>
-                <w:sz w:val="32"/>
-                <w:szCs w:val="40"/>
-              </w:rPr>
-              <w:t>-  iÉqÉç</w:t>
-            </w:r>
-            <w:proofErr w:type="gramEnd"/>
-            <w:r>
-              <w:rPr>
-                <w:rFonts w:ascii="BRH Devanagari Extra" w:hAnsi="BRH Devanagari Extra" w:cs="BRH Devanagari Extra"/>
-                <w:sz w:val="32"/>
-                <w:szCs w:val="40"/>
-              </w:rPr>
-              <w:t xml:space="preserve"> | EmÉþ | G</w:t>
+              <w:t>)-  iÉqÉç | EmÉþ | G</w:t>
             </w:r>
             <w:r>
               <w:rPr>
@@ -34352,25 +33284,7 @@
                 <w:sz w:val="32"/>
                 <w:szCs w:val="40"/>
               </w:rPr>
-              <w:t>)</w:t>
-            </w:r>
-            <w:proofErr w:type="gramStart"/>
-            <w:r>
-              <w:rPr>
-                <w:rFonts w:ascii="BRH Devanagari Extra" w:hAnsi="BRH Devanagari Extra" w:cs="BRH Devanagari Extra"/>
-                <w:sz w:val="32"/>
-                <w:szCs w:val="40"/>
-              </w:rPr>
-              <w:t>-  EmÉþ</w:t>
-            </w:r>
-            <w:proofErr w:type="gramEnd"/>
-            <w:r>
-              <w:rPr>
-                <w:rFonts w:ascii="BRH Devanagari Extra" w:hAnsi="BRH Devanagari Extra" w:cs="BRH Devanagari Extra"/>
-                <w:sz w:val="32"/>
-                <w:szCs w:val="40"/>
-              </w:rPr>
-              <w:t xml:space="preserve"> | G</w:t>
+              <w:t>)-  EmÉþ | G</w:t>
             </w:r>
             <w:r>
               <w:rPr>
@@ -34678,25 +33592,7 @@
                 <w:sz w:val="32"/>
                 <w:szCs w:val="40"/>
               </w:rPr>
-              <w:t>)</w:t>
-            </w:r>
-            <w:proofErr w:type="gramStart"/>
-            <w:r>
-              <w:rPr>
-                <w:rFonts w:ascii="BRH Devanagari Extra" w:hAnsi="BRH Devanagari Extra" w:cs="BRH Devanagari Extra"/>
-                <w:sz w:val="32"/>
-                <w:szCs w:val="40"/>
-              </w:rPr>
-              <w:t>-  iÉqÉç</w:t>
-            </w:r>
-            <w:proofErr w:type="gramEnd"/>
-            <w:r>
-              <w:rPr>
-                <w:rFonts w:ascii="BRH Devanagari Extra" w:hAnsi="BRH Devanagari Extra" w:cs="BRH Devanagari Extra"/>
-                <w:sz w:val="32"/>
-                <w:szCs w:val="40"/>
-              </w:rPr>
-              <w:t xml:space="preserve"> | EmÉþ | G</w:t>
+              <w:t>)-  iÉqÉç | EmÉþ | G</w:t>
             </w:r>
             <w:r>
               <w:rPr>
@@ -34946,25 +33842,7 @@
                 <w:sz w:val="32"/>
                 <w:szCs w:val="40"/>
               </w:rPr>
-              <w:t>)</w:t>
-            </w:r>
-            <w:proofErr w:type="gramStart"/>
-            <w:r>
-              <w:rPr>
-                <w:rFonts w:ascii="BRH Devanagari Extra" w:hAnsi="BRH Devanagari Extra" w:cs="BRH Devanagari Extra"/>
-                <w:sz w:val="32"/>
-                <w:szCs w:val="40"/>
-              </w:rPr>
-              <w:t>-  EmÉþ</w:t>
-            </w:r>
-            <w:proofErr w:type="gramEnd"/>
-            <w:r>
-              <w:rPr>
-                <w:rFonts w:ascii="BRH Devanagari Extra" w:hAnsi="BRH Devanagari Extra" w:cs="BRH Devanagari Extra"/>
-                <w:sz w:val="32"/>
-                <w:szCs w:val="40"/>
-              </w:rPr>
-              <w:t xml:space="preserve"> | G</w:t>
+              <w:t>)-  EmÉþ | G</w:t>
             </w:r>
             <w:r>
               <w:rPr>
@@ -35270,18 +34148,8 @@
                 <w:sz w:val="32"/>
                 <w:szCs w:val="40"/>
               </w:rPr>
-              <w:t>)</w:t>
-            </w:r>
-            <w:proofErr w:type="gramStart"/>
-            <w:r>
-              <w:rPr>
-                <w:rFonts w:ascii="BRH Devanagari Extra" w:hAnsi="BRH Devanagari Extra" w:cs="BRH Devanagari Extra"/>
-                <w:sz w:val="32"/>
-                <w:szCs w:val="40"/>
-              </w:rPr>
-              <w:t>-  mÉ</w:t>
-            </w:r>
-            <w:proofErr w:type="gramEnd"/>
+              <w:t>)-  mÉ</w:t>
+            </w:r>
             <w:r>
               <w:rPr>
                 <w:rFonts w:ascii="BRH Malayalam Extra" w:hAnsi="BRH Malayalam Extra" w:cs="BRH Devanagari Extra"/>
@@ -35610,18 +34478,8 @@
                 <w:sz w:val="32"/>
                 <w:szCs w:val="40"/>
               </w:rPr>
-              <w:t>)</w:t>
-            </w:r>
-            <w:proofErr w:type="gramStart"/>
-            <w:r>
-              <w:rPr>
-                <w:rFonts w:ascii="BRH Devanagari Extra" w:hAnsi="BRH Devanagari Extra" w:cs="BRH Devanagari Extra"/>
-                <w:sz w:val="32"/>
-                <w:szCs w:val="40"/>
-              </w:rPr>
-              <w:t>-  L</w:t>
-            </w:r>
-            <w:proofErr w:type="gramEnd"/>
+              <w:t>)-  L</w:t>
+            </w:r>
             <w:r>
               <w:rPr>
                 <w:rFonts w:ascii="BRH Malayalam Extra" w:hAnsi="BRH Malayalam Extra" w:cs="BRH Devanagari Extra"/>
@@ -35921,18 +34779,8 @@
                 <w:sz w:val="32"/>
                 <w:szCs w:val="40"/>
               </w:rPr>
-              <w:t>)</w:t>
-            </w:r>
-            <w:proofErr w:type="gramStart"/>
-            <w:r>
-              <w:rPr>
-                <w:rFonts w:ascii="BRH Devanagari Extra" w:hAnsi="BRH Devanagari Extra" w:cs="BRH Devanagari Extra"/>
-                <w:sz w:val="32"/>
-                <w:szCs w:val="40"/>
-              </w:rPr>
-              <w:t>-  mÉ</w:t>
-            </w:r>
-            <w:proofErr w:type="gramEnd"/>
+              <w:t>)-  mÉ</w:t>
+            </w:r>
             <w:r>
               <w:rPr>
                 <w:rFonts w:ascii="BRH Malayalam Extra" w:hAnsi="BRH Malayalam Extra" w:cs="BRH Devanagari Extra"/>
@@ -36308,18 +35156,8 @@
                 <w:sz w:val="32"/>
                 <w:szCs w:val="40"/>
               </w:rPr>
-              <w:t>)</w:t>
-            </w:r>
-            <w:proofErr w:type="gramStart"/>
-            <w:r>
-              <w:rPr>
-                <w:rFonts w:ascii="BRH Devanagari Extra" w:hAnsi="BRH Devanagari Extra" w:cs="BRH Devanagari Extra"/>
-                <w:sz w:val="32"/>
-                <w:szCs w:val="40"/>
-              </w:rPr>
-              <w:t>-  L</w:t>
-            </w:r>
-            <w:proofErr w:type="gramEnd"/>
+              <w:t>)-  L</w:t>
+            </w:r>
             <w:r>
               <w:rPr>
                 <w:rFonts w:ascii="BRH Malayalam Extra" w:hAnsi="BRH Malayalam Extra" w:cs="BRH Devanagari Extra"/>
@@ -36670,18 +35508,8 @@
                 <w:sz w:val="32"/>
                 <w:szCs w:val="40"/>
               </w:rPr>
-              <w:t>)</w:t>
-            </w:r>
-            <w:proofErr w:type="gramStart"/>
-            <w:r>
-              <w:rPr>
-                <w:rFonts w:ascii="BRH Devanagari Extra" w:hAnsi="BRH Devanagari Extra" w:cs="BRH Devanagari Extra"/>
-                <w:sz w:val="32"/>
-                <w:szCs w:val="40"/>
-              </w:rPr>
-              <w:t>-  C</w:t>
-            </w:r>
-            <w:proofErr w:type="gramEnd"/>
+              <w:t>)-  C</w:t>
+            </w:r>
             <w:r>
               <w:rPr>
                 <w:rFonts w:ascii="BRH Malayalam Extra" w:hAnsi="BRH Malayalam Extra" w:cs="BRH Devanagari Extra"/>
@@ -37060,25 +35888,7 @@
                 <w:sz w:val="32"/>
                 <w:szCs w:val="40"/>
               </w:rPr>
-              <w:t>)</w:t>
-            </w:r>
-            <w:proofErr w:type="gramStart"/>
-            <w:r>
-              <w:rPr>
-                <w:rFonts w:ascii="BRH Devanagari Extra" w:hAnsi="BRH Devanagari Extra" w:cs="BRH Devanagari Extra"/>
-                <w:sz w:val="32"/>
-                <w:szCs w:val="40"/>
-              </w:rPr>
-              <w:t>-  uÉåÌSþÈ</w:t>
-            </w:r>
-            <w:proofErr w:type="gramEnd"/>
-            <w:r>
-              <w:rPr>
-                <w:rFonts w:ascii="BRH Devanagari Extra" w:hAnsi="BRH Devanagari Extra" w:cs="BRH Devanagari Extra"/>
-                <w:sz w:val="32"/>
-                <w:szCs w:val="40"/>
-              </w:rPr>
-              <w:t xml:space="preserve"> | mÉ</w:t>
+              <w:t>)-  uÉåÌSþÈ | mÉ</w:t>
             </w:r>
             <w:r>
               <w:rPr>
@@ -37478,18 +36288,8 @@
                 <w:sz w:val="32"/>
                 <w:szCs w:val="40"/>
               </w:rPr>
-              <w:t>)</w:t>
-            </w:r>
-            <w:proofErr w:type="gramStart"/>
-            <w:r>
-              <w:rPr>
-                <w:rFonts w:ascii="BRH Devanagari Extra" w:hAnsi="BRH Devanagari Extra" w:cs="BRH Devanagari Extra"/>
-                <w:sz w:val="32"/>
-                <w:szCs w:val="40"/>
-              </w:rPr>
-              <w:t>-  mÉ</w:t>
-            </w:r>
-            <w:proofErr w:type="gramEnd"/>
+              <w:t>)-  mÉ</w:t>
+            </w:r>
             <w:r>
               <w:rPr>
                 <w:rFonts w:ascii="BRH Malayalam Extra" w:hAnsi="BRH Malayalam Extra" w:cs="BRH Devanagari Extra"/>
@@ -37863,18 +36663,8 @@
                 <w:sz w:val="32"/>
                 <w:szCs w:val="40"/>
               </w:rPr>
-              <w:t>)</w:t>
-            </w:r>
-            <w:proofErr w:type="gramStart"/>
-            <w:r>
-              <w:rPr>
-                <w:rFonts w:ascii="BRH Devanagari Extra" w:hAnsi="BRH Devanagari Extra" w:cs="BRH Devanagari Extra"/>
-                <w:sz w:val="32"/>
-                <w:szCs w:val="40"/>
-              </w:rPr>
-              <w:t>-  mÉ</w:t>
-            </w:r>
-            <w:proofErr w:type="gramEnd"/>
+              <w:t>)-  mÉ</w:t>
+            </w:r>
             <w:r>
               <w:rPr>
                 <w:rFonts w:ascii="BRH Malayalam Extra" w:hAnsi="BRH Malayalam Extra" w:cs="BRH Devanagari Extra"/>
@@ -38135,18 +36925,8 @@
                 <w:sz w:val="32"/>
                 <w:szCs w:val="40"/>
               </w:rPr>
-              <w:t>)</w:t>
-            </w:r>
-            <w:proofErr w:type="gramStart"/>
-            <w:r>
-              <w:rPr>
-                <w:rFonts w:ascii="BRH Devanagari Extra" w:hAnsi="BRH Devanagari Extra" w:cs="BRH Devanagari Extra"/>
-                <w:sz w:val="32"/>
-                <w:szCs w:val="40"/>
-              </w:rPr>
-              <w:t>-  C</w:t>
-            </w:r>
-            <w:proofErr w:type="gramEnd"/>
+              <w:t>)-  C</w:t>
+            </w:r>
             <w:r>
               <w:rPr>
                 <w:rFonts w:ascii="BRH Malayalam Extra" w:hAnsi="BRH Malayalam Extra" w:cs="BRH Devanagari Extra"/>
@@ -38539,25 +37319,7 @@
                 <w:sz w:val="32"/>
                 <w:szCs w:val="40"/>
               </w:rPr>
-              <w:t>)</w:t>
-            </w:r>
-            <w:proofErr w:type="gramStart"/>
-            <w:r>
-              <w:rPr>
-                <w:rFonts w:ascii="BRH Devanagari Extra" w:hAnsi="BRH Devanagari Extra" w:cs="BRH Devanagari Extra"/>
-                <w:sz w:val="32"/>
-                <w:szCs w:val="40"/>
-              </w:rPr>
-              <w:t>-  uÉåÌSþÈ</w:t>
-            </w:r>
-            <w:proofErr w:type="gramEnd"/>
-            <w:r>
-              <w:rPr>
-                <w:rFonts w:ascii="BRH Devanagari Extra" w:hAnsi="BRH Devanagari Extra" w:cs="BRH Devanagari Extra"/>
-                <w:sz w:val="32"/>
-                <w:szCs w:val="40"/>
-              </w:rPr>
-              <w:t xml:space="preserve"> | mÉ</w:t>
+              <w:t>)-  uÉåÌSþÈ | mÉ</w:t>
             </w:r>
             <w:r>
               <w:rPr>
@@ -38966,18 +37728,8 @@
                 <w:sz w:val="32"/>
                 <w:szCs w:val="40"/>
               </w:rPr>
-              <w:t>)</w:t>
-            </w:r>
-            <w:proofErr w:type="gramStart"/>
-            <w:r>
-              <w:rPr>
-                <w:rFonts w:ascii="BRH Devanagari Extra" w:hAnsi="BRH Devanagari Extra" w:cs="BRH Devanagari Extra"/>
-                <w:sz w:val="32"/>
-                <w:szCs w:val="40"/>
-              </w:rPr>
-              <w:t>-  mÉ</w:t>
-            </w:r>
-            <w:proofErr w:type="gramEnd"/>
+              <w:t>)-  mÉ</w:t>
+            </w:r>
             <w:r>
               <w:rPr>
                 <w:rFonts w:ascii="BRH Malayalam Extra" w:hAnsi="BRH Malayalam Extra" w:cs="BRH Devanagari Extra"/>
@@ -39376,18 +38128,8 @@
                 <w:sz w:val="32"/>
                 <w:szCs w:val="40"/>
               </w:rPr>
-              <w:t>)</w:t>
-            </w:r>
-            <w:proofErr w:type="gramStart"/>
-            <w:r>
-              <w:rPr>
-                <w:rFonts w:ascii="BRH Devanagari Extra" w:hAnsi="BRH Devanagari Extra" w:cs="BRH Devanagari Extra"/>
-                <w:sz w:val="32"/>
-                <w:szCs w:val="40"/>
-              </w:rPr>
-              <w:t>-  mÉ</w:t>
-            </w:r>
-            <w:proofErr w:type="gramEnd"/>
+              <w:t>)-  mÉ</w:t>
+            </w:r>
             <w:r>
               <w:rPr>
                 <w:rFonts w:ascii="BRH Malayalam Extra" w:hAnsi="BRH Malayalam Extra" w:cs="BRH Devanagari Extra"/>
@@ -39630,18 +38372,8 @@
                 <w:sz w:val="32"/>
                 <w:szCs w:val="40"/>
               </w:rPr>
-              <w:t>)</w:t>
-            </w:r>
-            <w:proofErr w:type="gramStart"/>
-            <w:r>
-              <w:rPr>
-                <w:rFonts w:ascii="BRH Devanagari Extra" w:hAnsi="BRH Devanagari Extra" w:cs="BRH Devanagari Extra"/>
-                <w:sz w:val="32"/>
-                <w:szCs w:val="40"/>
-              </w:rPr>
-              <w:t>-  xÉ</w:t>
-            </w:r>
-            <w:proofErr w:type="gramEnd"/>
+              <w:t>)-  xÉ</w:t>
+            </w:r>
             <w:r>
               <w:rPr>
                 <w:rFonts w:ascii="BRH Malayalam Extra" w:hAnsi="BRH Malayalam Extra" w:cs="BRH Devanagari Extra"/>
@@ -39901,18 +38633,8 @@
                 <w:sz w:val="32"/>
                 <w:szCs w:val="40"/>
               </w:rPr>
-              <w:t>)</w:t>
-            </w:r>
-            <w:proofErr w:type="gramStart"/>
-            <w:r>
-              <w:rPr>
-                <w:rFonts w:ascii="BRH Devanagari Extra" w:hAnsi="BRH Devanagari Extra" w:cs="BRH Devanagari Extra"/>
-                <w:sz w:val="32"/>
-                <w:szCs w:val="40"/>
-              </w:rPr>
-              <w:t>-  xÉ</w:t>
-            </w:r>
-            <w:proofErr w:type="gramEnd"/>
+              <w:t>)-  xÉ</w:t>
+            </w:r>
             <w:r>
               <w:rPr>
                 <w:rFonts w:ascii="BRH Malayalam Extra" w:hAnsi="BRH Malayalam Extra" w:cs="BRH Devanagari Extra"/>
@@ -40154,18 +38876,8 @@
                 <w:sz w:val="32"/>
                 <w:szCs w:val="40"/>
               </w:rPr>
-              <w:t>)</w:t>
-            </w:r>
-            <w:proofErr w:type="gramStart"/>
-            <w:r>
-              <w:rPr>
-                <w:rFonts w:ascii="BRH Devanagari Extra" w:hAnsi="BRH Devanagari Extra" w:cs="BRH Devanagari Extra"/>
-                <w:sz w:val="32"/>
-                <w:szCs w:val="40"/>
-              </w:rPr>
-              <w:t>-  A</w:t>
-            </w:r>
-            <w:proofErr w:type="gramEnd"/>
+              <w:t>)-  A</w:t>
+            </w:r>
             <w:r>
               <w:rPr>
                 <w:rFonts w:ascii="BRH Malayalam Extra" w:hAnsi="BRH Malayalam Extra" w:cs="BRH Devanagari Extra"/>
@@ -40501,6 +39213,190 @@
                 <w:szCs w:val="40"/>
               </w:rPr>
             </w:pPr>
+            <w:r>
+              <w:rPr>
+                <w:rFonts w:cs="BRH Devanagari Extra"/>
+                <w:szCs w:val="40"/>
+              </w:rPr>
+              <w:t>35</w:t>
+            </w:r>
+            <w:r>
+              <w:rPr>
+                <w:rFonts w:ascii="BRH Devanagari Extra" w:hAnsi="BRH Devanagari Extra" w:cs="BRH Devanagari Extra"/>
+                <w:sz w:val="32"/>
+                <w:szCs w:val="40"/>
+              </w:rPr>
+              <w:t>)</w:t>
+            </w:r>
+            <w:r>
+              <w:rPr>
+                <w:rFonts w:cs="BRH Devanagari Extra"/>
+                <w:szCs w:val="40"/>
+              </w:rPr>
+              <w:t xml:space="preserve">  1</w:t>
+            </w:r>
+            <w:r>
+              <w:rPr>
+                <w:rFonts w:ascii="BRH Devanagari Extra" w:hAnsi="BRH Devanagari Extra" w:cs="BRH Devanagari Extra"/>
+                <w:sz w:val="32"/>
+                <w:szCs w:val="40"/>
+              </w:rPr>
+              <w:t>.</w:t>
+            </w:r>
+            <w:r>
+              <w:rPr>
+                <w:rFonts w:cs="BRH Devanagari Extra"/>
+                <w:szCs w:val="40"/>
+              </w:rPr>
+              <w:t>5</w:t>
+            </w:r>
+            <w:r>
+              <w:rPr>
+                <w:rFonts w:ascii="BRH Devanagari Extra" w:hAnsi="BRH Devanagari Extra" w:cs="BRH Devanagari Extra"/>
+                <w:sz w:val="32"/>
+                <w:szCs w:val="40"/>
+              </w:rPr>
+              <w:t>.</w:t>
+            </w:r>
+            <w:r>
+              <w:rPr>
+                <w:rFonts w:cs="BRH Devanagari Extra"/>
+                <w:szCs w:val="40"/>
+              </w:rPr>
+              <w:t>11</w:t>
+            </w:r>
+            <w:r>
+              <w:rPr>
+                <w:rFonts w:ascii="BRH Devanagari Extra" w:hAnsi="BRH Devanagari Extra" w:cs="BRH Devanagari Extra"/>
+                <w:sz w:val="32"/>
+                <w:szCs w:val="40"/>
+              </w:rPr>
+              <w:t>.</w:t>
+            </w:r>
+            <w:r>
+              <w:rPr>
+                <w:rFonts w:cs="BRH Devanagari Extra"/>
+                <w:szCs w:val="40"/>
+              </w:rPr>
+              <w:t>3</w:t>
+            </w:r>
+            <w:r>
+              <w:rPr>
+                <w:rFonts w:ascii="BRH Devanagari Extra" w:hAnsi="BRH Devanagari Extra" w:cs="BRH Devanagari Extra"/>
+                <w:sz w:val="32"/>
+                <w:szCs w:val="40"/>
+              </w:rPr>
+              <w:t>(</w:t>
+            </w:r>
+            <w:r>
+              <w:rPr>
+                <w:rFonts w:cs="BRH Devanagari Extra"/>
+                <w:szCs w:val="40"/>
+              </w:rPr>
+              <w:t>32</w:t>
+            </w:r>
+            <w:r>
+              <w:rPr>
+                <w:rFonts w:ascii="BRH Devanagari Extra" w:hAnsi="BRH Devanagari Extra" w:cs="BRH Devanagari Extra"/>
+                <w:sz w:val="32"/>
+                <w:szCs w:val="40"/>
+              </w:rPr>
+              <w:t>)-  A</w:t>
+            </w:r>
+            <w:r>
+              <w:rPr>
+                <w:rFonts w:ascii="BRH Malayalam Extra" w:hAnsi="BRH Malayalam Extra" w:cs="BRH Devanagari Extra"/>
+                <w:szCs w:val="40"/>
+              </w:rPr>
+              <w:t>–</w:t>
+            </w:r>
+            <w:r>
+              <w:rPr>
+                <w:rFonts w:ascii="BRH Devanagari Extra" w:hAnsi="BRH Devanagari Extra" w:cs="BRH Devanagari Extra"/>
+                <w:sz w:val="32"/>
+                <w:szCs w:val="40"/>
+              </w:rPr>
+              <w:t>xÉÑ</w:t>
+            </w:r>
+            <w:r>
+              <w:rPr>
+                <w:rFonts w:ascii="BRH Malayalam Extra" w:hAnsi="BRH Malayalam Extra" w:cs="BRH Devanagari Extra"/>
+                <w:szCs w:val="40"/>
+              </w:rPr>
+              <w:t>–</w:t>
+            </w:r>
+            <w:r>
+              <w:rPr>
+                <w:rFonts w:ascii="BRH Devanagari Extra" w:hAnsi="BRH Devanagari Extra" w:cs="BRH Devanagari Extra"/>
+                <w:sz w:val="32"/>
+                <w:szCs w:val="40"/>
+              </w:rPr>
+              <w:t>U</w:t>
+            </w:r>
+            <w:r>
+              <w:rPr>
+                <w:rFonts w:ascii="BRH Malayalam Extra" w:hAnsi="BRH Malayalam Extra" w:cs="BRH Devanagari Extra"/>
+                <w:szCs w:val="40"/>
+              </w:rPr>
+              <w:t>–</w:t>
+            </w:r>
+            <w:r>
+              <w:rPr>
+                <w:rFonts w:ascii="BRH Devanagari Extra" w:hAnsi="BRH Devanagari Extra" w:cs="BRH Devanagari Extra"/>
+                <w:sz w:val="32"/>
+                <w:szCs w:val="40"/>
+              </w:rPr>
+              <w:t xml:space="preserve"> | mÉë</w:t>
+            </w:r>
+            <w:r>
+              <w:rPr>
+                <w:rFonts w:ascii="BRH Malayalam Extra" w:hAnsi="BRH Malayalam Extra" w:cs="BRH Devanagari Extra"/>
+                <w:szCs w:val="40"/>
+              </w:rPr>
+              <w:t>–</w:t>
+            </w:r>
+            <w:r>
+              <w:rPr>
+                <w:rFonts w:ascii="BRH Devanagari Extra" w:hAnsi="BRH Devanagari Extra" w:cs="BRH Devanagari Extra"/>
+                <w:sz w:val="32"/>
+                <w:szCs w:val="40"/>
+              </w:rPr>
+              <w:t>cÉ</w:t>
+            </w:r>
+            <w:r>
+              <w:rPr>
+                <w:rFonts w:ascii="BRH Devanagari Extra" w:hAnsi="BRH Devanagari Extra" w:cs="BRH Devanagari Extra"/>
+                <w:sz w:val="32"/>
+                <w:szCs w:val="40"/>
+                <w:highlight w:val="yellow"/>
+              </w:rPr>
+              <w:t>å</w:t>
+            </w:r>
+            <w:r>
+              <w:rPr>
+                <w:rFonts w:ascii="BRH Malayalam Extra" w:hAnsi="BRH Malayalam Extra" w:cs="BRH Devanagari Extra"/>
+                <w:szCs w:val="40"/>
+                <w:highlight w:val="yellow"/>
+              </w:rPr>
+              <w:t>–</w:t>
+            </w:r>
+            <w:r>
+              <w:rPr>
+                <w:rFonts w:ascii="BRH Devanagari Extra" w:hAnsi="BRH Devanagari Extra" w:cs="BRH Devanagari Extra"/>
+                <w:sz w:val="32"/>
+                <w:szCs w:val="40"/>
+                <w:highlight w:val="yellow"/>
+              </w:rPr>
+              <w:t>iÉÈ</w:t>
+            </w:r>
+            <w:r>
+              <w:rPr>
+                <w:rFonts w:ascii="BRH Devanagari Extra" w:hAnsi="BRH Devanagari Extra" w:cs="BRH Devanagari Extra"/>
+                <w:sz w:val="32"/>
+                <w:szCs w:val="40"/>
+              </w:rPr>
+              <w:t xml:space="preserve"> | UÉeÉ³Éçþ |</w:t>
+            </w:r>
           </w:p>
           <w:p>
             <w:pPr>
@@ -40515,6 +39411,247 @@
                 <w:szCs w:val="40"/>
               </w:rPr>
             </w:pPr>
+            <w:r>
+              <w:rPr>
+                <w:rFonts w:ascii="BRH Devanagari Extra" w:hAnsi="BRH Devanagari Extra" w:cs="BRH Devanagari Extra"/>
+                <w:sz w:val="32"/>
+                <w:szCs w:val="40"/>
+              </w:rPr>
+              <w:t>A</w:t>
+            </w:r>
+            <w:r>
+              <w:rPr>
+                <w:rFonts w:ascii="BRH Malayalam Extra" w:hAnsi="BRH Malayalam Extra" w:cs="BRH Devanagari Extra"/>
+                <w:szCs w:val="40"/>
+              </w:rPr>
+              <w:t>–</w:t>
+            </w:r>
+            <w:r>
+              <w:rPr>
+                <w:rFonts w:ascii="BRH Devanagari Extra" w:hAnsi="BRH Devanagari Extra" w:cs="BRH Devanagari Extra"/>
+                <w:sz w:val="32"/>
+                <w:szCs w:val="40"/>
+              </w:rPr>
+              <w:t>xÉÑ</w:t>
+            </w:r>
+            <w:r>
+              <w:rPr>
+                <w:rFonts w:ascii="BRH Malayalam Extra" w:hAnsi="BRH Malayalam Extra" w:cs="BRH Devanagari Extra"/>
+                <w:szCs w:val="40"/>
+              </w:rPr>
+              <w:t>–</w:t>
+            </w:r>
+            <w:r>
+              <w:rPr>
+                <w:rFonts w:ascii="BRH Devanagari Extra" w:hAnsi="BRH Devanagari Extra" w:cs="BRH Devanagari Extra"/>
+                <w:sz w:val="32"/>
+                <w:szCs w:val="40"/>
+              </w:rPr>
+              <w:t>U</w:t>
+            </w:r>
+            <w:r>
+              <w:rPr>
+                <w:rFonts w:ascii="BRH Malayalam Extra" w:hAnsi="BRH Malayalam Extra" w:cs="BRH Devanagari Extra"/>
+                <w:szCs w:val="40"/>
+              </w:rPr>
+              <w:t>–</w:t>
+            </w:r>
+            <w:r>
+              <w:rPr>
+                <w:rFonts w:ascii="BRH Devanagari Extra" w:hAnsi="BRH Devanagari Extra" w:cs="BRH Devanagari Extra"/>
+                <w:sz w:val="32"/>
+                <w:szCs w:val="40"/>
+              </w:rPr>
+              <w:t xml:space="preserve"> mÉë</w:t>
+            </w:r>
+            <w:r>
+              <w:rPr>
+                <w:rFonts w:ascii="BRH Malayalam Extra" w:hAnsi="BRH Malayalam Extra" w:cs="BRH Devanagari Extra"/>
+                <w:szCs w:val="40"/>
+              </w:rPr>
+              <w:t>–</w:t>
+            </w:r>
+            <w:r>
+              <w:rPr>
+                <w:rFonts w:ascii="BRH Devanagari Extra" w:hAnsi="BRH Devanagari Extra" w:cs="BRH Devanagari Extra"/>
+                <w:sz w:val="32"/>
+                <w:szCs w:val="40"/>
+              </w:rPr>
+              <w:t>cÉå</w:t>
+            </w:r>
+            <w:r>
+              <w:rPr>
+                <w:rFonts w:ascii="BRH Malayalam Extra" w:hAnsi="BRH Malayalam Extra" w:cs="BRH Devanagari Extra"/>
+                <w:szCs w:val="40"/>
+              </w:rPr>
+              <w:t>–</w:t>
+            </w:r>
+            <w:r>
+              <w:rPr>
+                <w:rFonts w:ascii="BRH Devanagari Extra" w:hAnsi="BRH Devanagari Extra" w:cs="BRH Devanagari Extra"/>
+                <w:sz w:val="32"/>
+                <w:szCs w:val="40"/>
+                <w:highlight w:val="yellow"/>
+              </w:rPr>
+              <w:t>iÉÈ</w:t>
+            </w:r>
+            <w:r>
+              <w:rPr>
+                <w:rFonts w:ascii="BRH Devanagari Extra" w:hAnsi="BRH Devanagari Extra" w:cs="BRH Devanagari Extra"/>
+                <w:sz w:val="32"/>
+                <w:szCs w:val="40"/>
+              </w:rPr>
+              <w:t xml:space="preserve"> </w:t>
+            </w:r>
+            <w:r>
+              <w:rPr>
+                <w:rFonts w:ascii="BRH Devanagari Extra" w:hAnsi="BRH Devanagari Extra" w:cs="BRH Devanagari Extra"/>
+                <w:sz w:val="32"/>
+                <w:szCs w:val="40"/>
+                <w:highlight w:val="yellow"/>
+              </w:rPr>
+              <w:t>mÉëþcÉå</w:t>
+            </w:r>
+            <w:r>
+              <w:rPr>
+                <w:rFonts w:ascii="BRH Malayalam Extra" w:hAnsi="BRH Malayalam Extra" w:cs="BRH Devanagari Extra"/>
+                <w:szCs w:val="40"/>
+                <w:highlight w:val="yellow"/>
+              </w:rPr>
+              <w:t>–</w:t>
+            </w:r>
+            <w:r>
+              <w:rPr>
+                <w:rFonts w:ascii="BRH Devanagari Extra" w:hAnsi="BRH Devanagari Extra" w:cs="BRH Devanagari Extra"/>
+                <w:sz w:val="32"/>
+                <w:szCs w:val="40"/>
+                <w:highlight w:val="yellow"/>
+              </w:rPr>
+              <w:t>iÉÉå</w:t>
+            </w:r>
+            <w:r>
+              <w:rPr>
+                <w:rFonts w:ascii="BRH Devanagari Extra" w:hAnsi="BRH Devanagari Extra" w:cs="BRH Devanagari Extra"/>
+                <w:sz w:val="32"/>
+                <w:szCs w:val="40"/>
+              </w:rPr>
+              <w:t xml:space="preserve"> </w:t>
+            </w:r>
+            <w:r>
+              <w:rPr>
+                <w:rFonts w:ascii="BRH Devanagari Extra" w:hAnsi="BRH Devanagari Extra" w:cs="BRH Devanagari Extra"/>
+                <w:sz w:val="32"/>
+                <w:szCs w:val="40"/>
+                <w:highlight w:val="yellow"/>
+              </w:rPr>
+              <w:t>AþxÉÑUÉxÉÑU mÉëcÉå</w:t>
+            </w:r>
+            <w:r>
+              <w:rPr>
+                <w:rFonts w:ascii="BRH Malayalam Extra" w:hAnsi="BRH Malayalam Extra" w:cs="BRH Devanagari Extra"/>
+                <w:szCs w:val="40"/>
+                <w:highlight w:val="yellow"/>
+              </w:rPr>
+              <w:t>–</w:t>
+            </w:r>
+            <w:r>
+              <w:rPr>
+                <w:rFonts w:ascii="BRH Devanagari Extra" w:hAnsi="BRH Devanagari Extra" w:cs="BRH Devanagari Extra"/>
+                <w:sz w:val="32"/>
+                <w:szCs w:val="40"/>
+                <w:highlight w:val="yellow"/>
+              </w:rPr>
+              <w:t>iÉÉå</w:t>
+            </w:r>
+            <w:r>
+              <w:rPr>
+                <w:rFonts w:ascii="BRH Devanagari Extra" w:hAnsi="BRH Devanagari Extra" w:cs="BRH Devanagari Extra"/>
+                <w:sz w:val="32"/>
+                <w:szCs w:val="40"/>
+              </w:rPr>
+              <w:t xml:space="preserve"> UÉeÉ</w:t>
+            </w:r>
+            <w:r>
+              <w:rPr>
+                <w:rFonts w:ascii="BRH Malayalam Extra" w:hAnsi="BRH Malayalam Extra" w:cs="BRH Devanagari Extra"/>
+                <w:szCs w:val="40"/>
+              </w:rPr>
+              <w:t>–</w:t>
+            </w:r>
+            <w:r>
+              <w:rPr>
+                <w:rFonts w:ascii="BRH Devanagari Extra" w:hAnsi="BRH Devanagari Extra" w:cs="BRH Devanagari Extra"/>
+                <w:sz w:val="32"/>
+                <w:szCs w:val="40"/>
+              </w:rPr>
+              <w:t>lÉç UÉeÉþlÉç mÉë</w:t>
+            </w:r>
+            <w:r>
+              <w:rPr>
+                <w:rFonts w:ascii="BRH Devanagari Extra" w:hAnsi="BRH Devanagari Extra" w:cs="BRH Devanagari Extra"/>
+                <w:sz w:val="32"/>
+                <w:szCs w:val="40"/>
+                <w:highlight w:val="yellow"/>
+              </w:rPr>
+              <w:t>cÉ</w:t>
+            </w:r>
+            <w:r>
+              <w:rPr>
+                <w:rFonts w:ascii="BRH Devanagari Extra" w:hAnsi="BRH Devanagari Extra" w:cs="BRH Devanagari Extra"/>
+                <w:sz w:val="32"/>
+                <w:szCs w:val="40"/>
+              </w:rPr>
+              <w:t>å</w:t>
+            </w:r>
+            <w:r>
+              <w:rPr>
+                <w:rFonts w:ascii="BRH Malayalam Extra" w:hAnsi="BRH Malayalam Extra" w:cs="BRH Devanagari Extra"/>
+                <w:szCs w:val="40"/>
+              </w:rPr>
+              <w:t>–</w:t>
+            </w:r>
+            <w:r>
+              <w:rPr>
+                <w:rFonts w:ascii="BRH Devanagari Extra" w:hAnsi="BRH Devanagari Extra" w:cs="BRH Devanagari Extra"/>
+                <w:sz w:val="32"/>
+                <w:szCs w:val="40"/>
+              </w:rPr>
+              <w:t xml:space="preserve">iÉÉå </w:t>
+            </w:r>
+            <w:r>
+              <w:rPr>
+                <w:rFonts w:ascii="BRH Devanagari Extra" w:hAnsi="BRH Devanagari Extra" w:cs="BRH Devanagari Extra"/>
+                <w:sz w:val="32"/>
+                <w:szCs w:val="40"/>
+                <w:highlight w:val="yellow"/>
+              </w:rPr>
+              <w:t>AþxÉÑUÉxÉÑU mÉëcÉå</w:t>
+            </w:r>
+            <w:r>
+              <w:rPr>
+                <w:rFonts w:ascii="BRH Malayalam Extra" w:hAnsi="BRH Malayalam Extra" w:cs="BRH Devanagari Extra"/>
+                <w:szCs w:val="40"/>
+                <w:highlight w:val="yellow"/>
+              </w:rPr>
+              <w:t>–</w:t>
+            </w:r>
+            <w:r>
+              <w:rPr>
+                <w:rFonts w:ascii="BRH Devanagari Extra" w:hAnsi="BRH Devanagari Extra" w:cs="BRH Devanagari Extra"/>
+                <w:sz w:val="32"/>
+                <w:szCs w:val="40"/>
+                <w:highlight w:val="yellow"/>
+              </w:rPr>
+              <w:t>iÉÉå</w:t>
+            </w:r>
+            <w:r>
+              <w:rPr>
+                <w:rFonts w:ascii="BRH Devanagari Extra" w:hAnsi="BRH Devanagari Extra" w:cs="BRH Devanagari Extra"/>
+                <w:sz w:val="32"/>
+                <w:szCs w:val="40"/>
+              </w:rPr>
+              <w:t xml:space="preserve"> UÉeÉ³Éçþ | </w:t>
+            </w:r>
           </w:p>
           <w:p>
             <w:pPr>
@@ -40534,7 +39671,8 @@
                 <w:rFonts w:cs="BRH Devanagari Extra"/>
                 <w:szCs w:val="40"/>
               </w:rPr>
-              <w:t>35</w:t>
+              <w:lastRenderedPageBreak/>
+              <w:t>36</w:t>
             </w:r>
             <w:r>
               <w:rPr>
@@ -40609,70 +39747,15 @@
                 <w:rFonts w:cs="BRH Devanagari Extra"/>
                 <w:szCs w:val="40"/>
               </w:rPr>
-              <w:t>32</w:t>
-            </w:r>
-            <w:r>
-              <w:rPr>
-                <w:rFonts w:ascii="BRH Devanagari Extra" w:hAnsi="BRH Devanagari Extra" w:cs="BRH Devanagari Extra"/>
-                <w:sz w:val="32"/>
-                <w:szCs w:val="40"/>
-              </w:rPr>
-              <w:t>)</w:t>
-            </w:r>
-            <w:proofErr w:type="gramStart"/>
-            <w:r>
-              <w:rPr>
-                <w:rFonts w:ascii="BRH Devanagari Extra" w:hAnsi="BRH Devanagari Extra" w:cs="BRH Devanagari Extra"/>
-                <w:sz w:val="32"/>
-                <w:szCs w:val="40"/>
-              </w:rPr>
-              <w:t>-  A</w:t>
-            </w:r>
-            <w:proofErr w:type="gramEnd"/>
-            <w:r>
-              <w:rPr>
-                <w:rFonts w:ascii="BRH Malayalam Extra" w:hAnsi="BRH Malayalam Extra" w:cs="BRH Devanagari Extra"/>
-                <w:szCs w:val="40"/>
-              </w:rPr>
-              <w:t>–</w:t>
-            </w:r>
-            <w:r>
-              <w:rPr>
-                <w:rFonts w:ascii="BRH Devanagari Extra" w:hAnsi="BRH Devanagari Extra" w:cs="BRH Devanagari Extra"/>
-                <w:sz w:val="32"/>
-                <w:szCs w:val="40"/>
-              </w:rPr>
-              <w:t>xÉÑ</w:t>
-            </w:r>
-            <w:r>
-              <w:rPr>
-                <w:rFonts w:ascii="BRH Malayalam Extra" w:hAnsi="BRH Malayalam Extra" w:cs="BRH Devanagari Extra"/>
-                <w:szCs w:val="40"/>
-              </w:rPr>
-              <w:t>–</w:t>
-            </w:r>
-            <w:r>
-              <w:rPr>
-                <w:rFonts w:ascii="BRH Devanagari Extra" w:hAnsi="BRH Devanagari Extra" w:cs="BRH Devanagari Extra"/>
-                <w:sz w:val="32"/>
-                <w:szCs w:val="40"/>
-              </w:rPr>
-              <w:t>U</w:t>
-            </w:r>
-            <w:r>
-              <w:rPr>
-                <w:rFonts w:ascii="BRH Malayalam Extra" w:hAnsi="BRH Malayalam Extra" w:cs="BRH Devanagari Extra"/>
-                <w:szCs w:val="40"/>
-              </w:rPr>
-              <w:t>–</w:t>
-            </w:r>
-            <w:r>
-              <w:rPr>
-                <w:rFonts w:ascii="BRH Devanagari Extra" w:hAnsi="BRH Devanagari Extra" w:cs="BRH Devanagari Extra"/>
-                <w:sz w:val="32"/>
-                <w:szCs w:val="40"/>
-              </w:rPr>
-              <w:t xml:space="preserve"> | mÉë</w:t>
+              <w:t>33</w:t>
+            </w:r>
+            <w:r>
+              <w:rPr>
+                <w:rFonts w:ascii="BRH Devanagari Extra" w:hAnsi="BRH Devanagari Extra" w:cs="BRH Devanagari Extra"/>
+                <w:sz w:val="32"/>
+                <w:szCs w:val="40"/>
+              </w:rPr>
+              <w:t>)-  mÉë</w:t>
             </w:r>
             <w:r>
               <w:rPr>
@@ -40721,7 +39804,7 @@
                 <w:sz w:val="32"/>
                 <w:szCs w:val="40"/>
               </w:rPr>
-              <w:t xml:space="preserve"> | UÉeÉ³Éçþ |</w:t>
+              <w:t xml:space="preserve"> | UÉeÉ³Éçþ | LlÉÉ(aqÉçþ)ÍxÉ |</w:t>
             </w:r>
           </w:p>
           <w:p>
@@ -40743,53 +39826,7 @@
                 <w:sz w:val="32"/>
                 <w:szCs w:val="40"/>
               </w:rPr>
-              <w:lastRenderedPageBreak/>
-              <w:t>A</w:t>
-            </w:r>
-            <w:r>
-              <w:rPr>
-                <w:rFonts w:ascii="BRH Malayalam Extra" w:hAnsi="BRH Malayalam Extra" w:cs="BRH Devanagari Extra"/>
-                <w:szCs w:val="40"/>
-              </w:rPr>
-              <w:t>–</w:t>
-            </w:r>
-            <w:r>
-              <w:rPr>
-                <w:rFonts w:ascii="BRH Devanagari Extra" w:hAnsi="BRH Devanagari Extra" w:cs="BRH Devanagari Extra"/>
-                <w:sz w:val="32"/>
-                <w:szCs w:val="40"/>
-              </w:rPr>
-              <w:t>xÉÑ</w:t>
-            </w:r>
-            <w:r>
-              <w:rPr>
-                <w:rFonts w:ascii="BRH Malayalam Extra" w:hAnsi="BRH Malayalam Extra" w:cs="BRH Devanagari Extra"/>
-                <w:szCs w:val="40"/>
-              </w:rPr>
-              <w:t>–</w:t>
-            </w:r>
-            <w:r>
-              <w:rPr>
-                <w:rFonts w:ascii="BRH Devanagari Extra" w:hAnsi="BRH Devanagari Extra" w:cs="BRH Devanagari Extra"/>
-                <w:sz w:val="32"/>
-                <w:szCs w:val="40"/>
-              </w:rPr>
-              <w:t>U</w:t>
-            </w:r>
-            <w:r>
-              <w:rPr>
-                <w:rFonts w:ascii="BRH Malayalam Extra" w:hAnsi="BRH Malayalam Extra" w:cs="BRH Devanagari Extra"/>
-                <w:szCs w:val="40"/>
-              </w:rPr>
-              <w:t>–</w:t>
-            </w:r>
-            <w:r>
-              <w:rPr>
-                <w:rFonts w:ascii="BRH Devanagari Extra" w:hAnsi="BRH Devanagari Extra" w:cs="BRH Devanagari Extra"/>
-                <w:sz w:val="32"/>
-                <w:szCs w:val="40"/>
-              </w:rPr>
-              <w:t xml:space="preserve"> mÉë</w:t>
+              <w:t>mÉë</w:t>
             </w:r>
             <w:r>
               <w:rPr>
@@ -40810,25 +39847,9 @@
               <w:rPr>
                 <w:rFonts w:ascii="BRH Malayalam Extra" w:hAnsi="BRH Malayalam Extra" w:cs="BRH Devanagari Extra"/>
                 <w:szCs w:val="40"/>
-              </w:rPr>
-              <w:t>–</w:t>
-            </w:r>
-            <w:r>
-              <w:rPr>
-                <w:rFonts w:ascii="BRH Devanagari Extra" w:hAnsi="BRH Devanagari Extra" w:cs="BRH Devanagari Extra"/>
-                <w:sz w:val="32"/>
-                <w:szCs w:val="40"/>
                 <w:highlight w:val="yellow"/>
               </w:rPr>
-              <w:t>iÉÈ</w:t>
-            </w:r>
-            <w:r>
-              <w:rPr>
-                <w:rFonts w:ascii="BRH Devanagari Extra" w:hAnsi="BRH Devanagari Extra" w:cs="BRH Devanagari Extra"/>
-                <w:sz w:val="32"/>
-                <w:szCs w:val="40"/>
-              </w:rPr>
-              <w:t xml:space="preserve"> </w:t>
+              <w:t>–</w:t>
             </w:r>
             <w:r>
               <w:rPr>
@@ -40837,6 +39858,70 @@
                 <w:szCs w:val="40"/>
                 <w:highlight w:val="yellow"/>
               </w:rPr>
+              <w:t>iÉÉå</w:t>
+            </w:r>
+            <w:r>
+              <w:rPr>
+                <w:rFonts w:ascii="BRH Devanagari Extra" w:hAnsi="BRH Devanagari Extra" w:cs="BRH Devanagari Extra"/>
+                <w:sz w:val="32"/>
+                <w:szCs w:val="40"/>
+              </w:rPr>
+              <w:t xml:space="preserve"> UÉeÉ</w:t>
+            </w:r>
+            <w:r>
+              <w:rPr>
+                <w:rFonts w:ascii="BRH Malayalam Extra" w:hAnsi="BRH Malayalam Extra" w:cs="BRH Devanagari Extra"/>
+                <w:szCs w:val="40"/>
+              </w:rPr>
+              <w:t>–</w:t>
+            </w:r>
+            <w:r>
+              <w:rPr>
+                <w:rFonts w:ascii="BRH Devanagari Extra" w:hAnsi="BRH Devanagari Extra" w:cs="BRH Devanagari Extra"/>
+                <w:sz w:val="32"/>
+                <w:szCs w:val="40"/>
+              </w:rPr>
+              <w:t>lÉç UÉeÉþlÉç mÉë</w:t>
+            </w:r>
+            <w:r>
+              <w:rPr>
+                <w:rFonts w:ascii="BRH Devanagari Extra" w:hAnsi="BRH Devanagari Extra" w:cs="BRH Devanagari Extra"/>
+                <w:sz w:val="32"/>
+                <w:szCs w:val="40"/>
+                <w:highlight w:val="yellow"/>
+              </w:rPr>
+              <w:t>cÉ</w:t>
+            </w:r>
+            <w:r>
+              <w:rPr>
+                <w:rFonts w:ascii="BRH Devanagari Extra" w:hAnsi="BRH Devanagari Extra" w:cs="BRH Devanagari Extra"/>
+                <w:sz w:val="32"/>
+                <w:szCs w:val="40"/>
+              </w:rPr>
+              <w:t>å</w:t>
+            </w:r>
+            <w:r>
+              <w:rPr>
+                <w:rFonts w:ascii="BRH Malayalam Extra" w:hAnsi="BRH Malayalam Extra" w:cs="BRH Devanagari Extra"/>
+                <w:szCs w:val="40"/>
+              </w:rPr>
+              <w:t>–</w:t>
+            </w:r>
+            <w:r>
+              <w:rPr>
+                <w:rFonts w:ascii="BRH Devanagari Extra" w:hAnsi="BRH Devanagari Extra" w:cs="BRH Devanagari Extra"/>
+                <w:sz w:val="32"/>
+                <w:szCs w:val="40"/>
+              </w:rPr>
+              <w:t xml:space="preserve">iÉÈ </w:t>
+            </w:r>
+            <w:r>
+              <w:rPr>
+                <w:rFonts w:ascii="BRH Devanagari Extra" w:hAnsi="BRH Devanagari Extra" w:cs="BRH Devanagari Extra"/>
+                <w:sz w:val="32"/>
+                <w:szCs w:val="40"/>
+                <w:highlight w:val="yellow"/>
+              </w:rPr>
               <w:t>mÉëþcÉå</w:t>
             </w:r>
             <w:r>
@@ -40862,7 +39947,67 @@
                 <w:sz w:val="32"/>
                 <w:szCs w:val="40"/>
               </w:rPr>
-              <w:t xml:space="preserve"> </w:t>
+              <w:t xml:space="preserve"> UÉeÉ</w:t>
+            </w:r>
+            <w:r>
+              <w:rPr>
+                <w:rFonts w:ascii="BRH Malayalam Extra" w:hAnsi="BRH Malayalam Extra" w:cs="BRH Devanagari Extra"/>
+                <w:szCs w:val="40"/>
+              </w:rPr>
+              <w:t>–</w:t>
+            </w:r>
+            <w:r>
+              <w:rPr>
+                <w:rFonts w:ascii="BRH Devanagari Extra" w:hAnsi="BRH Devanagari Extra" w:cs="BRH Devanagari Extra"/>
+                <w:sz w:val="32"/>
+                <w:szCs w:val="40"/>
+              </w:rPr>
+              <w:t>lÉç lÉålÉÉ</w:t>
+            </w:r>
+            <w:r>
+              <w:rPr>
+                <w:rFonts w:ascii="BRH Malayalam Extra" w:hAnsi="BRH Malayalam Extra" w:cs="BRH Devanagari Extra"/>
+                <w:szCs w:val="40"/>
+              </w:rPr>
+              <w:t>–</w:t>
+            </w:r>
+            <w:r>
+              <w:rPr>
+                <w:rFonts w:ascii="BRH Devanagari Extra" w:hAnsi="BRH Devanagari Extra" w:cs="BRH Devanagari Extra"/>
+                <w:sz w:val="32"/>
+                <w:szCs w:val="40"/>
+              </w:rPr>
+              <w:t>(aaÉç</w:t>
+            </w:r>
+            <w:r>
+              <w:rPr>
+                <w:rFonts w:ascii="BRH Malayalam Extra" w:hAnsi="BRH Malayalam Extra" w:cs="BRH Devanagari Extra"/>
+                <w:szCs w:val="40"/>
+              </w:rPr>
+              <w:t>–</w:t>
+            </w:r>
+            <w:r>
+              <w:rPr>
+                <w:rFonts w:ascii="BRH Devanagari Extra" w:hAnsi="BRH Devanagari Extra" w:cs="BRH Devanagari Extra"/>
+                <w:sz w:val="32"/>
+                <w:szCs w:val="40"/>
+              </w:rPr>
+              <w:t>) xrÉålÉÉ(aqÉçþ)ÍxÉ</w:t>
+            </w:r>
+            <w:r>
+              <w:rPr>
+                <w:rFonts w:ascii="BRH Malayalam Extra" w:hAnsi="BRH Malayalam Extra" w:cs="BRH Devanagari Extra"/>
+                <w:szCs w:val="40"/>
+              </w:rPr>
+              <w:t>–</w:t>
+            </w:r>
+            <w:r>
+              <w:rPr>
+                <w:rFonts w:ascii="BRH Devanagari Extra" w:hAnsi="BRH Devanagari Extra" w:cs="BRH Devanagari Extra"/>
+                <w:sz w:val="32"/>
+                <w:szCs w:val="40"/>
+              </w:rPr>
+              <w:t xml:space="preserve"> UÉeÉþlÉç mÉ</w:t>
             </w:r>
             <w:r>
               <w:rPr>
@@ -40871,23 +40016,55 @@
                 <w:szCs w:val="40"/>
                 <w:highlight w:val="yellow"/>
               </w:rPr>
-              <w:t>AþxÉÑUÉxÉÑU mÉëcÉå</w:t>
-            </w:r>
-            <w:r>
-              <w:rPr>
-                <w:rFonts w:ascii="BRH Malayalam Extra" w:hAnsi="BRH Malayalam Extra" w:cs="BRH Devanagari Extra"/>
+              <w:t>ëcÉ</w:t>
+            </w:r>
+            <w:r>
+              <w:rPr>
+                <w:rFonts w:ascii="BRH Devanagari Extra" w:hAnsi="BRH Devanagari Extra" w:cs="BRH Devanagari Extra"/>
+                <w:sz w:val="32"/>
+                <w:szCs w:val="40"/>
+              </w:rPr>
+              <w:t>å</w:t>
+            </w:r>
+            <w:r>
+              <w:rPr>
+                <w:rFonts w:ascii="BRH Malayalam Extra" w:hAnsi="BRH Malayalam Extra" w:cs="BRH Devanagari Extra"/>
+                <w:szCs w:val="40"/>
+              </w:rPr>
+              <w:t>–</w:t>
+            </w:r>
+            <w:r>
+              <w:rPr>
+                <w:rFonts w:ascii="BRH Devanagari Extra" w:hAnsi="BRH Devanagari Extra" w:cs="BRH Devanagari Extra"/>
+                <w:sz w:val="32"/>
+                <w:szCs w:val="40"/>
+              </w:rPr>
+              <w:t xml:space="preserve">iÉÈ </w:t>
+            </w:r>
+            <w:r>
+              <w:rPr>
+                <w:rFonts w:ascii="BRH Devanagari Extra" w:hAnsi="BRH Devanagari Extra" w:cs="BRH Devanagari Extra"/>
+                <w:sz w:val="32"/>
                 <w:szCs w:val="40"/>
                 <w:highlight w:val="yellow"/>
               </w:rPr>
-              <w:t>–</w:t>
-            </w:r>
-            <w:r>
-              <w:rPr>
-                <w:rFonts w:ascii="BRH Devanagari Extra" w:hAnsi="BRH Devanagari Extra" w:cs="BRH Devanagari Extra"/>
-                <w:sz w:val="32"/>
+              <w:t>mÉëþcÉå</w:t>
+            </w:r>
+            <w:r>
+              <w:rPr>
+                <w:rFonts w:ascii="BRH Malayalam Extra" w:hAnsi="BRH Malayalam Extra" w:cs="BRH Devanagari Extra"/>
                 <w:szCs w:val="40"/>
                 <w:highlight w:val="yellow"/>
               </w:rPr>
+              <w:t>–</w:t>
+            </w:r>
+            <w:r>
+              <w:rPr>
+                <w:rFonts w:ascii="BRH Devanagari Extra" w:hAnsi="BRH Devanagari Extra" w:cs="BRH Devanagari Extra"/>
+                <w:sz w:val="32"/>
+                <w:szCs w:val="40"/>
+                <w:highlight w:val="yellow"/>
+              </w:rPr>
               <w:t>iÉÉå</w:t>
             </w:r>
             <w:r>
@@ -40911,73 +40088,7 @@
                 <w:sz w:val="32"/>
                 <w:szCs w:val="40"/>
               </w:rPr>
-              <w:t>lÉç UÉeÉþlÉç mÉë</w:t>
-            </w:r>
-            <w:r>
-              <w:rPr>
-                <w:rFonts w:ascii="BRH Devanagari Extra" w:hAnsi="BRH Devanagari Extra" w:cs="BRH Devanagari Extra"/>
-                <w:sz w:val="32"/>
-                <w:szCs w:val="40"/>
-                <w:highlight w:val="yellow"/>
-              </w:rPr>
-              <w:t>cÉ</w:t>
-            </w:r>
-            <w:r>
-              <w:rPr>
-                <w:rFonts w:ascii="BRH Devanagari Extra" w:hAnsi="BRH Devanagari Extra" w:cs="BRH Devanagari Extra"/>
-                <w:sz w:val="32"/>
-                <w:szCs w:val="40"/>
-              </w:rPr>
-              <w:t>å</w:t>
-            </w:r>
-            <w:r>
-              <w:rPr>
-                <w:rFonts w:ascii="BRH Malayalam Extra" w:hAnsi="BRH Malayalam Extra" w:cs="BRH Devanagari Extra"/>
-                <w:szCs w:val="40"/>
-              </w:rPr>
-              <w:t>–</w:t>
-            </w:r>
-            <w:r>
-              <w:rPr>
-                <w:rFonts w:ascii="BRH Devanagari Extra" w:hAnsi="BRH Devanagari Extra" w:cs="BRH Devanagari Extra"/>
-                <w:sz w:val="32"/>
-                <w:szCs w:val="40"/>
-              </w:rPr>
-              <w:t xml:space="preserve">iÉÉå </w:t>
-            </w:r>
-            <w:r>
-              <w:rPr>
-                <w:rFonts w:ascii="BRH Devanagari Extra" w:hAnsi="BRH Devanagari Extra" w:cs="BRH Devanagari Extra"/>
-                <w:sz w:val="32"/>
-                <w:szCs w:val="40"/>
-                <w:highlight w:val="yellow"/>
-              </w:rPr>
-              <w:t>AþxÉÑUÉxÉÑU mÉëcÉå</w:t>
-            </w:r>
-            <w:r>
-              <w:rPr>
-                <w:rFonts w:ascii="BRH Malayalam Extra" w:hAnsi="BRH Malayalam Extra" w:cs="BRH Devanagari Extra"/>
-                <w:szCs w:val="40"/>
-                <w:highlight w:val="yellow"/>
-              </w:rPr>
-              <w:t>–</w:t>
-            </w:r>
-            <w:r>
-              <w:rPr>
-                <w:rFonts w:ascii="BRH Devanagari Extra" w:hAnsi="BRH Devanagari Extra" w:cs="BRH Devanagari Extra"/>
-                <w:sz w:val="32"/>
-                <w:szCs w:val="40"/>
-                <w:highlight w:val="yellow"/>
-              </w:rPr>
-              <w:t>iÉÉå</w:t>
-            </w:r>
-            <w:r>
-              <w:rPr>
-                <w:rFonts w:ascii="BRH Devanagari Extra" w:hAnsi="BRH Devanagari Extra" w:cs="BRH Devanagari Extra"/>
-                <w:sz w:val="32"/>
-                <w:szCs w:val="40"/>
-              </w:rPr>
-              <w:t xml:space="preserve"> UÉeÉ³Éçþ | </w:t>
+              <w:t xml:space="preserve">lÉç lÉålÉÉ(aqÉçþ)ÍxÉ | </w:t>
             </w:r>
           </w:p>
           <w:p>
@@ -40998,7 +40109,7 @@
                 <w:rFonts w:cs="BRH Devanagari Extra"/>
                 <w:szCs w:val="40"/>
               </w:rPr>
-              <w:t>36</w:t>
+              <w:t>37</w:t>
             </w:r>
             <w:r>
               <w:rPr>
@@ -41081,465 +40192,8 @@
                 <w:sz w:val="32"/>
                 <w:szCs w:val="40"/>
               </w:rPr>
-              <w:t>)</w:t>
-            </w:r>
-            <w:proofErr w:type="gramStart"/>
-            <w:r>
-              <w:rPr>
-                <w:rFonts w:ascii="BRH Devanagari Extra" w:hAnsi="BRH Devanagari Extra" w:cs="BRH Devanagari Extra"/>
-                <w:sz w:val="32"/>
-                <w:szCs w:val="40"/>
-              </w:rPr>
-              <w:t>-  mÉë</w:t>
-            </w:r>
-            <w:proofErr w:type="gramEnd"/>
-            <w:r>
-              <w:rPr>
-                <w:rFonts w:ascii="BRH Malayalam Extra" w:hAnsi="BRH Malayalam Extra" w:cs="BRH Devanagari Extra"/>
-                <w:szCs w:val="40"/>
-              </w:rPr>
-              <w:t>–</w:t>
-            </w:r>
-            <w:r>
-              <w:rPr>
-                <w:rFonts w:ascii="BRH Devanagari Extra" w:hAnsi="BRH Devanagari Extra" w:cs="BRH Devanagari Extra"/>
-                <w:sz w:val="32"/>
-                <w:szCs w:val="40"/>
-              </w:rPr>
-              <w:t>cÉ</w:t>
-            </w:r>
-            <w:r>
-              <w:rPr>
-                <w:rFonts w:ascii="BRH Devanagari Extra" w:hAnsi="BRH Devanagari Extra" w:cs="BRH Devanagari Extra"/>
-                <w:sz w:val="32"/>
-                <w:szCs w:val="40"/>
-                <w:highlight w:val="yellow"/>
-              </w:rPr>
-              <w:t>å</w:t>
-            </w:r>
-            <w:r>
-              <w:rPr>
-                <w:rFonts w:ascii="BRH Malayalam Extra" w:hAnsi="BRH Malayalam Extra" w:cs="BRH Devanagari Extra"/>
-                <w:szCs w:val="40"/>
-                <w:highlight w:val="yellow"/>
-              </w:rPr>
-              <w:t>–</w:t>
-            </w:r>
-            <w:r>
-              <w:rPr>
-                <w:rFonts w:ascii="BRH Devanagari Extra" w:hAnsi="BRH Devanagari Extra" w:cs="BRH Devanagari Extra"/>
-                <w:sz w:val="32"/>
-                <w:szCs w:val="40"/>
-                <w:highlight w:val="yellow"/>
-              </w:rPr>
-              <w:t>iÉÈ</w:t>
-            </w:r>
-            <w:r>
-              <w:rPr>
-                <w:rFonts w:ascii="BRH Devanagari Extra" w:hAnsi="BRH Devanagari Extra" w:cs="BRH Devanagari Extra"/>
-                <w:sz w:val="32"/>
-                <w:szCs w:val="40"/>
-              </w:rPr>
-              <w:t xml:space="preserve"> | UÉeÉ³Éçþ | LlÉÉ(aqÉçþ)ÍxÉ |</w:t>
-            </w:r>
-          </w:p>
-          <w:p>
-            <w:pPr>
-              <w:widowControl w:val="0"/>
-              <w:autoSpaceDE w:val="0"/>
-              <w:autoSpaceDN w:val="0"/>
-              <w:adjustRightInd w:val="0"/>
-              <w:spacing w:before="0" w:line="240" w:lineRule="auto"/>
-              <w:rPr>
-                <w:rFonts w:ascii="BRH Devanagari Extra" w:hAnsi="BRH Devanagari Extra" w:cs="BRH Devanagari Extra"/>
-                <w:sz w:val="32"/>
-                <w:szCs w:val="40"/>
-              </w:rPr>
-            </w:pPr>
-            <w:r>
-              <w:rPr>
-                <w:rFonts w:ascii="BRH Devanagari Extra" w:hAnsi="BRH Devanagari Extra" w:cs="BRH Devanagari Extra"/>
-                <w:sz w:val="32"/>
-                <w:szCs w:val="40"/>
-              </w:rPr>
-              <w:t>mÉë</w:t>
-            </w:r>
-            <w:r>
-              <w:rPr>
-                <w:rFonts w:ascii="BRH Malayalam Extra" w:hAnsi="BRH Malayalam Extra" w:cs="BRH Devanagari Extra"/>
-                <w:szCs w:val="40"/>
-              </w:rPr>
-              <w:t>–</w:t>
-            </w:r>
-            <w:r>
-              <w:rPr>
-                <w:rFonts w:ascii="BRH Devanagari Extra" w:hAnsi="BRH Devanagari Extra" w:cs="BRH Devanagari Extra"/>
-                <w:sz w:val="32"/>
-                <w:szCs w:val="40"/>
-              </w:rPr>
-              <w:t>cÉå</w:t>
-            </w:r>
-            <w:r>
-              <w:rPr>
-                <w:rFonts w:ascii="BRH Malayalam Extra" w:hAnsi="BRH Malayalam Extra" w:cs="BRH Devanagari Extra"/>
-                <w:szCs w:val="40"/>
-                <w:highlight w:val="yellow"/>
-              </w:rPr>
-              <w:t>–</w:t>
-            </w:r>
-            <w:r>
-              <w:rPr>
-                <w:rFonts w:ascii="BRH Devanagari Extra" w:hAnsi="BRH Devanagari Extra" w:cs="BRH Devanagari Extra"/>
-                <w:sz w:val="32"/>
-                <w:szCs w:val="40"/>
-                <w:highlight w:val="yellow"/>
-              </w:rPr>
-              <w:t>iÉÉå</w:t>
-            </w:r>
-            <w:r>
-              <w:rPr>
-                <w:rFonts w:ascii="BRH Devanagari Extra" w:hAnsi="BRH Devanagari Extra" w:cs="BRH Devanagari Extra"/>
-                <w:sz w:val="32"/>
-                <w:szCs w:val="40"/>
-              </w:rPr>
-              <w:t xml:space="preserve"> UÉeÉ</w:t>
-            </w:r>
-            <w:r>
-              <w:rPr>
-                <w:rFonts w:ascii="BRH Malayalam Extra" w:hAnsi="BRH Malayalam Extra" w:cs="BRH Devanagari Extra"/>
-                <w:szCs w:val="40"/>
-              </w:rPr>
-              <w:t>–</w:t>
-            </w:r>
-            <w:r>
-              <w:rPr>
-                <w:rFonts w:ascii="BRH Devanagari Extra" w:hAnsi="BRH Devanagari Extra" w:cs="BRH Devanagari Extra"/>
-                <w:sz w:val="32"/>
-                <w:szCs w:val="40"/>
-              </w:rPr>
-              <w:t>lÉç UÉeÉþlÉç mÉë</w:t>
-            </w:r>
-            <w:r>
-              <w:rPr>
-                <w:rFonts w:ascii="BRH Devanagari Extra" w:hAnsi="BRH Devanagari Extra" w:cs="BRH Devanagari Extra"/>
-                <w:sz w:val="32"/>
-                <w:szCs w:val="40"/>
-                <w:highlight w:val="yellow"/>
-              </w:rPr>
-              <w:t>cÉ</w:t>
-            </w:r>
-            <w:r>
-              <w:rPr>
-                <w:rFonts w:ascii="BRH Devanagari Extra" w:hAnsi="BRH Devanagari Extra" w:cs="BRH Devanagari Extra"/>
-                <w:sz w:val="32"/>
-                <w:szCs w:val="40"/>
-              </w:rPr>
-              <w:t>å</w:t>
-            </w:r>
-            <w:r>
-              <w:rPr>
-                <w:rFonts w:ascii="BRH Malayalam Extra" w:hAnsi="BRH Malayalam Extra" w:cs="BRH Devanagari Extra"/>
-                <w:szCs w:val="40"/>
-              </w:rPr>
-              <w:t>–</w:t>
-            </w:r>
-            <w:r>
-              <w:rPr>
-                <w:rFonts w:ascii="BRH Devanagari Extra" w:hAnsi="BRH Devanagari Extra" w:cs="BRH Devanagari Extra"/>
-                <w:sz w:val="32"/>
-                <w:szCs w:val="40"/>
-              </w:rPr>
-              <w:t xml:space="preserve">iÉÈ </w:t>
-            </w:r>
-            <w:r>
-              <w:rPr>
-                <w:rFonts w:ascii="BRH Devanagari Extra" w:hAnsi="BRH Devanagari Extra" w:cs="BRH Devanagari Extra"/>
-                <w:sz w:val="32"/>
-                <w:szCs w:val="40"/>
-                <w:highlight w:val="yellow"/>
-              </w:rPr>
-              <w:t>mÉëþcÉå</w:t>
-            </w:r>
-            <w:r>
-              <w:rPr>
-                <w:rFonts w:ascii="BRH Malayalam Extra" w:hAnsi="BRH Malayalam Extra" w:cs="BRH Devanagari Extra"/>
-                <w:szCs w:val="40"/>
-                <w:highlight w:val="yellow"/>
-              </w:rPr>
-              <w:t>–</w:t>
-            </w:r>
-            <w:r>
-              <w:rPr>
-                <w:rFonts w:ascii="BRH Devanagari Extra" w:hAnsi="BRH Devanagari Extra" w:cs="BRH Devanagari Extra"/>
-                <w:sz w:val="32"/>
-                <w:szCs w:val="40"/>
-                <w:highlight w:val="yellow"/>
-              </w:rPr>
-              <w:t>iÉÉå</w:t>
-            </w:r>
-            <w:r>
-              <w:rPr>
-                <w:rFonts w:ascii="BRH Devanagari Extra" w:hAnsi="BRH Devanagari Extra" w:cs="BRH Devanagari Extra"/>
-                <w:sz w:val="32"/>
-                <w:szCs w:val="40"/>
-              </w:rPr>
-              <w:t xml:space="preserve"> UÉeÉ</w:t>
-            </w:r>
-            <w:r>
-              <w:rPr>
-                <w:rFonts w:ascii="BRH Malayalam Extra" w:hAnsi="BRH Malayalam Extra" w:cs="BRH Devanagari Extra"/>
-                <w:szCs w:val="40"/>
-              </w:rPr>
-              <w:t>–</w:t>
-            </w:r>
-            <w:r>
-              <w:rPr>
-                <w:rFonts w:ascii="BRH Devanagari Extra" w:hAnsi="BRH Devanagari Extra" w:cs="BRH Devanagari Extra"/>
-                <w:sz w:val="32"/>
-                <w:szCs w:val="40"/>
-              </w:rPr>
-              <w:t>lÉç lÉålÉÉ</w:t>
-            </w:r>
-            <w:r>
-              <w:rPr>
-                <w:rFonts w:ascii="BRH Malayalam Extra" w:hAnsi="BRH Malayalam Extra" w:cs="BRH Devanagari Extra"/>
-                <w:szCs w:val="40"/>
-              </w:rPr>
-              <w:t>–</w:t>
-            </w:r>
-            <w:r>
-              <w:rPr>
-                <w:rFonts w:ascii="BRH Devanagari Extra" w:hAnsi="BRH Devanagari Extra" w:cs="BRH Devanagari Extra"/>
-                <w:sz w:val="32"/>
-                <w:szCs w:val="40"/>
-              </w:rPr>
-              <w:t>(aaÉç</w:t>
-            </w:r>
-            <w:r>
-              <w:rPr>
-                <w:rFonts w:ascii="BRH Malayalam Extra" w:hAnsi="BRH Malayalam Extra" w:cs="BRH Devanagari Extra"/>
-                <w:szCs w:val="40"/>
-              </w:rPr>
-              <w:t>–</w:t>
-            </w:r>
-            <w:r>
-              <w:rPr>
-                <w:rFonts w:ascii="BRH Devanagari Extra" w:hAnsi="BRH Devanagari Extra" w:cs="BRH Devanagari Extra"/>
-                <w:sz w:val="32"/>
-                <w:szCs w:val="40"/>
-              </w:rPr>
-              <w:t>) xrÉålÉÉ(aqÉçþ)ÍxÉ</w:t>
-            </w:r>
-            <w:r>
-              <w:rPr>
-                <w:rFonts w:ascii="BRH Malayalam Extra" w:hAnsi="BRH Malayalam Extra" w:cs="BRH Devanagari Extra"/>
-                <w:szCs w:val="40"/>
-              </w:rPr>
-              <w:t>–</w:t>
-            </w:r>
-            <w:r>
-              <w:rPr>
-                <w:rFonts w:ascii="BRH Devanagari Extra" w:hAnsi="BRH Devanagari Extra" w:cs="BRH Devanagari Extra"/>
-                <w:sz w:val="32"/>
-                <w:szCs w:val="40"/>
-              </w:rPr>
-              <w:t xml:space="preserve"> UÉeÉþlÉç mÉ</w:t>
-            </w:r>
-            <w:r>
-              <w:rPr>
-                <w:rFonts w:ascii="BRH Devanagari Extra" w:hAnsi="BRH Devanagari Extra" w:cs="BRH Devanagari Extra"/>
-                <w:sz w:val="32"/>
-                <w:szCs w:val="40"/>
-                <w:highlight w:val="yellow"/>
-              </w:rPr>
-              <w:t>ëcÉ</w:t>
-            </w:r>
-            <w:r>
-              <w:rPr>
-                <w:rFonts w:ascii="BRH Devanagari Extra" w:hAnsi="BRH Devanagari Extra" w:cs="BRH Devanagari Extra"/>
-                <w:sz w:val="32"/>
-                <w:szCs w:val="40"/>
-              </w:rPr>
-              <w:t>å</w:t>
-            </w:r>
-            <w:r>
-              <w:rPr>
-                <w:rFonts w:ascii="BRH Malayalam Extra" w:hAnsi="BRH Malayalam Extra" w:cs="BRH Devanagari Extra"/>
-                <w:szCs w:val="40"/>
-              </w:rPr>
-              <w:t>–</w:t>
-            </w:r>
-            <w:r>
-              <w:rPr>
-                <w:rFonts w:ascii="BRH Devanagari Extra" w:hAnsi="BRH Devanagari Extra" w:cs="BRH Devanagari Extra"/>
-                <w:sz w:val="32"/>
-                <w:szCs w:val="40"/>
-              </w:rPr>
-              <w:t xml:space="preserve">iÉÈ </w:t>
-            </w:r>
-            <w:r>
-              <w:rPr>
-                <w:rFonts w:ascii="BRH Devanagari Extra" w:hAnsi="BRH Devanagari Extra" w:cs="BRH Devanagari Extra"/>
-                <w:sz w:val="32"/>
-                <w:szCs w:val="40"/>
-                <w:highlight w:val="yellow"/>
-              </w:rPr>
-              <w:t>mÉëþcÉå</w:t>
-            </w:r>
-            <w:r>
-              <w:rPr>
-                <w:rFonts w:ascii="BRH Malayalam Extra" w:hAnsi="BRH Malayalam Extra" w:cs="BRH Devanagari Extra"/>
-                <w:szCs w:val="40"/>
-                <w:highlight w:val="yellow"/>
-              </w:rPr>
-              <w:t>–</w:t>
-            </w:r>
-            <w:r>
-              <w:rPr>
-                <w:rFonts w:ascii="BRH Devanagari Extra" w:hAnsi="BRH Devanagari Extra" w:cs="BRH Devanagari Extra"/>
-                <w:sz w:val="32"/>
-                <w:szCs w:val="40"/>
-                <w:highlight w:val="yellow"/>
-              </w:rPr>
-              <w:t>iÉÉå</w:t>
-            </w:r>
-            <w:r>
-              <w:rPr>
-                <w:rFonts w:ascii="BRH Devanagari Extra" w:hAnsi="BRH Devanagari Extra" w:cs="BRH Devanagari Extra"/>
-                <w:sz w:val="32"/>
-                <w:szCs w:val="40"/>
-              </w:rPr>
-              <w:t xml:space="preserve"> UÉeÉ</w:t>
-            </w:r>
-            <w:r>
-              <w:rPr>
-                <w:rFonts w:ascii="BRH Malayalam Extra" w:hAnsi="BRH Malayalam Extra" w:cs="BRH Devanagari Extra"/>
-                <w:szCs w:val="40"/>
-              </w:rPr>
-              <w:t>–</w:t>
-            </w:r>
-            <w:r>
-              <w:rPr>
-                <w:rFonts w:ascii="BRH Devanagari Extra" w:hAnsi="BRH Devanagari Extra" w:cs="BRH Devanagari Extra"/>
-                <w:sz w:val="32"/>
-                <w:szCs w:val="40"/>
-              </w:rPr>
-              <w:t xml:space="preserve">lÉç lÉålÉÉ(aqÉçþ)ÍxÉ | </w:t>
-            </w:r>
-          </w:p>
-          <w:p>
-            <w:pPr>
-              <w:widowControl w:val="0"/>
-              <w:autoSpaceDE w:val="0"/>
-              <w:autoSpaceDN w:val="0"/>
-              <w:adjustRightInd w:val="0"/>
-              <w:spacing w:before="0" w:line="240" w:lineRule="auto"/>
-              <w:rPr>
-                <w:rFonts w:ascii="BRH Devanagari Extra" w:hAnsi="BRH Devanagari Extra" w:cs="BRH Devanagari Extra"/>
-                <w:sz w:val="32"/>
-                <w:szCs w:val="40"/>
-              </w:rPr>
-            </w:pPr>
-            <w:r>
-              <w:rPr>
-                <w:rFonts w:cs="BRH Devanagari Extra"/>
-                <w:szCs w:val="40"/>
-              </w:rPr>
-              <w:t>37</w:t>
-            </w:r>
-            <w:r>
-              <w:rPr>
-                <w:rFonts w:ascii="BRH Devanagari Extra" w:hAnsi="BRH Devanagari Extra" w:cs="BRH Devanagari Extra"/>
-                <w:sz w:val="32"/>
-                <w:szCs w:val="40"/>
-              </w:rPr>
-              <w:t>)</w:t>
-            </w:r>
-            <w:r>
-              <w:rPr>
-                <w:rFonts w:cs="BRH Devanagari Extra"/>
-                <w:szCs w:val="40"/>
-              </w:rPr>
-              <w:t xml:space="preserve">  1</w:t>
-            </w:r>
-            <w:r>
-              <w:rPr>
-                <w:rFonts w:ascii="BRH Devanagari Extra" w:hAnsi="BRH Devanagari Extra" w:cs="BRH Devanagari Extra"/>
-                <w:sz w:val="32"/>
-                <w:szCs w:val="40"/>
-              </w:rPr>
-              <w:t>.</w:t>
-            </w:r>
-            <w:r>
-              <w:rPr>
-                <w:rFonts w:cs="BRH Devanagari Extra"/>
-                <w:szCs w:val="40"/>
-              </w:rPr>
-              <w:t>5</w:t>
-            </w:r>
-            <w:r>
-              <w:rPr>
-                <w:rFonts w:ascii="BRH Devanagari Extra" w:hAnsi="BRH Devanagari Extra" w:cs="BRH Devanagari Extra"/>
-                <w:sz w:val="32"/>
-                <w:szCs w:val="40"/>
-              </w:rPr>
-              <w:t>.</w:t>
-            </w:r>
-            <w:r>
-              <w:rPr>
-                <w:rFonts w:cs="BRH Devanagari Extra"/>
-                <w:szCs w:val="40"/>
-              </w:rPr>
-              <w:t>11</w:t>
-            </w:r>
-            <w:r>
-              <w:rPr>
-                <w:rFonts w:ascii="BRH Devanagari Extra" w:hAnsi="BRH Devanagari Extra" w:cs="BRH Devanagari Extra"/>
-                <w:sz w:val="32"/>
-                <w:szCs w:val="40"/>
-              </w:rPr>
-              <w:t>.</w:t>
-            </w:r>
-            <w:r>
-              <w:rPr>
-                <w:rFonts w:cs="BRH Devanagari Extra"/>
-                <w:szCs w:val="40"/>
-              </w:rPr>
-              <w:t>3</w:t>
-            </w:r>
-            <w:r>
-              <w:rPr>
-                <w:rFonts w:ascii="BRH Devanagari Extra" w:hAnsi="BRH Devanagari Extra" w:cs="BRH Devanagari Extra"/>
-                <w:sz w:val="32"/>
-                <w:szCs w:val="40"/>
-              </w:rPr>
-              <w:t>(</w:t>
-            </w:r>
-            <w:r>
-              <w:rPr>
-                <w:rFonts w:cs="BRH Devanagari Extra"/>
-                <w:szCs w:val="40"/>
-              </w:rPr>
-              <w:t>33</w:t>
-            </w:r>
-            <w:r>
-              <w:rPr>
-                <w:rFonts w:ascii="BRH Devanagari Extra" w:hAnsi="BRH Devanagari Extra" w:cs="BRH Devanagari Extra"/>
-                <w:sz w:val="32"/>
-                <w:szCs w:val="40"/>
-              </w:rPr>
-              <w:t>)</w:t>
-            </w:r>
-            <w:proofErr w:type="gramStart"/>
-            <w:r>
-              <w:rPr>
-                <w:rFonts w:ascii="BRH Devanagari Extra" w:hAnsi="BRH Devanagari Extra" w:cs="BRH Devanagari Extra"/>
-                <w:sz w:val="32"/>
-                <w:szCs w:val="40"/>
-              </w:rPr>
-              <w:t>-  mÉë</w:t>
-            </w:r>
-            <w:proofErr w:type="gramEnd"/>
+              <w:t>)-  mÉë</w:t>
+            </w:r>
             <w:r>
               <w:rPr>
                 <w:rFonts w:ascii="BRH Malayalam Extra" w:hAnsi="BRH Malayalam Extra" w:cs="BRH Devanagari Extra"/>
@@ -41807,18 +40461,8 @@
                 <w:sz w:val="32"/>
                 <w:szCs w:val="40"/>
               </w:rPr>
-              <w:t>)</w:t>
-            </w:r>
-            <w:proofErr w:type="gramStart"/>
-            <w:r>
-              <w:rPr>
-                <w:rFonts w:ascii="BRH Devanagari Extra" w:hAnsi="BRH Devanagari Extra" w:cs="BRH Devanagari Extra"/>
-                <w:sz w:val="32"/>
-                <w:szCs w:val="40"/>
-              </w:rPr>
-              <w:t>-  A</w:t>
-            </w:r>
-            <w:proofErr w:type="gramEnd"/>
+              <w:t>)-  A</w:t>
+            </w:r>
             <w:r>
               <w:rPr>
                 <w:rFonts w:ascii="BRH Malayalam Extra" w:hAnsi="BRH Malayalam Extra" w:cs="BRH Devanagari Extra"/>
@@ -42105,6 +40749,188 @@
                 <w:szCs w:val="40"/>
               </w:rPr>
             </w:pPr>
+            <w:r>
+              <w:rPr>
+                <w:rFonts w:cs="BRH Devanagari Extra"/>
+                <w:szCs w:val="40"/>
+              </w:rPr>
+              <w:t>35</w:t>
+            </w:r>
+            <w:r>
+              <w:rPr>
+                <w:rFonts w:ascii="BRH Devanagari Extra" w:hAnsi="BRH Devanagari Extra" w:cs="BRH Devanagari Extra"/>
+                <w:sz w:val="32"/>
+                <w:szCs w:val="40"/>
+              </w:rPr>
+              <w:t>)</w:t>
+            </w:r>
+            <w:r>
+              <w:rPr>
+                <w:rFonts w:cs="BRH Devanagari Extra"/>
+                <w:szCs w:val="40"/>
+              </w:rPr>
+              <w:t xml:space="preserve">  1</w:t>
+            </w:r>
+            <w:r>
+              <w:rPr>
+                <w:rFonts w:ascii="BRH Devanagari Extra" w:hAnsi="BRH Devanagari Extra" w:cs="BRH Devanagari Extra"/>
+                <w:sz w:val="32"/>
+                <w:szCs w:val="40"/>
+              </w:rPr>
+              <w:t>.</w:t>
+            </w:r>
+            <w:r>
+              <w:rPr>
+                <w:rFonts w:cs="BRH Devanagari Extra"/>
+                <w:szCs w:val="40"/>
+              </w:rPr>
+              <w:t>5</w:t>
+            </w:r>
+            <w:r>
+              <w:rPr>
+                <w:rFonts w:ascii="BRH Devanagari Extra" w:hAnsi="BRH Devanagari Extra" w:cs="BRH Devanagari Extra"/>
+                <w:sz w:val="32"/>
+                <w:szCs w:val="40"/>
+              </w:rPr>
+              <w:t>.</w:t>
+            </w:r>
+            <w:r>
+              <w:rPr>
+                <w:rFonts w:cs="BRH Devanagari Extra"/>
+                <w:szCs w:val="40"/>
+              </w:rPr>
+              <w:t>11</w:t>
+            </w:r>
+            <w:r>
+              <w:rPr>
+                <w:rFonts w:ascii="BRH Devanagari Extra" w:hAnsi="BRH Devanagari Extra" w:cs="BRH Devanagari Extra"/>
+                <w:sz w:val="32"/>
+                <w:szCs w:val="40"/>
+              </w:rPr>
+              <w:t>.</w:t>
+            </w:r>
+            <w:r>
+              <w:rPr>
+                <w:rFonts w:cs="BRH Devanagari Extra"/>
+                <w:szCs w:val="40"/>
+              </w:rPr>
+              <w:t>3</w:t>
+            </w:r>
+            <w:r>
+              <w:rPr>
+                <w:rFonts w:ascii="BRH Devanagari Extra" w:hAnsi="BRH Devanagari Extra" w:cs="BRH Devanagari Extra"/>
+                <w:sz w:val="32"/>
+                <w:szCs w:val="40"/>
+              </w:rPr>
+              <w:t>(</w:t>
+            </w:r>
+            <w:r>
+              <w:rPr>
+                <w:rFonts w:cs="BRH Devanagari Extra"/>
+                <w:szCs w:val="40"/>
+              </w:rPr>
+              <w:t>32</w:t>
+            </w:r>
+            <w:r>
+              <w:rPr>
+                <w:rFonts w:ascii="BRH Devanagari Extra" w:hAnsi="BRH Devanagari Extra" w:cs="BRH Devanagari Extra"/>
+                <w:sz w:val="32"/>
+                <w:szCs w:val="40"/>
+              </w:rPr>
+              <w:t>)-  A</w:t>
+            </w:r>
+            <w:r>
+              <w:rPr>
+                <w:rFonts w:ascii="BRH Malayalam Extra" w:hAnsi="BRH Malayalam Extra" w:cs="BRH Devanagari Extra"/>
+                <w:szCs w:val="40"/>
+              </w:rPr>
+              <w:t>–</w:t>
+            </w:r>
+            <w:r>
+              <w:rPr>
+                <w:rFonts w:ascii="BRH Devanagari Extra" w:hAnsi="BRH Devanagari Extra" w:cs="BRH Devanagari Extra"/>
+                <w:sz w:val="32"/>
+                <w:szCs w:val="40"/>
+              </w:rPr>
+              <w:t>xÉÑ</w:t>
+            </w:r>
+            <w:r>
+              <w:rPr>
+                <w:rFonts w:ascii="BRH Malayalam Extra" w:hAnsi="BRH Malayalam Extra" w:cs="BRH Devanagari Extra"/>
+                <w:szCs w:val="40"/>
+              </w:rPr>
+              <w:t>–</w:t>
+            </w:r>
+            <w:r>
+              <w:rPr>
+                <w:rFonts w:ascii="BRH Devanagari Extra" w:hAnsi="BRH Devanagari Extra" w:cs="BRH Devanagari Extra"/>
+                <w:sz w:val="32"/>
+                <w:szCs w:val="40"/>
+              </w:rPr>
+              <w:t>U</w:t>
+            </w:r>
+            <w:r>
+              <w:rPr>
+                <w:rFonts w:ascii="BRH Malayalam Extra" w:hAnsi="BRH Malayalam Extra" w:cs="BRH Devanagari Extra"/>
+                <w:szCs w:val="40"/>
+              </w:rPr>
+              <w:t>–</w:t>
+            </w:r>
+            <w:r>
+              <w:rPr>
+                <w:rFonts w:ascii="BRH Devanagari Extra" w:hAnsi="BRH Devanagari Extra" w:cs="BRH Devanagari Extra"/>
+                <w:sz w:val="32"/>
+                <w:szCs w:val="40"/>
+              </w:rPr>
+              <w:t xml:space="preserve"> | mÉë</w:t>
+            </w:r>
+            <w:r>
+              <w:rPr>
+                <w:rFonts w:ascii="BRH Malayalam Extra" w:hAnsi="BRH Malayalam Extra" w:cs="BRH Devanagari Extra"/>
+                <w:szCs w:val="40"/>
+              </w:rPr>
+              <w:t>–</w:t>
+            </w:r>
+            <w:r>
+              <w:rPr>
+                <w:rFonts w:ascii="BRH Devanagari Extra" w:hAnsi="BRH Devanagari Extra" w:cs="BRH Devanagari Extra"/>
+                <w:sz w:val="32"/>
+                <w:szCs w:val="40"/>
+              </w:rPr>
+              <w:t>cÉå</w:t>
+            </w:r>
+            <w:r>
+              <w:rPr>
+                <w:rFonts w:ascii="BRH Malayalam Extra" w:hAnsi="BRH Malayalam Extra" w:cs="BRH Devanagari Extra"/>
+                <w:szCs w:val="40"/>
+              </w:rPr>
+              <w:t>–</w:t>
+            </w:r>
+            <w:r>
+              <w:rPr>
+                <w:rFonts w:ascii="BRH Devanagari Extra" w:hAnsi="BRH Devanagari Extra" w:cs="BRH Devanagari Extra"/>
+                <w:sz w:val="32"/>
+                <w:szCs w:val="40"/>
+                <w:highlight w:val="green"/>
+              </w:rPr>
+              <w:t>iÉ</w:t>
+            </w:r>
+            <w:r>
+              <w:rPr>
+                <w:rFonts w:ascii="BRH Malayalam Extra" w:hAnsi="BRH Malayalam Extra" w:cs="BRH Devanagari Extra"/>
+                <w:szCs w:val="40"/>
+                <w:highlight w:val="green"/>
+              </w:rPr>
+              <w:t>–</w:t>
+            </w:r>
+            <w:r>
+              <w:rPr>
+                <w:rFonts w:ascii="BRH Devanagari Extra" w:hAnsi="BRH Devanagari Extra" w:cs="BRH Devanagari Extra"/>
+                <w:sz w:val="32"/>
+                <w:szCs w:val="40"/>
+              </w:rPr>
+              <w:t>È | UÉeÉ³Éçþ |</w:t>
+            </w:r>
           </w:p>
           <w:p>
             <w:pPr>
@@ -42119,6 +40945,355 @@
                 <w:szCs w:val="40"/>
               </w:rPr>
             </w:pPr>
+            <w:r>
+              <w:rPr>
+                <w:rFonts w:ascii="BRH Devanagari Extra" w:hAnsi="BRH Devanagari Extra" w:cs="BRH Devanagari Extra"/>
+                <w:sz w:val="32"/>
+                <w:szCs w:val="40"/>
+              </w:rPr>
+              <w:t>A</w:t>
+            </w:r>
+            <w:r>
+              <w:rPr>
+                <w:rFonts w:ascii="BRH Malayalam Extra" w:hAnsi="BRH Malayalam Extra" w:cs="BRH Devanagari Extra"/>
+                <w:szCs w:val="40"/>
+              </w:rPr>
+              <w:t>–</w:t>
+            </w:r>
+            <w:r>
+              <w:rPr>
+                <w:rFonts w:ascii="BRH Devanagari Extra" w:hAnsi="BRH Devanagari Extra" w:cs="BRH Devanagari Extra"/>
+                <w:sz w:val="32"/>
+                <w:szCs w:val="40"/>
+              </w:rPr>
+              <w:t>xÉÑ</w:t>
+            </w:r>
+            <w:r>
+              <w:rPr>
+                <w:rFonts w:ascii="BRH Malayalam Extra" w:hAnsi="BRH Malayalam Extra" w:cs="BRH Devanagari Extra"/>
+                <w:szCs w:val="40"/>
+              </w:rPr>
+              <w:t>–</w:t>
+            </w:r>
+            <w:r>
+              <w:rPr>
+                <w:rFonts w:ascii="BRH Devanagari Extra" w:hAnsi="BRH Devanagari Extra" w:cs="BRH Devanagari Extra"/>
+                <w:sz w:val="32"/>
+                <w:szCs w:val="40"/>
+              </w:rPr>
+              <w:t>U</w:t>
+            </w:r>
+            <w:r>
+              <w:rPr>
+                <w:rFonts w:ascii="BRH Malayalam Extra" w:hAnsi="BRH Malayalam Extra" w:cs="BRH Devanagari Extra"/>
+                <w:szCs w:val="40"/>
+              </w:rPr>
+              <w:t>–</w:t>
+            </w:r>
+            <w:r>
+              <w:rPr>
+                <w:rFonts w:ascii="BRH Devanagari Extra" w:hAnsi="BRH Devanagari Extra" w:cs="BRH Devanagari Extra"/>
+                <w:sz w:val="32"/>
+                <w:szCs w:val="40"/>
+              </w:rPr>
+              <w:t xml:space="preserve"> mÉë</w:t>
+            </w:r>
+            <w:r>
+              <w:rPr>
+                <w:rFonts w:ascii="BRH Malayalam Extra" w:hAnsi="BRH Malayalam Extra" w:cs="BRH Devanagari Extra"/>
+                <w:szCs w:val="40"/>
+              </w:rPr>
+              <w:t>–</w:t>
+            </w:r>
+            <w:r>
+              <w:rPr>
+                <w:rFonts w:ascii="BRH Devanagari Extra" w:hAnsi="BRH Devanagari Extra" w:cs="BRH Devanagari Extra"/>
+                <w:sz w:val="32"/>
+                <w:szCs w:val="40"/>
+              </w:rPr>
+              <w:t>cÉå</w:t>
+            </w:r>
+            <w:r>
+              <w:rPr>
+                <w:rFonts w:ascii="BRH Malayalam Extra" w:hAnsi="BRH Malayalam Extra" w:cs="BRH Devanagari Extra"/>
+                <w:szCs w:val="40"/>
+              </w:rPr>
+              <w:t>–</w:t>
+            </w:r>
+            <w:r>
+              <w:rPr>
+                <w:rFonts w:ascii="BRH Devanagari Extra" w:hAnsi="BRH Devanagari Extra" w:cs="BRH Devanagari Extra"/>
+                <w:sz w:val="32"/>
+                <w:szCs w:val="40"/>
+                <w:highlight w:val="green"/>
+              </w:rPr>
+              <w:t>iÉ</w:t>
+            </w:r>
+            <w:r>
+              <w:rPr>
+                <w:rFonts w:ascii="BRH Malayalam Extra" w:hAnsi="BRH Malayalam Extra" w:cs="BRH Devanagari Extra"/>
+                <w:szCs w:val="40"/>
+                <w:highlight w:val="green"/>
+              </w:rPr>
+              <w:t>–</w:t>
+            </w:r>
+            <w:r>
+              <w:rPr>
+                <w:rFonts w:ascii="BRH Devanagari Extra" w:hAnsi="BRH Devanagari Extra" w:cs="BRH Devanagari Extra"/>
+                <w:sz w:val="32"/>
+                <w:szCs w:val="40"/>
+              </w:rPr>
+              <w:t xml:space="preserve">È </w:t>
+            </w:r>
+            <w:r>
+              <w:rPr>
+                <w:rFonts w:ascii="BRH Devanagari Extra" w:hAnsi="BRH Devanagari Extra" w:cs="BRH Devanagari Extra"/>
+                <w:sz w:val="32"/>
+                <w:szCs w:val="40"/>
+                <w:highlight w:val="green"/>
+              </w:rPr>
+              <w:t>mÉë</w:t>
+            </w:r>
+            <w:r>
+              <w:rPr>
+                <w:rFonts w:ascii="BRH Malayalam Extra" w:hAnsi="BRH Malayalam Extra" w:cs="BRH Devanagari Extra"/>
+                <w:szCs w:val="40"/>
+                <w:highlight w:val="green"/>
+              </w:rPr>
+              <w:t>–</w:t>
+            </w:r>
+            <w:r>
+              <w:rPr>
+                <w:rFonts w:ascii="BRH Devanagari Extra" w:hAnsi="BRH Devanagari Extra" w:cs="BRH Devanagari Extra"/>
+                <w:sz w:val="32"/>
+                <w:szCs w:val="40"/>
+              </w:rPr>
+              <w:t>cÉå</w:t>
+            </w:r>
+            <w:r>
+              <w:rPr>
+                <w:rFonts w:ascii="BRH Malayalam Extra" w:hAnsi="BRH Malayalam Extra" w:cs="BRH Devanagari Extra"/>
+                <w:szCs w:val="40"/>
+              </w:rPr>
+              <w:t>–</w:t>
+            </w:r>
+            <w:r>
+              <w:rPr>
+                <w:rFonts w:ascii="BRH Devanagari Extra" w:hAnsi="BRH Devanagari Extra" w:cs="BRH Devanagari Extra"/>
+                <w:sz w:val="32"/>
+                <w:szCs w:val="40"/>
+                <w:highlight w:val="green"/>
+              </w:rPr>
+              <w:t>iÉÉå</w:t>
+            </w:r>
+            <w:r>
+              <w:rPr>
+                <w:rFonts w:ascii="BRH Malayalam Extra" w:hAnsi="BRH Malayalam Extra" w:cs="BRH Devanagari Extra"/>
+                <w:szCs w:val="40"/>
+                <w:highlight w:val="green"/>
+              </w:rPr>
+              <w:t>–</w:t>
+            </w:r>
+            <w:r>
+              <w:rPr>
+                <w:rFonts w:ascii="BRH Devanagari Extra" w:hAnsi="BRH Devanagari Extra" w:cs="BRH Devanagari Extra"/>
+                <w:sz w:val="32"/>
+                <w:szCs w:val="40"/>
+              </w:rPr>
+              <w:t xml:space="preserve"> </w:t>
+            </w:r>
+            <w:r>
+              <w:rPr>
+                <w:rFonts w:ascii="BRH Devanagari Extra" w:hAnsi="BRH Devanagari Extra" w:cs="BRH Devanagari Extra"/>
+                <w:sz w:val="32"/>
+                <w:szCs w:val="40"/>
+                <w:highlight w:val="green"/>
+              </w:rPr>
+              <w:t>A</w:t>
+            </w:r>
+            <w:r>
+              <w:rPr>
+                <w:rFonts w:ascii="BRH Malayalam Extra" w:hAnsi="BRH Malayalam Extra" w:cs="BRH Devanagari Extra"/>
+                <w:szCs w:val="40"/>
+                <w:highlight w:val="green"/>
+              </w:rPr>
+              <w:t>–</w:t>
+            </w:r>
+            <w:r>
+              <w:rPr>
+                <w:rFonts w:ascii="BRH Devanagari Extra" w:hAnsi="BRH Devanagari Extra" w:cs="BRH Devanagari Extra"/>
+                <w:sz w:val="32"/>
+                <w:szCs w:val="40"/>
+                <w:highlight w:val="green"/>
+              </w:rPr>
+              <w:t>xÉ</w:t>
+            </w:r>
+            <w:r>
+              <w:rPr>
+                <w:rFonts w:ascii="BRH Malayalam Extra" w:hAnsi="BRH Malayalam Extra" w:cs="BRH Devanagari Extra"/>
+                <w:szCs w:val="40"/>
+                <w:highlight w:val="green"/>
+              </w:rPr>
+              <w:t>–</w:t>
+            </w:r>
+            <w:r>
+              <w:rPr>
+                <w:rFonts w:ascii="BRH Devanagari Extra" w:hAnsi="BRH Devanagari Extra" w:cs="BRH Devanagari Extra"/>
+                <w:sz w:val="32"/>
+                <w:szCs w:val="40"/>
+                <w:highlight w:val="green"/>
+              </w:rPr>
+              <w:t>ÑUÉ</w:t>
+            </w:r>
+            <w:r>
+              <w:rPr>
+                <w:rFonts w:ascii="BRH Malayalam Extra" w:hAnsi="BRH Malayalam Extra" w:cs="BRH Devanagari Extra"/>
+                <w:szCs w:val="40"/>
+                <w:highlight w:val="green"/>
+              </w:rPr>
+              <w:t>–</w:t>
+            </w:r>
+            <w:r>
+              <w:rPr>
+                <w:rFonts w:ascii="BRH Devanagari Extra" w:hAnsi="BRH Devanagari Extra" w:cs="BRH Devanagari Extra"/>
+                <w:sz w:val="32"/>
+                <w:szCs w:val="40"/>
+                <w:highlight w:val="green"/>
+              </w:rPr>
+              <w:t>xÉ</w:t>
+            </w:r>
+            <w:r>
+              <w:rPr>
+                <w:rFonts w:ascii="BRH Malayalam Extra" w:hAnsi="BRH Malayalam Extra" w:cs="BRH Devanagari Extra"/>
+                <w:szCs w:val="40"/>
+                <w:highlight w:val="green"/>
+              </w:rPr>
+              <w:t>–</w:t>
+            </w:r>
+            <w:r>
+              <w:rPr>
+                <w:rFonts w:ascii="BRH Devanagari Extra" w:hAnsi="BRH Devanagari Extra" w:cs="BRH Devanagari Extra"/>
+                <w:sz w:val="32"/>
+                <w:szCs w:val="40"/>
+                <w:highlight w:val="green"/>
+              </w:rPr>
+              <w:t>ÑU</w:t>
+            </w:r>
+            <w:r>
+              <w:rPr>
+                <w:rFonts w:ascii="BRH Malayalam Extra" w:hAnsi="BRH Malayalam Extra" w:cs="BRH Devanagari Extra"/>
+                <w:szCs w:val="40"/>
+                <w:highlight w:val="green"/>
+              </w:rPr>
+              <w:t>–</w:t>
+            </w:r>
+            <w:r>
+              <w:rPr>
+                <w:rFonts w:ascii="BRH Devanagari Extra" w:hAnsi="BRH Devanagari Extra" w:cs="BRH Devanagari Extra"/>
+                <w:sz w:val="32"/>
+                <w:szCs w:val="40"/>
+              </w:rPr>
+              <w:t xml:space="preserve"> </w:t>
+            </w:r>
+            <w:r>
+              <w:rPr>
+                <w:rFonts w:ascii="BRH Devanagari Extra" w:hAnsi="BRH Devanagari Extra" w:cs="BRH Devanagari Extra"/>
+                <w:sz w:val="32"/>
+                <w:szCs w:val="40"/>
+                <w:highlight w:val="green"/>
+              </w:rPr>
+              <w:t>mÉ</w:t>
+            </w:r>
+            <w:r>
+              <w:rPr>
+                <w:rFonts w:ascii="BRH Malayalam Extra" w:hAnsi="BRH Malayalam Extra" w:cs="BRH Devanagari Extra"/>
+                <w:szCs w:val="40"/>
+                <w:highlight w:val="green"/>
+              </w:rPr>
+              <w:t>–</w:t>
+            </w:r>
+            <w:r>
+              <w:rPr>
+                <w:rFonts w:ascii="BRH Devanagari Extra" w:hAnsi="BRH Devanagari Extra" w:cs="BRH Devanagari Extra"/>
+                <w:sz w:val="32"/>
+                <w:szCs w:val="40"/>
+              </w:rPr>
+              <w:t>ëcÉå</w:t>
+            </w:r>
+            <w:r>
+              <w:rPr>
+                <w:rFonts w:ascii="BRH Malayalam Extra" w:hAnsi="BRH Malayalam Extra" w:cs="BRH Devanagari Extra"/>
+                <w:szCs w:val="40"/>
+                <w:highlight w:val="green"/>
+              </w:rPr>
+              <w:t>–</w:t>
+            </w:r>
+            <w:r>
+              <w:rPr>
+                <w:rFonts w:ascii="BRH Devanagari Extra" w:hAnsi="BRH Devanagari Extra" w:cs="BRH Devanagari Extra"/>
+                <w:sz w:val="32"/>
+                <w:szCs w:val="40"/>
+                <w:highlight w:val="green"/>
+              </w:rPr>
+              <w:t>iÉÉ</w:t>
+            </w:r>
+            <w:r>
+              <w:rPr>
+                <w:rFonts w:ascii="BRH Malayalam Extra" w:hAnsi="BRH Malayalam Extra" w:cs="BRH Devanagari Extra"/>
+                <w:szCs w:val="40"/>
+                <w:highlight w:val="green"/>
+              </w:rPr>
+              <w:t>–</w:t>
+            </w:r>
+            <w:r>
+              <w:rPr>
+                <w:rFonts w:ascii="BRH Devanagari Extra" w:hAnsi="BRH Devanagari Extra" w:cs="BRH Devanagari Extra"/>
+                <w:sz w:val="32"/>
+                <w:szCs w:val="40"/>
+                <w:highlight w:val="green"/>
+              </w:rPr>
+              <w:t>å</w:t>
+            </w:r>
+            <w:r>
+              <w:rPr>
+                <w:rFonts w:ascii="BRH Devanagari Extra" w:hAnsi="BRH Devanagari Extra" w:cs="BRH Devanagari Extra"/>
+                <w:sz w:val="32"/>
+                <w:szCs w:val="40"/>
+              </w:rPr>
+              <w:t xml:space="preserve"> UÉeÉ</w:t>
+            </w:r>
+            <w:r>
+              <w:rPr>
+                <w:rFonts w:ascii="BRH Malayalam Extra" w:hAnsi="BRH Malayalam Extra" w:cs="BRH Devanagari Extra"/>
+                <w:szCs w:val="40"/>
+              </w:rPr>
+              <w:t>–</w:t>
+            </w:r>
+            <w:r>
+              <w:rPr>
+                <w:rFonts w:ascii="BRH Devanagari Extra" w:hAnsi="BRH Devanagari Extra" w:cs="BRH Devanagari Extra"/>
+                <w:sz w:val="32"/>
+                <w:szCs w:val="40"/>
+              </w:rPr>
+              <w:t>lÉç UÉeÉþlÉç mÉë</w:t>
+            </w:r>
+            <w:r>
+              <w:rPr>
+                <w:rFonts w:ascii="BRH Devanagari Extra" w:hAnsi="BRH Devanagari Extra" w:cs="BRH Devanagari Extra"/>
+                <w:sz w:val="32"/>
+                <w:szCs w:val="40"/>
+                <w:highlight w:val="green"/>
+              </w:rPr>
+              <w:t>cÉå</w:t>
+            </w:r>
+            <w:r>
+              <w:rPr>
+                <w:rFonts w:ascii="BRH Devanagari Extra" w:hAnsi="BRH Devanagari Extra" w:cs="BRH Devanagari Extra"/>
+                <w:sz w:val="32"/>
+                <w:szCs w:val="40"/>
+              </w:rPr>
+              <w:t xml:space="preserve">iÉÉå </w:t>
+            </w:r>
           </w:p>
           <w:p>
             <w:pPr>
@@ -42135,195 +41310,54 @@
             </w:pPr>
             <w:r>
               <w:rPr>
-                <w:rFonts w:cs="BRH Devanagari Extra"/>
-                <w:szCs w:val="40"/>
-              </w:rPr>
-              <w:t>35</w:t>
-            </w:r>
-            <w:r>
-              <w:rPr>
-                <w:rFonts w:ascii="BRH Devanagari Extra" w:hAnsi="BRH Devanagari Extra" w:cs="BRH Devanagari Extra"/>
-                <w:sz w:val="32"/>
-                <w:szCs w:val="40"/>
-              </w:rPr>
-              <w:t>)</w:t>
-            </w:r>
-            <w:r>
-              <w:rPr>
-                <w:rFonts w:cs="BRH Devanagari Extra"/>
-                <w:szCs w:val="40"/>
-              </w:rPr>
-              <w:t xml:space="preserve">  1</w:t>
-            </w:r>
-            <w:r>
-              <w:rPr>
-                <w:rFonts w:ascii="BRH Devanagari Extra" w:hAnsi="BRH Devanagari Extra" w:cs="BRH Devanagari Extra"/>
-                <w:sz w:val="32"/>
-                <w:szCs w:val="40"/>
-              </w:rPr>
-              <w:t>.</w:t>
-            </w:r>
-            <w:r>
-              <w:rPr>
-                <w:rFonts w:cs="BRH Devanagari Extra"/>
-                <w:szCs w:val="40"/>
-              </w:rPr>
-              <w:t>5</w:t>
-            </w:r>
-            <w:r>
-              <w:rPr>
-                <w:rFonts w:ascii="BRH Devanagari Extra" w:hAnsi="BRH Devanagari Extra" w:cs="BRH Devanagari Extra"/>
-                <w:sz w:val="32"/>
-                <w:szCs w:val="40"/>
-              </w:rPr>
-              <w:t>.</w:t>
-            </w:r>
-            <w:r>
-              <w:rPr>
-                <w:rFonts w:cs="BRH Devanagari Extra"/>
-                <w:szCs w:val="40"/>
-              </w:rPr>
-              <w:t>11</w:t>
-            </w:r>
-            <w:r>
-              <w:rPr>
-                <w:rFonts w:ascii="BRH Devanagari Extra" w:hAnsi="BRH Devanagari Extra" w:cs="BRH Devanagari Extra"/>
-                <w:sz w:val="32"/>
-                <w:szCs w:val="40"/>
-              </w:rPr>
-              <w:t>.</w:t>
-            </w:r>
-            <w:r>
-              <w:rPr>
-                <w:rFonts w:cs="BRH Devanagari Extra"/>
-                <w:szCs w:val="40"/>
-              </w:rPr>
-              <w:t>3</w:t>
-            </w:r>
-            <w:r>
-              <w:rPr>
-                <w:rFonts w:ascii="BRH Devanagari Extra" w:hAnsi="BRH Devanagari Extra" w:cs="BRH Devanagari Extra"/>
-                <w:sz w:val="32"/>
-                <w:szCs w:val="40"/>
-              </w:rPr>
-              <w:t>(</w:t>
-            </w:r>
-            <w:r>
-              <w:rPr>
-                <w:rFonts w:cs="BRH Devanagari Extra"/>
-                <w:szCs w:val="40"/>
-              </w:rPr>
-              <w:t>32</w:t>
-            </w:r>
-            <w:r>
-              <w:rPr>
-                <w:rFonts w:ascii="BRH Devanagari Extra" w:hAnsi="BRH Devanagari Extra" w:cs="BRH Devanagari Extra"/>
-                <w:sz w:val="32"/>
-                <w:szCs w:val="40"/>
-              </w:rPr>
-              <w:t>)</w:t>
-            </w:r>
-            <w:proofErr w:type="gramStart"/>
-            <w:r>
-              <w:rPr>
-                <w:rFonts w:ascii="BRH Devanagari Extra" w:hAnsi="BRH Devanagari Extra" w:cs="BRH Devanagari Extra"/>
-                <w:sz w:val="32"/>
-                <w:szCs w:val="40"/>
-              </w:rPr>
-              <w:t>-  A</w:t>
-            </w:r>
-            <w:proofErr w:type="gramEnd"/>
-            <w:r>
-              <w:rPr>
-                <w:rFonts w:ascii="BRH Malayalam Extra" w:hAnsi="BRH Malayalam Extra" w:cs="BRH Devanagari Extra"/>
-                <w:szCs w:val="40"/>
-              </w:rPr>
-              <w:t>–</w:t>
-            </w:r>
-            <w:r>
-              <w:rPr>
-                <w:rFonts w:ascii="BRH Devanagari Extra" w:hAnsi="BRH Devanagari Extra" w:cs="BRH Devanagari Extra"/>
-                <w:sz w:val="32"/>
-                <w:szCs w:val="40"/>
-              </w:rPr>
-              <w:t>xÉÑ</w:t>
-            </w:r>
-            <w:r>
-              <w:rPr>
-                <w:rFonts w:ascii="BRH Malayalam Extra" w:hAnsi="BRH Malayalam Extra" w:cs="BRH Devanagari Extra"/>
-                <w:szCs w:val="40"/>
-              </w:rPr>
-              <w:t>–</w:t>
-            </w:r>
-            <w:r>
-              <w:rPr>
-                <w:rFonts w:ascii="BRH Devanagari Extra" w:hAnsi="BRH Devanagari Extra" w:cs="BRH Devanagari Extra"/>
-                <w:sz w:val="32"/>
-                <w:szCs w:val="40"/>
-              </w:rPr>
-              <w:t>U</w:t>
-            </w:r>
-            <w:r>
-              <w:rPr>
-                <w:rFonts w:ascii="BRH Malayalam Extra" w:hAnsi="BRH Malayalam Extra" w:cs="BRH Devanagari Extra"/>
-                <w:szCs w:val="40"/>
-              </w:rPr>
-              <w:t>–</w:t>
-            </w:r>
-            <w:r>
-              <w:rPr>
-                <w:rFonts w:ascii="BRH Devanagari Extra" w:hAnsi="BRH Devanagari Extra" w:cs="BRH Devanagari Extra"/>
-                <w:sz w:val="32"/>
-                <w:szCs w:val="40"/>
-              </w:rPr>
-              <w:t xml:space="preserve"> | mÉë</w:t>
-            </w:r>
-            <w:r>
-              <w:rPr>
-                <w:rFonts w:ascii="BRH Malayalam Extra" w:hAnsi="BRH Malayalam Extra" w:cs="BRH Devanagari Extra"/>
-                <w:szCs w:val="40"/>
-              </w:rPr>
-              <w:t>–</w:t>
-            </w:r>
-            <w:r>
-              <w:rPr>
-                <w:rFonts w:ascii="BRH Devanagari Extra" w:hAnsi="BRH Devanagari Extra" w:cs="BRH Devanagari Extra"/>
-                <w:sz w:val="32"/>
-                <w:szCs w:val="40"/>
-              </w:rPr>
-              <w:t>cÉå</w:t>
-            </w:r>
-            <w:r>
-              <w:rPr>
-                <w:rFonts w:ascii="BRH Malayalam Extra" w:hAnsi="BRH Malayalam Extra" w:cs="BRH Devanagari Extra"/>
-                <w:szCs w:val="40"/>
-              </w:rPr>
-              <w:t>–</w:t>
-            </w:r>
-            <w:r>
-              <w:rPr>
                 <w:rFonts w:ascii="BRH Devanagari Extra" w:hAnsi="BRH Devanagari Extra" w:cs="BRH Devanagari Extra"/>
                 <w:sz w:val="32"/>
                 <w:szCs w:val="40"/>
                 <w:highlight w:val="green"/>
               </w:rPr>
-              <w:t>iÉ</w:t>
-            </w:r>
-            <w:r>
-              <w:rPr>
-                <w:rFonts w:ascii="BRH Malayalam Extra" w:hAnsi="BRH Malayalam Extra" w:cs="BRH Devanagari Extra"/>
+              <w:t>A</w:t>
+            </w:r>
+            <w:r>
+              <w:rPr>
+                <w:rFonts w:ascii="BRH Devanagari Extra" w:hAnsi="BRH Devanagari Extra" w:cs="BRH Devanagari Extra"/>
+                <w:sz w:val="32"/>
+                <w:szCs w:val="40"/>
+              </w:rPr>
+              <w:t>xÉÑUÉxÉÑU mÉë</w:t>
+            </w:r>
+            <w:r>
+              <w:rPr>
+                <w:rFonts w:ascii="BRH Devanagari Extra" w:hAnsi="BRH Devanagari Extra" w:cs="BRH Devanagari Extra"/>
+                <w:sz w:val="32"/>
                 <w:szCs w:val="40"/>
                 <w:highlight w:val="green"/>
               </w:rPr>
-              <w:t>–</w:t>
-            </w:r>
-            <w:r>
-              <w:rPr>
-                <w:rFonts w:ascii="BRH Devanagari Extra" w:hAnsi="BRH Devanagari Extra" w:cs="BRH Devanagari Extra"/>
-                <w:sz w:val="32"/>
-                <w:szCs w:val="40"/>
-              </w:rPr>
-              <w:t>È | UÉeÉ³Éçþ |</w:t>
+              <w:t>cÉåiÉÉ</w:t>
+            </w:r>
+            <w:r>
+              <w:rPr>
+                <w:rFonts w:ascii="BRH Malayalam Extra" w:hAnsi="BRH Malayalam Extra" w:cs="BRH Devanagari Extra"/>
+                <w:szCs w:val="40"/>
+                <w:highlight w:val="green"/>
+              </w:rPr>
+              <w:t>–</w:t>
+            </w:r>
+            <w:r>
+              <w:rPr>
+                <w:rFonts w:ascii="BRH Devanagari Extra" w:hAnsi="BRH Devanagari Extra" w:cs="BRH Devanagari Extra"/>
+                <w:sz w:val="32"/>
+                <w:szCs w:val="40"/>
+                <w:highlight w:val="green"/>
+              </w:rPr>
+              <w:t>å</w:t>
+            </w:r>
+            <w:r>
+              <w:rPr>
+                <w:rFonts w:ascii="BRH Devanagari Extra" w:hAnsi="BRH Devanagari Extra" w:cs="BRH Devanagari Extra"/>
+                <w:sz w:val="32"/>
+                <w:szCs w:val="40"/>
+              </w:rPr>
+              <w:t xml:space="preserve"> UÉeÉ³Éçþ | </w:t>
             </w:r>
           </w:p>
           <w:p>
@@ -42341,57 +41375,94 @@
             </w:pPr>
             <w:r>
               <w:rPr>
-                <w:rFonts w:ascii="BRH Devanagari Extra" w:hAnsi="BRH Devanagari Extra" w:cs="BRH Devanagari Extra"/>
-                <w:sz w:val="32"/>
+                <w:rFonts w:cs="BRH Devanagari Extra"/>
                 <w:szCs w:val="40"/>
               </w:rPr>
               <w:lastRenderedPageBreak/>
-              <w:t>A</w:t>
-            </w:r>
-            <w:r>
-              <w:rPr>
-                <w:rFonts w:ascii="BRH Malayalam Extra" w:hAnsi="BRH Malayalam Extra" w:cs="BRH Devanagari Extra"/>
-                <w:szCs w:val="40"/>
-              </w:rPr>
-              <w:t>–</w:t>
-            </w:r>
-            <w:r>
-              <w:rPr>
-                <w:rFonts w:ascii="BRH Devanagari Extra" w:hAnsi="BRH Devanagari Extra" w:cs="BRH Devanagari Extra"/>
-                <w:sz w:val="32"/>
-                <w:szCs w:val="40"/>
-              </w:rPr>
-              <w:t>xÉÑ</w:t>
-            </w:r>
-            <w:r>
-              <w:rPr>
-                <w:rFonts w:ascii="BRH Malayalam Extra" w:hAnsi="BRH Malayalam Extra" w:cs="BRH Devanagari Extra"/>
-                <w:szCs w:val="40"/>
-              </w:rPr>
-              <w:t>–</w:t>
-            </w:r>
-            <w:r>
-              <w:rPr>
-                <w:rFonts w:ascii="BRH Devanagari Extra" w:hAnsi="BRH Devanagari Extra" w:cs="BRH Devanagari Extra"/>
-                <w:sz w:val="32"/>
-                <w:szCs w:val="40"/>
-              </w:rPr>
-              <w:t>U</w:t>
-            </w:r>
-            <w:r>
-              <w:rPr>
-                <w:rFonts w:ascii="BRH Malayalam Extra" w:hAnsi="BRH Malayalam Extra" w:cs="BRH Devanagari Extra"/>
-                <w:szCs w:val="40"/>
-              </w:rPr>
-              <w:t>–</w:t>
-            </w:r>
-            <w:r>
-              <w:rPr>
-                <w:rFonts w:ascii="BRH Devanagari Extra" w:hAnsi="BRH Devanagari Extra" w:cs="BRH Devanagari Extra"/>
-                <w:sz w:val="32"/>
-                <w:szCs w:val="40"/>
-              </w:rPr>
-              <w:t xml:space="preserve"> mÉë</w:t>
+              <w:t>36</w:t>
+            </w:r>
+            <w:r>
+              <w:rPr>
+                <w:rFonts w:ascii="BRH Devanagari Extra" w:hAnsi="BRH Devanagari Extra" w:cs="BRH Devanagari Extra"/>
+                <w:sz w:val="32"/>
+                <w:szCs w:val="40"/>
+              </w:rPr>
+              <w:t>)</w:t>
+            </w:r>
+            <w:r>
+              <w:rPr>
+                <w:rFonts w:cs="BRH Devanagari Extra"/>
+                <w:szCs w:val="40"/>
+              </w:rPr>
+              <w:t xml:space="preserve">  1</w:t>
+            </w:r>
+            <w:r>
+              <w:rPr>
+                <w:rFonts w:ascii="BRH Devanagari Extra" w:hAnsi="BRH Devanagari Extra" w:cs="BRH Devanagari Extra"/>
+                <w:sz w:val="32"/>
+                <w:szCs w:val="40"/>
+              </w:rPr>
+              <w:t>.</w:t>
+            </w:r>
+            <w:r>
+              <w:rPr>
+                <w:rFonts w:cs="BRH Devanagari Extra"/>
+                <w:szCs w:val="40"/>
+              </w:rPr>
+              <w:t>5</w:t>
+            </w:r>
+            <w:r>
+              <w:rPr>
+                <w:rFonts w:ascii="BRH Devanagari Extra" w:hAnsi="BRH Devanagari Extra" w:cs="BRH Devanagari Extra"/>
+                <w:sz w:val="32"/>
+                <w:szCs w:val="40"/>
+              </w:rPr>
+              <w:t>.</w:t>
+            </w:r>
+            <w:r>
+              <w:rPr>
+                <w:rFonts w:cs="BRH Devanagari Extra"/>
+                <w:szCs w:val="40"/>
+              </w:rPr>
+              <w:t>11</w:t>
+            </w:r>
+            <w:r>
+              <w:rPr>
+                <w:rFonts w:ascii="BRH Devanagari Extra" w:hAnsi="BRH Devanagari Extra" w:cs="BRH Devanagari Extra"/>
+                <w:sz w:val="32"/>
+                <w:szCs w:val="40"/>
+              </w:rPr>
+              <w:t>.</w:t>
+            </w:r>
+            <w:r>
+              <w:rPr>
+                <w:rFonts w:cs="BRH Devanagari Extra"/>
+                <w:szCs w:val="40"/>
+              </w:rPr>
+              <w:t>3</w:t>
+            </w:r>
+            <w:r>
+              <w:rPr>
+                <w:rFonts w:ascii="BRH Devanagari Extra" w:hAnsi="BRH Devanagari Extra" w:cs="BRH Devanagari Extra"/>
+                <w:sz w:val="32"/>
+                <w:szCs w:val="40"/>
+              </w:rPr>
+              <w:t>(</w:t>
+            </w:r>
+            <w:r>
+              <w:rPr>
+                <w:rFonts w:cs="BRH Devanagari Extra"/>
+                <w:szCs w:val="40"/>
+              </w:rPr>
+              <w:t>33</w:t>
+            </w:r>
+            <w:r>
+              <w:rPr>
+                <w:rFonts w:ascii="BRH Devanagari Extra" w:hAnsi="BRH Devanagari Extra" w:cs="BRH Devanagari Extra"/>
+                <w:sz w:val="32"/>
+                <w:szCs w:val="40"/>
+              </w:rPr>
+              <w:t>)-  mÉë</w:t>
             </w:r>
             <w:r>
               <w:rPr>
@@ -42438,256 +41509,7 @@
                 <w:sz w:val="32"/>
                 <w:szCs w:val="40"/>
               </w:rPr>
-              <w:t xml:space="preserve">È </w:t>
-            </w:r>
-            <w:r>
-              <w:rPr>
-                <w:rFonts w:ascii="BRH Devanagari Extra" w:hAnsi="BRH Devanagari Extra" w:cs="BRH Devanagari Extra"/>
-                <w:sz w:val="32"/>
-                <w:szCs w:val="40"/>
-                <w:highlight w:val="green"/>
-              </w:rPr>
-              <w:t>mÉë</w:t>
-            </w:r>
-            <w:r>
-              <w:rPr>
-                <w:rFonts w:ascii="BRH Malayalam Extra" w:hAnsi="BRH Malayalam Extra" w:cs="BRH Devanagari Extra"/>
-                <w:szCs w:val="40"/>
-                <w:highlight w:val="green"/>
-              </w:rPr>
-              <w:t>–</w:t>
-            </w:r>
-            <w:r>
-              <w:rPr>
-                <w:rFonts w:ascii="BRH Devanagari Extra" w:hAnsi="BRH Devanagari Extra" w:cs="BRH Devanagari Extra"/>
-                <w:sz w:val="32"/>
-                <w:szCs w:val="40"/>
-              </w:rPr>
-              <w:t>cÉå</w:t>
-            </w:r>
-            <w:r>
-              <w:rPr>
-                <w:rFonts w:ascii="BRH Malayalam Extra" w:hAnsi="BRH Malayalam Extra" w:cs="BRH Devanagari Extra"/>
-                <w:szCs w:val="40"/>
-              </w:rPr>
-              <w:t>–</w:t>
-            </w:r>
-            <w:r>
-              <w:rPr>
-                <w:rFonts w:ascii="BRH Devanagari Extra" w:hAnsi="BRH Devanagari Extra" w:cs="BRH Devanagari Extra"/>
-                <w:sz w:val="32"/>
-                <w:szCs w:val="40"/>
-                <w:highlight w:val="green"/>
-              </w:rPr>
-              <w:t>iÉÉå</w:t>
-            </w:r>
-            <w:r>
-              <w:rPr>
-                <w:rFonts w:ascii="BRH Malayalam Extra" w:hAnsi="BRH Malayalam Extra" w:cs="BRH Devanagari Extra"/>
-                <w:szCs w:val="40"/>
-                <w:highlight w:val="green"/>
-              </w:rPr>
-              <w:t>–</w:t>
-            </w:r>
-            <w:r>
-              <w:rPr>
-                <w:rFonts w:ascii="BRH Devanagari Extra" w:hAnsi="BRH Devanagari Extra" w:cs="BRH Devanagari Extra"/>
-                <w:sz w:val="32"/>
-                <w:szCs w:val="40"/>
-              </w:rPr>
-              <w:t xml:space="preserve"> </w:t>
-            </w:r>
-            <w:r>
-              <w:rPr>
-                <w:rFonts w:ascii="BRH Devanagari Extra" w:hAnsi="BRH Devanagari Extra" w:cs="BRH Devanagari Extra"/>
-                <w:sz w:val="32"/>
-                <w:szCs w:val="40"/>
-                <w:highlight w:val="green"/>
-              </w:rPr>
-              <w:t>A</w:t>
-            </w:r>
-            <w:r>
-              <w:rPr>
-                <w:rFonts w:ascii="BRH Malayalam Extra" w:hAnsi="BRH Malayalam Extra" w:cs="BRH Devanagari Extra"/>
-                <w:szCs w:val="40"/>
-                <w:highlight w:val="green"/>
-              </w:rPr>
-              <w:t>–</w:t>
-            </w:r>
-            <w:r>
-              <w:rPr>
-                <w:rFonts w:ascii="BRH Devanagari Extra" w:hAnsi="BRH Devanagari Extra" w:cs="BRH Devanagari Extra"/>
-                <w:sz w:val="32"/>
-                <w:szCs w:val="40"/>
-                <w:highlight w:val="green"/>
-              </w:rPr>
-              <w:t>xÉ</w:t>
-            </w:r>
-            <w:r>
-              <w:rPr>
-                <w:rFonts w:ascii="BRH Malayalam Extra" w:hAnsi="BRH Malayalam Extra" w:cs="BRH Devanagari Extra"/>
-                <w:szCs w:val="40"/>
-                <w:highlight w:val="green"/>
-              </w:rPr>
-              <w:t>–</w:t>
-            </w:r>
-            <w:r>
-              <w:rPr>
-                <w:rFonts w:ascii="BRH Devanagari Extra" w:hAnsi="BRH Devanagari Extra" w:cs="BRH Devanagari Extra"/>
-                <w:sz w:val="32"/>
-                <w:szCs w:val="40"/>
-                <w:highlight w:val="green"/>
-              </w:rPr>
-              <w:t>ÑUÉ</w:t>
-            </w:r>
-            <w:r>
-              <w:rPr>
-                <w:rFonts w:ascii="BRH Malayalam Extra" w:hAnsi="BRH Malayalam Extra" w:cs="BRH Devanagari Extra"/>
-                <w:szCs w:val="40"/>
-                <w:highlight w:val="green"/>
-              </w:rPr>
-              <w:t>–</w:t>
-            </w:r>
-            <w:r>
-              <w:rPr>
-                <w:rFonts w:ascii="BRH Devanagari Extra" w:hAnsi="BRH Devanagari Extra" w:cs="BRH Devanagari Extra"/>
-                <w:sz w:val="32"/>
-                <w:szCs w:val="40"/>
-                <w:highlight w:val="green"/>
-              </w:rPr>
-              <w:t>xÉ</w:t>
-            </w:r>
-            <w:r>
-              <w:rPr>
-                <w:rFonts w:ascii="BRH Malayalam Extra" w:hAnsi="BRH Malayalam Extra" w:cs="BRH Devanagari Extra"/>
-                <w:szCs w:val="40"/>
-                <w:highlight w:val="green"/>
-              </w:rPr>
-              <w:t>–</w:t>
-            </w:r>
-            <w:r>
-              <w:rPr>
-                <w:rFonts w:ascii="BRH Devanagari Extra" w:hAnsi="BRH Devanagari Extra" w:cs="BRH Devanagari Extra"/>
-                <w:sz w:val="32"/>
-                <w:szCs w:val="40"/>
-                <w:highlight w:val="green"/>
-              </w:rPr>
-              <w:t>ÑU</w:t>
-            </w:r>
-            <w:r>
-              <w:rPr>
-                <w:rFonts w:ascii="BRH Malayalam Extra" w:hAnsi="BRH Malayalam Extra" w:cs="BRH Devanagari Extra"/>
-                <w:szCs w:val="40"/>
-                <w:highlight w:val="green"/>
-              </w:rPr>
-              <w:t>–</w:t>
-            </w:r>
-            <w:r>
-              <w:rPr>
-                <w:rFonts w:ascii="BRH Devanagari Extra" w:hAnsi="BRH Devanagari Extra" w:cs="BRH Devanagari Extra"/>
-                <w:sz w:val="32"/>
-                <w:szCs w:val="40"/>
-              </w:rPr>
-              <w:t xml:space="preserve"> </w:t>
-            </w:r>
-            <w:r>
-              <w:rPr>
-                <w:rFonts w:ascii="BRH Devanagari Extra" w:hAnsi="BRH Devanagari Extra" w:cs="BRH Devanagari Extra"/>
-                <w:sz w:val="32"/>
-                <w:szCs w:val="40"/>
-                <w:highlight w:val="green"/>
-              </w:rPr>
-              <w:t>mÉ</w:t>
-            </w:r>
-            <w:r>
-              <w:rPr>
-                <w:rFonts w:ascii="BRH Malayalam Extra" w:hAnsi="BRH Malayalam Extra" w:cs="BRH Devanagari Extra"/>
-                <w:szCs w:val="40"/>
-                <w:highlight w:val="green"/>
-              </w:rPr>
-              <w:t>–</w:t>
-            </w:r>
-            <w:r>
-              <w:rPr>
-                <w:rFonts w:ascii="BRH Devanagari Extra" w:hAnsi="BRH Devanagari Extra" w:cs="BRH Devanagari Extra"/>
-                <w:sz w:val="32"/>
-                <w:szCs w:val="40"/>
-              </w:rPr>
-              <w:t>ëcÉå</w:t>
-            </w:r>
-            <w:r>
-              <w:rPr>
-                <w:rFonts w:ascii="BRH Malayalam Extra" w:hAnsi="BRH Malayalam Extra" w:cs="BRH Devanagari Extra"/>
-                <w:szCs w:val="40"/>
-                <w:highlight w:val="green"/>
-              </w:rPr>
-              <w:t>–</w:t>
-            </w:r>
-            <w:r>
-              <w:rPr>
-                <w:rFonts w:ascii="BRH Devanagari Extra" w:hAnsi="BRH Devanagari Extra" w:cs="BRH Devanagari Extra"/>
-                <w:sz w:val="32"/>
-                <w:szCs w:val="40"/>
-                <w:highlight w:val="green"/>
-              </w:rPr>
-              <w:t>iÉÉ</w:t>
-            </w:r>
-            <w:r>
-              <w:rPr>
-                <w:rFonts w:ascii="BRH Malayalam Extra" w:hAnsi="BRH Malayalam Extra" w:cs="BRH Devanagari Extra"/>
-                <w:szCs w:val="40"/>
-                <w:highlight w:val="green"/>
-              </w:rPr>
-              <w:t>–</w:t>
-            </w:r>
-            <w:r>
-              <w:rPr>
-                <w:rFonts w:ascii="BRH Devanagari Extra" w:hAnsi="BRH Devanagari Extra" w:cs="BRH Devanagari Extra"/>
-                <w:sz w:val="32"/>
-                <w:szCs w:val="40"/>
-                <w:highlight w:val="green"/>
-              </w:rPr>
-              <w:t>å</w:t>
-            </w:r>
-            <w:r>
-              <w:rPr>
-                <w:rFonts w:ascii="BRH Devanagari Extra" w:hAnsi="BRH Devanagari Extra" w:cs="BRH Devanagari Extra"/>
-                <w:sz w:val="32"/>
-                <w:szCs w:val="40"/>
-              </w:rPr>
-              <w:t xml:space="preserve"> UÉeÉ</w:t>
-            </w:r>
-            <w:r>
-              <w:rPr>
-                <w:rFonts w:ascii="BRH Malayalam Extra" w:hAnsi="BRH Malayalam Extra" w:cs="BRH Devanagari Extra"/>
-                <w:szCs w:val="40"/>
-              </w:rPr>
-              <w:t>–</w:t>
-            </w:r>
-            <w:r>
-              <w:rPr>
-                <w:rFonts w:ascii="BRH Devanagari Extra" w:hAnsi="BRH Devanagari Extra" w:cs="BRH Devanagari Extra"/>
-                <w:sz w:val="32"/>
-                <w:szCs w:val="40"/>
-              </w:rPr>
-              <w:t>lÉç UÉeÉþlÉç mÉë</w:t>
-            </w:r>
-            <w:r>
-              <w:rPr>
-                <w:rFonts w:ascii="BRH Devanagari Extra" w:hAnsi="BRH Devanagari Extra" w:cs="BRH Devanagari Extra"/>
-                <w:sz w:val="32"/>
-                <w:szCs w:val="40"/>
-                <w:highlight w:val="green"/>
-              </w:rPr>
-              <w:t>cÉå</w:t>
-            </w:r>
-            <w:r>
-              <w:rPr>
-                <w:rFonts w:ascii="BRH Devanagari Extra" w:hAnsi="BRH Devanagari Extra" w:cs="BRH Devanagari Extra"/>
-                <w:sz w:val="32"/>
-                <w:szCs w:val="40"/>
-              </w:rPr>
-              <w:t xml:space="preserve">iÉÉå </w:t>
+              <w:t>È | UÉeÉ³Éçþ | LlÉÉ(aqÉçþ)ÍxÉ |</w:t>
             </w:r>
           </w:p>
           <w:p>
@@ -42708,34 +41530,87 @@
                 <w:rFonts w:ascii="BRH Devanagari Extra" w:hAnsi="BRH Devanagari Extra" w:cs="BRH Devanagari Extra"/>
                 <w:sz w:val="32"/>
                 <w:szCs w:val="40"/>
+              </w:rPr>
+              <w:t>mÉë</w:t>
+            </w:r>
+            <w:r>
+              <w:rPr>
+                <w:rFonts w:ascii="BRH Malayalam Extra" w:hAnsi="BRH Malayalam Extra" w:cs="BRH Devanagari Extra"/>
+                <w:szCs w:val="40"/>
+              </w:rPr>
+              <w:t>–</w:t>
+            </w:r>
+            <w:r>
+              <w:rPr>
+                <w:rFonts w:ascii="BRH Devanagari Extra" w:hAnsi="BRH Devanagari Extra" w:cs="BRH Devanagari Extra"/>
+                <w:sz w:val="32"/>
+                <w:szCs w:val="40"/>
+              </w:rPr>
+              <w:t>cÉå</w:t>
+            </w:r>
+            <w:r>
+              <w:rPr>
+                <w:rFonts w:ascii="BRH Malayalam Extra" w:hAnsi="BRH Malayalam Extra" w:cs="BRH Devanagari Extra"/>
+                <w:szCs w:val="40"/>
+              </w:rPr>
+              <w:t>–</w:t>
+            </w:r>
+            <w:r>
+              <w:rPr>
+                <w:rFonts w:ascii="BRH Devanagari Extra" w:hAnsi="BRH Devanagari Extra" w:cs="BRH Devanagari Extra"/>
+                <w:sz w:val="32"/>
+                <w:szCs w:val="40"/>
                 <w:highlight w:val="green"/>
               </w:rPr>
-              <w:t>A</w:t>
-            </w:r>
-            <w:r>
-              <w:rPr>
-                <w:rFonts w:ascii="BRH Devanagari Extra" w:hAnsi="BRH Devanagari Extra" w:cs="BRH Devanagari Extra"/>
-                <w:sz w:val="32"/>
-                <w:szCs w:val="40"/>
-              </w:rPr>
-              <w:t>xÉÑUÉxÉÑU mÉë</w:t>
-            </w:r>
-            <w:r>
-              <w:rPr>
-                <w:rFonts w:ascii="BRH Devanagari Extra" w:hAnsi="BRH Devanagari Extra" w:cs="BRH Devanagari Extra"/>
-                <w:sz w:val="32"/>
+              <w:t>iÉÉå</w:t>
+            </w:r>
+            <w:r>
+              <w:rPr>
+                <w:rFonts w:ascii="BRH Malayalam Extra" w:hAnsi="BRH Malayalam Extra" w:cs="BRH Devanagari Extra"/>
                 <w:szCs w:val="40"/>
                 <w:highlight w:val="green"/>
               </w:rPr>
-              <w:t>cÉåiÉÉ</w:t>
-            </w:r>
-            <w:r>
-              <w:rPr>
-                <w:rFonts w:ascii="BRH Malayalam Extra" w:hAnsi="BRH Malayalam Extra" w:cs="BRH Devanagari Extra"/>
+              <w:t>–</w:t>
+            </w:r>
+            <w:r>
+              <w:rPr>
+                <w:rFonts w:ascii="BRH Devanagari Extra" w:hAnsi="BRH Devanagari Extra" w:cs="BRH Devanagari Extra"/>
+                <w:sz w:val="32"/>
+                <w:szCs w:val="40"/>
+              </w:rPr>
+              <w:t xml:space="preserve"> UÉeÉ</w:t>
+            </w:r>
+            <w:r>
+              <w:rPr>
+                <w:rFonts w:ascii="BRH Malayalam Extra" w:hAnsi="BRH Malayalam Extra" w:cs="BRH Devanagari Extra"/>
+                <w:szCs w:val="40"/>
+              </w:rPr>
+              <w:t>–</w:t>
+            </w:r>
+            <w:r>
+              <w:rPr>
+                <w:rFonts w:ascii="BRH Devanagari Extra" w:hAnsi="BRH Devanagari Extra" w:cs="BRH Devanagari Extra"/>
+                <w:sz w:val="32"/>
+                <w:szCs w:val="40"/>
+              </w:rPr>
+              <w:t>lÉç UÉeÉþlÉç mÉë</w:t>
+            </w:r>
+            <w:r>
+              <w:rPr>
+                <w:rFonts w:ascii="BRH Devanagari Extra" w:hAnsi="BRH Devanagari Extra" w:cs="BRH Devanagari Extra"/>
+                <w:sz w:val="32"/>
                 <w:szCs w:val="40"/>
                 <w:highlight w:val="green"/>
               </w:rPr>
-              <w:t>–</w:t>
+              <w:t>cÉ</w:t>
+            </w:r>
+            <w:r>
+              <w:rPr>
+                <w:rFonts w:ascii="BRH Devanagari Extra" w:hAnsi="BRH Devanagari Extra" w:cs="BRH Devanagari Extra"/>
+                <w:sz w:val="32"/>
+                <w:szCs w:val="40"/>
+              </w:rPr>
+              <w:t xml:space="preserve">åiÉÈ </w:t>
             </w:r>
             <w:r>
               <w:rPr>
@@ -42744,15 +41619,67 @@
                 <w:szCs w:val="40"/>
                 <w:highlight w:val="green"/>
               </w:rPr>
-              <w:t>å</w:t>
-            </w:r>
-            <w:r>
-              <w:rPr>
-                <w:rFonts w:ascii="BRH Devanagari Extra" w:hAnsi="BRH Devanagari Extra" w:cs="BRH Devanagari Extra"/>
-                <w:sz w:val="32"/>
-                <w:szCs w:val="40"/>
-              </w:rPr>
-              <w:t xml:space="preserve"> UÉeÉ³Éçþ | </w:t>
+              <w:t>mÉëcÉåiÉÉ</w:t>
+            </w:r>
+            <w:r>
+              <w:rPr>
+                <w:rFonts w:ascii="BRH Malayalam Extra" w:hAnsi="BRH Malayalam Extra" w:cs="BRH Devanagari Extra"/>
+                <w:szCs w:val="40"/>
+              </w:rPr>
+              <w:t>–</w:t>
+            </w:r>
+            <w:r>
+              <w:rPr>
+                <w:rFonts w:ascii="BRH Devanagari Extra" w:hAnsi="BRH Devanagari Extra" w:cs="BRH Devanagari Extra"/>
+                <w:sz w:val="32"/>
+                <w:szCs w:val="40"/>
+              </w:rPr>
+              <w:t>å UÉeÉ</w:t>
+            </w:r>
+            <w:r>
+              <w:rPr>
+                <w:rFonts w:ascii="BRH Malayalam Extra" w:hAnsi="BRH Malayalam Extra" w:cs="BRH Devanagari Extra"/>
+                <w:szCs w:val="40"/>
+              </w:rPr>
+              <w:t>–</w:t>
+            </w:r>
+            <w:r>
+              <w:rPr>
+                <w:rFonts w:ascii="BRH Devanagari Extra" w:hAnsi="BRH Devanagari Extra" w:cs="BRH Devanagari Extra"/>
+                <w:sz w:val="32"/>
+                <w:szCs w:val="40"/>
+              </w:rPr>
+              <w:t>lÉç lÉålÉÉ</w:t>
+            </w:r>
+            <w:r>
+              <w:rPr>
+                <w:rFonts w:ascii="BRH Malayalam Extra" w:hAnsi="BRH Malayalam Extra" w:cs="BRH Devanagari Extra"/>
+                <w:szCs w:val="40"/>
+              </w:rPr>
+              <w:t>–</w:t>
+            </w:r>
+            <w:r>
+              <w:rPr>
+                <w:rFonts w:ascii="BRH Devanagari Extra" w:hAnsi="BRH Devanagari Extra" w:cs="BRH Devanagari Extra"/>
+                <w:sz w:val="32"/>
+                <w:szCs w:val="40"/>
+              </w:rPr>
+              <w:t>(aaÉç</w:t>
+            </w:r>
+            <w:r>
+              <w:rPr>
+                <w:rFonts w:ascii="BRH Malayalam Extra" w:hAnsi="BRH Malayalam Extra" w:cs="BRH Devanagari Extra"/>
+                <w:szCs w:val="40"/>
+              </w:rPr>
+              <w:t>–</w:t>
+            </w:r>
+            <w:r>
+              <w:rPr>
+                <w:rFonts w:ascii="BRH Devanagari Extra" w:hAnsi="BRH Devanagari Extra" w:cs="BRH Devanagari Extra"/>
+                <w:sz w:val="32"/>
+                <w:szCs w:val="40"/>
+              </w:rPr>
+              <w:t xml:space="preserve">) </w:t>
             </w:r>
           </w:p>
           <w:p>
@@ -42770,115 +41697,26 @@
             </w:pPr>
             <w:r>
               <w:rPr>
-                <w:rFonts w:cs="BRH Devanagari Extra"/>
-                <w:szCs w:val="40"/>
-              </w:rPr>
-              <w:t>36</w:t>
-            </w:r>
-            <w:r>
-              <w:rPr>
-                <w:rFonts w:ascii="BRH Devanagari Extra" w:hAnsi="BRH Devanagari Extra" w:cs="BRH Devanagari Extra"/>
-                <w:sz w:val="32"/>
-                <w:szCs w:val="40"/>
-              </w:rPr>
-              <w:t>)</w:t>
-            </w:r>
-            <w:r>
-              <w:rPr>
-                <w:rFonts w:cs="BRH Devanagari Extra"/>
-                <w:szCs w:val="40"/>
-              </w:rPr>
-              <w:t xml:space="preserve">  1</w:t>
-            </w:r>
-            <w:r>
-              <w:rPr>
-                <w:rFonts w:ascii="BRH Devanagari Extra" w:hAnsi="BRH Devanagari Extra" w:cs="BRH Devanagari Extra"/>
-                <w:sz w:val="32"/>
-                <w:szCs w:val="40"/>
-              </w:rPr>
-              <w:t>.</w:t>
-            </w:r>
-            <w:r>
-              <w:rPr>
-                <w:rFonts w:cs="BRH Devanagari Extra"/>
-                <w:szCs w:val="40"/>
-              </w:rPr>
-              <w:t>5</w:t>
-            </w:r>
-            <w:r>
-              <w:rPr>
-                <w:rFonts w:ascii="BRH Devanagari Extra" w:hAnsi="BRH Devanagari Extra" w:cs="BRH Devanagari Extra"/>
-                <w:sz w:val="32"/>
-                <w:szCs w:val="40"/>
-              </w:rPr>
-              <w:t>.</w:t>
-            </w:r>
-            <w:r>
-              <w:rPr>
-                <w:rFonts w:cs="BRH Devanagari Extra"/>
-                <w:szCs w:val="40"/>
-              </w:rPr>
-              <w:t>11</w:t>
-            </w:r>
-            <w:r>
-              <w:rPr>
-                <w:rFonts w:ascii="BRH Devanagari Extra" w:hAnsi="BRH Devanagari Extra" w:cs="BRH Devanagari Extra"/>
-                <w:sz w:val="32"/>
-                <w:szCs w:val="40"/>
-              </w:rPr>
-              <w:t>.</w:t>
-            </w:r>
-            <w:r>
-              <w:rPr>
-                <w:rFonts w:cs="BRH Devanagari Extra"/>
-                <w:szCs w:val="40"/>
-              </w:rPr>
-              <w:t>3</w:t>
-            </w:r>
-            <w:r>
-              <w:rPr>
-                <w:rFonts w:ascii="BRH Devanagari Extra" w:hAnsi="BRH Devanagari Extra" w:cs="BRH Devanagari Extra"/>
-                <w:sz w:val="32"/>
-                <w:szCs w:val="40"/>
-              </w:rPr>
-              <w:t>(</w:t>
-            </w:r>
-            <w:r>
-              <w:rPr>
-                <w:rFonts w:cs="BRH Devanagari Extra"/>
-                <w:szCs w:val="40"/>
-              </w:rPr>
-              <w:t>33</w:t>
-            </w:r>
-            <w:r>
-              <w:rPr>
-                <w:rFonts w:ascii="BRH Devanagari Extra" w:hAnsi="BRH Devanagari Extra" w:cs="BRH Devanagari Extra"/>
-                <w:sz w:val="32"/>
-                <w:szCs w:val="40"/>
-              </w:rPr>
-              <w:t>)-  mÉë</w:t>
-            </w:r>
-            <w:r>
-              <w:rPr>
-                <w:rFonts w:ascii="BRH Malayalam Extra" w:hAnsi="BRH Malayalam Extra" w:cs="BRH Devanagari Extra"/>
-                <w:szCs w:val="40"/>
-              </w:rPr>
-              <w:t>–</w:t>
-            </w:r>
-            <w:r>
-              <w:rPr>
-                <w:rFonts w:ascii="BRH Devanagari Extra" w:hAnsi="BRH Devanagari Extra" w:cs="BRH Devanagari Extra"/>
-                <w:sz w:val="32"/>
-                <w:szCs w:val="40"/>
-              </w:rPr>
-              <w:t>cÉå</w:t>
-            </w:r>
-            <w:r>
-              <w:rPr>
-                <w:rFonts w:ascii="BRH Malayalam Extra" w:hAnsi="BRH Malayalam Extra" w:cs="BRH Devanagari Extra"/>
-                <w:szCs w:val="40"/>
-              </w:rPr>
-              <w:t>–</w:t>
+                <w:rFonts w:ascii="BRH Devanagari Extra" w:hAnsi="BRH Devanagari Extra" w:cs="BRH Devanagari Extra"/>
+                <w:sz w:val="32"/>
+                <w:szCs w:val="40"/>
+              </w:rPr>
+              <w:t>xrÉålÉÉ(aqÉçþ)ÍxÉ</w:t>
+            </w:r>
+            <w:r>
+              <w:rPr>
+                <w:rFonts w:ascii="BRH Malayalam Extra" w:hAnsi="BRH Malayalam Extra" w:cs="BRH Devanagari Extra"/>
+                <w:szCs w:val="40"/>
+              </w:rPr>
+              <w:t>–</w:t>
+            </w:r>
+            <w:r>
+              <w:rPr>
+                <w:rFonts w:ascii="BRH Devanagari Extra" w:hAnsi="BRH Devanagari Extra" w:cs="BRH Devanagari Extra"/>
+                <w:sz w:val="32"/>
+                <w:szCs w:val="40"/>
+              </w:rPr>
+              <w:t xml:space="preserve"> UÉeÉþlÉç mÉë</w:t>
             </w:r>
             <w:r>
               <w:rPr>
@@ -42887,23 +41725,54 @@
                 <w:szCs w:val="40"/>
                 <w:highlight w:val="green"/>
               </w:rPr>
-              <w:t>iÉ</w:t>
-            </w:r>
-            <w:r>
-              <w:rPr>
-                <w:rFonts w:ascii="BRH Malayalam Extra" w:hAnsi="BRH Malayalam Extra" w:cs="BRH Devanagari Extra"/>
+              <w:t>cÉ</w:t>
+            </w:r>
+            <w:r>
+              <w:rPr>
+                <w:rFonts w:ascii="BRH Devanagari Extra" w:hAnsi="BRH Devanagari Extra" w:cs="BRH Devanagari Extra"/>
+                <w:sz w:val="32"/>
+                <w:szCs w:val="40"/>
+              </w:rPr>
+              <w:t xml:space="preserve">åiÉÈ </w:t>
+            </w:r>
+            <w:r>
+              <w:rPr>
+                <w:rFonts w:ascii="BRH Devanagari Extra" w:hAnsi="BRH Devanagari Extra" w:cs="BRH Devanagari Extra"/>
+                <w:sz w:val="32"/>
                 <w:szCs w:val="40"/>
                 <w:highlight w:val="green"/>
               </w:rPr>
-              <w:t>–</w:t>
-            </w:r>
-            <w:r>
-              <w:rPr>
-                <w:rFonts w:ascii="BRH Devanagari Extra" w:hAnsi="BRH Devanagari Extra" w:cs="BRH Devanagari Extra"/>
-                <w:sz w:val="32"/>
-                <w:szCs w:val="40"/>
-              </w:rPr>
-              <w:t>È | UÉeÉ³Éçþ | LlÉÉ(aqÉçþ)ÍxÉ |</w:t>
+              <w:t>mÉëcÉåiÉÉ</w:t>
+            </w:r>
+            <w:r>
+              <w:rPr>
+                <w:rFonts w:ascii="BRH Malayalam Extra" w:hAnsi="BRH Malayalam Extra" w:cs="BRH Devanagari Extra"/>
+                <w:szCs w:val="40"/>
+              </w:rPr>
+              <w:t>–</w:t>
+            </w:r>
+            <w:r>
+              <w:rPr>
+                <w:rFonts w:ascii="BRH Devanagari Extra" w:hAnsi="BRH Devanagari Extra" w:cs="BRH Devanagari Extra"/>
+                <w:sz w:val="32"/>
+                <w:szCs w:val="40"/>
+              </w:rPr>
+              <w:t xml:space="preserve"> UÉeÉ</w:t>
+            </w:r>
+            <w:r>
+              <w:rPr>
+                <w:rFonts w:ascii="BRH Malayalam Extra" w:hAnsi="BRH Malayalam Extra" w:cs="BRH Devanagari Extra"/>
+                <w:szCs w:val="40"/>
+              </w:rPr>
+              <w:t>–</w:t>
+            </w:r>
+            <w:r>
+              <w:rPr>
+                <w:rFonts w:ascii="BRH Devanagari Extra" w:hAnsi="BRH Devanagari Extra" w:cs="BRH Devanagari Extra"/>
+                <w:sz w:val="32"/>
+                <w:szCs w:val="40"/>
+              </w:rPr>
+              <w:t xml:space="preserve">lÉç lÉålÉÉ(aqÉçþ)ÍxÉ | </w:t>
             </w:r>
           </w:p>
           <w:p>
@@ -42921,269 +41790,6 @@
             </w:pPr>
             <w:r>
               <w:rPr>
-                <w:rFonts w:ascii="BRH Devanagari Extra" w:hAnsi="BRH Devanagari Extra" w:cs="BRH Devanagari Extra"/>
-                <w:sz w:val="32"/>
-                <w:szCs w:val="40"/>
-              </w:rPr>
-              <w:t>mÉë</w:t>
-            </w:r>
-            <w:r>
-              <w:rPr>
-                <w:rFonts w:ascii="BRH Malayalam Extra" w:hAnsi="BRH Malayalam Extra" w:cs="BRH Devanagari Extra"/>
-                <w:szCs w:val="40"/>
-              </w:rPr>
-              <w:t>–</w:t>
-            </w:r>
-            <w:r>
-              <w:rPr>
-                <w:rFonts w:ascii="BRH Devanagari Extra" w:hAnsi="BRH Devanagari Extra" w:cs="BRH Devanagari Extra"/>
-                <w:sz w:val="32"/>
-                <w:szCs w:val="40"/>
-              </w:rPr>
-              <w:t>cÉå</w:t>
-            </w:r>
-            <w:r>
-              <w:rPr>
-                <w:rFonts w:ascii="BRH Malayalam Extra" w:hAnsi="BRH Malayalam Extra" w:cs="BRH Devanagari Extra"/>
-                <w:szCs w:val="40"/>
-              </w:rPr>
-              <w:t>–</w:t>
-            </w:r>
-            <w:r>
-              <w:rPr>
-                <w:rFonts w:ascii="BRH Devanagari Extra" w:hAnsi="BRH Devanagari Extra" w:cs="BRH Devanagari Extra"/>
-                <w:sz w:val="32"/>
-                <w:szCs w:val="40"/>
-                <w:highlight w:val="green"/>
-              </w:rPr>
-              <w:t>iÉÉå</w:t>
-            </w:r>
-            <w:r>
-              <w:rPr>
-                <w:rFonts w:ascii="BRH Malayalam Extra" w:hAnsi="BRH Malayalam Extra" w:cs="BRH Devanagari Extra"/>
-                <w:szCs w:val="40"/>
-                <w:highlight w:val="green"/>
-              </w:rPr>
-              <w:t>–</w:t>
-            </w:r>
-            <w:r>
-              <w:rPr>
-                <w:rFonts w:ascii="BRH Devanagari Extra" w:hAnsi="BRH Devanagari Extra" w:cs="BRH Devanagari Extra"/>
-                <w:sz w:val="32"/>
-                <w:szCs w:val="40"/>
-              </w:rPr>
-              <w:t xml:space="preserve"> UÉeÉ</w:t>
-            </w:r>
-            <w:r>
-              <w:rPr>
-                <w:rFonts w:ascii="BRH Malayalam Extra" w:hAnsi="BRH Malayalam Extra" w:cs="BRH Devanagari Extra"/>
-                <w:szCs w:val="40"/>
-              </w:rPr>
-              <w:t>–</w:t>
-            </w:r>
-            <w:r>
-              <w:rPr>
-                <w:rFonts w:ascii="BRH Devanagari Extra" w:hAnsi="BRH Devanagari Extra" w:cs="BRH Devanagari Extra"/>
-                <w:sz w:val="32"/>
-                <w:szCs w:val="40"/>
-              </w:rPr>
-              <w:t>lÉç UÉeÉþlÉç mÉë</w:t>
-            </w:r>
-            <w:r>
-              <w:rPr>
-                <w:rFonts w:ascii="BRH Devanagari Extra" w:hAnsi="BRH Devanagari Extra" w:cs="BRH Devanagari Extra"/>
-                <w:sz w:val="32"/>
-                <w:szCs w:val="40"/>
-                <w:highlight w:val="green"/>
-              </w:rPr>
-              <w:t>cÉ</w:t>
-            </w:r>
-            <w:r>
-              <w:rPr>
-                <w:rFonts w:ascii="BRH Devanagari Extra" w:hAnsi="BRH Devanagari Extra" w:cs="BRH Devanagari Extra"/>
-                <w:sz w:val="32"/>
-                <w:szCs w:val="40"/>
-              </w:rPr>
-              <w:t xml:space="preserve">åiÉÈ </w:t>
-            </w:r>
-            <w:r>
-              <w:rPr>
-                <w:rFonts w:ascii="BRH Devanagari Extra" w:hAnsi="BRH Devanagari Extra" w:cs="BRH Devanagari Extra"/>
-                <w:sz w:val="32"/>
-                <w:szCs w:val="40"/>
-                <w:highlight w:val="green"/>
-              </w:rPr>
-              <w:t>mÉëcÉåiÉÉ</w:t>
-            </w:r>
-            <w:r>
-              <w:rPr>
-                <w:rFonts w:ascii="BRH Malayalam Extra" w:hAnsi="BRH Malayalam Extra" w:cs="BRH Devanagari Extra"/>
-                <w:szCs w:val="40"/>
-              </w:rPr>
-              <w:t>–</w:t>
-            </w:r>
-            <w:r>
-              <w:rPr>
-                <w:rFonts w:ascii="BRH Devanagari Extra" w:hAnsi="BRH Devanagari Extra" w:cs="BRH Devanagari Extra"/>
-                <w:sz w:val="32"/>
-                <w:szCs w:val="40"/>
-              </w:rPr>
-              <w:t>å UÉeÉ</w:t>
-            </w:r>
-            <w:r>
-              <w:rPr>
-                <w:rFonts w:ascii="BRH Malayalam Extra" w:hAnsi="BRH Malayalam Extra" w:cs="BRH Devanagari Extra"/>
-                <w:szCs w:val="40"/>
-              </w:rPr>
-              <w:t>–</w:t>
-            </w:r>
-            <w:r>
-              <w:rPr>
-                <w:rFonts w:ascii="BRH Devanagari Extra" w:hAnsi="BRH Devanagari Extra" w:cs="BRH Devanagari Extra"/>
-                <w:sz w:val="32"/>
-                <w:szCs w:val="40"/>
-              </w:rPr>
-              <w:t>lÉç lÉålÉÉ</w:t>
-            </w:r>
-            <w:r>
-              <w:rPr>
-                <w:rFonts w:ascii="BRH Malayalam Extra" w:hAnsi="BRH Malayalam Extra" w:cs="BRH Devanagari Extra"/>
-                <w:szCs w:val="40"/>
-              </w:rPr>
-              <w:t>–</w:t>
-            </w:r>
-            <w:r>
-              <w:rPr>
-                <w:rFonts w:ascii="BRH Devanagari Extra" w:hAnsi="BRH Devanagari Extra" w:cs="BRH Devanagari Extra"/>
-                <w:sz w:val="32"/>
-                <w:szCs w:val="40"/>
-              </w:rPr>
-              <w:t>(aaÉç</w:t>
-            </w:r>
-            <w:r>
-              <w:rPr>
-                <w:rFonts w:ascii="BRH Malayalam Extra" w:hAnsi="BRH Malayalam Extra" w:cs="BRH Devanagari Extra"/>
-                <w:szCs w:val="40"/>
-              </w:rPr>
-              <w:t>–</w:t>
-            </w:r>
-            <w:r>
-              <w:rPr>
-                <w:rFonts w:ascii="BRH Devanagari Extra" w:hAnsi="BRH Devanagari Extra" w:cs="BRH Devanagari Extra"/>
-                <w:sz w:val="32"/>
-                <w:szCs w:val="40"/>
-              </w:rPr>
-              <w:t xml:space="preserve">) </w:t>
-            </w:r>
-          </w:p>
-          <w:p>
-            <w:pPr>
-              <w:widowControl w:val="0"/>
-              <w:autoSpaceDE w:val="0"/>
-              <w:autoSpaceDN w:val="0"/>
-              <w:adjustRightInd w:val="0"/>
-              <w:spacing w:before="0" w:line="240" w:lineRule="auto"/>
-              <w:rPr>
-                <w:rFonts w:ascii="BRH Devanagari Extra" w:hAnsi="BRH Devanagari Extra" w:cs="BRH Devanagari Extra"/>
-                <w:sz w:val="32"/>
-                <w:szCs w:val="40"/>
-              </w:rPr>
-            </w:pPr>
-            <w:r>
-              <w:rPr>
-                <w:rFonts w:ascii="BRH Devanagari Extra" w:hAnsi="BRH Devanagari Extra" w:cs="BRH Devanagari Extra"/>
-                <w:sz w:val="32"/>
-                <w:szCs w:val="40"/>
-              </w:rPr>
-              <w:t>xrÉålÉÉ(aqÉçþ)ÍxÉ</w:t>
-            </w:r>
-            <w:r>
-              <w:rPr>
-                <w:rFonts w:ascii="BRH Malayalam Extra" w:hAnsi="BRH Malayalam Extra" w:cs="BRH Devanagari Extra"/>
-                <w:szCs w:val="40"/>
-              </w:rPr>
-              <w:t>–</w:t>
-            </w:r>
-            <w:r>
-              <w:rPr>
-                <w:rFonts w:ascii="BRH Devanagari Extra" w:hAnsi="BRH Devanagari Extra" w:cs="BRH Devanagari Extra"/>
-                <w:sz w:val="32"/>
-                <w:szCs w:val="40"/>
-              </w:rPr>
-              <w:t xml:space="preserve"> UÉeÉþlÉç mÉë</w:t>
-            </w:r>
-            <w:r>
-              <w:rPr>
-                <w:rFonts w:ascii="BRH Devanagari Extra" w:hAnsi="BRH Devanagari Extra" w:cs="BRH Devanagari Extra"/>
-                <w:sz w:val="32"/>
-                <w:szCs w:val="40"/>
-                <w:highlight w:val="green"/>
-              </w:rPr>
-              <w:t>cÉ</w:t>
-            </w:r>
-            <w:r>
-              <w:rPr>
-                <w:rFonts w:ascii="BRH Devanagari Extra" w:hAnsi="BRH Devanagari Extra" w:cs="BRH Devanagari Extra"/>
-                <w:sz w:val="32"/>
-                <w:szCs w:val="40"/>
-              </w:rPr>
-              <w:t xml:space="preserve">åiÉÈ </w:t>
-            </w:r>
-            <w:r>
-              <w:rPr>
-                <w:rFonts w:ascii="BRH Devanagari Extra" w:hAnsi="BRH Devanagari Extra" w:cs="BRH Devanagari Extra"/>
-                <w:sz w:val="32"/>
-                <w:szCs w:val="40"/>
-                <w:highlight w:val="green"/>
-              </w:rPr>
-              <w:t>mÉëcÉåiÉÉ</w:t>
-            </w:r>
-            <w:r>
-              <w:rPr>
-                <w:rFonts w:ascii="BRH Malayalam Extra" w:hAnsi="BRH Malayalam Extra" w:cs="BRH Devanagari Extra"/>
-                <w:szCs w:val="40"/>
-              </w:rPr>
-              <w:t>–</w:t>
-            </w:r>
-            <w:r>
-              <w:rPr>
-                <w:rFonts w:ascii="BRH Devanagari Extra" w:hAnsi="BRH Devanagari Extra" w:cs="BRH Devanagari Extra"/>
-                <w:sz w:val="32"/>
-                <w:szCs w:val="40"/>
-              </w:rPr>
-              <w:t xml:space="preserve"> UÉeÉ</w:t>
-            </w:r>
-            <w:r>
-              <w:rPr>
-                <w:rFonts w:ascii="BRH Malayalam Extra" w:hAnsi="BRH Malayalam Extra" w:cs="BRH Devanagari Extra"/>
-                <w:szCs w:val="40"/>
-              </w:rPr>
-              <w:t>–</w:t>
-            </w:r>
-            <w:r>
-              <w:rPr>
-                <w:rFonts w:ascii="BRH Devanagari Extra" w:hAnsi="BRH Devanagari Extra" w:cs="BRH Devanagari Extra"/>
-                <w:sz w:val="32"/>
-                <w:szCs w:val="40"/>
-              </w:rPr>
-              <w:t xml:space="preserve">lÉç lÉålÉÉ(aqÉçþ)ÍxÉ | </w:t>
-            </w:r>
-          </w:p>
-          <w:p>
-            <w:pPr>
-              <w:widowControl w:val="0"/>
-              <w:autoSpaceDE w:val="0"/>
-              <w:autoSpaceDN w:val="0"/>
-              <w:adjustRightInd w:val="0"/>
-              <w:spacing w:before="0" w:line="240" w:lineRule="auto"/>
-              <w:rPr>
-                <w:rFonts w:ascii="BRH Devanagari Extra" w:hAnsi="BRH Devanagari Extra" w:cs="BRH Devanagari Extra"/>
-                <w:sz w:val="32"/>
-                <w:szCs w:val="40"/>
-              </w:rPr>
-            </w:pPr>
-            <w:r>
-              <w:rPr>
                 <w:rFonts w:cs="BRH Devanagari Extra"/>
                 <w:szCs w:val="40"/>
               </w:rPr>
@@ -43270,18 +41876,8 @@
                 <w:sz w:val="32"/>
                 <w:szCs w:val="40"/>
               </w:rPr>
-              <w:t>)</w:t>
-            </w:r>
-            <w:proofErr w:type="gramStart"/>
-            <w:r>
-              <w:rPr>
-                <w:rFonts w:ascii="BRH Devanagari Extra" w:hAnsi="BRH Devanagari Extra" w:cs="BRH Devanagari Extra"/>
-                <w:sz w:val="32"/>
-                <w:szCs w:val="40"/>
-              </w:rPr>
-              <w:t>-  mÉë</w:t>
-            </w:r>
-            <w:proofErr w:type="gramEnd"/>
+              <w:t>)-  mÉë</w:t>
+            </w:r>
             <w:r>
               <w:rPr>
                 <w:rFonts w:ascii="BRH Malayalam Extra" w:hAnsi="BRH Malayalam Extra" w:cs="BRH Devanagari Extra"/>
@@ -43552,25 +42148,7 @@
                 <w:sz w:val="32"/>
                 <w:szCs w:val="40"/>
               </w:rPr>
-              <w:t>)</w:t>
-            </w:r>
-            <w:proofErr w:type="gramStart"/>
-            <w:r>
-              <w:rPr>
-                <w:rFonts w:ascii="BRH Devanagari Extra" w:hAnsi="BRH Devanagari Extra" w:cs="BRH Devanagari Extra"/>
-                <w:sz w:val="32"/>
-                <w:szCs w:val="40"/>
-              </w:rPr>
-              <w:t>-  uÉcÉÉ</w:t>
-            </w:r>
-            <w:proofErr w:type="gramEnd"/>
-            <w:r>
-              <w:rPr>
-                <w:rFonts w:ascii="BRH Devanagari Extra" w:hAnsi="BRH Devanagari Extra" w:cs="BRH Devanagari Extra"/>
-                <w:sz w:val="32"/>
-                <w:szCs w:val="40"/>
-              </w:rPr>
-              <w:t>(aqÉçþ)ÍxÉ ||</w:t>
+              <w:t>)-  uÉcÉÉ(aqÉçþ)ÍxÉ ||</w:t>
             </w:r>
           </w:p>
           <w:p>
@@ -43625,7 +42203,6 @@
               </w:rPr>
               <w:t>(aqÉç</w:t>
             </w:r>
-            <w:proofErr w:type="gramStart"/>
             <w:r>
               <w:rPr>
                 <w:rFonts w:ascii="BRH Malayalam Extra" w:hAnsi="BRH Malayalam Extra" w:cs="BRH Devanagari Extra"/>
@@ -43641,7 +42218,6 @@
               </w:rPr>
               <w:t>)xÉÏÌiÉ</w:t>
             </w:r>
-            <w:proofErr w:type="gramEnd"/>
             <w:r>
               <w:rPr>
                 <w:rFonts w:ascii="BRH Malayalam Extra" w:hAnsi="BRH Malayalam Extra" w:cs="BRH Devanagari Extra"/>
@@ -43764,25 +42340,7 @@
                 <w:sz w:val="32"/>
                 <w:szCs w:val="40"/>
               </w:rPr>
-              <w:t>)</w:t>
-            </w:r>
-            <w:proofErr w:type="gramStart"/>
-            <w:r>
-              <w:rPr>
-                <w:rFonts w:ascii="BRH Devanagari Extra" w:hAnsi="BRH Devanagari Extra" w:cs="BRH Devanagari Extra"/>
-                <w:sz w:val="32"/>
-                <w:szCs w:val="40"/>
-              </w:rPr>
-              <w:t>-  uÉcÉÉ</w:t>
-            </w:r>
-            <w:proofErr w:type="gramEnd"/>
-            <w:r>
-              <w:rPr>
-                <w:rFonts w:ascii="BRH Devanagari Extra" w:hAnsi="BRH Devanagari Extra" w:cs="BRH Devanagari Extra"/>
-                <w:sz w:val="32"/>
-                <w:szCs w:val="40"/>
-              </w:rPr>
-              <w:t>(aqÉçþ)ÍxÉ ||</w:t>
+              <w:t>)-  uÉcÉÉ(aqÉçþ)ÍxÉ ||</w:t>
             </w:r>
           </w:p>
           <w:p>
@@ -43829,7 +42387,6 @@
               </w:rPr>
               <w:t>(aqÉç</w:t>
             </w:r>
-            <w:proofErr w:type="gramStart"/>
             <w:r>
               <w:rPr>
                 <w:rFonts w:ascii="BRH Malayalam Extra" w:hAnsi="BRH Malayalam Extra" w:cs="BRH Devanagari Extra"/>
@@ -43845,7 +42402,6 @@
               </w:rPr>
               <w:t>)xÉÏÌiÉ</w:t>
             </w:r>
-            <w:proofErr w:type="gramEnd"/>
             <w:r>
               <w:rPr>
                 <w:rFonts w:ascii="BRH Malayalam Extra" w:hAnsi="BRH Malayalam Extra" w:cs="BRH Devanagari Extra"/>
@@ -43973,25 +42529,7 @@
                 <w:sz w:val="32"/>
                 <w:szCs w:val="40"/>
               </w:rPr>
-              <w:t>)</w:t>
-            </w:r>
-            <w:proofErr w:type="gramStart"/>
-            <w:r>
-              <w:rPr>
-                <w:rFonts w:ascii="BRH Devanagari Extra" w:hAnsi="BRH Devanagari Extra" w:cs="BRH Devanagari Extra"/>
-                <w:sz w:val="32"/>
-                <w:szCs w:val="40"/>
-              </w:rPr>
-              <w:t>-  AÌSþÌiÉÈ</w:t>
-            </w:r>
-            <w:proofErr w:type="gramEnd"/>
-            <w:r>
-              <w:rPr>
-                <w:rFonts w:ascii="BRH Devanagari Extra" w:hAnsi="BRH Devanagari Extra" w:cs="BRH Devanagari Extra"/>
-                <w:sz w:val="32"/>
-                <w:szCs w:val="40"/>
-              </w:rPr>
-              <w:t xml:space="preserve"> | lÉ</w:t>
+              <w:t>)-  AÌSþÌiÉÈ | lÉ</w:t>
             </w:r>
             <w:r>
               <w:rPr>
@@ -44538,7 +43076,6 @@
                 <w:sz w:val="32"/>
                 <w:szCs w:val="40"/>
               </w:rPr>
-              <w:lastRenderedPageBreak/>
               <w:t>EÂwrÉ</w:t>
             </w:r>
             <w:r>
@@ -44740,6 +43277,7 @@
                 <w:sz w:val="32"/>
                 <w:szCs w:val="40"/>
               </w:rPr>
+              <w:lastRenderedPageBreak/>
               <w:t>E</w:t>
             </w:r>
             <w:r>
@@ -45032,25 +43570,7 @@
                 <w:sz w:val="32"/>
                 <w:szCs w:val="40"/>
               </w:rPr>
-              <w:t>)</w:t>
-            </w:r>
-            <w:proofErr w:type="gramStart"/>
-            <w:r>
-              <w:rPr>
-                <w:rFonts w:ascii="BRH Devanagari Extra" w:hAnsi="BRH Devanagari Extra" w:cs="BRH Devanagari Extra"/>
-                <w:sz w:val="32"/>
-                <w:szCs w:val="40"/>
-              </w:rPr>
-              <w:t>-  AÌSþÌiÉÈ</w:t>
-            </w:r>
-            <w:proofErr w:type="gramEnd"/>
-            <w:r>
-              <w:rPr>
-                <w:rFonts w:ascii="BRH Devanagari Extra" w:hAnsi="BRH Devanagari Extra" w:cs="BRH Devanagari Extra"/>
-                <w:sz w:val="32"/>
-                <w:szCs w:val="40"/>
-              </w:rPr>
-              <w:t xml:space="preserve"> | lÉ</w:t>
+              <w:t>)-  AÌSþÌiÉÈ | lÉ</w:t>
             </w:r>
             <w:r>
               <w:rPr>
@@ -45350,18 +43870,8 @@
                 <w:sz w:val="32"/>
                 <w:szCs w:val="40"/>
               </w:rPr>
-              <w:t>)</w:t>
-            </w:r>
-            <w:proofErr w:type="gramStart"/>
-            <w:r>
-              <w:rPr>
-                <w:rFonts w:ascii="BRH Devanagari Extra" w:hAnsi="BRH Devanagari Extra" w:cs="BRH Devanagari Extra"/>
-                <w:sz w:val="32"/>
-                <w:szCs w:val="40"/>
-              </w:rPr>
-              <w:t>-  lÉ</w:t>
-            </w:r>
-            <w:proofErr w:type="gramEnd"/>
+              <w:t>)-  lÉ</w:t>
+            </w:r>
             <w:r>
               <w:rPr>
                 <w:rFonts w:ascii="BRH Malayalam Extra" w:hAnsi="BRH Malayalam Extra" w:cs="BRH Devanagari Extra"/>
@@ -45726,7 +44236,6 @@
                 <w:sz w:val="32"/>
                 <w:szCs w:val="40"/>
               </w:rPr>
-              <w:lastRenderedPageBreak/>
               <w:t>EÂwrÉ</w:t>
             </w:r>
             <w:r>
@@ -45846,18 +44355,8 @@
                 <w:sz w:val="32"/>
                 <w:szCs w:val="40"/>
               </w:rPr>
-              <w:t>)</w:t>
-            </w:r>
-            <w:proofErr w:type="gramStart"/>
-            <w:r>
-              <w:rPr>
-                <w:rFonts w:ascii="BRH Devanagari Extra" w:hAnsi="BRH Devanagari Extra" w:cs="BRH Devanagari Extra"/>
-                <w:sz w:val="32"/>
-                <w:szCs w:val="40"/>
-              </w:rPr>
-              <w:t>-  E</w:t>
-            </w:r>
-            <w:proofErr w:type="gramEnd"/>
+              <w:t>)-  E</w:t>
+            </w:r>
             <w:r>
               <w:rPr>
                 <w:rFonts w:ascii="BRH Malayalam Extra" w:hAnsi="BRH Malayalam Extra" w:cs="BRH Devanagari Extra"/>
@@ -45938,6 +44437,7 @@
                 <w:sz w:val="32"/>
                 <w:szCs w:val="40"/>
               </w:rPr>
+              <w:lastRenderedPageBreak/>
               <w:t>E</w:t>
             </w:r>
             <w:r>
